--- a/docs/BAO_CAO_THUC_TAP.docx
+++ b/docs/BAO_CAO_THUC_TAP.docx
@@ -270,7 +270,9 @@
         <w:ind w:left="1701"/>
       </w:pPr>
       <w:r>
-        <w:t xml:space="preserve">Cán bộ hướng dẫn tại công ty/đơn vị:</w:t>
+        <w:t xml:space="preserve">Cán bộ hướng dẫn tại công ty/đơn vị: ThS. Nguyễn Bá Luận</w:t>
+      </w:r>
+      <w:r>
         <w:tab/>
       </w:r>
     </w:p>
@@ -743,9 +745,26 @@
           <w:color w:val="000000"/>
           <w:szCs w:val="26"/>
         </w:rPr>
-        <w:t>Người hướng dẫn</w:t>
+        <w:t xml:space="preserve">Người hướng dẫn</w:t>
+      </w:r>
+      <w:r>
         <w:tab/>
-        <w:t>:</w:t>
+      </w:r>
+      <w:r>
+        <w:rPr>
+          <w:color w:val="000000"/>
+          <w:szCs w:val="26"/>
+        </w:rPr>
+        <w:t xml:space="preserve">:</w:t>
+      </w:r>
+      <w:r>
+        <w:rPr>
+          <w:color w:val="000000"/>
+          <w:szCs w:val="26"/>
+        </w:rPr>
+        <w:t xml:space="preserve"> ThS. Nguyễn Bá Luận</w:t>
+      </w:r>
+      <w:r>
         <w:tab/>
       </w:r>
     </w:p>
@@ -2442,7 +2461,7 @@
         <w:jc w:val="both"/>
       </w:pPr>
       <w:r>
-        <w:t xml:space="preserve">Em xin gửi lời cảm ơn chân thành đến Ban lãnh đạo và các anh chị tại Công ty TNHH ITM Semiconductor Vietnam đã tạo điều kiện để em thực tập tại đơn vị trong ba tháng, từ ngày 01/07/2026 đến ngày 27/09/2026. Cán bộ hướng dẫn tại công ty đã giao việc rõ ràng, góp ý sau mỗi tuần làm việc và cho em thời gian để hoàn thiện sản phẩm. Những buổi trao đổi ấy giúp em nhìn phần mềm như một sản phẩm cần kiểm soát chất lượng, chứ không chỉ là một đoạn mã chạy được.</w:t>
+        <w:t xml:space="preserve">Em xin gửi lời cảm ơn chân thành đến Ban lãnh đạo và các anh chị tại Công ty TNHH ITM Semiconductor Vietnam đã tạo điều kiện để em thực tập tại đơn vị trong ba tháng, từ ngày 01/07/2026 đến ngày 27/09/2026. Cán bộ hướng dẫn tại công ty, ThS. Nguyễn Bá Luận, đã giao việc rõ ràng, góp ý sau mỗi tuần làm việc và cho em thời gian để hoàn thiện sản phẩm. Những buổi trao đổi ấy giúp em nhìn phần mềm như một sản phẩm cần kiểm soát chất lượng, chứ không chỉ là một đoạn mã chạy được.</w:t>
       </w:r>
     </w:p>
     <w:p>
@@ -2511,11 +2530,1327 @@
     <w:p>
       <w:pPr>
         <w:pStyle w:val="Heading1N"/>
+        <w:keepNext/>
         <w:pageBreakBefore/>
         <w:ind w:left="0" w:firstLine="0"/>
         <w:jc w:val="center"/>
       </w:pPr>
       <w:r>
+        <w:t xml:space="preserve">DANH MỤC CÔNG TRÌNH KHOA HỌC CỦA SINH VIÊN</w:t>
+      </w:r>
+    </w:p>
+    <w:p>
+      <w:pPr>
+        <w:pStyle w:val="Content"/>
+        <w:spacing w:after="120"/>
+        <w:ind w:firstLine="567"/>
+        <w:jc w:val="both"/>
+      </w:pPr>
+      <w:r>
+        <w:t xml:space="preserve">Ngoài dự án thực tập, sinh viên là tác giả liên hệ của 12 bản thảo nghiên cứu về tài chính, ngân hàng và quản trị doanh nghiệp. Bảng 0.1 liệt kê các bản thảo theo mức độ tiến triển, lấy từ hồ sơ công bố trong tệp README của kho mã và hồ sơ ORCID (0009-0008-3307-6569). Hàng in đậm là bài đã công bố, đã được duyệt đăng hoặc đã sửa xong vòng 2, gồm cả bài có nội dung nối trực tiếp với dự án. Dấu * chỉ tác giả liên hệ, et al. thay cho danh sách đồng tác giả. Chỉ hai bài đầu là công bố chính thức, các bài còn lại có thể thay đổi sau phản biện.</w:t>
+      </w:r>
+    </w:p>
+    <w:p>
+      <w:pPr>
+        <w:pStyle w:val="Heading4"/>
+        <w:keepNext/>
+        <w:numPr>
+          <w:ilvl w:val="0"/>
+          <w:numId w:val="0"/>
+        </w:numPr>
+        <w:spacing w:before="160" w:after="60"/>
+        <w:ind w:left="0" w:firstLine="0"/>
+        <w:jc w:val="center"/>
+      </w:pPr>
+      <w:r>
+        <w:rPr>
+          <w:b/>
+          <w:bCs/>
+          <w:i w:val="0"/>
+          <w:iCs w:val="0"/>
+          <w:sz w:val="24"/>
+          <w:szCs w:val="24"/>
+        </w:rPr>
+        <w:t xml:space="preserve">Bảng 0.1. Sản phẩm khoa học của sinh viên</w:t>
+      </w:r>
+    </w:p>
+    <w:tbl>
+      <w:tblPr>
+        <w:tblW w:w="8788" w:type="dxa"/>
+        <w:tblBorders>
+          <w:top w:val="single" w:sz="4" w:space="0" w:color="808080"/>
+          <w:left w:val="single" w:sz="4" w:space="0" w:color="808080"/>
+          <w:bottom w:val="single" w:sz="4" w:space="0" w:color="808080"/>
+          <w:right w:val="single" w:sz="4" w:space="0" w:color="808080"/>
+          <w:insideH w:val="single" w:sz="4" w:space="0" w:color="808080"/>
+          <w:insideV w:val="single" w:sz="4" w:space="0" w:color="808080"/>
+        </w:tblBorders>
+        <w:tblLayout w:type="fixed"/>
+        <w:tblCellMar>
+          <w:top w:w="40" w:type="dxa"/>
+          <w:left w:w="80" w:type="dxa"/>
+          <w:bottom w:w="40" w:type="dxa"/>
+          <w:right w:w="80" w:type="dxa"/>
+        </w:tblCellMar>
+      </w:tblPr>
+      <w:tblGrid>
+        <w:gridCol w:w="703"/>
+        <w:gridCol w:w="2543"/>
+        <w:gridCol w:w="2800"/>
+        <w:gridCol w:w="923"/>
+        <w:gridCol w:w="1819"/>
+      </w:tblGrid>
+      <w:tr>
+        <w:trPr>
+          <w:cantSplit/>
+          <w:tblHeader/>
+        </w:trPr>
+        <w:tc>
+          <w:tcPr>
+            <w:tcW w:w="703" w:type="dxa"/>
+          </w:tcPr>
+          <w:p>
+            <w:pPr>
+              <w:spacing w:before="20" w:after="20"/>
+              <w:jc w:val="center"/>
+            </w:pPr>
+            <w:r>
+              <w:rPr>
+                <w:b/>
+                <w:bCs/>
+                <w:sz w:val="20"/>
+                <w:szCs w:val="20"/>
+              </w:rPr>
+              <w:t xml:space="preserve">STT</w:t>
+            </w:r>
+          </w:p>
+        </w:tc>
+        <w:tc>
+          <w:tcPr>
+            <w:tcW w:w="2543" w:type="dxa"/>
+          </w:tcPr>
+          <w:p>
+            <w:pPr>
+              <w:spacing w:before="20" w:after="20"/>
+              <w:jc w:val="center"/>
+            </w:pPr>
+            <w:r>
+              <w:rPr>
+                <w:b/>
+                <w:bCs/>
+                <w:sz w:val="20"/>
+                <w:szCs w:val="20"/>
+              </w:rPr>
+              <w:t xml:space="preserve">Tên bài</w:t>
+            </w:r>
+          </w:p>
+        </w:tc>
+        <w:tc>
+          <w:tcPr>
+            <w:tcW w:w="2800" w:type="dxa"/>
+          </w:tcPr>
+          <w:p>
+            <w:pPr>
+              <w:spacing w:before="20" w:after="20"/>
+              <w:jc w:val="center"/>
+            </w:pPr>
+            <w:r>
+              <w:rPr>
+                <w:b/>
+                <w:bCs/>
+                <w:sz w:val="20"/>
+                <w:szCs w:val="20"/>
+              </w:rPr>
+              <w:t xml:space="preserve">Tạp chí</w:t>
+            </w:r>
+          </w:p>
+        </w:tc>
+        <w:tc>
+          <w:tcPr>
+            <w:tcW w:w="923" w:type="dxa"/>
+          </w:tcPr>
+          <w:p>
+            <w:pPr>
+              <w:spacing w:before="20" w:after="20"/>
+              <w:jc w:val="center"/>
+            </w:pPr>
+            <w:r>
+              <w:rPr>
+                <w:b/>
+                <w:bCs/>
+                <w:sz w:val="20"/>
+                <w:szCs w:val="20"/>
+              </w:rPr>
+              <w:t xml:space="preserve">Chỉ mục</w:t>
+            </w:r>
+          </w:p>
+        </w:tc>
+        <w:tc>
+          <w:tcPr>
+            <w:tcW w:w="1819" w:type="dxa"/>
+          </w:tcPr>
+          <w:p>
+            <w:pPr>
+              <w:spacing w:before="20" w:after="20"/>
+              <w:jc w:val="center"/>
+            </w:pPr>
+            <w:r>
+              <w:rPr>
+                <w:b/>
+                <w:bCs/>
+                <w:sz w:val="20"/>
+                <w:szCs w:val="20"/>
+              </w:rPr>
+              <w:t xml:space="preserve">Tình trạng</w:t>
+            </w:r>
+          </w:p>
+        </w:tc>
+      </w:tr>
+      <w:tr>
+        <w:trPr>
+          <w:cantSplit/>
+        </w:trPr>
+        <w:tc>
+          <w:tcPr>
+            <w:tcW w:w="703" w:type="dxa"/>
+          </w:tcPr>
+          <w:p>
+            <w:pPr>
+              <w:spacing w:before="20" w:after="20"/>
+            </w:pPr>
+            <w:r>
+              <w:rPr>
+                <w:b/>
+                <w:bCs/>
+                <w:sz w:val="20"/>
+                <w:szCs w:val="20"/>
+              </w:rPr>
+              <w:t xml:space="preserve">1</w:t>
+            </w:r>
+          </w:p>
+        </w:tc>
+        <w:tc>
+          <w:tcPr>
+            <w:tcW w:w="2543" w:type="dxa"/>
+          </w:tcPr>
+          <w:p>
+            <w:pPr>
+              <w:spacing w:before="20" w:after="20"/>
+            </w:pPr>
+            <w:r>
+              <w:rPr>
+                <w:b/>
+                <w:bCs/>
+                <w:sz w:val="20"/>
+                <w:szCs w:val="20"/>
+              </w:rPr>
+              <w:t xml:space="preserve">Black-Litterman portfolio optimization using regime switching CAPM and ABC-MCMC: Empirical evidence from the Vietnamese stock market period 2019-2025</w:t>
+            </w:r>
+          </w:p>
+        </w:tc>
+        <w:tc>
+          <w:tcPr>
+            <w:tcW w:w="2800" w:type="dxa"/>
+          </w:tcPr>
+          <w:p>
+            <w:pPr>
+              <w:spacing w:before="20" w:after="20"/>
+            </w:pPr>
+            <w:r>
+              <w:rPr>
+                <w:b/>
+                <w:bCs/>
+                <w:sz w:val="20"/>
+                <w:szCs w:val="20"/>
+              </w:rPr>
+              <w:t xml:space="preserve">Journal of Policy and Development Research, tập 01, tr. 81-99, 2026, doi: 10.63640/3030-4091/jpd.apd.194</w:t>
+            </w:r>
+          </w:p>
+        </w:tc>
+        <w:tc>
+          <w:tcPr>
+            <w:tcW w:w="923" w:type="dxa"/>
+          </w:tcPr>
+          <w:p>
+            <w:pPr>
+              <w:spacing w:before="20" w:after="20"/>
+            </w:pPr>
+            <w:r>
+              <w:rPr>
+                <w:b/>
+                <w:bCs/>
+                <w:sz w:val="20"/>
+                <w:szCs w:val="20"/>
+              </w:rPr>
+              <w:t xml:space="preserve">Trong nước</w:t>
+            </w:r>
+          </w:p>
+        </w:tc>
+        <w:tc>
+          <w:tcPr>
+            <w:tcW w:w="1819" w:type="dxa"/>
+          </w:tcPr>
+          <w:p>
+            <w:pPr>
+              <w:spacing w:before="20" w:after="20"/>
+            </w:pPr>
+            <w:r>
+              <w:rPr>
+                <w:b/>
+                <w:bCs/>
+                <w:sz w:val="20"/>
+                <w:szCs w:val="20"/>
+              </w:rPr>
+              <w:t xml:space="preserve">Đã xuất bản</w:t>
+            </w:r>
+          </w:p>
+        </w:tc>
+      </w:tr>
+      <w:tr>
+        <w:trPr>
+          <w:cantSplit/>
+        </w:trPr>
+        <w:tc>
+          <w:tcPr>
+            <w:tcW w:w="703" w:type="dxa"/>
+          </w:tcPr>
+          <w:p>
+            <w:pPr>
+              <w:spacing w:before="20" w:after="20"/>
+            </w:pPr>
+            <w:r>
+              <w:rPr>
+                <w:b/>
+                <w:bCs/>
+                <w:sz w:val="20"/>
+                <w:szCs w:val="20"/>
+              </w:rPr>
+              <w:t xml:space="preserve">2</w:t>
+            </w:r>
+          </w:p>
+        </w:tc>
+        <w:tc>
+          <w:tcPr>
+            <w:tcW w:w="2543" w:type="dxa"/>
+          </w:tcPr>
+          <w:p>
+            <w:pPr>
+              <w:spacing w:before="20" w:after="20"/>
+            </w:pPr>
+            <w:r>
+              <w:rPr>
+                <w:b/>
+                <w:bCs/>
+                <w:sz w:val="20"/>
+                <w:szCs w:val="20"/>
+              </w:rPr>
+              <w:t xml:space="preserve">Tiền gửi không kỳ hạn, hiệu quả hoạt động và ổn định tài chính ngân hàng: Bằng chứng từ mô hình ngưỡng tại Việt Nam</w:t>
+            </w:r>
+          </w:p>
+        </w:tc>
+        <w:tc>
+          <w:tcPr>
+            <w:tcW w:w="2800" w:type="dxa"/>
+          </w:tcPr>
+          <w:p>
+            <w:pPr>
+              <w:spacing w:before="20" w:after="20"/>
+            </w:pPr>
+            <w:r>
+              <w:rPr>
+                <w:b/>
+                <w:bCs/>
+                <w:sz w:val="20"/>
+                <w:szCs w:val="20"/>
+              </w:rPr>
+              <w:t xml:space="preserve">Tạp chí Kinh tế - Luật và Ngân hàng, 2026, doi: 10.59276/3030-4199/jelb.bav.895</w:t>
+            </w:r>
+          </w:p>
+        </w:tc>
+        <w:tc>
+          <w:tcPr>
+            <w:tcW w:w="923" w:type="dxa"/>
+          </w:tcPr>
+          <w:p>
+            <w:pPr>
+              <w:spacing w:before="20" w:after="20"/>
+            </w:pPr>
+            <w:r>
+              <w:rPr>
+                <w:b/>
+                <w:bCs/>
+                <w:sz w:val="20"/>
+                <w:szCs w:val="20"/>
+              </w:rPr>
+              <w:t xml:space="preserve">Trong nước</w:t>
+            </w:r>
+          </w:p>
+        </w:tc>
+        <w:tc>
+          <w:tcPr>
+            <w:tcW w:w="1819" w:type="dxa"/>
+          </w:tcPr>
+          <w:p>
+            <w:pPr>
+              <w:spacing w:before="20" w:after="20"/>
+            </w:pPr>
+            <w:r>
+              <w:rPr>
+                <w:b/>
+                <w:bCs/>
+                <w:sz w:val="20"/>
+                <w:szCs w:val="20"/>
+              </w:rPr>
+              <w:t xml:space="preserve">Đã đăng</w:t>
+            </w:r>
+          </w:p>
+        </w:tc>
+      </w:tr>
+      <w:tr>
+        <w:trPr>
+          <w:cantSplit/>
+        </w:trPr>
+        <w:tc>
+          <w:tcPr>
+            <w:tcW w:w="703" w:type="dxa"/>
+          </w:tcPr>
+          <w:p>
+            <w:pPr>
+              <w:spacing w:before="20" w:after="20"/>
+            </w:pPr>
+            <w:r>
+              <w:rPr>
+                <w:b/>
+                <w:bCs/>
+                <w:sz w:val="20"/>
+                <w:szCs w:val="20"/>
+              </w:rPr>
+              <w:t xml:space="preserve">3</w:t>
+            </w:r>
+          </w:p>
+        </w:tc>
+        <w:tc>
+          <w:tcPr>
+            <w:tcW w:w="2543" w:type="dxa"/>
+          </w:tcPr>
+          <w:p>
+            <w:pPr>
+              <w:spacing w:before="20" w:after="20"/>
+            </w:pPr>
+            <w:r>
+              <w:rPr>
+                <w:b/>
+                <w:bCs/>
+                <w:sz w:val="20"/>
+                <w:szCs w:val="20"/>
+              </w:rPr>
+              <w:t xml:space="preserve">GRI adoption and corporate brownwashing: Board governance evidence from ASEAN-5</w:t>
+            </w:r>
+          </w:p>
+        </w:tc>
+        <w:tc>
+          <w:tcPr>
+            <w:tcW w:w="2800" w:type="dxa"/>
+          </w:tcPr>
+          <w:p>
+            <w:pPr>
+              <w:spacing w:before="20" w:after="20"/>
+            </w:pPr>
+            <w:r>
+              <w:rPr>
+                <w:b/>
+                <w:bCs/>
+                <w:sz w:val="20"/>
+                <w:szCs w:val="20"/>
+              </w:rPr>
+              <w:t xml:space="preserve">International Journal of Management and Sustainability</w:t>
+            </w:r>
+          </w:p>
+        </w:tc>
+        <w:tc>
+          <w:tcPr>
+            <w:tcW w:w="923" w:type="dxa"/>
+          </w:tcPr>
+          <w:p>
+            <w:pPr>
+              <w:spacing w:before="20" w:after="20"/>
+            </w:pPr>
+            <w:r>
+              <w:rPr>
+                <w:b/>
+                <w:bCs/>
+                <w:sz w:val="20"/>
+                <w:szCs w:val="20"/>
+              </w:rPr>
+              <w:t xml:space="preserve">Scopus Q3</w:t>
+            </w:r>
+          </w:p>
+        </w:tc>
+        <w:tc>
+          <w:tcPr>
+            <w:tcW w:w="1819" w:type="dxa"/>
+          </w:tcPr>
+          <w:p>
+            <w:pPr>
+              <w:spacing w:before="20" w:after="20"/>
+            </w:pPr>
+            <w:r>
+              <w:rPr>
+                <w:b/>
+                <w:bCs/>
+                <w:sz w:val="20"/>
+                <w:szCs w:val="20"/>
+              </w:rPr>
+              <w:t xml:space="preserve">Đã duyệt đăng</w:t>
+            </w:r>
+          </w:p>
+        </w:tc>
+      </w:tr>
+      <w:tr>
+        <w:trPr>
+          <w:cantSplit/>
+        </w:trPr>
+        <w:tc>
+          <w:tcPr>
+            <w:tcW w:w="703" w:type="dxa"/>
+          </w:tcPr>
+          <w:p>
+            <w:pPr>
+              <w:spacing w:before="20" w:after="20"/>
+            </w:pPr>
+            <w:r>
+              <w:rPr>
+                <w:b/>
+                <w:bCs/>
+                <w:sz w:val="20"/>
+                <w:szCs w:val="20"/>
+              </w:rPr>
+              <w:t xml:space="preserve">4</w:t>
+            </w:r>
+          </w:p>
+        </w:tc>
+        <w:tc>
+          <w:tcPr>
+            <w:tcW w:w="2543" w:type="dxa"/>
+          </w:tcPr>
+          <w:p>
+            <w:pPr>
+              <w:spacing w:before="20" w:after="20"/>
+            </w:pPr>
+            <w:r>
+              <w:rPr>
+                <w:b/>
+                <w:bCs/>
+                <w:sz w:val="20"/>
+                <w:szCs w:val="20"/>
+              </w:rPr>
+              <w:t xml:space="preserve">Portfolio optimization with the inverse Black-Litterman framework and clustering machine-learning models: Evidence from Vietnamese bank stocks</w:t>
+            </w:r>
+          </w:p>
+        </w:tc>
+        <w:tc>
+          <w:tcPr>
+            <w:tcW w:w="2800" w:type="dxa"/>
+          </w:tcPr>
+          <w:p>
+            <w:pPr>
+              <w:spacing w:before="20" w:after="20"/>
+            </w:pPr>
+            <w:r>
+              <w:rPr>
+                <w:b/>
+                <w:bCs/>
+                <w:sz w:val="20"/>
+                <w:szCs w:val="20"/>
+              </w:rPr>
+              <w:t xml:space="preserve">Multidisciplinary Science Journal</w:t>
+            </w:r>
+          </w:p>
+        </w:tc>
+        <w:tc>
+          <w:tcPr>
+            <w:tcW w:w="923" w:type="dxa"/>
+          </w:tcPr>
+          <w:p>
+            <w:pPr>
+              <w:spacing w:before="20" w:after="20"/>
+            </w:pPr>
+            <w:r>
+              <w:rPr>
+                <w:b/>
+                <w:bCs/>
+                <w:sz w:val="20"/>
+                <w:szCs w:val="20"/>
+              </w:rPr>
+              <w:t xml:space="preserve">Scopus Q3</w:t>
+            </w:r>
+          </w:p>
+        </w:tc>
+        <w:tc>
+          <w:tcPr>
+            <w:tcW w:w="1819" w:type="dxa"/>
+          </w:tcPr>
+          <w:p>
+            <w:pPr>
+              <w:spacing w:before="20" w:after="20"/>
+            </w:pPr>
+            <w:r>
+              <w:rPr>
+                <w:b/>
+                <w:bCs/>
+                <w:sz w:val="20"/>
+                <w:szCs w:val="20"/>
+              </w:rPr>
+              <w:t xml:space="preserve">Đã sửa xong vòng 2</w:t>
+            </w:r>
+          </w:p>
+        </w:tc>
+      </w:tr>
+      <w:tr>
+        <w:trPr>
+          <w:cantSplit/>
+        </w:trPr>
+        <w:tc>
+          <w:tcPr>
+            <w:tcW w:w="703" w:type="dxa"/>
+          </w:tcPr>
+          <w:p>
+            <w:pPr>
+              <w:spacing w:before="20" w:after="20"/>
+            </w:pPr>
+            <w:r>
+              <w:rPr>
+                <w:sz w:val="20"/>
+                <w:szCs w:val="20"/>
+              </w:rPr>
+              <w:t xml:space="preserve">5</w:t>
+            </w:r>
+          </w:p>
+        </w:tc>
+        <w:tc>
+          <w:tcPr>
+            <w:tcW w:w="2543" w:type="dxa"/>
+          </w:tcPr>
+          <w:p>
+            <w:pPr>
+              <w:spacing w:before="20" w:after="20"/>
+            </w:pPr>
+            <w:r>
+              <w:rPr>
+                <w:sz w:val="20"/>
+                <w:szCs w:val="20"/>
+              </w:rPr>
+              <w:t xml:space="preserve">Tác động của cấu trúc sở hữu lên ổn định tài chính của các ngân hàng thương mại Việt Nam</w:t>
+            </w:r>
+          </w:p>
+        </w:tc>
+        <w:tc>
+          <w:tcPr>
+            <w:tcW w:w="2800" w:type="dxa"/>
+          </w:tcPr>
+          <w:p>
+            <w:pPr>
+              <w:spacing w:before="20" w:after="20"/>
+            </w:pPr>
+            <w:r>
+              <w:rPr>
+                <w:sz w:val="20"/>
+                <w:szCs w:val="20"/>
+              </w:rPr>
+              <w:t xml:space="preserve">Tạp chí Kinh tế - Luật và Ngân hàng</w:t>
+            </w:r>
+          </w:p>
+        </w:tc>
+        <w:tc>
+          <w:tcPr>
+            <w:tcW w:w="923" w:type="dxa"/>
+          </w:tcPr>
+          <w:p>
+            <w:pPr>
+              <w:spacing w:before="20" w:after="20"/>
+            </w:pPr>
+            <w:r>
+              <w:rPr>
+                <w:sz w:val="20"/>
+                <w:szCs w:val="20"/>
+              </w:rPr>
+              <w:t xml:space="preserve">Trong nước</w:t>
+            </w:r>
+          </w:p>
+        </w:tc>
+        <w:tc>
+          <w:tcPr>
+            <w:tcW w:w="1819" w:type="dxa"/>
+          </w:tcPr>
+          <w:p>
+            <w:pPr>
+              <w:spacing w:before="20" w:after="20"/>
+            </w:pPr>
+            <w:r>
+              <w:rPr>
+                <w:sz w:val="20"/>
+                <w:szCs w:val="20"/>
+              </w:rPr>
+              <w:t xml:space="preserve">Chờ duyệt đăng sau 2 vòng phản biện</w:t>
+            </w:r>
+          </w:p>
+        </w:tc>
+      </w:tr>
+      <w:tr>
+        <w:trPr>
+          <w:cantSplit/>
+        </w:trPr>
+        <w:tc>
+          <w:tcPr>
+            <w:tcW w:w="703" w:type="dxa"/>
+          </w:tcPr>
+          <w:p>
+            <w:pPr>
+              <w:spacing w:before="20" w:after="20"/>
+            </w:pPr>
+            <w:r>
+              <w:rPr>
+                <w:sz w:val="20"/>
+                <w:szCs w:val="20"/>
+              </w:rPr>
+              <w:t xml:space="preserve">6</w:t>
+            </w:r>
+          </w:p>
+        </w:tc>
+        <w:tc>
+          <w:tcPr>
+            <w:tcW w:w="2543" w:type="dxa"/>
+          </w:tcPr>
+          <w:p>
+            <w:pPr>
+              <w:spacing w:before="20" w:after="20"/>
+            </w:pPr>
+            <w:r>
+              <w:rPr>
+                <w:sz w:val="20"/>
+                <w:szCs w:val="20"/>
+              </w:rPr>
+              <w:t xml:space="preserve">Limits to arbitrage in the Vietnamese physical gold market: The failure of short-term momentum</w:t>
+            </w:r>
+          </w:p>
+        </w:tc>
+        <w:tc>
+          <w:tcPr>
+            <w:tcW w:w="2800" w:type="dxa"/>
+          </w:tcPr>
+          <w:p>
+            <w:pPr>
+              <w:spacing w:before="20" w:after="20"/>
+            </w:pPr>
+            <w:r>
+              <w:rPr>
+                <w:sz w:val="20"/>
+                <w:szCs w:val="20"/>
+              </w:rPr>
+              <w:t xml:space="preserve">Journal of Economic and Banking Studies</w:t>
+            </w:r>
+          </w:p>
+        </w:tc>
+        <w:tc>
+          <w:tcPr>
+            <w:tcW w:w="923" w:type="dxa"/>
+          </w:tcPr>
+          <w:p>
+            <w:pPr>
+              <w:spacing w:before="20" w:after="20"/>
+            </w:pPr>
+            <w:r>
+              <w:rPr>
+                <w:sz w:val="20"/>
+                <w:szCs w:val="20"/>
+              </w:rPr>
+              <w:t xml:space="preserve">Trong nước</w:t>
+            </w:r>
+          </w:p>
+        </w:tc>
+        <w:tc>
+          <w:tcPr>
+            <w:tcW w:w="1819" w:type="dxa"/>
+          </w:tcPr>
+          <w:p>
+            <w:pPr>
+              <w:spacing w:before="20" w:after="20"/>
+            </w:pPr>
+            <w:r>
+              <w:rPr>
+                <w:sz w:val="20"/>
+                <w:szCs w:val="20"/>
+              </w:rPr>
+              <w:t xml:space="preserve">Đang sửa vòng 1</w:t>
+            </w:r>
+          </w:p>
+        </w:tc>
+      </w:tr>
+      <w:tr>
+        <w:trPr>
+          <w:cantSplit/>
+        </w:trPr>
+        <w:tc>
+          <w:tcPr>
+            <w:tcW w:w="703" w:type="dxa"/>
+          </w:tcPr>
+          <w:p>
+            <w:pPr>
+              <w:spacing w:before="20" w:after="20"/>
+            </w:pPr>
+            <w:r>
+              <w:rPr>
+                <w:sz w:val="20"/>
+                <w:szCs w:val="20"/>
+              </w:rPr>
+              <w:t xml:space="preserve">7</w:t>
+            </w:r>
+          </w:p>
+        </w:tc>
+        <w:tc>
+          <w:tcPr>
+            <w:tcW w:w="2543" w:type="dxa"/>
+          </w:tcPr>
+          <w:p>
+            <w:pPr>
+              <w:spacing w:before="20" w:after="20"/>
+            </w:pPr>
+            <w:r>
+              <w:rPr>
+                <w:sz w:val="20"/>
+                <w:szCs w:val="20"/>
+              </w:rPr>
+              <w:t xml:space="preserve">Corporate brownwashing and firm valuation in ASEAN-5 disclosure regimes</w:t>
+            </w:r>
+          </w:p>
+        </w:tc>
+        <w:tc>
+          <w:tcPr>
+            <w:tcW w:w="2800" w:type="dxa"/>
+          </w:tcPr>
+          <w:p>
+            <w:pPr>
+              <w:spacing w:before="20" w:after="20"/>
+            </w:pPr>
+            <w:r>
+              <w:rPr>
+                <w:sz w:val="20"/>
+                <w:szCs w:val="20"/>
+              </w:rPr>
+              <w:t xml:space="preserve">Cogent Business &amp; Management</w:t>
+            </w:r>
+          </w:p>
+        </w:tc>
+        <w:tc>
+          <w:tcPr>
+            <w:tcW w:w="923" w:type="dxa"/>
+          </w:tcPr>
+          <w:p>
+            <w:pPr>
+              <w:spacing w:before="20" w:after="20"/>
+            </w:pPr>
+            <w:r>
+              <w:rPr>
+                <w:sz w:val="20"/>
+                <w:szCs w:val="20"/>
+              </w:rPr>
+              <w:t xml:space="preserve">ESCI, Scopus Q2</w:t>
+            </w:r>
+          </w:p>
+        </w:tc>
+        <w:tc>
+          <w:tcPr>
+            <w:tcW w:w="1819" w:type="dxa"/>
+          </w:tcPr>
+          <w:p>
+            <w:pPr>
+              <w:spacing w:before="20" w:after="20"/>
+            </w:pPr>
+            <w:r>
+              <w:rPr>
+                <w:sz w:val="20"/>
+                <w:szCs w:val="20"/>
+              </w:rPr>
+              <w:t xml:space="preserve">Đang phản biện vòng 1</w:t>
+            </w:r>
+          </w:p>
+        </w:tc>
+      </w:tr>
+      <w:tr>
+        <w:trPr>
+          <w:cantSplit/>
+        </w:trPr>
+        <w:tc>
+          <w:tcPr>
+            <w:tcW w:w="703" w:type="dxa"/>
+          </w:tcPr>
+          <w:p>
+            <w:pPr>
+              <w:spacing w:before="20" w:after="20"/>
+            </w:pPr>
+            <w:r>
+              <w:rPr>
+                <w:sz w:val="20"/>
+                <w:szCs w:val="20"/>
+              </w:rPr>
+              <w:t xml:space="preserve">8</w:t>
+            </w:r>
+          </w:p>
+        </w:tc>
+        <w:tc>
+          <w:tcPr>
+            <w:tcW w:w="2543" w:type="dxa"/>
+          </w:tcPr>
+          <w:p>
+            <w:pPr>
+              <w:spacing w:before="20" w:after="20"/>
+            </w:pPr>
+            <w:r>
+              <w:rPr>
+                <w:sz w:val="20"/>
+                <w:szCs w:val="20"/>
+              </w:rPr>
+              <w:t xml:space="preserve">Structural breaks in Vietnamese stock market liquidity: Evidence from the Amihud illiquidity measure and Bai-Perron regime-shift detection</w:t>
+            </w:r>
+          </w:p>
+        </w:tc>
+        <w:tc>
+          <w:tcPr>
+            <w:tcW w:w="2800" w:type="dxa"/>
+          </w:tcPr>
+          <w:p>
+            <w:pPr>
+              <w:spacing w:before="20" w:after="20"/>
+            </w:pPr>
+            <w:r>
+              <w:rPr>
+                <w:sz w:val="20"/>
+                <w:szCs w:val="20"/>
+              </w:rPr>
+              <w:t xml:space="preserve">Asian Journal of Economics and Banking</w:t>
+            </w:r>
+          </w:p>
+        </w:tc>
+        <w:tc>
+          <w:tcPr>
+            <w:tcW w:w="923" w:type="dxa"/>
+          </w:tcPr>
+          <w:p>
+            <w:pPr>
+              <w:spacing w:before="20" w:after="20"/>
+            </w:pPr>
+            <w:r>
+              <w:rPr>
+                <w:sz w:val="20"/>
+                <w:szCs w:val="20"/>
+              </w:rPr>
+              <w:t xml:space="preserve">Chưa xác định</w:t>
+            </w:r>
+          </w:p>
+        </w:tc>
+        <w:tc>
+          <w:tcPr>
+            <w:tcW w:w="1819" w:type="dxa"/>
+          </w:tcPr>
+          <w:p>
+            <w:pPr>
+              <w:spacing w:before="20" w:after="20"/>
+            </w:pPr>
+            <w:r>
+              <w:rPr>
+                <w:sz w:val="20"/>
+                <w:szCs w:val="20"/>
+              </w:rPr>
+              <w:t xml:space="preserve">Đang tìm phản biện</w:t>
+            </w:r>
+          </w:p>
+        </w:tc>
+      </w:tr>
+      <w:tr>
+        <w:trPr>
+          <w:cantSplit/>
+        </w:trPr>
+        <w:tc>
+          <w:tcPr>
+            <w:tcW w:w="703" w:type="dxa"/>
+          </w:tcPr>
+          <w:p>
+            <w:pPr>
+              <w:spacing w:before="20" w:after="20"/>
+            </w:pPr>
+            <w:r>
+              <w:rPr>
+                <w:sz w:val="20"/>
+                <w:szCs w:val="20"/>
+              </w:rPr>
+              <w:t xml:space="preserve">9</w:t>
+            </w:r>
+          </w:p>
+        </w:tc>
+        <w:tc>
+          <w:tcPr>
+            <w:tcW w:w="2543" w:type="dxa"/>
+          </w:tcPr>
+          <w:p>
+            <w:pPr>
+              <w:spacing w:before="20" w:after="20"/>
+            </w:pPr>
+            <w:r>
+              <w:rPr>
+                <w:sz w:val="20"/>
+                <w:szCs w:val="20"/>
+              </w:rPr>
+              <w:t xml:space="preserve">Nested equity index correlations overstate true co-movement: Evidence from Vietnam</w:t>
+            </w:r>
+          </w:p>
+        </w:tc>
+        <w:tc>
+          <w:tcPr>
+            <w:tcW w:w="2800" w:type="dxa"/>
+          </w:tcPr>
+          <w:p>
+            <w:pPr>
+              <w:spacing w:before="20" w:after="20"/>
+            </w:pPr>
+            <w:r>
+              <w:rPr>
+                <w:sz w:val="20"/>
+                <w:szCs w:val="20"/>
+              </w:rPr>
+              <w:t xml:space="preserve">Asia-Pacific Financial Markets</w:t>
+            </w:r>
+          </w:p>
+        </w:tc>
+        <w:tc>
+          <w:tcPr>
+            <w:tcW w:w="923" w:type="dxa"/>
+          </w:tcPr>
+          <w:p>
+            <w:pPr>
+              <w:spacing w:before="20" w:after="20"/>
+            </w:pPr>
+            <w:r>
+              <w:rPr>
+                <w:sz w:val="20"/>
+                <w:szCs w:val="20"/>
+              </w:rPr>
+              <w:t xml:space="preserve">Scopus Q2</w:t>
+            </w:r>
+          </w:p>
+        </w:tc>
+        <w:tc>
+          <w:tcPr>
+            <w:tcW w:w="1819" w:type="dxa"/>
+          </w:tcPr>
+          <w:p>
+            <w:pPr>
+              <w:spacing w:before="20" w:after="20"/>
+            </w:pPr>
+            <w:r>
+              <w:rPr>
+                <w:sz w:val="20"/>
+                <w:szCs w:val="20"/>
+              </w:rPr>
+              <w:t xml:space="preserve">With Editor</w:t>
+            </w:r>
+          </w:p>
+        </w:tc>
+      </w:tr>
+      <w:tr>
+        <w:trPr>
+          <w:cantSplit/>
+        </w:trPr>
+        <w:tc>
+          <w:tcPr>
+            <w:tcW w:w="703" w:type="dxa"/>
+          </w:tcPr>
+          <w:p>
+            <w:pPr>
+              <w:spacing w:before="20" w:after="20"/>
+            </w:pPr>
+            <w:r>
+              <w:rPr>
+                <w:sz w:val="20"/>
+                <w:szCs w:val="20"/>
+              </w:rPr>
+              <w:t xml:space="preserve">10</w:t>
+            </w:r>
+          </w:p>
+        </w:tc>
+        <w:tc>
+          <w:tcPr>
+            <w:tcW w:w="2543" w:type="dxa"/>
+          </w:tcPr>
+          <w:p>
+            <w:pPr>
+              <w:spacing w:before="20" w:after="20"/>
+            </w:pPr>
+            <w:r>
+              <w:rPr>
+                <w:sz w:val="20"/>
+                <w:szCs w:val="20"/>
+              </w:rPr>
+              <w:t xml:space="preserve">Who gains from a market upgrade? Stock liquidity and prices around Vietnam's FTSE Russell reclassification</w:t>
+            </w:r>
+          </w:p>
+        </w:tc>
+        <w:tc>
+          <w:tcPr>
+            <w:tcW w:w="2800" w:type="dxa"/>
+          </w:tcPr>
+          <w:p>
+            <w:pPr>
+              <w:spacing w:before="20" w:after="20"/>
+            </w:pPr>
+            <w:r>
+              <w:rPr>
+                <w:sz w:val="20"/>
+                <w:szCs w:val="20"/>
+              </w:rPr>
+              <w:t xml:space="preserve">Finance Research Open</w:t>
+            </w:r>
+          </w:p>
+        </w:tc>
+        <w:tc>
+          <w:tcPr>
+            <w:tcW w:w="923" w:type="dxa"/>
+          </w:tcPr>
+          <w:p>
+            <w:pPr>
+              <w:spacing w:before="20" w:after="20"/>
+            </w:pPr>
+            <w:r>
+              <w:rPr>
+                <w:sz w:val="20"/>
+                <w:szCs w:val="20"/>
+              </w:rPr>
+              <w:t xml:space="preserve">Chưa xác định</w:t>
+            </w:r>
+          </w:p>
+        </w:tc>
+        <w:tc>
+          <w:tcPr>
+            <w:tcW w:w="1819" w:type="dxa"/>
+          </w:tcPr>
+          <w:p>
+            <w:pPr>
+              <w:spacing w:before="20" w:after="20"/>
+            </w:pPr>
+            <w:r>
+              <w:rPr>
+                <w:sz w:val="20"/>
+                <w:szCs w:val="20"/>
+              </w:rPr>
+              <w:t xml:space="preserve">With Editor</w:t>
+            </w:r>
+          </w:p>
+        </w:tc>
+      </w:tr>
+      <w:tr>
+        <w:trPr>
+          <w:cantSplit/>
+        </w:trPr>
+        <w:tc>
+          <w:tcPr>
+            <w:tcW w:w="703" w:type="dxa"/>
+          </w:tcPr>
+          <w:p>
+            <w:pPr>
+              <w:spacing w:before="20" w:after="20"/>
+            </w:pPr>
+            <w:r>
+              <w:rPr>
+                <w:sz w:val="20"/>
+                <w:szCs w:val="20"/>
+              </w:rPr>
+              <w:t xml:space="preserve">11</w:t>
+            </w:r>
+          </w:p>
+        </w:tc>
+        <w:tc>
+          <w:tcPr>
+            <w:tcW w:w="2543" w:type="dxa"/>
+          </w:tcPr>
+          <w:p>
+            <w:pPr>
+              <w:spacing w:before="20" w:after="20"/>
+            </w:pPr>
+            <w:r>
+              <w:rPr>
+                <w:sz w:val="20"/>
+                <w:szCs w:val="20"/>
+              </w:rPr>
+              <w:t xml:space="preserve">Rated at the peak? Firm valuation around the first LSEG ESG score in five Southeast Asian markets</w:t>
+            </w:r>
+          </w:p>
+        </w:tc>
+        <w:tc>
+          <w:tcPr>
+            <w:tcW w:w="2800" w:type="dxa"/>
+          </w:tcPr>
+          <w:p>
+            <w:pPr>
+              <w:spacing w:before="20" w:after="20"/>
+            </w:pPr>
+            <w:r>
+              <w:rPr>
+                <w:sz w:val="20"/>
+                <w:szCs w:val="20"/>
+              </w:rPr>
+              <w:t xml:space="preserve">Accounting Open</w:t>
+            </w:r>
+          </w:p>
+        </w:tc>
+        <w:tc>
+          <w:tcPr>
+            <w:tcW w:w="923" w:type="dxa"/>
+          </w:tcPr>
+          <w:p>
+            <w:pPr>
+              <w:spacing w:before="20" w:after="20"/>
+            </w:pPr>
+            <w:r>
+              <w:rPr>
+                <w:sz w:val="20"/>
+                <w:szCs w:val="20"/>
+              </w:rPr>
+              <w:t xml:space="preserve">Chưa xác định</w:t>
+            </w:r>
+          </w:p>
+        </w:tc>
+        <w:tc>
+          <w:tcPr>
+            <w:tcW w:w="1819" w:type="dxa"/>
+          </w:tcPr>
+          <w:p>
+            <w:pPr>
+              <w:spacing w:before="20" w:after="20"/>
+            </w:pPr>
+            <w:r>
+              <w:rPr>
+                <w:sz w:val="20"/>
+                <w:szCs w:val="20"/>
+              </w:rPr>
+              <w:t xml:space="preserve">With Editor</w:t>
+            </w:r>
+          </w:p>
+        </w:tc>
+      </w:tr>
+      <w:tr>
+        <w:trPr>
+          <w:cantSplit/>
+        </w:trPr>
+        <w:tc>
+          <w:tcPr>
+            <w:tcW w:w="703" w:type="dxa"/>
+          </w:tcPr>
+          <w:p>
+            <w:pPr>
+              <w:spacing w:before="20" w:after="20"/>
+            </w:pPr>
+            <w:r>
+              <w:rPr>
+                <w:sz w:val="20"/>
+                <w:szCs w:val="20"/>
+              </w:rPr>
+              <w:t xml:space="preserve">12</w:t>
+            </w:r>
+          </w:p>
+        </w:tc>
+        <w:tc>
+          <w:tcPr>
+            <w:tcW w:w="2543" w:type="dxa"/>
+          </w:tcPr>
+          <w:p>
+            <w:pPr>
+              <w:spacing w:before="20" w:after="20"/>
+            </w:pPr>
+            <w:r>
+              <w:rPr>
+                <w:sz w:val="20"/>
+                <w:szCs w:val="20"/>
+              </w:rPr>
+              <w:t xml:space="preserve">Sales-based real earnings management and the cost of debt: Evidence from five ASEAN markets</w:t>
+            </w:r>
+          </w:p>
+        </w:tc>
+        <w:tc>
+          <w:tcPr>
+            <w:tcW w:w="2800" w:type="dxa"/>
+          </w:tcPr>
+          <w:p>
+            <w:pPr>
+              <w:spacing w:before="20" w:after="20"/>
+            </w:pPr>
+            <w:r>
+              <w:rPr>
+                <w:sz w:val="20"/>
+                <w:szCs w:val="20"/>
+              </w:rPr>
+              <w:t xml:space="preserve">Accounting Open</w:t>
+            </w:r>
+          </w:p>
+        </w:tc>
+        <w:tc>
+          <w:tcPr>
+            <w:tcW w:w="923" w:type="dxa"/>
+          </w:tcPr>
+          <w:p>
+            <w:pPr>
+              <w:spacing w:before="20" w:after="20"/>
+            </w:pPr>
+            <w:r>
+              <w:rPr>
+                <w:sz w:val="20"/>
+                <w:szCs w:val="20"/>
+              </w:rPr>
+              <w:t xml:space="preserve">Chưa xác định</w:t>
+            </w:r>
+          </w:p>
+        </w:tc>
+        <w:tc>
+          <w:tcPr>
+            <w:tcW w:w="1819" w:type="dxa"/>
+          </w:tcPr>
+          <w:p>
+            <w:pPr>
+              <w:spacing w:before="20" w:after="20"/>
+            </w:pPr>
+            <w:r>
+              <w:rPr>
+                <w:sz w:val="20"/>
+                <w:szCs w:val="20"/>
+              </w:rPr>
+              <w:t xml:space="preserve">With Editor</w:t>
+            </w:r>
+          </w:p>
+        </w:tc>
+      </w:tr>
+    </w:tbl>
+    <w:p>
+      <w:pPr>
+        <w:spacing w:after="60"/>
+      </w:pPr>
+    </w:p>
+    <w:p>
+      <w:pPr>
+        <w:pStyle w:val="Content"/>
+        <w:spacing w:after="120"/>
+        <w:ind w:firstLine="567"/>
+        <w:jc w:val="both"/>
+      </w:pPr>
+      <w:r>
+        <w:t xml:space="preserve">Bài số 1 và bài số 4 gần với đề tài thực tập nhất: bài số 1 áp dụng Black-Litterman trên thị trường cổ phiếu Việt Nam [23], bài số 4 mở rộng sang khung Black-Litterman nghịch đảo kết hợp học máy phân cụm. BL Advisor đưa ý tưởng phân bổ ấy vào một công cụ cho người dùng cuối. Các bài còn lại thuộc mảng thị trường vốn, ngân hàng và kế toán, không liên quan đến mã nguồn của dự án.</w:t>
+      </w:r>
+    </w:p>
+    <w:p>
+      <w:pPr>
+        <w:pStyle w:val="Heading1N"/>
+        <w:pageBreakBefore/>
+        <w:ind w:left="0" w:firstLine="0"/>
+        <w:jc w:val="center"/>
+      </w:pPr>
+      <w:r>
         <w:t xml:space="preserve">MỤC LỤC</w:t>
       </w:r>
     </w:p>
@@ -2575,13 +3910,27 @@
         <w:pStyle w:val="TOC1"/>
       </w:pPr>
       <w:r>
+        <w:t xml:space="preserve">DANH MỤC CÔNG TRÌNH KHOA HỌC CỦA SINH VIÊN</w:t>
+      </w:r>
+      <w:r>
+        <w:tab/>
+      </w:r>
+      <w:r>
+        <w:t xml:space="preserve">v</w:t>
+      </w:r>
+    </w:p>
+    <w:p>
+      <w:pPr>
+        <w:pStyle w:val="TOC1"/>
+      </w:pPr>
+      <w:r>
         <w:t xml:space="preserve">MỤC LỤC</w:t>
       </w:r>
       <w:r>
         <w:tab/>
       </w:r>
       <w:r>
-        <w:t xml:space="preserve">v</w:t>
+        <w:t xml:space="preserve">vii</w:t>
       </w:r>
     </w:p>
     <w:p>
@@ -2595,7 +3944,7 @@
         <w:tab/>
       </w:r>
       <w:r>
-        <w:t xml:space="preserve">vii</w:t>
+        <w:t xml:space="preserve">ix</w:t>
       </w:r>
     </w:p>
     <w:p>
@@ -2609,7 +3958,7 @@
         <w:tab/>
       </w:r>
       <w:r>
-        <w:t xml:space="preserve">viii</w:t>
+        <w:t xml:space="preserve">x</w:t>
       </w:r>
     </w:p>
     <w:p>
@@ -2623,7 +3972,7 @@
         <w:tab/>
       </w:r>
       <w:r>
-        <w:t xml:space="preserve">ix</w:t>
+        <w:t xml:space="preserve">xi</w:t>
       </w:r>
     </w:p>
     <w:p>
@@ -2637,7 +3986,7 @@
         <w:tab/>
       </w:r>
       <w:r>
-        <w:t xml:space="preserve">xi</w:t>
+        <w:t xml:space="preserve">xiii</w:t>
       </w:r>
     </w:p>
     <w:p>
@@ -2651,7 +4000,7 @@
         <w:tab/>
       </w:r>
       <w:r>
-        <w:t xml:space="preserve">xii</w:t>
+        <w:t xml:space="preserve">xiv</w:t>
       </w:r>
     </w:p>
     <w:p>
@@ -2725,27 +4074,155 @@
         <w:tab/>
       </w:r>
       <w:r>
+        <w:t xml:space="preserve">1</w:t>
+      </w:r>
+    </w:p>
+    <w:p>
+      <w:pPr>
+        <w:pStyle w:val="TOC2"/>
+      </w:pPr>
+      <w:r>
+        <w:t xml:space="preserve">1.4</w:t>
+      </w:r>
+      <w:r>
+        <w:tab/>
+      </w:r>
+      <w:r>
+        <w:t xml:space="preserve">Thông tin Khoa Công nghệ thông tin 1</w:t>
+      </w:r>
+      <w:r>
+        <w:tab/>
+      </w:r>
+      <w:r>
         <w:t xml:space="preserve">2</w:t>
       </w:r>
     </w:p>
     <w:p>
       <w:pPr>
+        <w:pStyle w:val="TOC1"/>
+      </w:pPr>
+      <w:r>
+        <w:t xml:space="preserve">PHẦN 2 KẾ HOẠCH THỰC TẬP</w:t>
+      </w:r>
+      <w:r>
+        <w:tab/>
+      </w:r>
+      <w:r>
+        <w:t xml:space="preserve">3</w:t>
+      </w:r>
+    </w:p>
+    <w:p>
+      <w:pPr>
+        <w:pStyle w:val="TOC1"/>
+      </w:pPr>
+      <w:r>
+        <w:t xml:space="preserve">PHẦN 3 GIỚI THIỆU ĐƠN VỊ THỰC TẬP</w:t>
+      </w:r>
+      <w:r>
+        <w:tab/>
+      </w:r>
+      <w:r>
+        <w:t xml:space="preserve">6</w:t>
+      </w:r>
+    </w:p>
+    <w:p>
+      <w:pPr>
         <w:pStyle w:val="TOC2"/>
       </w:pPr>
       <w:r>
-        <w:t xml:space="preserve">1.4</w:t>
+        <w:t xml:space="preserve">3.1</w:t>
       </w:r>
       <w:r>
         <w:tab/>
       </w:r>
       <w:r>
-        <w:t xml:space="preserve">Thông tin Khoa Công nghệ thông tin 1</w:t>
+        <w:t xml:space="preserve">Thông tin doanh nghiệp</w:t>
       </w:r>
       <w:r>
         <w:tab/>
       </w:r>
       <w:r>
-        <w:t xml:space="preserve">2</w:t>
+        <w:t xml:space="preserve">6</w:t>
+      </w:r>
+    </w:p>
+    <w:p>
+      <w:pPr>
+        <w:pStyle w:val="TOC2"/>
+      </w:pPr>
+      <w:r>
+        <w:t xml:space="preserve">3.2</w:t>
+      </w:r>
+      <w:r>
+        <w:tab/>
+      </w:r>
+      <w:r>
+        <w:t xml:space="preserve">Lịch sử hình thành và phát triển của doanh nghiệp</w:t>
+      </w:r>
+      <w:r>
+        <w:tab/>
+      </w:r>
+      <w:r>
+        <w:t xml:space="preserve">6</w:t>
+      </w:r>
+    </w:p>
+    <w:p>
+      <w:pPr>
+        <w:pStyle w:val="TOC2"/>
+      </w:pPr>
+      <w:r>
+        <w:t xml:space="preserve">3.3</w:t>
+      </w:r>
+      <w:r>
+        <w:tab/>
+      </w:r>
+      <w:r>
+        <w:t xml:space="preserve">Các lĩnh vực hoạt động, dịch vụ, hoặc sản phẩm của doanh nghiệp</w:t>
+      </w:r>
+      <w:r>
+        <w:tab/>
+      </w:r>
+      <w:r>
+        <w:t xml:space="preserve">7</w:t>
+      </w:r>
+    </w:p>
+    <w:p>
+      <w:pPr>
+        <w:pStyle w:val="TOC2"/>
+      </w:pPr>
+      <w:r>
+        <w:t xml:space="preserve">3.4</w:t>
+      </w:r>
+      <w:r>
+        <w:tab/>
+      </w:r>
+      <w:r>
+        <w:t xml:space="preserve">Những đóng góp của doanh nghiệp trong lĩnh vực chuyên môn</w:t>
+      </w:r>
+      <w:r>
+        <w:tab/>
+      </w:r>
+      <w:r>
+        <w:t xml:space="preserve">8</w:t>
+      </w:r>
+    </w:p>
+    <w:p>
+      <w:pPr>
+        <w:pStyle w:val="TOC2"/>
+      </w:pPr>
+      <w:r>
+        <w:t xml:space="preserve">3.5</w:t>
+      </w:r>
+      <w:r>
+        <w:tab/>
+      </w:r>
+      <w:r>
+        <w:t xml:space="preserve">Cơ cấu tổ chức và vị trí của sinh viên</w:t>
+      </w:r>
+      <w:r>
+        <w:tab/>
+      </w:r>
+      <w:r>
+        <w:t xml:space="preserve">9</w:t>
       </w:r>
     </w:p>
     <w:p>
@@ -2753,13 +4230,234 @@
         <w:pStyle w:val="TOC1"/>
       </w:pPr>
       <w:r>
-        <w:t xml:space="preserve">PHẦN 2 KẾ HOẠCH THỰC TẬP</w:t>
+        <w:t xml:space="preserve">PHẦN 4 NHẬT KÝ THỰC TẬP</w:t>
       </w:r>
       <w:r>
         <w:tab/>
       </w:r>
       <w:r>
-        <w:t xml:space="preserve">3</w:t>
+        <w:t xml:space="preserve">11</w:t>
+      </w:r>
+    </w:p>
+    <w:p>
+      <w:pPr>
+        <w:pStyle w:val="TOC2"/>
+      </w:pPr>
+      <w:r>
+        <w:tab/>
+      </w:r>
+      <w:r>
+        <w:t xml:space="preserve">Tuần 1 (từ ngày 29/06/2026 đến ngày 05/07/2026)</w:t>
+      </w:r>
+      <w:r>
+        <w:tab/>
+      </w:r>
+      <w:r>
+        <w:t xml:space="preserve">11</w:t>
+      </w:r>
+    </w:p>
+    <w:p>
+      <w:pPr>
+        <w:pStyle w:val="TOC2"/>
+      </w:pPr>
+      <w:r>
+        <w:tab/>
+      </w:r>
+      <w:r>
+        <w:t xml:space="preserve">Tuần 2 (từ ngày 06/07/2026 đến ngày 12/07/2026)</w:t>
+      </w:r>
+      <w:r>
+        <w:tab/>
+      </w:r>
+      <w:r>
+        <w:t xml:space="preserve">11</w:t>
+      </w:r>
+    </w:p>
+    <w:p>
+      <w:pPr>
+        <w:pStyle w:val="TOC2"/>
+      </w:pPr>
+      <w:r>
+        <w:tab/>
+      </w:r>
+      <w:r>
+        <w:t xml:space="preserve">Tuần 3 (từ ngày 13/07/2026 đến ngày 19/07/2026)</w:t>
+      </w:r>
+      <w:r>
+        <w:tab/>
+      </w:r>
+      <w:r>
+        <w:t xml:space="preserve">12</w:t>
+      </w:r>
+    </w:p>
+    <w:p>
+      <w:pPr>
+        <w:pStyle w:val="TOC2"/>
+      </w:pPr>
+      <w:r>
+        <w:tab/>
+      </w:r>
+      <w:r>
+        <w:t xml:space="preserve">Tuần 4 (từ ngày 20/07/2026 đến ngày 26/07/2026)</w:t>
+      </w:r>
+      <w:r>
+        <w:tab/>
+      </w:r>
+      <w:r>
+        <w:t xml:space="preserve">13</w:t>
+      </w:r>
+    </w:p>
+    <w:p>
+      <w:pPr>
+        <w:pStyle w:val="TOC2"/>
+      </w:pPr>
+      <w:r>
+        <w:tab/>
+      </w:r>
+      <w:r>
+        <w:t xml:space="preserve">Tuần 5 (từ ngày 27/07/2026 đến ngày 02/08/2026)</w:t>
+      </w:r>
+      <w:r>
+        <w:tab/>
+      </w:r>
+      <w:r>
+        <w:t xml:space="preserve">14</w:t>
+      </w:r>
+    </w:p>
+    <w:p>
+      <w:pPr>
+        <w:pStyle w:val="TOC2"/>
+      </w:pPr>
+      <w:r>
+        <w:tab/>
+      </w:r>
+      <w:r>
+        <w:t xml:space="preserve">Tuần 6 (từ ngày 03/08/2026 đến ngày 09/08/2026)</w:t>
+      </w:r>
+      <w:r>
+        <w:tab/>
+      </w:r>
+      <w:r>
+        <w:t xml:space="preserve">14</w:t>
+      </w:r>
+    </w:p>
+    <w:p>
+      <w:pPr>
+        <w:pStyle w:val="TOC2"/>
+      </w:pPr>
+      <w:r>
+        <w:tab/>
+      </w:r>
+      <w:r>
+        <w:t xml:space="preserve">Tuần 7 (từ ngày 10/08/2026 đến ngày 16/08/2026)</w:t>
+      </w:r>
+      <w:r>
+        <w:tab/>
+      </w:r>
+      <w:r>
+        <w:t xml:space="preserve">15</w:t>
+      </w:r>
+    </w:p>
+    <w:p>
+      <w:pPr>
+        <w:pStyle w:val="TOC2"/>
+      </w:pPr>
+      <w:r>
+        <w:tab/>
+      </w:r>
+      <w:r>
+        <w:t xml:space="preserve">Tuần 8 (từ ngày 17/08/2026 đến ngày 23/08/2026)</w:t>
+      </w:r>
+      <w:r>
+        <w:tab/>
+      </w:r>
+      <w:r>
+        <w:t xml:space="preserve">16</w:t>
+      </w:r>
+    </w:p>
+    <w:p>
+      <w:pPr>
+        <w:pStyle w:val="TOC2"/>
+      </w:pPr>
+      <w:r>
+        <w:tab/>
+      </w:r>
+      <w:r>
+        <w:t xml:space="preserve">Tuần 9 (từ ngày 24/08/2026 đến ngày 30/08/2026)</w:t>
+      </w:r>
+      <w:r>
+        <w:tab/>
+      </w:r>
+      <w:r>
+        <w:t xml:space="preserve">17</w:t>
+      </w:r>
+    </w:p>
+    <w:p>
+      <w:pPr>
+        <w:pStyle w:val="TOC2"/>
+      </w:pPr>
+      <w:r>
+        <w:tab/>
+      </w:r>
+      <w:r>
+        <w:t xml:space="preserve">Tuần 10 (từ ngày 31/08/2026 đến ngày 06/09/2026)</w:t>
+      </w:r>
+      <w:r>
+        <w:tab/>
+      </w:r>
+      <w:r>
+        <w:t xml:space="preserve">17</w:t>
+      </w:r>
+    </w:p>
+    <w:p>
+      <w:pPr>
+        <w:pStyle w:val="TOC2"/>
+      </w:pPr>
+      <w:r>
+        <w:tab/>
+      </w:r>
+      <w:r>
+        <w:t xml:space="preserve">Tuần 11 (từ ngày 07/09/2026 đến ngày 13/09/2026)</w:t>
+      </w:r>
+      <w:r>
+        <w:tab/>
+      </w:r>
+      <w:r>
+        <w:t xml:space="preserve">18</w:t>
+      </w:r>
+    </w:p>
+    <w:p>
+      <w:pPr>
+        <w:pStyle w:val="TOC2"/>
+      </w:pPr>
+      <w:r>
+        <w:tab/>
+      </w:r>
+      <w:r>
+        <w:t xml:space="preserve">Tuần 12 (từ ngày 14/09/2026 đến ngày 20/09/2026)</w:t>
+      </w:r>
+      <w:r>
+        <w:tab/>
+      </w:r>
+      <w:r>
+        <w:t xml:space="preserve">19</w:t>
+      </w:r>
+    </w:p>
+    <w:p>
+      <w:pPr>
+        <w:pStyle w:val="TOC2"/>
+      </w:pPr>
+      <w:r>
+        <w:tab/>
+      </w:r>
+      <w:r>
+        <w:t xml:space="preserve">Tuần 13 (từ ngày 21/09/2026 đến ngày 27/09/2026)</w:t>
+      </w:r>
+      <w:r>
+        <w:tab/>
+      </w:r>
+      <w:r>
+        <w:t xml:space="preserve">20</w:t>
       </w:r>
     </w:p>
     <w:p>
@@ -2767,13 +4465,13 @@
         <w:pStyle w:val="TOC1"/>
       </w:pPr>
       <w:r>
-        <w:t xml:space="preserve">PHẦN 3 GIỚI THIỆU ĐƠN VỊ THỰC TẬP</w:t>
+        <w:t xml:space="preserve">PHẦN 5 BÁO CÁO PROJECT THỰC TẬP</w:t>
       </w:r>
       <w:r>
         <w:tab/>
       </w:r>
       <w:r>
-        <w:t xml:space="preserve">6</w:t>
+        <w:t xml:space="preserve">21</w:t>
       </w:r>
     </w:p>
     <w:p>
@@ -2781,19 +4479,19 @@
         <w:pStyle w:val="TOC2"/>
       </w:pPr>
       <w:r>
-        <w:t xml:space="preserve">3.1</w:t>
+        <w:t xml:space="preserve">5.1</w:t>
       </w:r>
       <w:r>
         <w:tab/>
       </w:r>
       <w:r>
-        <w:t xml:space="preserve">Thông tin doanh nghiệp</w:t>
+        <w:t xml:space="preserve">Đặt vấn đề</w:t>
       </w:r>
       <w:r>
         <w:tab/>
       </w:r>
       <w:r>
-        <w:t xml:space="preserve">6</w:t>
+        <w:t xml:space="preserve">21</w:t>
       </w:r>
     </w:p>
     <w:p>
@@ -2801,19 +4499,19 @@
         <w:pStyle w:val="TOC2"/>
       </w:pPr>
       <w:r>
-        <w:t xml:space="preserve">3.2</w:t>
+        <w:t xml:space="preserve">5.2</w:t>
       </w:r>
       <w:r>
         <w:tab/>
       </w:r>
       <w:r>
-        <w:t xml:space="preserve">Lịch sử hình thành và phát triển của doanh nghiệp</w:t>
+        <w:t xml:space="preserve">Khảo sát nghiên cứu liên quan và cơ sở lý thuyết</w:t>
       </w:r>
       <w:r>
         <w:tab/>
       </w:r>
       <w:r>
-        <w:t xml:space="preserve">6</w:t>
+        <w:t xml:space="preserve">23</w:t>
       </w:r>
     </w:p>
     <w:p>
@@ -2821,19 +4519,19 @@
         <w:pStyle w:val="TOC2"/>
       </w:pPr>
       <w:r>
-        <w:t xml:space="preserve">3.3</w:t>
+        <w:t xml:space="preserve">5.3</w:t>
       </w:r>
       <w:r>
         <w:tab/>
       </w:r>
       <w:r>
-        <w:t xml:space="preserve">Các lĩnh vực hoạt động, dịch vụ, hoặc sản phẩm của doanh nghiệp</w:t>
+        <w:t xml:space="preserve">Phân tích và thiết kế hệ thống</w:t>
       </w:r>
       <w:r>
         <w:tab/>
       </w:r>
       <w:r>
-        <w:t xml:space="preserve">7</w:t>
+        <w:t xml:space="preserve">27</w:t>
       </w:r>
     </w:p>
     <w:p>
@@ -2841,19 +4539,19 @@
         <w:pStyle w:val="TOC2"/>
       </w:pPr>
       <w:r>
-        <w:t xml:space="preserve">3.4</w:t>
+        <w:t xml:space="preserve">5.4</w:t>
       </w:r>
       <w:r>
         <w:tab/>
       </w:r>
       <w:r>
-        <w:t xml:space="preserve">Những đóng góp của doanh nghiệp trong lĩnh vực chuyên môn</w:t>
+        <w:t xml:space="preserve">Cài đặt</w:t>
       </w:r>
       <w:r>
         <w:tab/>
       </w:r>
       <w:r>
-        <w:t xml:space="preserve">8</w:t>
+        <w:t xml:space="preserve">32</w:t>
       </w:r>
     </w:p>
     <w:p>
@@ -2861,19 +4559,99 @@
         <w:pStyle w:val="TOC2"/>
       </w:pPr>
       <w:r>
-        <w:t xml:space="preserve">3.5</w:t>
+        <w:t xml:space="preserve">5.5</w:t>
       </w:r>
       <w:r>
         <w:tab/>
       </w:r>
       <w:r>
-        <w:t xml:space="preserve">Cơ cấu tổ chức và vị trí của sinh viên</w:t>
+        <w:t xml:space="preserve">Kiểm thử và đánh giá</w:t>
       </w:r>
       <w:r>
         <w:tab/>
       </w:r>
       <w:r>
-        <w:t xml:space="preserve">9</w:t>
+        <w:t xml:space="preserve">36</w:t>
+      </w:r>
+    </w:p>
+    <w:p>
+      <w:pPr>
+        <w:pStyle w:val="TOC2"/>
+      </w:pPr>
+      <w:r>
+        <w:t xml:space="preserve">5.6</w:t>
+      </w:r>
+      <w:r>
+        <w:tab/>
+      </w:r>
+      <w:r>
+        <w:t xml:space="preserve">Hướng dẫn sử dụng và minh họa chức năng</w:t>
+      </w:r>
+      <w:r>
+        <w:tab/>
+      </w:r>
+      <w:r>
+        <w:t xml:space="preserve">40</w:t>
+      </w:r>
+    </w:p>
+    <w:p>
+      <w:pPr>
+        <w:pStyle w:val="TOC2"/>
+      </w:pPr>
+      <w:r>
+        <w:t xml:space="preserve">5.7</w:t>
+      </w:r>
+      <w:r>
+        <w:tab/>
+      </w:r>
+      <w:r>
+        <w:t xml:space="preserve">Thảo luận, hạn chế và hướng phát triển</w:t>
+      </w:r>
+      <w:r>
+        <w:tab/>
+      </w:r>
+      <w:r>
+        <w:t xml:space="preserve">51</w:t>
+      </w:r>
+    </w:p>
+    <w:p>
+      <w:pPr>
+        <w:pStyle w:val="TOC2"/>
+      </w:pPr>
+      <w:r>
+        <w:t xml:space="preserve">5.8</w:t>
+      </w:r>
+      <w:r>
+        <w:tab/>
+      </w:r>
+      <w:r>
+        <w:t xml:space="preserve">Kết luận</w:t>
+      </w:r>
+      <w:r>
+        <w:tab/>
+      </w:r>
+      <w:r>
+        <w:t xml:space="preserve">53</w:t>
+      </w:r>
+    </w:p>
+    <w:p>
+      <w:pPr>
+        <w:pStyle w:val="TOC2"/>
+      </w:pPr>
+      <w:r>
+        <w:t xml:space="preserve">5.9</w:t>
+      </w:r>
+      <w:r>
+        <w:tab/>
+      </w:r>
+      <w:r>
+        <w:t xml:space="preserve">Tuyên bố</w:t>
+      </w:r>
+      <w:r>
+        <w:tab/>
+      </w:r>
+      <w:r>
+        <w:t xml:space="preserve">53</w:t>
       </w:r>
     </w:p>
     <w:p>
@@ -2881,13 +4659,27 @@
         <w:pStyle w:val="TOC1"/>
       </w:pPr>
       <w:r>
-        <w:t xml:space="preserve">PHẦN 4 NHẬT KÝ THỰC TẬP</w:t>
+        <w:t xml:space="preserve">TÀI LIỆU THAM KHẢO</w:t>
       </w:r>
       <w:r>
         <w:tab/>
       </w:r>
       <w:r>
-        <w:t xml:space="preserve">11</w:t>
+        <w:t xml:space="preserve">55</w:t>
+      </w:r>
+    </w:p>
+    <w:p>
+      <w:pPr>
+        <w:pStyle w:val="TOC1"/>
+      </w:pPr>
+      <w:r>
+        <w:t xml:space="preserve">PHỤ LỤC</w:t>
+      </w:r>
+      <w:r>
+        <w:tab/>
+      </w:r>
+      <w:r>
+        <w:t xml:space="preserve">58</w:t>
       </w:r>
     </w:p>
     <w:p>
@@ -2898,13 +4690,13 @@
         <w:tab/>
       </w:r>
       <w:r>
-        <w:t xml:space="preserve">Tuần 1 (từ ngày 29/06/2026 đến ngày 05/07/2026)</w:t>
+        <w:t xml:space="preserve">Phụ lục A. Cấu trúc thư mục của kho mã</w:t>
       </w:r>
       <w:r>
         <w:tab/>
       </w:r>
       <w:r>
-        <w:t xml:space="preserve">11</w:t>
+        <w:t xml:space="preserve">58</w:t>
       </w:r>
     </w:p>
     <w:p>
@@ -2915,13 +4707,13 @@
         <w:tab/>
       </w:r>
       <w:r>
-        <w:t xml:space="preserve">Tuần 2 (từ ngày 06/07/2026 đến ngày 12/07/2026)</w:t>
+        <w:t xml:space="preserve">Phụ lục B. Tham số mặc định và giới hạn của endpoint tối ưu hóa</w:t>
       </w:r>
       <w:r>
         <w:tab/>
       </w:r>
       <w:r>
-        <w:t xml:space="preserve">11</w:t>
+        <w:t xml:space="preserve">58</w:t>
       </w:r>
     </w:p>
     <w:p>
@@ -2932,13 +4724,13 @@
         <w:tab/>
       </w:r>
       <w:r>
-        <w:t xml:space="preserve">Tuần 3 (từ ngày 13/07/2026 đến ngày 19/07/2026)</w:t>
+        <w:t xml:space="preserve">Phụ lục C. Các mục kiểm thử Minor còn mở</w:t>
       </w:r>
       <w:r>
         <w:tab/>
       </w:r>
       <w:r>
-        <w:t xml:space="preserve">12</w:t>
+        <w:t xml:space="preserve">59</w:t>
       </w:r>
     </w:p>
     <w:p>
@@ -2949,13 +4741,13 @@
         <w:tab/>
       </w:r>
       <w:r>
-        <w:t xml:space="preserve">Tuần 4 (từ ngày 20/07/2026 đến ngày 26/07/2026)</w:t>
+        <w:t xml:space="preserve">Phụ lục D. Danh mục ảnh chụp toàn trang</w:t>
       </w:r>
       <w:r>
         <w:tab/>
       </w:r>
       <w:r>
-        <w:t xml:space="preserve">13</w:t>
+        <w:t xml:space="preserve">59</w:t>
       </w:r>
     </w:p>
     <w:p>
@@ -2966,456 +4758,13 @@
         <w:tab/>
       </w:r>
       <w:r>
-        <w:t xml:space="preserve">Tuần 5 (từ ngày 27/07/2026 đến ngày 02/08/2026)</w:t>
+        <w:t xml:space="preserve">Phụ lục E. Nhận xét của đơn vị thực tập</w:t>
       </w:r>
       <w:r>
         <w:tab/>
       </w:r>
       <w:r>
-        <w:t xml:space="preserve">14</w:t>
-      </w:r>
-    </w:p>
-    <w:p>
-      <w:pPr>
-        <w:pStyle w:val="TOC2"/>
-      </w:pPr>
-      <w:r>
-        <w:tab/>
-      </w:r>
-      <w:r>
-        <w:t xml:space="preserve">Tuần 6 (từ ngày 03/08/2026 đến ngày 09/08/2026)</w:t>
-      </w:r>
-      <w:r>
-        <w:tab/>
-      </w:r>
-      <w:r>
-        <w:t xml:space="preserve">14</w:t>
-      </w:r>
-    </w:p>
-    <w:p>
-      <w:pPr>
-        <w:pStyle w:val="TOC2"/>
-      </w:pPr>
-      <w:r>
-        <w:tab/>
-      </w:r>
-      <w:r>
-        <w:t xml:space="preserve">Tuần 7 (từ ngày 10/08/2026 đến ngày 16/08/2026)</w:t>
-      </w:r>
-      <w:r>
-        <w:tab/>
-      </w:r>
-      <w:r>
-        <w:t xml:space="preserve">15</w:t>
-      </w:r>
-    </w:p>
-    <w:p>
-      <w:pPr>
-        <w:pStyle w:val="TOC2"/>
-      </w:pPr>
-      <w:r>
-        <w:tab/>
-      </w:r>
-      <w:r>
-        <w:t xml:space="preserve">Tuần 8 (từ ngày 17/08/2026 đến ngày 23/08/2026)</w:t>
-      </w:r>
-      <w:r>
-        <w:tab/>
-      </w:r>
-      <w:r>
-        <w:t xml:space="preserve">16</w:t>
-      </w:r>
-    </w:p>
-    <w:p>
-      <w:pPr>
-        <w:pStyle w:val="TOC2"/>
-      </w:pPr>
-      <w:r>
-        <w:tab/>
-      </w:r>
-      <w:r>
-        <w:t xml:space="preserve">Tuần 9 (từ ngày 24/08/2026 đến ngày 30/08/2026)</w:t>
-      </w:r>
-      <w:r>
-        <w:tab/>
-      </w:r>
-      <w:r>
-        <w:t xml:space="preserve">17</w:t>
-      </w:r>
-    </w:p>
-    <w:p>
-      <w:pPr>
-        <w:pStyle w:val="TOC2"/>
-      </w:pPr>
-      <w:r>
-        <w:tab/>
-      </w:r>
-      <w:r>
-        <w:t xml:space="preserve">Tuần 10 (từ ngày 31/08/2026 đến ngày 06/09/2026)</w:t>
-      </w:r>
-      <w:r>
-        <w:tab/>
-      </w:r>
-      <w:r>
-        <w:t xml:space="preserve">17</w:t>
-      </w:r>
-    </w:p>
-    <w:p>
-      <w:pPr>
-        <w:pStyle w:val="TOC2"/>
-      </w:pPr>
-      <w:r>
-        <w:tab/>
-      </w:r>
-      <w:r>
-        <w:t xml:space="preserve">Tuần 11 (từ ngày 07/09/2026 đến ngày 13/09/2026)</w:t>
-      </w:r>
-      <w:r>
-        <w:tab/>
-      </w:r>
-      <w:r>
-        <w:t xml:space="preserve">18</w:t>
-      </w:r>
-    </w:p>
-    <w:p>
-      <w:pPr>
-        <w:pStyle w:val="TOC2"/>
-      </w:pPr>
-      <w:r>
-        <w:tab/>
-      </w:r>
-      <w:r>
-        <w:t xml:space="preserve">Tuần 12 (từ ngày 14/09/2026 đến ngày 20/09/2026)</w:t>
-      </w:r>
-      <w:r>
-        <w:tab/>
-      </w:r>
-      <w:r>
-        <w:t xml:space="preserve">19</w:t>
-      </w:r>
-    </w:p>
-    <w:p>
-      <w:pPr>
-        <w:pStyle w:val="TOC2"/>
-      </w:pPr>
-      <w:r>
-        <w:tab/>
-      </w:r>
-      <w:r>
-        <w:t xml:space="preserve">Tuần 13 (từ ngày 21/09/2026 đến ngày 27/09/2026)</w:t>
-      </w:r>
-      <w:r>
-        <w:tab/>
-      </w:r>
-      <w:r>
-        <w:t xml:space="preserve">20</w:t>
-      </w:r>
-    </w:p>
-    <w:p>
-      <w:pPr>
-        <w:pStyle w:val="TOC1"/>
-      </w:pPr>
-      <w:r>
-        <w:t xml:space="preserve">PHẦN 5 BÁO CÁO PROJECT THỰC TẬP</w:t>
-      </w:r>
-      <w:r>
-        <w:tab/>
-      </w:r>
-      <w:r>
-        <w:t xml:space="preserve">21</w:t>
-      </w:r>
-    </w:p>
-    <w:p>
-      <w:pPr>
-        <w:pStyle w:val="TOC2"/>
-      </w:pPr>
-      <w:r>
-        <w:t xml:space="preserve">5.1</w:t>
-      </w:r>
-      <w:r>
-        <w:tab/>
-      </w:r>
-      <w:r>
-        <w:t xml:space="preserve">Đặt vấn đề</w:t>
-      </w:r>
-      <w:r>
-        <w:tab/>
-      </w:r>
-      <w:r>
-        <w:t xml:space="preserve">21</w:t>
-      </w:r>
-    </w:p>
-    <w:p>
-      <w:pPr>
-        <w:pStyle w:val="TOC2"/>
-      </w:pPr>
-      <w:r>
-        <w:t xml:space="preserve">5.2</w:t>
-      </w:r>
-      <w:r>
-        <w:tab/>
-      </w:r>
-      <w:r>
-        <w:t xml:space="preserve">Khảo sát nghiên cứu liên quan và cơ sở lý thuyết</w:t>
-      </w:r>
-      <w:r>
-        <w:tab/>
-      </w:r>
-      <w:r>
-        <w:t xml:space="preserve">23</w:t>
-      </w:r>
-    </w:p>
-    <w:p>
-      <w:pPr>
-        <w:pStyle w:val="TOC2"/>
-      </w:pPr>
-      <w:r>
-        <w:t xml:space="preserve">5.3</w:t>
-      </w:r>
-      <w:r>
-        <w:tab/>
-      </w:r>
-      <w:r>
-        <w:t xml:space="preserve">Phân tích và thiết kế hệ thống</w:t>
-      </w:r>
-      <w:r>
-        <w:tab/>
-      </w:r>
-      <w:r>
-        <w:t xml:space="preserve">27</w:t>
-      </w:r>
-    </w:p>
-    <w:p>
-      <w:pPr>
-        <w:pStyle w:val="TOC2"/>
-      </w:pPr>
-      <w:r>
-        <w:t xml:space="preserve">5.4</w:t>
-      </w:r>
-      <w:r>
-        <w:tab/>
-      </w:r>
-      <w:r>
-        <w:t xml:space="preserve">Cài đặt</w:t>
-      </w:r>
-      <w:r>
-        <w:tab/>
-      </w:r>
-      <w:r>
-        <w:t xml:space="preserve">32</w:t>
-      </w:r>
-    </w:p>
-    <w:p>
-      <w:pPr>
-        <w:pStyle w:val="TOC2"/>
-      </w:pPr>
-      <w:r>
-        <w:t xml:space="preserve">5.5</w:t>
-      </w:r>
-      <w:r>
-        <w:tab/>
-      </w:r>
-      <w:r>
-        <w:t xml:space="preserve">Kiểm thử và đánh giá</w:t>
-      </w:r>
-      <w:r>
-        <w:tab/>
-      </w:r>
-      <w:r>
-        <w:t xml:space="preserve">36</w:t>
-      </w:r>
-    </w:p>
-    <w:p>
-      <w:pPr>
-        <w:pStyle w:val="TOC2"/>
-      </w:pPr>
-      <w:r>
-        <w:t xml:space="preserve">5.6</w:t>
-      </w:r>
-      <w:r>
-        <w:tab/>
-      </w:r>
-      <w:r>
-        <w:t xml:space="preserve">Hướng dẫn sử dụng và minh họa chức năng</w:t>
-      </w:r>
-      <w:r>
-        <w:tab/>
-      </w:r>
-      <w:r>
-        <w:t xml:space="preserve">40</w:t>
-      </w:r>
-    </w:p>
-    <w:p>
-      <w:pPr>
-        <w:pStyle w:val="TOC2"/>
-      </w:pPr>
-      <w:r>
-        <w:t xml:space="preserve">5.7</w:t>
-      </w:r>
-      <w:r>
-        <w:tab/>
-      </w:r>
-      <w:r>
-        <w:t xml:space="preserve">Thảo luận, hạn chế và hướng phát triển</w:t>
-      </w:r>
-      <w:r>
-        <w:tab/>
-      </w:r>
-      <w:r>
-        <w:t xml:space="preserve">54</w:t>
-      </w:r>
-    </w:p>
-    <w:p>
-      <w:pPr>
-        <w:pStyle w:val="TOC2"/>
-      </w:pPr>
-      <w:r>
-        <w:t xml:space="preserve">5.8</w:t>
-      </w:r>
-      <w:r>
-        <w:tab/>
-      </w:r>
-      <w:r>
-        <w:t xml:space="preserve">Kết luận</w:t>
-      </w:r>
-      <w:r>
-        <w:tab/>
-      </w:r>
-      <w:r>
-        <w:t xml:space="preserve">56</w:t>
-      </w:r>
-    </w:p>
-    <w:p>
-      <w:pPr>
-        <w:pStyle w:val="TOC2"/>
-      </w:pPr>
-      <w:r>
-        <w:t xml:space="preserve">5.9</w:t>
-      </w:r>
-      <w:r>
-        <w:tab/>
-      </w:r>
-      <w:r>
-        <w:t xml:space="preserve">Tuyên bố</w:t>
-      </w:r>
-      <w:r>
-        <w:tab/>
-      </w:r>
-      <w:r>
-        <w:t xml:space="preserve">56</w:t>
-      </w:r>
-    </w:p>
-    <w:p>
-      <w:pPr>
-        <w:pStyle w:val="TOC1"/>
-      </w:pPr>
-      <w:r>
-        <w:t xml:space="preserve">TÀI LIỆU THAM KHẢO</w:t>
-      </w:r>
-      <w:r>
-        <w:tab/>
-      </w:r>
-      <w:r>
-        <w:t xml:space="preserve">58</w:t>
-      </w:r>
-    </w:p>
-    <w:p>
-      <w:pPr>
-        <w:pStyle w:val="TOC1"/>
-      </w:pPr>
-      <w:r>
-        <w:t xml:space="preserve">PHỤ LỤC</w:t>
-      </w:r>
-      <w:r>
-        <w:tab/>
-      </w:r>
-      <w:r>
-        <w:t xml:space="preserve">61</w:t>
-      </w:r>
-    </w:p>
-    <w:p>
-      <w:pPr>
-        <w:pStyle w:val="TOC2"/>
-      </w:pPr>
-      <w:r>
-        <w:tab/>
-      </w:r>
-      <w:r>
-        <w:t xml:space="preserve">Phụ lục A. Cấu trúc thư mục của kho mã</w:t>
-      </w:r>
-      <w:r>
-        <w:tab/>
-      </w:r>
-      <w:r>
-        <w:t xml:space="preserve">61</w:t>
-      </w:r>
-    </w:p>
-    <w:p>
-      <w:pPr>
-        <w:pStyle w:val="TOC2"/>
-      </w:pPr>
-      <w:r>
-        <w:tab/>
-      </w:r>
-      <w:r>
-        <w:t xml:space="preserve">Phụ lục B. Tham số mặc định và giới hạn của endpoint tối ưu hóa</w:t>
-      </w:r>
-      <w:r>
-        <w:tab/>
-      </w:r>
-      <w:r>
-        <w:t xml:space="preserve">61</w:t>
-      </w:r>
-    </w:p>
-    <w:p>
-      <w:pPr>
-        <w:pStyle w:val="TOC2"/>
-      </w:pPr>
-      <w:r>
-        <w:tab/>
-      </w:r>
-      <w:r>
-        <w:t xml:space="preserve">Phụ lục C. Các mục kiểm thử Minor còn mở</w:t>
-      </w:r>
-      <w:r>
-        <w:tab/>
-      </w:r>
-      <w:r>
-        <w:t xml:space="preserve">62</w:t>
-      </w:r>
-    </w:p>
-    <w:p>
-      <w:pPr>
-        <w:pStyle w:val="TOC2"/>
-      </w:pPr>
-      <w:r>
-        <w:tab/>
-      </w:r>
-      <w:r>
-        <w:t xml:space="preserve">Phụ lục D. Danh mục ảnh chụp toàn trang</w:t>
-      </w:r>
-      <w:r>
-        <w:tab/>
-      </w:r>
-      <w:r>
-        <w:t xml:space="preserve">62</w:t>
-      </w:r>
-    </w:p>
-    <w:p>
-      <w:pPr>
-        <w:pStyle w:val="TOC2"/>
-      </w:pPr>
-      <w:r>
-        <w:tab/>
-      </w:r>
-      <w:r>
-        <w:t xml:space="preserve">Phụ lục E. Nhận xét của đơn vị thực tập</w:t>
-      </w:r>
-      <w:r>
-        <w:tab/>
-      </w:r>
-      <w:r>
-        <w:t xml:space="preserve">62</w:t>
+        <w:t xml:space="preserve">59</w:t>
       </w:r>
       <w:r>
         <w:fldChar w:fldCharType="end"/>
@@ -3439,13 +4788,22 @@
         <w:ind w:left="1134" w:hanging="1134"/>
       </w:pPr>
       <w:r>
-        <w:t xml:space="preserve">Bảng 2.1. Kế hoạch thực tập theo tuần</w:t>
+        <w:fldChar w:fldCharType="begin"/>
+      </w:r>
+      <w:r>
+        <w:instrText xml:space="preserve"> TOC \h \z \t "Heading 4,1" </w:instrText>
+      </w:r>
+      <w:r>
+        <w:fldChar w:fldCharType="separate"/>
+      </w:r>
+      <w:r>
+        <w:t xml:space="preserve">Bảng 0.1. Sản phẩm khoa học của sinh viên</w:t>
       </w:r>
       <w:r>
         <w:tab/>
       </w:r>
       <w:r>
-        <w:t xml:space="preserve">3</w:t>
+        <w:t xml:space="preserve">v</w:t>
       </w:r>
     </w:p>
     <w:p>
@@ -3454,13 +4812,13 @@
         <w:ind w:left="1134" w:hanging="1134"/>
       </w:pPr>
       <w:r>
-        <w:t xml:space="preserve">Bảng 3.1. Thông tin pháp lý và quy mô của ITMV</w:t>
+        <w:t xml:space="preserve">Bảng 2.1. Kế hoạch thực tập theo tuần</w:t>
       </w:r>
       <w:r>
         <w:tab/>
       </w:r>
       <w:r>
-        <w:t xml:space="preserve">6</w:t>
+        <w:t xml:space="preserve">3</w:t>
       </w:r>
     </w:p>
     <w:p>
@@ -3469,13 +4827,13 @@
         <w:ind w:left="1134" w:hanging="1134"/>
       </w:pPr>
       <w:r>
-        <w:t xml:space="preserve">Bảng 3.2. Sản phẩm và điều kiện sản xuất theo nhà máy</w:t>
+        <w:t xml:space="preserve">Bảng 3.1. Thông tin pháp lý và quy mô của ITMV</w:t>
       </w:r>
       <w:r>
         <w:tab/>
       </w:r>
       <w:r>
-        <w:t xml:space="preserve">8</w:t>
+        <w:t xml:space="preserve">6</w:t>
       </w:r>
     </w:p>
     <w:p>
@@ -3484,13 +4842,13 @@
         <w:ind w:left="1134" w:hanging="1134"/>
       </w:pPr>
       <w:r>
-        <w:t xml:space="preserve">Bảng 5.1. Đối chiếu nhu cầu, khoảng trống và cách giải quyết của dự án</w:t>
+        <w:t xml:space="preserve">Bảng 3.2. Sản phẩm và điều kiện sản xuất theo nhà máy</w:t>
       </w:r>
       <w:r>
         <w:tab/>
       </w:r>
       <w:r>
-        <w:t xml:space="preserve">26</w:t>
+        <w:t xml:space="preserve">8</w:t>
       </w:r>
     </w:p>
     <w:p>
@@ -3499,13 +4857,13 @@
         <w:ind w:left="1134" w:hanging="1134"/>
       </w:pPr>
       <w:r>
-        <w:t xml:space="preserve">Bảng 5.2. Yêu cầu chức năng của phần bổ sung</w:t>
+        <w:t xml:space="preserve">Bảng 5.1. Đối chiếu nhu cầu, khoảng trống và cách giải quyết của dự án</w:t>
       </w:r>
       <w:r>
         <w:tab/>
       </w:r>
       <w:r>
-        <w:t xml:space="preserve">27</w:t>
+        <w:t xml:space="preserve">26</w:t>
       </w:r>
     </w:p>
     <w:p>
@@ -3514,13 +4872,13 @@
         <w:ind w:left="1134" w:hanging="1134"/>
       </w:pPr>
       <w:r>
-        <w:t xml:space="preserve">Bảng 5.3. Yêu cầu phi chức năng</w:t>
+        <w:t xml:space="preserve">Bảng 5.2. Yêu cầu chức năng của phần bổ sung</w:t>
       </w:r>
       <w:r>
         <w:tab/>
       </w:r>
       <w:r>
-        <w:t xml:space="preserve">28</w:t>
+        <w:t xml:space="preserve">27</w:t>
       </w:r>
     </w:p>
     <w:p>
@@ -3529,13 +4887,13 @@
         <w:ind w:left="1134" w:hanging="1134"/>
       </w:pPr>
       <w:r>
-        <w:t xml:space="preserve">Bảng 5.4. Công nghệ sử dụng</w:t>
+        <w:t xml:space="preserve">Bảng 5.3. Yêu cầu phi chức năng</w:t>
       </w:r>
       <w:r>
         <w:tab/>
       </w:r>
       <w:r>
-        <w:t xml:space="preserve">29</w:t>
+        <w:t xml:space="preserve">28</w:t>
       </w:r>
     </w:p>
     <w:p>
@@ -3544,13 +4902,13 @@
         <w:ind w:left="1134" w:hanging="1134"/>
       </w:pPr>
       <w:r>
-        <w:t xml:space="preserve">Bảng 5.5. Các endpoint của phần bổ sung</w:t>
+        <w:t xml:space="preserve">Bảng 5.4. Công nghệ sử dụng</w:t>
       </w:r>
       <w:r>
         <w:tab/>
       </w:r>
       <w:r>
-        <w:t xml:space="preserve">31</w:t>
+        <w:t xml:space="preserve">29</w:t>
       </w:r>
     </w:p>
     <w:p>
@@ -3559,13 +4917,13 @@
         <w:ind w:left="1134" w:hanging="1134"/>
       </w:pPr>
       <w:r>
-        <w:t xml:space="preserve">Bảng 5.6. Các tệp chính của phần bổ sung</w:t>
+        <w:t xml:space="preserve">Bảng 5.5. Các endpoint của phần bổ sung</w:t>
       </w:r>
       <w:r>
         <w:tab/>
       </w:r>
       <w:r>
-        <w:t xml:space="preserve">32</w:t>
+        <w:t xml:space="preserve">31</w:t>
       </w:r>
     </w:p>
     <w:p>
@@ -3574,13 +4932,13 @@
         <w:ind w:left="1134" w:hanging="1134"/>
       </w:pPr>
       <w:r>
-        <w:t xml:space="preserve">Bảng 5.7. Quy mô dữ liệu demo</w:t>
+        <w:t xml:space="preserve">Bảng 5.6. Các tệp chính của phần bổ sung</w:t>
       </w:r>
       <w:r>
         <w:tab/>
       </w:r>
       <w:r>
-        <w:t xml:space="preserve">36</w:t>
+        <w:t xml:space="preserve">32</w:t>
       </w:r>
     </w:p>
     <w:p>
@@ -3589,13 +4947,13 @@
         <w:ind w:left="1134" w:hanging="1134"/>
       </w:pPr>
       <w:r>
-        <w:t xml:space="preserve">Bảng 5.8. Kết quả kiểm thử tự động</w:t>
+        <w:t xml:space="preserve">Bảng 5.7. Quy mô dữ liệu demo</w:t>
       </w:r>
       <w:r>
         <w:tab/>
       </w:r>
       <w:r>
-        <w:t xml:space="preserve">37</w:t>
+        <w:t xml:space="preserve">36</w:t>
       </w:r>
     </w:p>
     <w:p>
@@ -3604,13 +4962,13 @@
         <w:ind w:left="1134" w:hanging="1134"/>
       </w:pPr>
       <w:r>
-        <w:t xml:space="preserve">Bảng 5.9. So sánh các danh mục trên dữ liệu trong mẫu (tài khoản demo-user-12, tám khoản nắm giữ lớn nhất, hai năm dữ liệu mô phỏng, tỷ trọng tối đa 40%)</w:t>
+        <w:t xml:space="preserve">Bảng 5.8. Kết quả kiểm thử tự động</w:t>
       </w:r>
       <w:r>
         <w:tab/>
       </w:r>
       <w:r>
-        <w:t xml:space="preserve">38</w:t>
+        <w:t xml:space="preserve">37</w:t>
       </w:r>
     </w:p>
     <w:p>
@@ -3619,7 +4977,7 @@
         <w:ind w:left="1134" w:hanging="1134"/>
       </w:pPr>
       <w:r>
-        <w:t xml:space="preserve">Bảng 5.10. Kết quả backtest walk-forward ngoài mẫu (cửa sổ 252 ngày, cân bằng lại mỗi 63 ngày, 5 lần)</w:t>
+        <w:t xml:space="preserve">Bảng 5.9. So sánh các danh mục trên dữ liệu trong mẫu (tài khoản demo-user-12, tám khoản nắm giữ lớn nhất, hai năm dữ liệu mô phỏng, tỷ trọng tối đa 40%)</w:t>
       </w:r>
       <w:r>
         <w:tab/>
@@ -3634,13 +4992,13 @@
         <w:ind w:left="1134" w:hanging="1134"/>
       </w:pPr>
       <w:r>
-        <w:t xml:space="preserve">Bảng P.1. Tham số của POST /api/v1/portfolio/optimizer</w:t>
+        <w:t xml:space="preserve">Bảng 5.10. Kết quả backtest walk-forward ngoài mẫu (cửa sổ 252 ngày, cân bằng lại mỗi 63 ngày, 5 lần)</w:t>
       </w:r>
       <w:r>
         <w:tab/>
       </w:r>
       <w:r>
-        <w:t xml:space="preserve">61</w:t>
+        <w:t xml:space="preserve">39</w:t>
       </w:r>
     </w:p>
     <w:p>
@@ -3649,13 +5007,31 @@
         <w:ind w:left="1134" w:hanging="1134"/>
       </w:pPr>
       <w:r>
+        <w:t xml:space="preserve">Bảng P.1. Tham số của POST /api/v1/portfolio/optimizer</w:t>
+      </w:r>
+      <w:r>
+        <w:tab/>
+      </w:r>
+      <w:r>
+        <w:t xml:space="preserve">58</w:t>
+      </w:r>
+    </w:p>
+    <w:p>
+      <w:pPr>
+        <w:pStyle w:val="TOC1"/>
+        <w:ind w:left="1134" w:hanging="1134"/>
+      </w:pPr>
+      <w:r>
         <w:t xml:space="preserve">Bảng P.2. Nhận xét của đơn vị thực tập</w:t>
       </w:r>
       <w:r>
         <w:tab/>
       </w:r>
       <w:r>
-        <w:t xml:space="preserve">62</w:t>
+        <w:t xml:space="preserve">59</w:t>
+      </w:r>
+      <w:r>
+        <w:fldChar w:fldCharType="end"/>
       </w:r>
     </w:p>
     <w:p>
@@ -3676,6 +5052,15 @@
         <w:ind w:left="1134" w:hanging="1134"/>
       </w:pPr>
       <w:r>
+        <w:fldChar w:fldCharType="begin"/>
+      </w:r>
+      <w:r>
+        <w:instrText xml:space="preserve"> TOC \h \z \t "Heading 5,1" </w:instrText>
+      </w:r>
+      <w:r>
+        <w:fldChar w:fldCharType="separate"/>
+      </w:r>
+      <w:r>
         <w:t xml:space="preserve">Hình 3.1. Sơ đồ tổ chức của ITMV, vẽ lại theo mô tả trong tài liệu [7]</w:t>
       </w:r>
       <w:r>
@@ -3757,7 +5142,7 @@
         <w:tab/>
       </w:r>
       <w:r>
-        <w:t xml:space="preserve">42</w:t>
+        <w:t xml:space="preserve">41</w:t>
       </w:r>
     </w:p>
     <w:p>
@@ -3772,7 +5157,7 @@
         <w:tab/>
       </w:r>
       <w:r>
-        <w:t xml:space="preserve">43</w:t>
+        <w:t xml:space="preserve">42</w:t>
       </w:r>
     </w:p>
     <w:p>
@@ -3787,7 +5172,7 @@
         <w:tab/>
       </w:r>
       <w:r>
-        <w:t xml:space="preserve">44</w:t>
+        <w:t xml:space="preserve">43</w:t>
       </w:r>
     </w:p>
     <w:p>
@@ -3802,7 +5187,7 @@
         <w:tab/>
       </w:r>
       <w:r>
-        <w:t xml:space="preserve">45</w:t>
+        <w:t xml:space="preserve">43</w:t>
       </w:r>
     </w:p>
     <w:p>
@@ -3817,7 +5202,7 @@
         <w:tab/>
       </w:r>
       <w:r>
-        <w:t xml:space="preserve">45</w:t>
+        <w:t xml:space="preserve">44</w:t>
       </w:r>
     </w:p>
     <w:p>
@@ -3832,7 +5217,7 @@
         <w:tab/>
       </w:r>
       <w:r>
-        <w:t xml:space="preserve">46</w:t>
+        <w:t xml:space="preserve">45</w:t>
       </w:r>
     </w:p>
     <w:p>
@@ -3847,7 +5232,7 @@
         <w:tab/>
       </w:r>
       <w:r>
-        <w:t xml:space="preserve">47</w:t>
+        <w:t xml:space="preserve">46</w:t>
       </w:r>
     </w:p>
     <w:p>
@@ -3862,7 +5247,7 @@
         <w:tab/>
       </w:r>
       <w:r>
-        <w:t xml:space="preserve">48</w:t>
+        <w:t xml:space="preserve">47</w:t>
       </w:r>
     </w:p>
     <w:p>
@@ -3877,7 +5262,7 @@
         <w:tab/>
       </w:r>
       <w:r>
-        <w:t xml:space="preserve">49</w:t>
+        <w:t xml:space="preserve">47</w:t>
       </w:r>
     </w:p>
     <w:p>
@@ -3892,7 +5277,7 @@
         <w:tab/>
       </w:r>
       <w:r>
-        <w:t xml:space="preserve">50</w:t>
+        <w:t xml:space="preserve">48</w:t>
       </w:r>
     </w:p>
     <w:p>
@@ -3907,7 +5292,7 @@
         <w:tab/>
       </w:r>
       <w:r>
-        <w:t xml:space="preserve">51</w:t>
+        <w:t xml:space="preserve">49</w:t>
       </w:r>
     </w:p>
     <w:p>
@@ -3922,7 +5307,7 @@
         <w:tab/>
       </w:r>
       <w:r>
-        <w:t xml:space="preserve">52</w:t>
+        <w:t xml:space="preserve">49</w:t>
       </w:r>
     </w:p>
     <w:p>
@@ -3937,7 +5322,7 @@
         <w:tab/>
       </w:r>
       <w:r>
-        <w:t xml:space="preserve">53</w:t>
+        <w:t xml:space="preserve">50</w:t>
       </w:r>
     </w:p>
     <w:p>
@@ -3952,7 +5337,10 @@
         <w:tab/>
       </w:r>
       <w:r>
-        <w:t xml:space="preserve">54</w:t>
+        <w:t xml:space="preserve">51</w:t>
+      </w:r>
+      <w:r>
+        <w:fldChar w:fldCharType="end"/>
       </w:r>
     </w:p>
     <w:p>
@@ -6389,6 +7777,13 @@
             <w:pPr>
               <w:spacing w:before="20" w:after="20"/>
             </w:pPr>
+            <w:r>
+              <w:rPr>
+                <w:sz w:val="20"/>
+                <w:szCs w:val="20"/>
+              </w:rPr>
+              <w:t xml:space="preserve">ThS. Nguyễn Bá Luận</w:t>
+            </w:r>
           </w:p>
         </w:tc>
       </w:tr>
@@ -6770,12 +8165,25 @@
     </w:p>
     <w:p>
       <w:pPr>
-        <w:pStyle w:val="Caption"/>
+        <w:pStyle w:val="Heading4"/>
         <w:keepNext/>
+        <w:numPr>
+          <w:ilvl w:val="0"/>
+          <w:numId w:val="0"/>
+        </w:numPr>
         <w:spacing w:before="160" w:after="60"/>
+        <w:ind w:left="0" w:firstLine="0"/>
         <w:jc w:val="center"/>
       </w:pPr>
       <w:r>
+        <w:rPr>
+          <w:b/>
+          <w:bCs/>
+          <w:i w:val="0"/>
+          <w:iCs w:val="0"/>
+          <w:sz w:val="24"/>
+          <w:szCs w:val="24"/>
+        </w:rPr>
         <w:t xml:space="preserve">Bảng 2.1. Kế hoạch thực tập theo tuần</w:t>
       </w:r>
     </w:p>
@@ -8211,12 +9619,25 @@
     </w:p>
     <w:p>
       <w:pPr>
-        <w:pStyle w:val="Caption"/>
+        <w:pStyle w:val="Heading4"/>
         <w:keepNext/>
+        <w:numPr>
+          <w:ilvl w:val="0"/>
+          <w:numId w:val="0"/>
+        </w:numPr>
         <w:spacing w:before="160" w:after="60"/>
+        <w:ind w:left="0" w:firstLine="0"/>
         <w:jc w:val="center"/>
       </w:pPr>
       <w:r>
+        <w:rPr>
+          <w:b/>
+          <w:bCs/>
+          <w:i w:val="0"/>
+          <w:iCs w:val="0"/>
+          <w:sz w:val="24"/>
+          <w:szCs w:val="24"/>
+        </w:rPr>
         <w:t xml:space="preserve">Bảng 3.1. Thông tin pháp lý và quy mô của ITMV</w:t>
       </w:r>
     </w:p>
@@ -8732,12 +10153,25 @@
     </w:p>
     <w:p>
       <w:pPr>
-        <w:pStyle w:val="Caption"/>
+        <w:pStyle w:val="Heading4"/>
         <w:keepNext/>
+        <w:numPr>
+          <w:ilvl w:val="0"/>
+          <w:numId w:val="0"/>
+        </w:numPr>
         <w:spacing w:before="160" w:after="60"/>
+        <w:ind w:left="0" w:firstLine="0"/>
         <w:jc w:val="center"/>
       </w:pPr>
       <w:r>
+        <w:rPr>
+          <w:b/>
+          <w:bCs/>
+          <w:i w:val="0"/>
+          <w:iCs w:val="0"/>
+          <w:sz w:val="24"/>
+          <w:szCs w:val="24"/>
+        </w:rPr>
         <w:t xml:space="preserve">Bảng 3.2. Sản phẩm và điều kiện sản xuất theo nhà máy</w:t>
       </w:r>
     </w:p>
@@ -9109,12 +10543,39 @@
     </w:p>
     <w:p>
       <w:pPr>
-        <w:pStyle w:val="Caption"/>
-        <w:spacing w:before="40" w:after="160"/>
+        <w:pStyle w:val="Heading5"/>
+        <w:numPr>
+          <w:ilvl w:val="0"/>
+          <w:numId w:val="0"/>
+        </w:numPr>
+        <w:spacing w:before="60" w:after="40"/>
+        <w:ind w:left="0" w:firstLine="0"/>
         <w:jc w:val="center"/>
       </w:pPr>
       <w:r>
-        <w:t xml:space="preserve">Hình 3.1. Sơ đồ tổ chức của ITMV, vẽ lại theo mô tả trong tài liệu [7]. Ô vàng là ba nhà máy sản xuất; PCM: mô-đun mạch bảo vệ; PMP: mô-đun bảo vệ; POC: vi mạch bảo vệ một chip; NFC: giao tiếp trường gần; TSP: màn hình cảm ứng; EPM: quản lý chương trình kỹ thuật.</w:t>
+        <w:rPr>
+          <w:b/>
+          <w:bCs/>
+          <w:i w:val="0"/>
+          <w:iCs w:val="0"/>
+          <w:sz w:val="24"/>
+          <w:szCs w:val="24"/>
+        </w:rPr>
+        <w:t xml:space="preserve">Hình 3.1. Sơ đồ tổ chức của ITMV, vẽ lại theo mô tả trong tài liệu [7].</w:t>
+      </w:r>
+    </w:p>
+    <w:p>
+      <w:pPr>
+        <w:keepLines/>
+        <w:spacing w:before="0" w:after="160"/>
+        <w:jc w:val="center"/>
+      </w:pPr>
+      <w:r>
+        <w:rPr>
+          <w:sz w:val="22"/>
+          <w:szCs w:val="22"/>
+        </w:rPr>
+        <w:t xml:space="preserve">Ô vàng là ba nhà máy sản xuất; PCM: mô-đun mạch bảo vệ; PMP: mô-đun bảo vệ; POC: vi mạch bảo vệ một chip; NFC: giao tiếp trường gần; TSP: màn hình cảm ứng; EPM: quản lý chương trình kỹ thuật.</w:t>
       </w:r>
     </w:p>
     <w:p>
@@ -10845,8 +12306,91 @@
                 <w:sz w:val="18"/>
                 <w:szCs w:val="18"/>
               </w:rPr>
-              <w:t xml:space="preserve">Sơ đồ ký hiệu: Σ, π, δ, τ, P, Q, Ω</w:t>
-            </w:r>
+              <w:t xml:space="preserve">Sơ đồ ký hiệu: </w:t>
+            </w:r>
+            <m:oMath xmlns:m="http://schemas.openxmlformats.org/officeDocument/2006/math">
+              <m:r>
+                <m:rPr>
+                  <m:sty m:val="p"/>
+                </m:rPr>
+                <m:t>Σ</m:t>
+              </m:r>
+            </m:oMath>
+            <w:r>
+              <w:rPr>
+                <w:sz w:val="18"/>
+                <w:szCs w:val="18"/>
+              </w:rPr>
+              <w:t xml:space="preserve">, </w:t>
+            </w:r>
+            <m:oMath xmlns:m="http://schemas.openxmlformats.org/officeDocument/2006/math">
+              <m:r>
+                <m:t>π</m:t>
+              </m:r>
+            </m:oMath>
+            <w:r>
+              <w:rPr>
+                <w:sz w:val="18"/>
+                <w:szCs w:val="18"/>
+              </w:rPr>
+              <w:t xml:space="preserve">, </w:t>
+            </w:r>
+            <m:oMath xmlns:m="http://schemas.openxmlformats.org/officeDocument/2006/math">
+              <m:r>
+                <m:t>δ</m:t>
+              </m:r>
+            </m:oMath>
+            <w:r>
+              <w:rPr>
+                <w:sz w:val="18"/>
+                <w:szCs w:val="18"/>
+              </w:rPr>
+              <w:t xml:space="preserve">, </w:t>
+            </w:r>
+            <m:oMath xmlns:m="http://schemas.openxmlformats.org/officeDocument/2006/math">
+              <m:r>
+                <m:t>τ</m:t>
+              </m:r>
+            </m:oMath>
+            <w:r>
+              <w:rPr>
+                <w:sz w:val="18"/>
+                <w:szCs w:val="18"/>
+              </w:rPr>
+              <w:t xml:space="preserve">, </w:t>
+            </w:r>
+            <m:oMath xmlns:m="http://schemas.openxmlformats.org/officeDocument/2006/math">
+              <m:r>
+                <m:t>P</m:t>
+              </m:r>
+            </m:oMath>
+            <w:r>
+              <w:rPr>
+                <w:sz w:val="18"/>
+                <w:szCs w:val="18"/>
+              </w:rPr>
+              <w:t xml:space="preserve">, </w:t>
+            </w:r>
+            <m:oMath xmlns:m="http://schemas.openxmlformats.org/officeDocument/2006/math">
+              <m:r>
+                <m:t>Q</m:t>
+              </m:r>
+            </m:oMath>
+            <w:r>
+              <w:rPr>
+                <w:sz w:val="18"/>
+                <w:szCs w:val="18"/>
+              </w:rPr>
+              <w:t xml:space="preserve">, </w:t>
+            </w:r>
+            <m:oMath xmlns:m="http://schemas.openxmlformats.org/officeDocument/2006/math">
+              <m:r>
+                <m:rPr>
+                  <m:sty m:val="p"/>
+                </m:rPr>
+                <m:t>Ω</m:t>
+              </m:r>
+            </m:oMath>
           </w:p>
         </w:tc>
         <w:tc>
@@ -10862,7 +12406,22 @@
                 <w:sz w:val="18"/>
                 <w:szCs w:val="18"/>
               </w:rPr>
-              <w:t xml:space="preserve">Ma trận Ω quyết định mức tin vào từng quan điểm</w:t>
+              <w:t xml:space="preserve">Ma trận </w:t>
+            </w:r>
+            <m:oMath xmlns:m="http://schemas.openxmlformats.org/officeDocument/2006/math">
+              <m:r>
+                <m:rPr>
+                  <m:sty m:val="p"/>
+                </m:rPr>
+                <m:t>Ω</m:t>
+              </m:r>
+            </m:oMath>
+            <w:r>
+              <w:rPr>
+                <w:sz w:val="18"/>
+                <w:szCs w:val="18"/>
+              </w:rPr>
+              <w:t xml:space="preserve"> quyết định mức tin vào từng quan điểm</w:t>
             </w:r>
           </w:p>
         </w:tc>
@@ -12165,7 +13724,34 @@
                 <w:sz w:val="18"/>
                 <w:szCs w:val="18"/>
               </w:rPr>
-              <w:t xml:space="preserve">Cài lợi suất cân bằng π, độ bất định Ω, lợi suất hậu nghiệm</w:t>
+              <w:t xml:space="preserve">Cài lợi suất cân bằng </w:t>
+            </w:r>
+            <m:oMath xmlns:m="http://schemas.openxmlformats.org/officeDocument/2006/math">
+              <m:r>
+                <m:t>π</m:t>
+              </m:r>
+            </m:oMath>
+            <w:r>
+              <w:rPr>
+                <w:sz w:val="18"/>
+                <w:szCs w:val="18"/>
+              </w:rPr>
+              <w:t xml:space="preserve">, độ bất định </w:t>
+            </w:r>
+            <m:oMath xmlns:m="http://schemas.openxmlformats.org/officeDocument/2006/math">
+              <m:r>
+                <m:rPr>
+                  <m:sty m:val="p"/>
+                </m:rPr>
+                <m:t>Ω</m:t>
+              </m:r>
+            </m:oMath>
+            <w:r>
+              <w:rPr>
+                <w:sz w:val="18"/>
+                <w:szCs w:val="18"/>
+              </w:rPr>
+              <w:t xml:space="preserve">, lợi suất hậu nghiệm</w:t>
             </w:r>
           </w:p>
         </w:tc>
@@ -12199,7 +13785,19 @@
                 <w:sz w:val="18"/>
                 <w:szCs w:val="18"/>
               </w:rPr>
-              <w:t xml:space="preserve">Kiểm thử trường hợp không có quan điểm cho π bằng hậu nghiệm</w:t>
+              <w:t xml:space="preserve">Kiểm thử trường hợp không có quan điểm cho </w:t>
+            </w:r>
+            <m:oMath xmlns:m="http://schemas.openxmlformats.org/officeDocument/2006/math">
+              <m:r>
+                <m:t>π</m:t>
+              </m:r>
+            </m:oMath>
+            <w:r>
+              <w:rPr>
+                <w:sz w:val="18"/>
+                <w:szCs w:val="18"/>
+              </w:rPr>
+              <w:t xml:space="preserve"> bằng hậu nghiệm</w:t>
             </w:r>
           </w:p>
         </w:tc>
@@ -14261,13 +15859,68 @@
             <w:pPr>
               <w:spacing w:before="20" w:after="20"/>
             </w:pPr>
-            <w:r>
-              <w:rPr>
-                <w:sz w:val="18"/>
-                <w:szCs w:val="18"/>
-              </w:rPr>
-              <w:t xml:space="preserve">Ω tỷ lệ với (1 − c)/c theo độ tin cậy c</w:t>
-            </w:r>
+            <m:oMath xmlns:m="http://schemas.openxmlformats.org/officeDocument/2006/math">
+              <m:r>
+                <m:rPr>
+                  <m:sty m:val="p"/>
+                </m:rPr>
+                <m:t>Ω</m:t>
+              </m:r>
+            </m:oMath>
+            <w:r>
+              <w:rPr>
+                <w:sz w:val="18"/>
+                <w:szCs w:val="18"/>
+              </w:rPr>
+              <w:t xml:space="preserve"> tỷ lệ với </w:t>
+            </w:r>
+            <m:oMath xmlns:m="http://schemas.openxmlformats.org/officeDocument/2006/math">
+              <m:r>
+                <m:rPr>
+                  <m:sty m:val="p"/>
+                </m:rPr>
+                <m:t>(</m:t>
+              </m:r>
+              <m:r>
+                <m:t>1</m:t>
+              </m:r>
+              <m:r>
+                <m:rPr>
+                  <m:sty m:val="p"/>
+                </m:rPr>
+                <m:t>−</m:t>
+              </m:r>
+              <m:r>
+                <m:t>c</m:t>
+              </m:r>
+              <m:r>
+                <m:rPr>
+                  <m:sty m:val="p"/>
+                </m:rPr>
+                <m:t>)</m:t>
+              </m:r>
+              <m:r>
+                <m:rPr>
+                  <m:sty m:val="p"/>
+                </m:rPr>
+                <m:t>/</m:t>
+              </m:r>
+              <m:r>
+                <m:t>c</m:t>
+              </m:r>
+            </m:oMath>
+            <w:r>
+              <w:rPr>
+                <w:sz w:val="18"/>
+                <w:szCs w:val="18"/>
+              </w:rPr>
+              <w:t xml:space="preserve"> theo độ tin cậy </w:t>
+            </w:r>
+            <m:oMath xmlns:m="http://schemas.openxmlformats.org/officeDocument/2006/math">
+              <m:r>
+                <m:t>c</m:t>
+              </m:r>
+            </m:oMath>
           </w:p>
         </w:tc>
         <w:tc>
@@ -18253,7 +19906,42 @@
         <w:jc w:val="both"/>
       </w:pPr>
       <w:r>
-        <w:t xml:space="preserve">Markowitz [8] mô tả danh mục bằng hai đại lượng: lợi suất kỳ vọng và phương sai. Gọi w là vectơ tỷ trọng của n tài sản, μ là vectơ lợi suất kỳ vọng hằng năm và Σ là ma trận hiệp phương sai hằng năm. Lợi suất và phương sai của danh mục là:</w:t>
+        <w:t xml:space="preserve">Markowitz [8] mô tả danh mục bằng hai đại lượng: lợi suất kỳ vọng và phương sai. Gọi </w:t>
+      </w:r>
+      <m:oMath xmlns:m="http://schemas.openxmlformats.org/officeDocument/2006/math">
+        <m:r>
+          <m:t>w</m:t>
+        </m:r>
+      </m:oMath>
+      <w:r>
+        <w:t xml:space="preserve"> là vectơ tỷ trọng của </w:t>
+      </w:r>
+      <m:oMath xmlns:m="http://schemas.openxmlformats.org/officeDocument/2006/math">
+        <m:r>
+          <m:t>n</m:t>
+        </m:r>
+      </m:oMath>
+      <w:r>
+        <w:t xml:space="preserve"> tài sản, </w:t>
+      </w:r>
+      <m:oMath xmlns:m="http://schemas.openxmlformats.org/officeDocument/2006/math">
+        <m:r>
+          <m:t>μ</m:t>
+        </m:r>
+      </m:oMath>
+      <w:r>
+        <w:t xml:space="preserve"> là vectơ lợi suất kỳ vọng hằng năm và </w:t>
+      </w:r>
+      <m:oMath xmlns:m="http://schemas.openxmlformats.org/officeDocument/2006/math">
+        <m:r>
+          <m:rPr>
+            <m:sty m:val="p"/>
+          </m:rPr>
+          <m:t>Σ</m:t>
+        </m:r>
+      </m:oMath>
+      <w:r>
+        <w:t xml:space="preserve"> là ma trận hiệp phương sai hằng năm. Lợi suất và phương sai của danh mục là:</w:t>
       </w:r>
     </w:p>
     <w:tbl>
@@ -18459,7 +20147,31 @@
         <w:jc w:val="both"/>
       </w:pPr>
       <w:r>
-        <w:t xml:space="preserve">Tập các danh mục cho lợi suất cao nhất ở từng mức phương sai tạo thành đường biên hiệu quả. Có ba bài toán thường gặp trên đường biên. Bài toán phương sai tối thiểu tìm w làm nhỏ nhất phương sai trong công thức (1). Bài toán trung bình-phương sai, với δ là hệ số ngại rủi ro, tìm w làm lớn nhất:</w:t>
+        <w:t xml:space="preserve">Tập các danh mục cho lợi suất cao nhất ở từng mức phương sai tạo thành đường biên hiệu quả. Có ba bài toán thường gặp trên đường biên. Bài toán phương sai tối thiểu tìm </w:t>
+      </w:r>
+      <m:oMath xmlns:m="http://schemas.openxmlformats.org/officeDocument/2006/math">
+        <m:r>
+          <m:t>w</m:t>
+        </m:r>
+      </m:oMath>
+      <w:r>
+        <w:t xml:space="preserve"> làm nhỏ nhất phương sai trong công thức (1). Bài toán trung bình-phương sai, với </w:t>
+      </w:r>
+      <m:oMath xmlns:m="http://schemas.openxmlformats.org/officeDocument/2006/math">
+        <m:r>
+          <m:t>δ</m:t>
+        </m:r>
+      </m:oMath>
+      <w:r>
+        <w:t xml:space="preserve"> là hệ số ngại rủi ro, tìm </w:t>
+      </w:r>
+      <m:oMath xmlns:m="http://schemas.openxmlformats.org/officeDocument/2006/math">
+        <m:r>
+          <m:t>w</m:t>
+        </m:r>
+      </m:oMath>
+      <w:r>
+        <w:t xml:space="preserve"> làm lớn nhất:</w:t>
       </w:r>
     </w:p>
     <w:tbl>
@@ -18617,7 +20329,32 @@
         <w:jc w:val="both"/>
       </w:pPr>
       <w:r>
-        <w:t xml:space="preserve">Bài toán Sharpe tối đa tìm w làm lớn nhất tỷ số Sharpe do Sharpe [12] đề xuất, trong đó r_f là lãi suất phi rủi ro:</w:t>
+        <w:t xml:space="preserve">Bài toán Sharpe tối đa tìm </w:t>
+      </w:r>
+      <m:oMath xmlns:m="http://schemas.openxmlformats.org/officeDocument/2006/math">
+        <m:r>
+          <m:t>w</m:t>
+        </m:r>
+      </m:oMath>
+      <w:r>
+        <w:t xml:space="preserve"> làm lớn nhất tỷ số Sharpe do Sharpe [12] đề xuất, trong đó </w:t>
+      </w:r>
+      <m:oMath xmlns:m="http://schemas.openxmlformats.org/officeDocument/2006/math">
+        <m:sSub>
+          <m:e>
+            <m:r>
+              <m:t>r</m:t>
+            </m:r>
+          </m:e>
+          <m:sub>
+            <m:r>
+              <m:t>f</m:t>
+            </m:r>
+          </m:sub>
+        </m:sSub>
+      </m:oMath>
+      <w:r>
+        <w:t xml:space="preserve"> là lãi suất phi rủi ro:</w:t>
       </w:r>
     </w:p>
     <w:tbl>
@@ -18835,7 +20572,263 @@
         <w:jc w:val="both"/>
       </w:pPr>
       <w:r>
-        <w:t xml:space="preserve">Giá trị chịu rủi ro có điều kiện (CVaR) ở mức tin cậy α là mức lỗ trung bình trong phần (1 − α) tệ nhất của phân phối lỗ [9], [17]. Trên T kịch bản lịch sử, mức lỗ của danh mục ở kịch bản t là ℓ_t(w) = −R_t'w, với R_t là vectơ lợi suất của các tài sản ở kịch bản đó. Gọi ℓ_(1) ≥ ℓ_(2) ≥ … là các mức lỗ sắp theo thứ tự giảm dần. CVaR được ước lượng bằng trung bình k mức lỗ lớn nhất, với k bằng phần nguyên trên của (1 − α)T:</w:t>
+        <w:t xml:space="preserve">Giá trị chịu rủi ro có điều kiện (CVaR) ở mức tin cậy </w:t>
+      </w:r>
+      <m:oMath xmlns:m="http://schemas.openxmlformats.org/officeDocument/2006/math">
+        <m:r>
+          <m:t>α</m:t>
+        </m:r>
+      </m:oMath>
+      <w:r>
+        <w:t xml:space="preserve"> là mức lỗ trung bình trong phần </w:t>
+      </w:r>
+      <m:oMath xmlns:m="http://schemas.openxmlformats.org/officeDocument/2006/math">
+        <m:r>
+          <m:rPr>
+            <m:sty m:val="p"/>
+          </m:rPr>
+          <m:t>(</m:t>
+        </m:r>
+        <m:r>
+          <m:t>1</m:t>
+        </m:r>
+        <m:r>
+          <m:rPr>
+            <m:sty m:val="p"/>
+          </m:rPr>
+          <m:t>−</m:t>
+        </m:r>
+        <m:r>
+          <m:t>α</m:t>
+        </m:r>
+        <m:r>
+          <m:rPr>
+            <m:sty m:val="p"/>
+          </m:rPr>
+          <m:t>)</m:t>
+        </m:r>
+      </m:oMath>
+      <w:r>
+        <w:t xml:space="preserve"> tệ nhất của phân phối lỗ [9], [17]. Trên </w:t>
+      </w:r>
+      <m:oMath xmlns:m="http://schemas.openxmlformats.org/officeDocument/2006/math">
+        <m:r>
+          <m:t>T</m:t>
+        </m:r>
+      </m:oMath>
+      <w:r>
+        <w:t xml:space="preserve"> kịch bản lịch sử, mức lỗ của danh mục ở kịch bản </w:t>
+      </w:r>
+      <m:oMath xmlns:m="http://schemas.openxmlformats.org/officeDocument/2006/math">
+        <m:r>
+          <m:t>t</m:t>
+        </m:r>
+      </m:oMath>
+      <w:r>
+        <w:t xml:space="preserve"> là </w:t>
+      </w:r>
+      <m:oMath xmlns:m="http://schemas.openxmlformats.org/officeDocument/2006/math">
+        <m:sSub>
+          <m:e>
+            <m:r>
+              <m:t>ℓ</m:t>
+            </m:r>
+          </m:e>
+          <m:sub>
+            <m:r>
+              <m:t>t</m:t>
+            </m:r>
+          </m:sub>
+        </m:sSub>
+        <m:r>
+          <m:rPr>
+            <m:sty m:val="p"/>
+          </m:rPr>
+          <m:t>(</m:t>
+        </m:r>
+        <m:r>
+          <m:t>w</m:t>
+        </m:r>
+        <m:r>
+          <m:rPr>
+            <m:sty m:val="p"/>
+          </m:rPr>
+          <m:t>)</m:t>
+        </m:r>
+        <m:r>
+          <m:rPr>
+            <m:sty m:val="p"/>
+          </m:rPr>
+          <m:t>=</m:t>
+        </m:r>
+        <m:r>
+          <m:rPr>
+            <m:sty m:val="p"/>
+          </m:rPr>
+          <m:t>−</m:t>
+        </m:r>
+        <m:sSubSup>
+          <m:e>
+            <m:r>
+              <m:t>R</m:t>
+            </m:r>
+          </m:e>
+          <m:sub>
+            <m:r>
+              <m:t>t</m:t>
+            </m:r>
+          </m:sub>
+          <m:sup>
+            <m:r>
+              <m:rPr>
+                <m:sty m:val="p"/>
+              </m:rPr>
+              <m:t>⊤</m:t>
+            </m:r>
+          </m:sup>
+        </m:sSubSup>
+        <m:r>
+          <m:t>w</m:t>
+        </m:r>
+      </m:oMath>
+      <w:r>
+        <w:t xml:space="preserve">, với </w:t>
+      </w:r>
+      <m:oMath xmlns:m="http://schemas.openxmlformats.org/officeDocument/2006/math">
+        <m:sSub>
+          <m:e>
+            <m:r>
+              <m:t>R</m:t>
+            </m:r>
+          </m:e>
+          <m:sub>
+            <m:r>
+              <m:t>t</m:t>
+            </m:r>
+          </m:sub>
+        </m:sSub>
+      </m:oMath>
+      <w:r>
+        <w:t xml:space="preserve"> là vectơ lợi suất của các tài sản ở kịch bản đó. Gọi </w:t>
+      </w:r>
+      <m:oMath xmlns:m="http://schemas.openxmlformats.org/officeDocument/2006/math">
+        <m:sSub>
+          <m:e>
+            <m:r>
+              <m:t>ℓ</m:t>
+            </m:r>
+          </m:e>
+          <m:sub>
+            <m:r>
+              <m:rPr>
+                <m:sty m:val="p"/>
+              </m:rPr>
+              <m:t>(</m:t>
+            </m:r>
+            <m:r>
+              <m:t>1</m:t>
+            </m:r>
+            <m:r>
+              <m:rPr>
+                <m:sty m:val="p"/>
+              </m:rPr>
+              <m:t>)</m:t>
+            </m:r>
+          </m:sub>
+        </m:sSub>
+        <m:r>
+          <m:rPr>
+            <m:sty m:val="p"/>
+          </m:rPr>
+          <m:t>≥</m:t>
+        </m:r>
+        <m:sSub>
+          <m:e>
+            <m:r>
+              <m:t>ℓ</m:t>
+            </m:r>
+          </m:e>
+          <m:sub>
+            <m:r>
+              <m:rPr>
+                <m:sty m:val="p"/>
+              </m:rPr>
+              <m:t>(</m:t>
+            </m:r>
+            <m:r>
+              <m:t>2</m:t>
+            </m:r>
+            <m:r>
+              <m:rPr>
+                <m:sty m:val="p"/>
+              </m:rPr>
+              <m:t>)</m:t>
+            </m:r>
+          </m:sub>
+        </m:sSub>
+        <m:r>
+          <m:rPr>
+            <m:sty m:val="p"/>
+          </m:rPr>
+          <m:t>≥</m:t>
+        </m:r>
+        <m:r>
+          <m:rPr>
+            <m:sty m:val="p"/>
+          </m:rPr>
+          <m:t>…</m:t>
+        </m:r>
+      </m:oMath>
+      <w:r>
+        <w:t xml:space="preserve"> là các mức lỗ sắp theo thứ tự giảm dần. CVaR được ước lượng bằng trung bình </w:t>
+      </w:r>
+      <m:oMath xmlns:m="http://schemas.openxmlformats.org/officeDocument/2006/math">
+        <m:r>
+          <m:t>k</m:t>
+        </m:r>
+      </m:oMath>
+      <w:r>
+        <w:t xml:space="preserve"> mức lỗ lớn nhất, với </w:t>
+      </w:r>
+      <m:oMath xmlns:m="http://schemas.openxmlformats.org/officeDocument/2006/math">
+        <m:r>
+          <m:t>k</m:t>
+        </m:r>
+      </m:oMath>
+      <w:r>
+        <w:t xml:space="preserve"> bằng phần nguyên trên của </w:t>
+      </w:r>
+      <m:oMath xmlns:m="http://schemas.openxmlformats.org/officeDocument/2006/math">
+        <m:r>
+          <m:rPr>
+            <m:sty m:val="p"/>
+          </m:rPr>
+          <m:t>(</m:t>
+        </m:r>
+        <m:r>
+          <m:t>1</m:t>
+        </m:r>
+        <m:r>
+          <m:rPr>
+            <m:sty m:val="p"/>
+          </m:rPr>
+          <m:t>−</m:t>
+        </m:r>
+        <m:r>
+          <m:t>α</m:t>
+        </m:r>
+        <m:r>
+          <m:rPr>
+            <m:sty m:val="p"/>
+          </m:rPr>
+          <m:t>)</m:t>
+        </m:r>
+        <m:r>
+          <m:t>T</m:t>
+        </m:r>
+      </m:oMath>
+      <w:r>
+        <w:t xml:space="preserve">:</w:t>
       </w:r>
     </w:p>
     <w:tbl>
@@ -19066,7 +21059,117 @@
         <w:jc w:val="both"/>
       </w:pPr>
       <w:r>
-        <w:t xml:space="preserve">Danh mục cân bằng rủi ro (equal risk contribution) yêu cầu mỗi tài sản đóng góp cùng một phần vào rủi ro tổng. Đóng góp của tài sản i vào phương sai là w_i(Σw)_i, nên điều kiện cân bằng là w_i(Σw)_i bằng nhau với mọi i [18]. Maillard, Roncalli và Teïletche chỉ ra rằng độ biến động của danh mục này nằm giữa độ biến động của danh mục phương sai tối thiểu và của danh mục chia đều. Phương pháp không dùng lợi suất kỳ vọng, nên tránh được nguồn sai số lớn nhất ở Mục 5.2.2.</w:t>
+        <w:t xml:space="preserve">Danh mục cân bằng rủi ro (equal risk contribution) yêu cầu mỗi tài sản đóng góp cùng một phần vào rủi ro tổng. Đóng góp của tài sản </w:t>
+      </w:r>
+      <m:oMath xmlns:m="http://schemas.openxmlformats.org/officeDocument/2006/math">
+        <m:r>
+          <m:t>i</m:t>
+        </m:r>
+      </m:oMath>
+      <w:r>
+        <w:t xml:space="preserve"> vào phương sai là </w:t>
+      </w:r>
+      <m:oMath xmlns:m="http://schemas.openxmlformats.org/officeDocument/2006/math">
+        <m:sSub>
+          <m:e>
+            <m:r>
+              <m:t>w</m:t>
+            </m:r>
+          </m:e>
+          <m:sub>
+            <m:r>
+              <m:t>i</m:t>
+            </m:r>
+          </m:sub>
+        </m:sSub>
+        <m:r>
+          <m:rPr>
+            <m:sty m:val="p"/>
+          </m:rPr>
+          <m:t>(</m:t>
+        </m:r>
+        <m:r>
+          <m:rPr>
+            <m:sty m:val="p"/>
+          </m:rPr>
+          <m:t>Σ</m:t>
+        </m:r>
+        <m:r>
+          <m:t>w</m:t>
+        </m:r>
+        <m:sSub>
+          <m:e>
+            <m:r>
+              <m:rPr>
+                <m:sty m:val="p"/>
+              </m:rPr>
+              <m:t>)</m:t>
+            </m:r>
+          </m:e>
+          <m:sub>
+            <m:r>
+              <m:t>i</m:t>
+            </m:r>
+          </m:sub>
+        </m:sSub>
+      </m:oMath>
+      <w:r>
+        <w:t xml:space="preserve">, nên điều kiện cân bằng là </w:t>
+      </w:r>
+      <m:oMath xmlns:m="http://schemas.openxmlformats.org/officeDocument/2006/math">
+        <m:sSub>
+          <m:e>
+            <m:r>
+              <m:t>w</m:t>
+            </m:r>
+          </m:e>
+          <m:sub>
+            <m:r>
+              <m:t>i</m:t>
+            </m:r>
+          </m:sub>
+        </m:sSub>
+        <m:r>
+          <m:rPr>
+            <m:sty m:val="p"/>
+          </m:rPr>
+          <m:t>(</m:t>
+        </m:r>
+        <m:r>
+          <m:rPr>
+            <m:sty m:val="p"/>
+          </m:rPr>
+          <m:t>Σ</m:t>
+        </m:r>
+        <m:r>
+          <m:t>w</m:t>
+        </m:r>
+        <m:sSub>
+          <m:e>
+            <m:r>
+              <m:rPr>
+                <m:sty m:val="p"/>
+              </m:rPr>
+              <m:t>)</m:t>
+            </m:r>
+          </m:e>
+          <m:sub>
+            <m:r>
+              <m:t>i</m:t>
+            </m:r>
+          </m:sub>
+        </m:sSub>
+      </m:oMath>
+      <w:r>
+        <w:t xml:space="preserve"> bằng nhau với mọi </w:t>
+      </w:r>
+      <m:oMath xmlns:m="http://schemas.openxmlformats.org/officeDocument/2006/math">
+        <m:r>
+          <m:t>i</m:t>
+        </m:r>
+      </m:oMath>
+      <w:r>
+        <w:t xml:space="preserve"> [18]. Maillard, Roncalli và Teïletche chỉ ra rằng độ biến động của danh mục này nằm giữa độ biến động của danh mục phương sai tối thiểu và của danh mục chia đều. Phương pháp không dùng lợi suất kỳ vọng, nên tránh được nguồn sai số lớn nhất ở Mục 5.2.2.</w:t>
       </w:r>
     </w:p>
     <w:p>
@@ -19097,7 +21200,93 @@
         <w:jc w:val="both"/>
       </w:pPr>
       <w:r>
-        <w:t xml:space="preserve">Các ký hiệu: Σ là ma trận hiệp phương sai của lợi suất; w_mkt là vectơ tỷ trọng cân bằng thị trường (trong dự án là tỷ trọng giá trị hiện tại của danh mục); δ là hệ số ngại rủi ro; τ là độ bất định của lợi suất cân bằng; P là ma trận chọn với mỗi hàng mô tả một quan điểm; Q là vectơ lợi suất mà các quan điểm dự báo; Ω là ma trận độ bất định của các quan điểm. Mô hình gồm ba bước.</w:t>
+        <w:t xml:space="preserve">Các ký hiệu: </w:t>
+      </w:r>
+      <m:oMath xmlns:m="http://schemas.openxmlformats.org/officeDocument/2006/math">
+        <m:r>
+          <m:rPr>
+            <m:sty m:val="p"/>
+          </m:rPr>
+          <m:t>Σ</m:t>
+        </m:r>
+      </m:oMath>
+      <w:r>
+        <w:t xml:space="preserve"> là ma trận hiệp phương sai của lợi suất; </w:t>
+      </w:r>
+      <m:oMath xmlns:m="http://schemas.openxmlformats.org/officeDocument/2006/math">
+        <m:sSub>
+          <m:e>
+            <m:r>
+              <m:t>w</m:t>
+            </m:r>
+          </m:e>
+          <m:sub>
+            <m:r>
+              <m:rPr>
+                <m:sty m:val="p"/>
+              </m:rPr>
+              <m:t>m</m:t>
+            </m:r>
+            <m:r>
+              <m:rPr>
+                <m:sty m:val="p"/>
+              </m:rPr>
+              <m:t>k</m:t>
+            </m:r>
+            <m:r>
+              <m:rPr>
+                <m:sty m:val="p"/>
+              </m:rPr>
+              <m:t>t</m:t>
+            </m:r>
+          </m:sub>
+        </m:sSub>
+      </m:oMath>
+      <w:r>
+        <w:t xml:space="preserve"> là vectơ tỷ trọng cân bằng thị trường (trong dự án là tỷ trọng giá trị hiện tại của danh mục); </w:t>
+      </w:r>
+      <m:oMath xmlns:m="http://schemas.openxmlformats.org/officeDocument/2006/math">
+        <m:r>
+          <m:t>δ</m:t>
+        </m:r>
+      </m:oMath>
+      <w:r>
+        <w:t xml:space="preserve"> là hệ số ngại rủi ro; </w:t>
+      </w:r>
+      <m:oMath xmlns:m="http://schemas.openxmlformats.org/officeDocument/2006/math">
+        <m:r>
+          <m:t>τ</m:t>
+        </m:r>
+      </m:oMath>
+      <w:r>
+        <w:t xml:space="preserve"> là độ bất định của lợi suất cân bằng; </w:t>
+      </w:r>
+      <m:oMath xmlns:m="http://schemas.openxmlformats.org/officeDocument/2006/math">
+        <m:r>
+          <m:t>P</m:t>
+        </m:r>
+      </m:oMath>
+      <w:r>
+        <w:t xml:space="preserve"> là ma trận chọn với mỗi hàng mô tả một quan điểm; </w:t>
+      </w:r>
+      <m:oMath xmlns:m="http://schemas.openxmlformats.org/officeDocument/2006/math">
+        <m:r>
+          <m:t>Q</m:t>
+        </m:r>
+      </m:oMath>
+      <w:r>
+        <w:t xml:space="preserve"> là vectơ lợi suất mà các quan điểm dự báo; </w:t>
+      </w:r>
+      <m:oMath xmlns:m="http://schemas.openxmlformats.org/officeDocument/2006/math">
+        <m:r>
+          <m:rPr>
+            <m:sty m:val="p"/>
+          </m:rPr>
+          <m:t>Ω</m:t>
+        </m:r>
+      </m:oMath>
+      <w:r>
+        <w:t xml:space="preserve"> là ma trận độ bất định của các quan điểm. Mô hình gồm ba bước.</w:t>
       </w:r>
     </w:p>
     <w:p>
@@ -19107,7 +21296,15 @@
         <w:jc w:val="both"/>
       </w:pPr>
       <w:r>
-        <w:t xml:space="preserve">Bước một suy ra lợi suất cân bằng ngầm định π từ tỷ trọng thị trường:</w:t>
+        <w:t xml:space="preserve">Bước một suy ra lợi suất cân bằng ngầm định </w:t>
+      </w:r>
+      <m:oMath xmlns:m="http://schemas.openxmlformats.org/officeDocument/2006/math">
+        <m:r>
+          <m:t>π</m:t>
+        </m:r>
+      </m:oMath>
+      <w:r>
+        <w:t xml:space="preserve"> từ tỷ trọng thị trường:</w:t>
       </w:r>
     </w:p>
     <w:tbl>
@@ -19232,7 +21429,61 @@
         <w:jc w:val="both"/>
       </w:pPr>
       <w:r>
-        <w:t xml:space="preserve">Bước hai kết hợp π với các quan điểm để có lợi suất hậu nghiệm E[R] và ma trận hiệp phương sai M⁻¹ của ước lượng này:</w:t>
+        <w:t xml:space="preserve">Bước hai kết hợp </w:t>
+      </w:r>
+      <m:oMath xmlns:m="http://schemas.openxmlformats.org/officeDocument/2006/math">
+        <m:r>
+          <m:t>π</m:t>
+        </m:r>
+      </m:oMath>
+      <w:r>
+        <w:t xml:space="preserve"> với các quan điểm để có lợi suất hậu nghiệm </w:t>
+      </w:r>
+      <m:oMath xmlns:m="http://schemas.openxmlformats.org/officeDocument/2006/math">
+        <m:r>
+          <m:t>E</m:t>
+        </m:r>
+        <m:r>
+          <m:rPr>
+            <m:sty m:val="p"/>
+          </m:rPr>
+          <m:t>[</m:t>
+        </m:r>
+        <m:r>
+          <m:t>R</m:t>
+        </m:r>
+        <m:r>
+          <m:rPr>
+            <m:sty m:val="p"/>
+          </m:rPr>
+          <m:t>]</m:t>
+        </m:r>
+      </m:oMath>
+      <w:r>
+        <w:t xml:space="preserve"> và ma trận hiệp phương sai </w:t>
+      </w:r>
+      <m:oMath xmlns:m="http://schemas.openxmlformats.org/officeDocument/2006/math">
+        <m:sSup>
+          <m:e>
+            <m:r>
+              <m:t>M</m:t>
+            </m:r>
+          </m:e>
+          <m:sup>
+            <m:r>
+              <m:rPr>
+                <m:sty m:val="p"/>
+              </m:rPr>
+              <m:t>−</m:t>
+            </m:r>
+            <m:r>
+              <m:t>1</m:t>
+            </m:r>
+          </m:sup>
+        </m:sSup>
+      </m:oMath>
+      <w:r>
+        <w:t xml:space="preserve"> của ước lượng này:</w:t>
       </w:r>
     </w:p>
     <w:tbl>
@@ -19849,7 +22100,90 @@
         <w:jc w:val="both"/>
       </w:pPr>
       <w:r>
-        <w:t xml:space="preserve">Khi không có quan điểm nào, E[R] bằng π và w* trùng w_mkt. Đây là tính chất hữu ích để kiểm thử: nó khẳng định cài đặt nhất quán với lý thuyết.</w:t>
+        <w:t xml:space="preserve">Khi không có quan điểm nào, </w:t>
+      </w:r>
+      <m:oMath xmlns:m="http://schemas.openxmlformats.org/officeDocument/2006/math">
+        <m:r>
+          <m:t>E</m:t>
+        </m:r>
+        <m:r>
+          <m:rPr>
+            <m:sty m:val="p"/>
+          </m:rPr>
+          <m:t>[</m:t>
+        </m:r>
+        <m:r>
+          <m:t>R</m:t>
+        </m:r>
+        <m:r>
+          <m:rPr>
+            <m:sty m:val="p"/>
+          </m:rPr>
+          <m:t>]</m:t>
+        </m:r>
+      </m:oMath>
+      <w:r>
+        <w:t xml:space="preserve"> bằng </w:t>
+      </w:r>
+      <m:oMath xmlns:m="http://schemas.openxmlformats.org/officeDocument/2006/math">
+        <m:r>
+          <m:t>π</m:t>
+        </m:r>
+      </m:oMath>
+      <w:r>
+        <w:t xml:space="preserve"> và </w:t>
+      </w:r>
+      <m:oMath xmlns:m="http://schemas.openxmlformats.org/officeDocument/2006/math">
+        <m:sSup>
+          <m:e>
+            <m:r>
+              <m:t>w</m:t>
+            </m:r>
+          </m:e>
+          <m:sup>
+            <m:r>
+              <m:rPr>
+                <m:sty m:val="p"/>
+              </m:rPr>
+              <m:t>*</m:t>
+            </m:r>
+          </m:sup>
+        </m:sSup>
+      </m:oMath>
+      <w:r>
+        <w:t xml:space="preserve"> trùng </w:t>
+      </w:r>
+      <m:oMath xmlns:m="http://schemas.openxmlformats.org/officeDocument/2006/math">
+        <m:sSub>
+          <m:e>
+            <m:r>
+              <m:t>w</m:t>
+            </m:r>
+          </m:e>
+          <m:sub>
+            <m:r>
+              <m:rPr>
+                <m:sty m:val="p"/>
+              </m:rPr>
+              <m:t>m</m:t>
+            </m:r>
+            <m:r>
+              <m:rPr>
+                <m:sty m:val="p"/>
+              </m:rPr>
+              <m:t>k</m:t>
+            </m:r>
+            <m:r>
+              <m:rPr>
+                <m:sty m:val="p"/>
+              </m:rPr>
+              <m:t>t</m:t>
+            </m:r>
+          </m:sub>
+        </m:sSub>
+      </m:oMath>
+      <w:r>
+        <w:t xml:space="preserve">. Đây là tính chất hữu ích để kiểm thử: nó khẳng định cài đặt nhất quán với lý thuyết.</w:t>
       </w:r>
     </w:p>
     <w:p>
@@ -19905,12 +22239,25 @@
     </w:p>
     <w:p>
       <w:pPr>
-        <w:pStyle w:val="Caption"/>
+        <w:pStyle w:val="Heading4"/>
         <w:keepNext/>
+        <w:numPr>
+          <w:ilvl w:val="0"/>
+          <w:numId w:val="0"/>
+        </w:numPr>
         <w:spacing w:before="160" w:after="60"/>
+        <w:ind w:left="0" w:firstLine="0"/>
         <w:jc w:val="center"/>
       </w:pPr>
       <w:r>
+        <w:rPr>
+          <w:b/>
+          <w:bCs/>
+          <w:i w:val="0"/>
+          <w:iCs w:val="0"/>
+          <w:sz w:val="24"/>
+          <w:szCs w:val="24"/>
+        </w:rPr>
         <w:t xml:space="preserve">Bảng 5.1. Đối chiếu nhu cầu, khoảng trống và cách giải quyết của dự án</w:t>
       </w:r>
     </w:p>
@@ -20377,12 +22724,25 @@
     </w:p>
     <w:p>
       <w:pPr>
-        <w:pStyle w:val="Caption"/>
+        <w:pStyle w:val="Heading4"/>
         <w:keepNext/>
+        <w:numPr>
+          <w:ilvl w:val="0"/>
+          <w:numId w:val="0"/>
+        </w:numPr>
         <w:spacing w:before="160" w:after="60"/>
+        <w:ind w:left="0" w:firstLine="0"/>
         <w:jc w:val="center"/>
       </w:pPr>
       <w:r>
+        <w:rPr>
+          <w:b/>
+          <w:bCs/>
+          <w:i w:val="0"/>
+          <w:iCs w:val="0"/>
+          <w:sz w:val="24"/>
+          <w:szCs w:val="24"/>
+        </w:rPr>
         <w:t xml:space="preserve">Bảng 5.2. Yêu cầu chức năng của phần bổ sung</w:t>
       </w:r>
     </w:p>
@@ -20790,8 +23150,13 @@
                 <w:sz w:val="20"/>
                 <w:szCs w:val="20"/>
               </w:rPr>
-              <w:t xml:space="preserve">Tham số: tỷ trọng tối đa, khoảng dữ liệu lịch sử, lãi suất phi rủi ro, mức tin cậy CVaR, hệ số ngại rủi ro, τ</w:t>
-            </w:r>
+              <w:t xml:space="preserve">Tham số: tỷ trọng tối đa, khoảng dữ liệu lịch sử, lãi suất phi rủi ro, mức tin cậy CVaR, hệ số ngại rủi ro, </w:t>
+            </w:r>
+            <m:oMath xmlns:m="http://schemas.openxmlformats.org/officeDocument/2006/math">
+              <m:r>
+                <m:t>τ</m:t>
+              </m:r>
+            </m:oMath>
           </w:p>
         </w:tc>
         <w:tc>
@@ -21167,12 +23532,25 @@
     </w:p>
     <w:p>
       <w:pPr>
-        <w:pStyle w:val="Caption"/>
+        <w:pStyle w:val="Heading4"/>
         <w:keepNext/>
+        <w:numPr>
+          <w:ilvl w:val="0"/>
+          <w:numId w:val="0"/>
+        </w:numPr>
         <w:spacing w:before="160" w:after="60"/>
+        <w:ind w:left="0" w:firstLine="0"/>
         <w:jc w:val="center"/>
       </w:pPr>
       <w:r>
+        <w:rPr>
+          <w:b/>
+          <w:bCs/>
+          <w:i w:val="0"/>
+          <w:iCs w:val="0"/>
+          <w:sz w:val="24"/>
+          <w:szCs w:val="24"/>
+        </w:rPr>
         <w:t xml:space="preserve">Bảng 5.3. Yêu cầu phi chức năng</w:t>
       </w:r>
     </w:p>
@@ -21811,22 +24189,62 @@
     </w:p>
     <w:p>
       <w:pPr>
-        <w:pStyle w:val="Caption"/>
-        <w:spacing w:before="40" w:after="160"/>
+        <w:pStyle w:val="Heading5"/>
+        <w:numPr>
+          <w:ilvl w:val="0"/>
+          <w:numId w:val="0"/>
+        </w:numPr>
+        <w:spacing w:before="60" w:after="40"/>
+        <w:ind w:left="0" w:firstLine="0"/>
         <w:jc w:val="center"/>
       </w:pPr>
       <w:r>
-        <w:t xml:space="preserve">Hình 5.1. Kiến trúc hệ thống BL Advisor. Mũi tên liền là yêu cầu hoặc lời gọi, mũi tên đứt là phản hồi. HTTP: giao thức truyền siêu văn bản; JWT: mã thông báo JSON Web Token; Prisma: lớp truy cập cơ sở dữ liệu.</w:t>
-      </w:r>
-    </w:p>
-    <w:p>
-      <w:pPr>
-        <w:pStyle w:val="Caption"/>
+        <w:rPr>
+          <w:b/>
+          <w:bCs/>
+          <w:i w:val="0"/>
+          <w:iCs w:val="0"/>
+          <w:sz w:val="24"/>
+          <w:szCs w:val="24"/>
+        </w:rPr>
+        <w:t xml:space="preserve">Hình 5.1. Kiến trúc hệ thống BL Advisor.</w:t>
+      </w:r>
+    </w:p>
+    <w:p>
+      <w:pPr>
+        <w:keepLines/>
+        <w:spacing w:before="0" w:after="160"/>
+        <w:jc w:val="center"/>
+      </w:pPr>
+      <w:r>
+        <w:rPr>
+          <w:sz w:val="22"/>
+          <w:szCs w:val="22"/>
+        </w:rPr>
+        <w:t xml:space="preserve">Mũi tên liền là yêu cầu hoặc lời gọi, mũi tên đứt là phản hồi. HTTP: giao thức truyền siêu văn bản; JWT: mã thông báo JSON Web Token; Prisma: lớp truy cập cơ sở dữ liệu.</w:t>
+      </w:r>
+    </w:p>
+    <w:p>
+      <w:pPr>
+        <w:pStyle w:val="Heading4"/>
         <w:keepNext/>
+        <w:numPr>
+          <w:ilvl w:val="0"/>
+          <w:numId w:val="0"/>
+        </w:numPr>
         <w:spacing w:before="160" w:after="60"/>
+        <w:ind w:left="0" w:firstLine="0"/>
         <w:jc w:val="center"/>
       </w:pPr>
       <w:r>
+        <w:rPr>
+          <w:b/>
+          <w:bCs/>
+          <w:i w:val="0"/>
+          <w:iCs w:val="0"/>
+          <w:sz w:val="24"/>
+          <w:szCs w:val="24"/>
+        </w:rPr>
         <w:t xml:space="preserve">Bảng 5.4. Công nghệ sử dụng</w:t>
       </w:r>
     </w:p>
@@ -22439,12 +24857,39 @@
     </w:p>
     <w:p>
       <w:pPr>
-        <w:pStyle w:val="Caption"/>
-        <w:spacing w:before="40" w:after="160"/>
+        <w:pStyle w:val="Heading5"/>
+        <w:numPr>
+          <w:ilvl w:val="0"/>
+          <w:numId w:val="0"/>
+        </w:numPr>
+        <w:spacing w:before="60" w:after="40"/>
+        <w:ind w:left="0" w:firstLine="0"/>
         <w:jc w:val="center"/>
       </w:pPr>
       <w:r>
-        <w:t xml:space="preserve">Hình 5.2. Các thực thể dữ liệu dự án sử dụng. Mũi tên chỉ hướng tham chiếu, 1..n và n..1 là bản số của quan hệ; UUID: mã định danh duy nhất toàn cầu.</w:t>
+        <w:rPr>
+          <w:b/>
+          <w:bCs/>
+          <w:i w:val="0"/>
+          <w:iCs w:val="0"/>
+          <w:sz w:val="24"/>
+          <w:szCs w:val="24"/>
+        </w:rPr>
+        <w:t xml:space="preserve">Hình 5.2. Các thực thể dữ liệu dự án sử dụng.</w:t>
+      </w:r>
+    </w:p>
+    <w:p>
+      <w:pPr>
+        <w:keepLines/>
+        <w:spacing w:before="0" w:after="160"/>
+        <w:jc w:val="center"/>
+      </w:pPr>
+      <w:r>
+        <w:rPr>
+          <w:sz w:val="22"/>
+          <w:szCs w:val="22"/>
+        </w:rPr>
+        <w:t xml:space="preserve">Mũi tên chỉ hướng tham chiếu, 1..n và n..1 là bản số của quan hệ; UUID: mã định danh duy nhất toàn cầu.</w:t>
       </w:r>
     </w:p>
     <w:p>
@@ -22480,12 +24925,25 @@
     </w:p>
     <w:p>
       <w:pPr>
-        <w:pStyle w:val="Caption"/>
+        <w:pStyle w:val="Heading4"/>
         <w:keepNext/>
+        <w:numPr>
+          <w:ilvl w:val="0"/>
+          <w:numId w:val="0"/>
+        </w:numPr>
         <w:spacing w:before="160" w:after="60"/>
+        <w:ind w:left="0" w:firstLine="0"/>
         <w:jc w:val="center"/>
       </w:pPr>
       <w:r>
+        <w:rPr>
+          <w:b/>
+          <w:bCs/>
+          <w:i w:val="0"/>
+          <w:iCs w:val="0"/>
+          <w:sz w:val="24"/>
+          <w:szCs w:val="24"/>
+        </w:rPr>
         <w:t xml:space="preserve">Bảng 5.5. Các endpoint của phần bổ sung</w:t>
       </w:r>
     </w:p>
@@ -22815,12 +25273,39 @@
     </w:p>
     <w:p>
       <w:pPr>
-        <w:pStyle w:val="Caption"/>
-        <w:spacing w:before="40" w:after="160"/>
+        <w:pStyle w:val="Heading5"/>
+        <w:numPr>
+          <w:ilvl w:val="0"/>
+          <w:numId w:val="0"/>
+        </w:numPr>
+        <w:spacing w:before="60" w:after="40"/>
+        <w:ind w:left="0" w:firstLine="0"/>
         <w:jc w:val="center"/>
       </w:pPr>
       <w:r>
-        <w:t xml:space="preserve">Hình 5.3. Luồng xử lý một yêu cầu tối ưu hóa, đọc từ trái sang phải ở hàng đầu rồi quay lại ở hàng sau. Ô vàng là bước tính toán; DTO: đối tượng truyền dữ liệu.</w:t>
+        <w:rPr>
+          <w:b/>
+          <w:bCs/>
+          <w:i w:val="0"/>
+          <w:iCs w:val="0"/>
+          <w:sz w:val="24"/>
+          <w:szCs w:val="24"/>
+        </w:rPr>
+        <w:t xml:space="preserve">Hình 5.3. Luồng xử lý một yêu cầu tối ưu hóa, đọc từ trái sang phải ở hàng đầu rồi quay lại ở hàng sau.</w:t>
+      </w:r>
+    </w:p>
+    <w:p>
+      <w:pPr>
+        <w:keepLines/>
+        <w:spacing w:before="0" w:after="160"/>
+        <w:jc w:val="center"/>
+      </w:pPr>
+      <w:r>
+        <w:rPr>
+          <w:sz w:val="22"/>
+          <w:szCs w:val="22"/>
+        </w:rPr>
+        <w:t xml:space="preserve">Ô vàng là bước tính toán; DTO: đối tượng truyền dữ liệu.</w:t>
       </w:r>
     </w:p>
     <w:p>
@@ -22874,12 +25359,25 @@
     </w:p>
     <w:p>
       <w:pPr>
-        <w:pStyle w:val="Caption"/>
+        <w:pStyle w:val="Heading4"/>
         <w:keepNext/>
+        <w:numPr>
+          <w:ilvl w:val="0"/>
+          <w:numId w:val="0"/>
+        </w:numPr>
         <w:spacing w:before="160" w:after="60"/>
+        <w:ind w:left="0" w:firstLine="0"/>
         <w:jc w:val="center"/>
       </w:pPr>
       <w:r>
+        <w:rPr>
+          <w:b/>
+          <w:bCs/>
+          <w:i w:val="0"/>
+          <w:iCs w:val="0"/>
+          <w:sz w:val="24"/>
+          <w:szCs w:val="24"/>
+        </w:rPr>
         <w:t xml:space="preserve">Bảng 5.6. Các tệp chính của phần bổ sung</w:t>
       </w:r>
     </w:p>
@@ -23337,7 +25835,121 @@
         <w:jc w:val="both"/>
       </w:pPr>
       <w:r>
-        <w:t xml:space="preserve">Chiếu lên tập tỷ trọng có trần. Mọi phương pháp cần chiếu một vectơ v lên tập {w : Σw_i = 1, 0 ≤ w_i ≤ c}. Hàm </w:t>
+        <w:t xml:space="preserve">Chiếu lên tập tỷ trọng có trần. Mọi phương pháp cần chiếu một vectơ </w:t>
+      </w:r>
+      <m:oMath xmlns:m="http://schemas.openxmlformats.org/officeDocument/2006/math">
+        <m:r>
+          <m:t>v</m:t>
+        </m:r>
+      </m:oMath>
+      <w:r>
+        <w:t xml:space="preserve"> lên tập </w:t>
+      </w:r>
+      <m:oMath xmlns:m="http://schemas.openxmlformats.org/officeDocument/2006/math">
+        <m:r>
+          <m:rPr>
+            <m:sty m:val="p"/>
+          </m:rPr>
+          <m:t>{</m:t>
+        </m:r>
+        <m:r>
+          <m:t>w</m:t>
+        </m:r>
+        <m:r>
+          <m:rPr>
+            <m:sty m:val="p"/>
+          </m:rPr>
+          <m:t>:</m:t>
+        </m:r>
+        <m:nary>
+          <m:naryPr>
+            <m:chr m:val="∑"/>
+            <m:limLoc m:val="undOvr"/>
+            <m:subHide m:val="off"/>
+            <m:supHide m:val="on"/>
+          </m:naryPr>
+          <m:sub>
+            <m:r>
+              <m:t>i</m:t>
+            </m:r>
+          </m:sub>
+          <m:sup>
+            <m:r>
+              <m:t>​</m:t>
+            </m:r>
+          </m:sup>
+          <m:e>
+            <m:sSub>
+              <m:e>
+                <m:r>
+                  <m:t>w</m:t>
+                </m:r>
+              </m:e>
+              <m:sub>
+                <m:r>
+                  <m:t>i</m:t>
+                </m:r>
+              </m:sub>
+            </m:sSub>
+          </m:e>
+        </m:nary>
+        <m:r>
+          <m:rPr>
+            <m:sty m:val="p"/>
+          </m:rPr>
+          <m:t>=</m:t>
+        </m:r>
+        <m:r>
+          <m:t>1</m:t>
+        </m:r>
+        <m:r>
+          <m:rPr>
+            <m:sty m:val="p"/>
+          </m:rPr>
+          <m:t>,</m:t>
+        </m:r>
+        <m:r>
+          <m:t> </m:t>
+        </m:r>
+        <m:r>
+          <m:t>0</m:t>
+        </m:r>
+        <m:r>
+          <m:rPr>
+            <m:sty m:val="p"/>
+          </m:rPr>
+          <m:t>≤</m:t>
+        </m:r>
+        <m:sSub>
+          <m:e>
+            <m:r>
+              <m:t>w</m:t>
+            </m:r>
+          </m:e>
+          <m:sub>
+            <m:r>
+              <m:t>i</m:t>
+            </m:r>
+          </m:sub>
+        </m:sSub>
+        <m:r>
+          <m:rPr>
+            <m:sty m:val="p"/>
+          </m:rPr>
+          <m:t>≤</m:t>
+        </m:r>
+        <m:r>
+          <m:t>c</m:t>
+        </m:r>
+        <m:r>
+          <m:rPr>
+            <m:sty m:val="p"/>
+          </m:rPr>
+          <m:t>}</m:t>
+        </m:r>
+      </m:oMath>
+      <w:r>
+        <w:t xml:space="preserve">. Hàm </w:t>
       </w:r>
       <w:r>
         <w:rPr>
@@ -23346,7 +25958,137 @@
         <w:t xml:space="preserve">projectToCappedSimplex</w:t>
       </w:r>
       <w:r>
-        <w:t xml:space="preserve"> tìm ngưỡng τ sao cho tổng các phần tử cắt min(c, max(0, v_i − τ)) bằng 1, bằng cách chia đôi 200 lần. Nếu trần c nhỏ hơn 1/n thì bài toán vô nghiệm, hàm nâng trần lên 1/n và hệ thống cảnh báo người dùng.</w:t>
+        <w:t xml:space="preserve"> tìm ngưỡng </w:t>
+      </w:r>
+      <m:oMath xmlns:m="http://schemas.openxmlformats.org/officeDocument/2006/math">
+        <m:r>
+          <m:t>τ</m:t>
+        </m:r>
+      </m:oMath>
+      <w:r>
+        <w:t xml:space="preserve"> sao cho tổng các phần tử cắt </w:t>
+      </w:r>
+      <m:oMath xmlns:m="http://schemas.openxmlformats.org/officeDocument/2006/math">
+        <m:r>
+          <m:rPr>
+            <m:sty m:val="p"/>
+          </m:rPr>
+          <m:t>min</m:t>
+        </m:r>
+        <m:r>
+          <m:rPr>
+            <m:sty m:val="p"/>
+          </m:rPr>
+          <m:t>(</m:t>
+        </m:r>
+        <m:r>
+          <m:t>c</m:t>
+        </m:r>
+        <m:r>
+          <m:rPr>
+            <m:sty m:val="p"/>
+          </m:rPr>
+          <m:t>,</m:t>
+        </m:r>
+        <m:r>
+          <m:rPr>
+            <m:sty m:val="p"/>
+          </m:rPr>
+          <m:t>max</m:t>
+        </m:r>
+        <m:r>
+          <m:rPr>
+            <m:sty m:val="p"/>
+          </m:rPr>
+          <m:t>(</m:t>
+        </m:r>
+        <m:r>
+          <m:t>0</m:t>
+        </m:r>
+        <m:r>
+          <m:rPr>
+            <m:sty m:val="p"/>
+          </m:rPr>
+          <m:t>,</m:t>
+        </m:r>
+        <m:sSub>
+          <m:e>
+            <m:r>
+              <m:t>v</m:t>
+            </m:r>
+          </m:e>
+          <m:sub>
+            <m:r>
+              <m:t>i</m:t>
+            </m:r>
+          </m:sub>
+        </m:sSub>
+        <m:r>
+          <m:rPr>
+            <m:sty m:val="p"/>
+          </m:rPr>
+          <m:t>−</m:t>
+        </m:r>
+        <m:r>
+          <m:t>τ</m:t>
+        </m:r>
+        <m:r>
+          <m:rPr>
+            <m:sty m:val="p"/>
+          </m:rPr>
+          <m:t>)</m:t>
+        </m:r>
+        <m:r>
+          <m:rPr>
+            <m:sty m:val="p"/>
+          </m:rPr>
+          <m:t>)</m:t>
+        </m:r>
+      </m:oMath>
+      <w:r>
+        <w:t xml:space="preserve"> bằng 1, bằng cách chia đôi 200 lần. Nếu trần </w:t>
+      </w:r>
+      <m:oMath xmlns:m="http://schemas.openxmlformats.org/officeDocument/2006/math">
+        <m:r>
+          <m:t>c</m:t>
+        </m:r>
+      </m:oMath>
+      <w:r>
+        <w:t xml:space="preserve"> nhỏ hơn </w:t>
+      </w:r>
+      <m:oMath xmlns:m="http://schemas.openxmlformats.org/officeDocument/2006/math">
+        <m:r>
+          <m:t>1</m:t>
+        </m:r>
+        <m:r>
+          <m:rPr>
+            <m:sty m:val="p"/>
+          </m:rPr>
+          <m:t>/</m:t>
+        </m:r>
+        <m:r>
+          <m:t>n</m:t>
+        </m:r>
+      </m:oMath>
+      <w:r>
+        <w:t xml:space="preserve"> thì bài toán vô nghiệm, hàm nâng trần lên </w:t>
+      </w:r>
+      <m:oMath xmlns:m="http://schemas.openxmlformats.org/officeDocument/2006/math">
+        <m:r>
+          <m:t>1</m:t>
+        </m:r>
+        <m:r>
+          <m:rPr>
+            <m:sty m:val="p"/>
+          </m:rPr>
+          <m:t>/</m:t>
+        </m:r>
+        <m:r>
+          <m:t>n</m:t>
+        </m:r>
+      </m:oMath>
+      <w:r>
+        <w:t xml:space="preserve"> và hệ thống cảnh báo người dùng.</w:t>
       </w:r>
     </w:p>
     <w:p>
@@ -23357,7 +26099,72 @@
         <w:jc w:val="both"/>
       </w:pPr>
       <w:r>
-        <w:t xml:space="preserve">Bài toán bậc hai. Phương sai tối thiểu, trung bình-phương sai và mọi bước của đường biên đều có dạng cực tiểu hóa (1/2)x'Ax − b'x trên tập trên. Hàm </w:t>
+        <w:t xml:space="preserve">Bài toán bậc hai. Phương sai tối thiểu, trung bình-phương sai và mọi bước của đường biên đều có dạng cực tiểu hóa </w:t>
+      </w:r>
+      <m:oMath xmlns:m="http://schemas.openxmlformats.org/officeDocument/2006/math">
+        <m:f>
+          <m:fPr>
+            <m:type m:val="lin"/>
+          </m:fPr>
+          <m:num>
+            <m:r>
+              <m:t>1</m:t>
+            </m:r>
+          </m:num>
+          <m:den>
+            <m:r>
+              <m:t>2</m:t>
+            </m:r>
+          </m:den>
+        </m:f>
+        <m:sSup>
+          <m:e>
+            <m:r>
+              <m:t>x</m:t>
+            </m:r>
+          </m:e>
+          <m:sup>
+            <m:r>
+              <m:rPr>
+                <m:sty m:val="p"/>
+              </m:rPr>
+              <m:t>⊤</m:t>
+            </m:r>
+          </m:sup>
+        </m:sSup>
+        <m:r>
+          <m:t>A</m:t>
+        </m:r>
+        <m:r>
+          <m:t>x</m:t>
+        </m:r>
+        <m:r>
+          <m:rPr>
+            <m:sty m:val="p"/>
+          </m:rPr>
+          <m:t>−</m:t>
+        </m:r>
+        <m:sSup>
+          <m:e>
+            <m:r>
+              <m:t>b</m:t>
+            </m:r>
+          </m:e>
+          <m:sup>
+            <m:r>
+              <m:rPr>
+                <m:sty m:val="p"/>
+              </m:rPr>
+              <m:t>⊤</m:t>
+            </m:r>
+          </m:sup>
+        </m:sSup>
+        <m:r>
+          <m:t>x</m:t>
+        </m:r>
+      </m:oMath>
+      <w:r>
+        <w:t xml:space="preserve"> trên tập trên. Hàm </w:t>
       </w:r>
       <w:r>
         <w:rPr>
@@ -23366,7 +26173,94 @@
         <w:t xml:space="preserve">minimizeQuadratic</w:t>
       </w:r>
       <w:r>
-        <w:t xml:space="preserve"> dùng gradient chiếu gia tốc kiểu Nesterov với bước 1/λ_max(A), trong đó λ_max tính bằng phép lặp lũy thừa, tối đa 5.000 vòng, dừng khi thay đổi lớn nhất nhỏ hơn 10⁻¹³.</w:t>
+        <w:t xml:space="preserve"> dùng gradient chiếu gia tốc kiểu Nesterov với bước </w:t>
+      </w:r>
+      <m:oMath xmlns:m="http://schemas.openxmlformats.org/officeDocument/2006/math">
+        <m:r>
+          <m:t>1</m:t>
+        </m:r>
+        <m:r>
+          <m:rPr>
+            <m:sty m:val="p"/>
+          </m:rPr>
+          <m:t>/</m:t>
+        </m:r>
+        <m:sSub>
+          <m:e>
+            <m:r>
+              <m:t>λ</m:t>
+            </m:r>
+          </m:e>
+          <m:sub>
+            <m:r>
+              <m:rPr>
+                <m:sty m:val="p"/>
+              </m:rPr>
+              <m:t>max</m:t>
+            </m:r>
+          </m:sub>
+        </m:sSub>
+        <m:r>
+          <m:rPr>
+            <m:sty m:val="p"/>
+          </m:rPr>
+          <m:t>(</m:t>
+        </m:r>
+        <m:r>
+          <m:t>A</m:t>
+        </m:r>
+        <m:r>
+          <m:rPr>
+            <m:sty m:val="p"/>
+          </m:rPr>
+          <m:t>)</m:t>
+        </m:r>
+      </m:oMath>
+      <w:r>
+        <w:t xml:space="preserve">, trong đó </w:t>
+      </w:r>
+      <m:oMath xmlns:m="http://schemas.openxmlformats.org/officeDocument/2006/math">
+        <m:sSub>
+          <m:e>
+            <m:r>
+              <m:t>λ</m:t>
+            </m:r>
+          </m:e>
+          <m:sub>
+            <m:r>
+              <m:rPr>
+                <m:sty m:val="p"/>
+              </m:rPr>
+              <m:t>max</m:t>
+            </m:r>
+          </m:sub>
+        </m:sSub>
+      </m:oMath>
+      <w:r>
+        <w:t xml:space="preserve"> tính bằng phép lặp lũy thừa, tối đa 5.000 vòng, dừng khi thay đổi lớn nhất nhỏ hơn </w:t>
+      </w:r>
+      <m:oMath xmlns:m="http://schemas.openxmlformats.org/officeDocument/2006/math">
+        <m:sSup>
+          <m:e>
+            <m:r>
+              <m:t>10</m:t>
+            </m:r>
+          </m:e>
+          <m:sup>
+            <m:r>
+              <m:rPr>
+                <m:sty m:val="p"/>
+              </m:rPr>
+              <m:t>−</m:t>
+            </m:r>
+            <m:r>
+              <m:t>13</m:t>
+            </m:r>
+          </m:sup>
+        </m:sSup>
+      </m:oMath>
+      <w:r>
+        <w:t xml:space="preserve">.</w:t>
       </w:r>
     </w:p>
     <w:p>
@@ -23377,7 +26271,15 @@
         <w:jc w:val="both"/>
       </w:pPr>
       <w:r>
-        <w:t xml:space="preserve">Sharpe tối đa. Tỷ số Sharpe dọc theo đường biên có một đỉnh theo hệ số ngại rủi ro δ. Hàm </w:t>
+        <w:t xml:space="preserve">Sharpe tối đa. Tỷ số Sharpe dọc theo đường biên có một đỉnh theo hệ số ngại rủi ro </w:t>
+      </w:r>
+      <m:oMath xmlns:m="http://schemas.openxmlformats.org/officeDocument/2006/math">
+        <m:r>
+          <m:t>δ</m:t>
+        </m:r>
+      </m:oMath>
+      <w:r>
+        <w:t xml:space="preserve">. Hàm </w:t>
       </w:r>
       <w:r>
         <w:rPr>
@@ -23386,7 +26288,82 @@
         <w:t xml:space="preserve">maximizeSharpe</w:t>
       </w:r>
       <w:r>
-        <w:t xml:space="preserve"> tìm kiếm tỷ lệ vàng trên log₁₀δ trong khoảng [−3, 6] với 40 vòng, mỗi vòng giải bài toán trung bình-phương sai. Nếu không tài sản nào có lợi suất vượt r_f, hàm trả danh mục phương sai tối thiểu.</w:t>
+        <w:t xml:space="preserve"> tìm kiếm tỷ lệ vàng trên </w:t>
+      </w:r>
+      <m:oMath xmlns:m="http://schemas.openxmlformats.org/officeDocument/2006/math">
+        <m:sSub>
+          <m:e>
+            <m:r>
+              <m:rPr>
+                <m:sty m:val="p"/>
+              </m:rPr>
+              <m:t>log</m:t>
+            </m:r>
+          </m:e>
+          <m:sub>
+            <m:r>
+              <m:t>10</m:t>
+            </m:r>
+          </m:sub>
+        </m:sSub>
+        <m:r>
+          <m:t>δ</m:t>
+        </m:r>
+      </m:oMath>
+      <w:r>
+        <w:t xml:space="preserve"> trong khoảng </w:t>
+      </w:r>
+      <m:oMath xmlns:m="http://schemas.openxmlformats.org/officeDocument/2006/math">
+        <m:r>
+          <m:rPr>
+            <m:sty m:val="p"/>
+          </m:rPr>
+          <m:t>[</m:t>
+        </m:r>
+        <m:r>
+          <m:rPr>
+            <m:sty m:val="p"/>
+          </m:rPr>
+          <m:t>−</m:t>
+        </m:r>
+        <m:r>
+          <m:t>3</m:t>
+        </m:r>
+        <m:r>
+          <m:rPr>
+            <m:sty m:val="p"/>
+          </m:rPr>
+          <m:t>,</m:t>
+        </m:r>
+        <m:r>
+          <m:t>6</m:t>
+        </m:r>
+        <m:r>
+          <m:rPr>
+            <m:sty m:val="p"/>
+          </m:rPr>
+          <m:t>]</m:t>
+        </m:r>
+      </m:oMath>
+      <w:r>
+        <w:t xml:space="preserve"> với 40 vòng, mỗi vòng giải bài toán trung bình-phương sai. Nếu không tài sản nào có lợi suất vượt </w:t>
+      </w:r>
+      <m:oMath xmlns:m="http://schemas.openxmlformats.org/officeDocument/2006/math">
+        <m:sSub>
+          <m:e>
+            <m:r>
+              <m:t>r</m:t>
+            </m:r>
+          </m:e>
+          <m:sub>
+            <m:r>
+              <m:t>f</m:t>
+            </m:r>
+          </m:sub>
+        </m:sSub>
+      </m:oMath>
+      <w:r>
+        <w:t xml:space="preserve">, hàm trả danh mục phương sai tối thiểu.</w:t>
       </w:r>
     </w:p>
     <w:p>
@@ -23406,7 +26383,62 @@
         <w:t xml:space="preserve">minimizeCVaR</w:t>
       </w:r>
       <w:r>
-        <w:t xml:space="preserve"> dùng phương pháp dưới gradient chiếu trên các kịch bản lịch sử. Mỗi vòng, hàm chọn k kịch bản tệ nhất, tính dưới gradient là trung bình của các dòng lợi suất tương ứng, đi một bước chuẩn hóa 0,05/√(vòng + 1), rồi chiếu. Hàm chạy 2.000 vòng, khởi tạo từ tốt hơn trong hai danh mục (chia đều và phương sai tối thiểu) và giữ nghiệm có CVaR thấp nhất, nên kết quả không bao giờ kém điểm xuất phát.</w:t>
+        <w:t xml:space="preserve"> dùng phương pháp dưới gradient chiếu trên các kịch bản lịch sử. Mỗi vòng, hàm chọn </w:t>
+      </w:r>
+      <m:oMath xmlns:m="http://schemas.openxmlformats.org/officeDocument/2006/math">
+        <m:r>
+          <m:t>k</m:t>
+        </m:r>
+      </m:oMath>
+      <w:r>
+        <w:t xml:space="preserve"> kịch bản tệ nhất, tính dưới gradient là trung bình của các dòng lợi suất tương ứng, đi một bước chuẩn hóa </w:t>
+      </w:r>
+      <m:oMath xmlns:m="http://schemas.openxmlformats.org/officeDocument/2006/math">
+        <m:r>
+          <m:t>0</m:t>
+        </m:r>
+        <m:r>
+          <m:rPr>
+            <m:sty m:val="p"/>
+          </m:rPr>
+          <m:t>,</m:t>
+        </m:r>
+        <m:r>
+          <m:t>05</m:t>
+        </m:r>
+        <m:r>
+          <m:rPr>
+            <m:sty m:val="p"/>
+          </m:rPr>
+          <m:t>/</m:t>
+        </m:r>
+        <m:rad>
+          <m:radPr>
+            <m:degHide m:val="on"/>
+          </m:radPr>
+          <m:deg/>
+          <m:e>
+            <m:r>
+              <m:rPr>
+                <m:nor/>
+                <m:sty m:val="p"/>
+              </m:rPr>
+              <m:t>vòng</m:t>
+            </m:r>
+            <m:r>
+              <m:rPr>
+                <m:sty m:val="p"/>
+              </m:rPr>
+              <m:t>+</m:t>
+            </m:r>
+            <m:r>
+              <m:t>1</m:t>
+            </m:r>
+          </m:e>
+        </m:rad>
+      </m:oMath>
+      <w:r>
+        <w:t xml:space="preserve">, rồi chiếu. Hàm chạy 2.000 vòng, khởi tạo từ tốt hơn trong hai danh mục (chia đều và phương sai tối thiểu) và giữ nghiệm có CVaR thấp nhất, nên kết quả không bao giờ kém điểm xuất phát.</w:t>
       </w:r>
     </w:p>
     <w:p>
@@ -23769,7 +26801,49 @@
         <w:jc w:val="both"/>
       </w:pPr>
       <w:r>
-        <w:t xml:space="preserve">Black-Litterman có độ tin cậy. Với quan điểm k có dòng p_k của ma trận chọn và độ tin cậy c_k, độ bất định của quan điểm là:</w:t>
+        <w:t xml:space="preserve">Black-Litterman có độ tin cậy. Với quan điểm </w:t>
+      </w:r>
+      <m:oMath xmlns:m="http://schemas.openxmlformats.org/officeDocument/2006/math">
+        <m:r>
+          <m:t>k</m:t>
+        </m:r>
+      </m:oMath>
+      <w:r>
+        <w:t xml:space="preserve"> có dòng </w:t>
+      </w:r>
+      <m:oMath xmlns:m="http://schemas.openxmlformats.org/officeDocument/2006/math">
+        <m:sSub>
+          <m:e>
+            <m:r>
+              <m:t>p</m:t>
+            </m:r>
+          </m:e>
+          <m:sub>
+            <m:r>
+              <m:t>k</m:t>
+            </m:r>
+          </m:sub>
+        </m:sSub>
+      </m:oMath>
+      <w:r>
+        <w:t xml:space="preserve"> của ma trận chọn và độ tin cậy </w:t>
+      </w:r>
+      <m:oMath xmlns:m="http://schemas.openxmlformats.org/officeDocument/2006/math">
+        <m:sSub>
+          <m:e>
+            <m:r>
+              <m:t>c</m:t>
+            </m:r>
+          </m:e>
+          <m:sub>
+            <m:r>
+              <m:t>k</m:t>
+            </m:r>
+          </m:sub>
+        </m:sSub>
+      </m:oMath>
+      <w:r>
+        <w:t xml:space="preserve">, độ bất định của quan điểm là:</w:t>
       </w:r>
     </w:p>
     <w:tbl>
@@ -23959,7 +27033,256 @@
         <w:jc w:val="both"/>
       </w:pPr>
       <w:r>
-        <w:t xml:space="preserve">Cách gắn độ tin cậy này theo Idzorek [20]. Khi c_k = 0,5, công thức (9) trả về mặc định của He và Litterman [19]. Hệ số ngại rủi ro δ lấy từ (E[R_m] − r_f)/Var(R_m) của danh mục hiện tại, giới hạn trong khoảng [1, 10], và dùng 2,5 khi giá trị này không dương. Sau khi có E[R] và M⁻¹ từ công thức (6), hàm không dùng công thức không ràng buộc (7) mà giải bài toán trung bình-phương sai không âm có trần với ma trận hiệp phương sai Σ + M⁻¹ và lợi suất E[R]. Lựa chọn này tránh tỷ trọng âm và tỷ trọng vượt trần, vốn là hạn chế của công thức (7).</w:t>
+        <w:t xml:space="preserve">Cách gắn độ tin cậy này theo Idzorek [20]. Khi </w:t>
+      </w:r>
+      <m:oMath xmlns:m="http://schemas.openxmlformats.org/officeDocument/2006/math">
+        <m:sSub>
+          <m:e>
+            <m:r>
+              <m:t>c</m:t>
+            </m:r>
+          </m:e>
+          <m:sub>
+            <m:r>
+              <m:t>k</m:t>
+            </m:r>
+          </m:sub>
+        </m:sSub>
+        <m:r>
+          <m:rPr>
+            <m:sty m:val="p"/>
+          </m:rPr>
+          <m:t>=</m:t>
+        </m:r>
+        <m:r>
+          <m:t>0</m:t>
+        </m:r>
+        <m:r>
+          <m:rPr>
+            <m:sty m:val="p"/>
+          </m:rPr>
+          <m:t>,</m:t>
+        </m:r>
+        <m:r>
+          <m:t>5</m:t>
+        </m:r>
+      </m:oMath>
+      <w:r>
+        <w:t xml:space="preserve">, công thức (9) trả về mặc định của He và Litterman [19]. Hệ số ngại rủi ro δ lấy từ </w:t>
+      </w:r>
+      <m:oMath xmlns:m="http://schemas.openxmlformats.org/officeDocument/2006/math">
+        <m:r>
+          <m:rPr>
+            <m:sty m:val="p"/>
+          </m:rPr>
+          <m:t>(</m:t>
+        </m:r>
+        <m:r>
+          <m:t>E</m:t>
+        </m:r>
+        <m:r>
+          <m:rPr>
+            <m:sty m:val="p"/>
+          </m:rPr>
+          <m:t>[</m:t>
+        </m:r>
+        <m:sSub>
+          <m:e>
+            <m:r>
+              <m:t>R</m:t>
+            </m:r>
+          </m:e>
+          <m:sub>
+            <m:r>
+              <m:t>m</m:t>
+            </m:r>
+          </m:sub>
+        </m:sSub>
+        <m:r>
+          <m:rPr>
+            <m:sty m:val="p"/>
+          </m:rPr>
+          <m:t>]</m:t>
+        </m:r>
+        <m:r>
+          <m:rPr>
+            <m:sty m:val="p"/>
+          </m:rPr>
+          <m:t>−</m:t>
+        </m:r>
+        <m:sSub>
+          <m:e>
+            <m:r>
+              <m:t>r</m:t>
+            </m:r>
+          </m:e>
+          <m:sub>
+            <m:r>
+              <m:t>f</m:t>
+            </m:r>
+          </m:sub>
+        </m:sSub>
+        <m:r>
+          <m:rPr>
+            <m:sty m:val="p"/>
+          </m:rPr>
+          <m:t>)</m:t>
+        </m:r>
+        <m:r>
+          <m:rPr>
+            <m:sty m:val="p"/>
+          </m:rPr>
+          <m:t>/</m:t>
+        </m:r>
+        <m:r>
+          <m:rPr>
+            <m:sty m:val="p"/>
+          </m:rPr>
+          <m:t>V</m:t>
+        </m:r>
+        <m:r>
+          <m:rPr>
+            <m:sty m:val="p"/>
+          </m:rPr>
+          <m:t>a</m:t>
+        </m:r>
+        <m:r>
+          <m:rPr>
+            <m:sty m:val="p"/>
+          </m:rPr>
+          <m:t>r</m:t>
+        </m:r>
+        <m:r>
+          <m:rPr>
+            <m:sty m:val="p"/>
+          </m:rPr>
+          <m:t>(</m:t>
+        </m:r>
+        <m:sSub>
+          <m:e>
+            <m:r>
+              <m:t>R</m:t>
+            </m:r>
+          </m:e>
+          <m:sub>
+            <m:r>
+              <m:t>m</m:t>
+            </m:r>
+          </m:sub>
+        </m:sSub>
+        <m:r>
+          <m:rPr>
+            <m:sty m:val="p"/>
+          </m:rPr>
+          <m:t>)</m:t>
+        </m:r>
+      </m:oMath>
+      <w:r>
+        <w:t xml:space="preserve"> của danh mục hiện tại, giới hạn trong khoảng [1, 10], và dùng 2,5 khi giá trị này không dương. Sau khi có </w:t>
+      </w:r>
+      <m:oMath xmlns:m="http://schemas.openxmlformats.org/officeDocument/2006/math">
+        <m:r>
+          <m:t>E</m:t>
+        </m:r>
+        <m:r>
+          <m:rPr>
+            <m:sty m:val="p"/>
+          </m:rPr>
+          <m:t>[</m:t>
+        </m:r>
+        <m:r>
+          <m:t>R</m:t>
+        </m:r>
+        <m:r>
+          <m:rPr>
+            <m:sty m:val="p"/>
+          </m:rPr>
+          <m:t>]</m:t>
+        </m:r>
+      </m:oMath>
+      <w:r>
+        <w:t xml:space="preserve"> và </w:t>
+      </w:r>
+      <m:oMath xmlns:m="http://schemas.openxmlformats.org/officeDocument/2006/math">
+        <m:sSup>
+          <m:e>
+            <m:r>
+              <m:t>M</m:t>
+            </m:r>
+          </m:e>
+          <m:sup>
+            <m:r>
+              <m:rPr>
+                <m:sty m:val="p"/>
+              </m:rPr>
+              <m:t>−</m:t>
+            </m:r>
+            <m:r>
+              <m:t>1</m:t>
+            </m:r>
+          </m:sup>
+        </m:sSup>
+      </m:oMath>
+      <w:r>
+        <w:t xml:space="preserve"> từ công thức (6), hàm không dùng công thức không ràng buộc (7) mà giải bài toán trung bình-phương sai không âm có trần với ma trận hiệp phương sai </w:t>
+      </w:r>
+      <m:oMath xmlns:m="http://schemas.openxmlformats.org/officeDocument/2006/math">
+        <m:r>
+          <m:rPr>
+            <m:sty m:val="p"/>
+          </m:rPr>
+          <m:t>Σ</m:t>
+        </m:r>
+        <m:r>
+          <m:rPr>
+            <m:sty m:val="p"/>
+          </m:rPr>
+          <m:t>+</m:t>
+        </m:r>
+        <m:sSup>
+          <m:e>
+            <m:r>
+              <m:t>M</m:t>
+            </m:r>
+          </m:e>
+          <m:sup>
+            <m:r>
+              <m:rPr>
+                <m:sty m:val="p"/>
+              </m:rPr>
+              <m:t>−</m:t>
+            </m:r>
+            <m:r>
+              <m:t>1</m:t>
+            </m:r>
+          </m:sup>
+        </m:sSup>
+      </m:oMath>
+      <w:r>
+        <w:t xml:space="preserve"> và lợi suất </w:t>
+      </w:r>
+      <m:oMath xmlns:m="http://schemas.openxmlformats.org/officeDocument/2006/math">
+        <m:r>
+          <m:t>E</m:t>
+        </m:r>
+        <m:r>
+          <m:rPr>
+            <m:sty m:val="p"/>
+          </m:rPr>
+          <m:t>[</m:t>
+        </m:r>
+        <m:r>
+          <m:t>R</m:t>
+        </m:r>
+        <m:r>
+          <m:rPr>
+            <m:sty m:val="p"/>
+          </m:rPr>
+          <m:t>]</m:t>
+        </m:r>
+      </m:oMath>
+      <w:r>
+        <w:t xml:space="preserve">. Lựa chọn này tránh tỷ trọng âm và tỷ trọng vượt trần, vốn là hạn chế của công thức (7).</w:t>
       </w:r>
     </w:p>
     <w:p>
@@ -23988,7 +27311,26 @@
         <w:t xml:space="preserve">alignPrices</w:t>
       </w:r>
       <w:r>
-        <w:t xml:space="preserve"> gom các chuỗi giá theo hợp các ngày, điền giá gần nhất vào ngày thiếu và bắt đầu từ ngày đầu tiên mọi tài sản đều có giá, nên không nhìn trước dữ liệu tương lai. Giá của tài sản khác tiền tệ cơ sở được nhân với tỷ giá của đúng ngày trước khi căn chỉnh. Lợi suất là lợi suất đơn hằng ngày, còn μ và Σ tính hằng năm bằng cách nhân 252 ngày giao dịch. Cần ít nhất 60 quan sát chung, hệ thống cảnh báo khi dưới 250 quan sát.</w:t>
+        <w:t xml:space="preserve"> gom các chuỗi giá theo hợp các ngày, điền giá gần nhất vào ngày thiếu và bắt đầu từ ngày đầu tiên mọi tài sản đều có giá, nên không nhìn trước dữ liệu tương lai. Giá của tài sản khác tiền tệ cơ sở được nhân với tỷ giá của đúng ngày trước khi căn chỉnh. Lợi suất là lợi suất đơn hằng ngày, còn </w:t>
+      </w:r>
+      <m:oMath xmlns:m="http://schemas.openxmlformats.org/officeDocument/2006/math">
+        <m:r>
+          <m:t>μ</m:t>
+        </m:r>
+      </m:oMath>
+      <w:r>
+        <w:t xml:space="preserve"> và </w:t>
+      </w:r>
+      <m:oMath xmlns:m="http://schemas.openxmlformats.org/officeDocument/2006/math">
+        <m:r>
+          <m:rPr>
+            <m:sty m:val="p"/>
+          </m:rPr>
+          <m:t>Σ</m:t>
+        </m:r>
+      </m:oMath>
+      <w:r>
+        <w:t xml:space="preserve"> tính hằng năm bằng cách nhân 252 ngày giao dịch. Cần ít nhất 60 quan sát chung, hệ thống cảnh báo khi dưới 250 quan sát.</w:t>
       </w:r>
     </w:p>
     <w:p>
@@ -24176,7 +27518,37 @@
         <w:t xml:space="preserve">seed-demo.mts</w:t>
       </w:r>
       <w:r>
-        <w:t xml:space="preserve"> sinh giá bằng mô hình chuyển động Brown hình học có một nhân tố theo nhóm tài sản và một nhân tố toàn cầu. Với tài sản i thuộc nhóm g, lợi suất log ở bước thời gian Δt là:</w:t>
+        <w:t xml:space="preserve"> sinh giá bằng mô hình chuyển động Brown hình học có một nhân tố theo nhóm tài sản và một nhân tố toàn cầu. Với tài sản </w:t>
+      </w:r>
+      <m:oMath xmlns:m="http://schemas.openxmlformats.org/officeDocument/2006/math">
+        <m:r>
+          <m:t>i</m:t>
+        </m:r>
+      </m:oMath>
+      <w:r>
+        <w:t xml:space="preserve"> thuộc nhóm </w:t>
+      </w:r>
+      <m:oMath xmlns:m="http://schemas.openxmlformats.org/officeDocument/2006/math">
+        <m:r>
+          <m:t>g</m:t>
+        </m:r>
+      </m:oMath>
+      <w:r>
+        <w:t xml:space="preserve">, lợi suất log ở bước thời gian </w:t>
+      </w:r>
+      <m:oMath xmlns:m="http://schemas.openxmlformats.org/officeDocument/2006/math">
+        <m:r>
+          <m:rPr>
+            <m:sty m:val="p"/>
+          </m:rPr>
+          <m:t>Δ</m:t>
+        </m:r>
+        <m:r>
+          <m:t>t</m:t>
+        </m:r>
+      </m:oMath>
+      <w:r>
+        <w:t xml:space="preserve"> là:</w:t>
       </w:r>
     </w:p>
     <w:tbl>
@@ -24548,7 +27920,125 @@
         <w:jc w:val="both"/>
       </w:pPr>
       <w:r>
-        <w:t xml:space="preserve">Trong công thức (10), S là giá, μ_i và σ_i là lợi suất và độ biến động hằng năm đặt cho tài sản, f_g là nhân tố của nhóm, f_0 là nhân tố toàn cầu, ε_i là nhiễu riêng, β bằng 0,6 (0,7 với tiền mã hóa) và β_0 bằng 0,2. Các nhân tố và nhiễu là số chuẩn tắc độc lập. Hạt giống cố định làm cho mọi lần nạp cho cùng dữ liệu. Có sáu nhóm tài sản: cổ phiếu Việt Nam, cổ phiếu Mỹ, tiền mã hóa, vàng, trái phiếu và chỉ số. Tiền mã hóa có giá cả cuối tuần, các nhóm khác chỉ có ngày làm việc.</w:t>
+        <w:t xml:space="preserve">Trong công thức (10), </w:t>
+      </w:r>
+      <m:oMath xmlns:m="http://schemas.openxmlformats.org/officeDocument/2006/math">
+        <m:r>
+          <m:t>S</m:t>
+        </m:r>
+      </m:oMath>
+      <w:r>
+        <w:t xml:space="preserve"> là giá, </w:t>
+      </w:r>
+      <m:oMath xmlns:m="http://schemas.openxmlformats.org/officeDocument/2006/math">
+        <m:sSub>
+          <m:e>
+            <m:r>
+              <m:t>μ</m:t>
+            </m:r>
+          </m:e>
+          <m:sub>
+            <m:r>
+              <m:t>i</m:t>
+            </m:r>
+          </m:sub>
+        </m:sSub>
+      </m:oMath>
+      <w:r>
+        <w:t xml:space="preserve"> và </w:t>
+      </w:r>
+      <m:oMath xmlns:m="http://schemas.openxmlformats.org/officeDocument/2006/math">
+        <m:sSub>
+          <m:e>
+            <m:r>
+              <m:t>σ</m:t>
+            </m:r>
+          </m:e>
+          <m:sub>
+            <m:r>
+              <m:t>i</m:t>
+            </m:r>
+          </m:sub>
+        </m:sSub>
+      </m:oMath>
+      <w:r>
+        <w:t xml:space="preserve"> là lợi suất và độ biến động hằng năm đặt cho tài sản, </w:t>
+      </w:r>
+      <m:oMath xmlns:m="http://schemas.openxmlformats.org/officeDocument/2006/math">
+        <m:sSub>
+          <m:e>
+            <m:r>
+              <m:t>f</m:t>
+            </m:r>
+          </m:e>
+          <m:sub>
+            <m:r>
+              <m:t>g</m:t>
+            </m:r>
+          </m:sub>
+        </m:sSub>
+      </m:oMath>
+      <w:r>
+        <w:t xml:space="preserve"> là nhân tố của nhóm, </w:t>
+      </w:r>
+      <m:oMath xmlns:m="http://schemas.openxmlformats.org/officeDocument/2006/math">
+        <m:sSub>
+          <m:e>
+            <m:r>
+              <m:t>f</m:t>
+            </m:r>
+          </m:e>
+          <m:sub>
+            <m:r>
+              <m:t>0</m:t>
+            </m:r>
+          </m:sub>
+        </m:sSub>
+      </m:oMath>
+      <w:r>
+        <w:t xml:space="preserve"> là nhân tố toàn cầu, </w:t>
+      </w:r>
+      <m:oMath xmlns:m="http://schemas.openxmlformats.org/officeDocument/2006/math">
+        <m:sSub>
+          <m:e>
+            <m:r>
+              <m:t>ε</m:t>
+            </m:r>
+          </m:e>
+          <m:sub>
+            <m:r>
+              <m:t>i</m:t>
+            </m:r>
+          </m:sub>
+        </m:sSub>
+      </m:oMath>
+      <w:r>
+        <w:t xml:space="preserve"> là nhiễu riêng, </w:t>
+      </w:r>
+      <m:oMath xmlns:m="http://schemas.openxmlformats.org/officeDocument/2006/math">
+        <m:r>
+          <m:t>β</m:t>
+        </m:r>
+      </m:oMath>
+      <w:r>
+        <w:t xml:space="preserve"> bằng 0,6 (0,7 với tiền mã hóa) và </w:t>
+      </w:r>
+      <m:oMath xmlns:m="http://schemas.openxmlformats.org/officeDocument/2006/math">
+        <m:sSub>
+          <m:e>
+            <m:r>
+              <m:t>β</m:t>
+            </m:r>
+          </m:e>
+          <m:sub>
+            <m:r>
+              <m:t>0</m:t>
+            </m:r>
+          </m:sub>
+        </m:sSub>
+      </m:oMath>
+      <w:r>
+        <w:t xml:space="preserve"> bằng 0,2. Các nhân tố và nhiễu là số chuẩn tắc độc lập. Hạt giống cố định làm cho mọi lần nạp cho cùng dữ liệu. Có sáu nhóm tài sản: cổ phiếu Việt Nam, cổ phiếu Mỹ, tiền mã hóa, vàng, trái phiếu và chỉ số. Tiền mã hóa có giá cả cuối tuần, các nhóm khác chỉ có ngày làm việc.</w:t>
       </w:r>
     </w:p>
     <w:p>
@@ -24564,12 +28054,25 @@
     </w:p>
     <w:p>
       <w:pPr>
-        <w:pStyle w:val="Caption"/>
+        <w:pStyle w:val="Heading4"/>
         <w:keepNext/>
+        <w:numPr>
+          <w:ilvl w:val="0"/>
+          <w:numId w:val="0"/>
+        </w:numPr>
         <w:spacing w:before="160" w:after="60"/>
+        <w:ind w:left="0" w:firstLine="0"/>
         <w:jc w:val="center"/>
       </w:pPr>
       <w:r>
+        <w:rPr>
+          <w:b/>
+          <w:bCs/>
+          <w:i w:val="0"/>
+          <w:iCs w:val="0"/>
+          <w:sz w:val="24"/>
+          <w:szCs w:val="24"/>
+        </w:rPr>
         <w:t xml:space="preserve">Bảng 5.7. Quy mô dữ liệu demo</w:t>
       </w:r>
     </w:p>
@@ -24941,12 +28444,25 @@
     </w:p>
     <w:p>
       <w:pPr>
-        <w:pStyle w:val="Caption"/>
+        <w:pStyle w:val="Heading4"/>
         <w:keepNext/>
+        <w:numPr>
+          <w:ilvl w:val="0"/>
+          <w:numId w:val="0"/>
+        </w:numPr>
         <w:spacing w:before="160" w:after="60"/>
+        <w:ind w:left="0" w:firstLine="0"/>
         <w:jc w:val="center"/>
       </w:pPr>
       <w:r>
+        <w:rPr>
+          <w:b/>
+          <w:bCs/>
+          <w:i w:val="0"/>
+          <w:iCs w:val="0"/>
+          <w:sz w:val="24"/>
+          <w:szCs w:val="24"/>
+        </w:rPr>
         <w:t xml:space="preserve">Bảng 5.8. Kết quả kiểm thử tự động</w:t>
       </w:r>
     </w:p>
@@ -25408,12 +28924,25 @@
     </w:p>
     <w:p>
       <w:pPr>
-        <w:pStyle w:val="Caption"/>
+        <w:pStyle w:val="Heading4"/>
         <w:keepNext/>
+        <w:numPr>
+          <w:ilvl w:val="0"/>
+          <w:numId w:val="0"/>
+        </w:numPr>
         <w:spacing w:before="160" w:after="60"/>
+        <w:ind w:left="0" w:firstLine="0"/>
         <w:jc w:val="center"/>
       </w:pPr>
       <w:r>
+        <w:rPr>
+          <w:b/>
+          <w:bCs/>
+          <w:i w:val="0"/>
+          <w:iCs w:val="0"/>
+          <w:sz w:val="24"/>
+          <w:szCs w:val="24"/>
+        </w:rPr>
         <w:t xml:space="preserve">Bảng 5.9. So sánh các danh mục trên dữ liệu trong mẫu (tài khoản demo-user-12, tám khoản nắm giữ lớn nhất, hai năm dữ liệu mô phỏng, tỷ trọng tối đa 40%)</w:t>
       </w:r>
     </w:p>
@@ -26456,12 +29985,25 @@
     </w:p>
     <w:p>
       <w:pPr>
-        <w:pStyle w:val="Caption"/>
+        <w:pStyle w:val="Heading4"/>
         <w:keepNext/>
+        <w:numPr>
+          <w:ilvl w:val="0"/>
+          <w:numId w:val="0"/>
+        </w:numPr>
         <w:spacing w:before="160" w:after="60"/>
+        <w:ind w:left="0" w:firstLine="0"/>
         <w:jc w:val="center"/>
       </w:pPr>
       <w:r>
+        <w:rPr>
+          <w:b/>
+          <w:bCs/>
+          <w:i w:val="0"/>
+          <w:iCs w:val="0"/>
+          <w:sz w:val="24"/>
+          <w:szCs w:val="24"/>
+        </w:rPr>
         <w:t xml:space="preserve">Bảng 5.10. Kết quả backtest walk-forward ngoài mẫu (cửa sổ 252 ngày, cân bằng lại mỗi 63 ngày, 5 lần)</w:t>
       </w:r>
     </w:p>
@@ -27058,11 +30600,24 @@
     </w:p>
     <w:p>
       <w:pPr>
-        <w:pStyle w:val="Caption"/>
-        <w:spacing w:before="40" w:after="160"/>
+        <w:pStyle w:val="Heading5"/>
+        <w:numPr>
+          <w:ilvl w:val="0"/>
+          <w:numId w:val="0"/>
+        </w:numPr>
+        <w:spacing w:before="60" w:after="40"/>
+        <w:ind w:left="0" w:firstLine="0"/>
         <w:jc w:val="center"/>
       </w:pPr>
       <w:r>
+        <w:rPr>
+          <w:b/>
+          <w:bCs/>
+          <w:i w:val="0"/>
+          <w:iCs w:val="0"/>
+          <w:sz w:val="24"/>
+          <w:szCs w:val="24"/>
+        </w:rPr>
         <w:t xml:space="preserve">Hình 5.4. Hộp thoại đăng nhập bằng mã bảo mật.</w:t>
       </w:r>
     </w:p>
@@ -27108,11 +30663,24 @@
     </w:p>
     <w:p>
       <w:pPr>
-        <w:pStyle w:val="Caption"/>
-        <w:spacing w:before="40" w:after="160"/>
+        <w:pStyle w:val="Heading5"/>
+        <w:numPr>
+          <w:ilvl w:val="0"/>
+          <w:numId w:val="0"/>
+        </w:numPr>
+        <w:spacing w:before="60" w:after="40"/>
+        <w:ind w:left="0" w:firstLine="0"/>
         <w:jc w:val="center"/>
       </w:pPr>
       <w:r>
+        <w:rPr>
+          <w:b/>
+          <w:bCs/>
+          <w:i w:val="0"/>
+          <w:iCs w:val="0"/>
+          <w:sz w:val="24"/>
+          <w:szCs w:val="24"/>
+        </w:rPr>
         <w:t xml:space="preserve">Hình 5.5. Trang Tổng quan với tài sản ròng bằng VND.</w:t>
       </w:r>
     </w:p>
@@ -27169,11 +30737,24 @@
     </w:p>
     <w:p>
       <w:pPr>
-        <w:pStyle w:val="Caption"/>
-        <w:spacing w:before="40" w:after="160"/>
+        <w:pStyle w:val="Heading5"/>
+        <w:numPr>
+          <w:ilvl w:val="0"/>
+          <w:numId w:val="0"/>
+        </w:numPr>
+        <w:spacing w:before="60" w:after="40"/>
+        <w:ind w:left="0" w:firstLine="0"/>
         <w:jc w:val="center"/>
       </w:pPr>
       <w:r>
+        <w:rPr>
+          <w:b/>
+          <w:bCs/>
+          <w:i w:val="0"/>
+          <w:iCs w:val="0"/>
+          <w:sz w:val="24"/>
+          <w:szCs w:val="24"/>
+        </w:rPr>
         <w:t xml:space="preserve">Hình 5.6. Hộp thoại Thêm giao dịch với số nhập theo quy ước Việt Nam.</w:t>
       </w:r>
     </w:p>
@@ -27230,11 +30811,24 @@
     </w:p>
     <w:p>
       <w:pPr>
-        <w:pStyle w:val="Caption"/>
-        <w:spacing w:before="40" w:after="160"/>
+        <w:pStyle w:val="Heading5"/>
+        <w:numPr>
+          <w:ilvl w:val="0"/>
+          <w:numId w:val="0"/>
+        </w:numPr>
+        <w:spacing w:before="60" w:after="40"/>
+        <w:ind w:left="0" w:firstLine="0"/>
         <w:jc w:val="center"/>
       </w:pPr>
       <w:r>
+        <w:rPr>
+          <w:b/>
+          <w:bCs/>
+          <w:i w:val="0"/>
+          <w:iCs w:val="0"/>
+          <w:sz w:val="24"/>
+          <w:szCs w:val="24"/>
+        </w:rPr>
         <w:t xml:space="preserve">Hình 5.7. Trang Phân tích, so sánh hiệu suất danh mục với VN-Index mô phỏng.</w:t>
       </w:r>
     </w:p>
@@ -27280,11 +30874,24 @@
     </w:p>
     <w:p>
       <w:pPr>
-        <w:pStyle w:val="Caption"/>
-        <w:spacing w:before="40" w:after="160"/>
+        <w:pStyle w:val="Heading5"/>
+        <w:numPr>
+          <w:ilvl w:val="0"/>
+          <w:numId w:val="0"/>
+        </w:numPr>
+        <w:spacing w:before="60" w:after="40"/>
+        <w:ind w:left="0" w:firstLine="0"/>
         <w:jc w:val="center"/>
       </w:pPr>
       <w:r>
+        <w:rPr>
+          <w:b/>
+          <w:bCs/>
+          <w:i w:val="0"/>
+          <w:iCs w:val="0"/>
+          <w:sz w:val="24"/>
+          <w:szCs w:val="24"/>
+        </w:rPr>
         <w:t xml:space="preserve">Hình 5.8. Bốn benchmark mô phỏng và mức chênh so với đỉnh.</w:t>
       </w:r>
     </w:p>
@@ -27341,11 +30948,24 @@
     </w:p>
     <w:p>
       <w:pPr>
-        <w:pStyle w:val="Caption"/>
-        <w:spacing w:before="40" w:after="160"/>
+        <w:pStyle w:val="Heading5"/>
+        <w:numPr>
+          <w:ilvl w:val="0"/>
+          <w:numId w:val="0"/>
+        </w:numPr>
+        <w:spacing w:before="60" w:after="40"/>
+        <w:ind w:left="0" w:firstLine="0"/>
         <w:jc w:val="center"/>
       </w:pPr>
       <w:r>
+        <w:rPr>
+          <w:b/>
+          <w:bCs/>
+          <w:i w:val="0"/>
+          <w:iCs w:val="0"/>
+          <w:sz w:val="24"/>
+          <w:szCs w:val="24"/>
+        </w:rPr>
         <w:t xml:space="preserve">Hình 5.9. Khối Black-Litterman trên trang Phân bổ.</w:t>
       </w:r>
     </w:p>
@@ -27402,11 +31022,24 @@
     </w:p>
     <w:p>
       <w:pPr>
-        <w:pStyle w:val="Caption"/>
-        <w:spacing w:before="40" w:after="160"/>
+        <w:pStyle w:val="Heading5"/>
+        <w:numPr>
+          <w:ilvl w:val="0"/>
+          <w:numId w:val="0"/>
+        </w:numPr>
+        <w:spacing w:before="60" w:after="40"/>
+        <w:ind w:left="0" w:firstLine="0"/>
         <w:jc w:val="center"/>
       </w:pPr>
       <w:r>
+        <w:rPr>
+          <w:b/>
+          <w:bCs/>
+          <w:i w:val="0"/>
+          <w:iCs w:val="0"/>
+          <w:sz w:val="24"/>
+          <w:szCs w:val="24"/>
+        </w:rPr>
         <w:t xml:space="preserve">Hình 5.10. Trang Tối ưu hóa: chọn tài sản, phương pháp và tham số.</w:t>
       </w:r>
     </w:p>
@@ -27452,11 +31085,24 @@
     </w:p>
     <w:p>
       <w:pPr>
-        <w:pStyle w:val="Caption"/>
-        <w:spacing w:before="40" w:after="160"/>
+        <w:pStyle w:val="Heading5"/>
+        <w:numPr>
+          <w:ilvl w:val="0"/>
+          <w:numId w:val="0"/>
+        </w:numPr>
+        <w:spacing w:before="60" w:after="40"/>
+        <w:ind w:left="0" w:firstLine="0"/>
         <w:jc w:val="center"/>
       </w:pPr>
       <w:r>
+        <w:rPr>
+          <w:b/>
+          <w:bCs/>
+          <w:i w:val="0"/>
+          <w:iCs w:val="0"/>
+          <w:sz w:val="24"/>
+          <w:szCs w:val="24"/>
+        </w:rPr>
         <w:t xml:space="preserve">Hình 5.11. Nhập quan điểm cho Black-Litterman: một quan điểm tuyệt đối và một quan điểm tương đối.</w:t>
       </w:r>
     </w:p>
@@ -27513,11 +31159,24 @@
     </w:p>
     <w:p>
       <w:pPr>
-        <w:pStyle w:val="Caption"/>
-        <w:spacing w:before="40" w:after="160"/>
+        <w:pStyle w:val="Heading5"/>
+        <w:numPr>
+          <w:ilvl w:val="0"/>
+          <w:numId w:val="0"/>
+        </w:numPr>
+        <w:spacing w:before="60" w:after="40"/>
+        <w:ind w:left="0" w:firstLine="0"/>
         <w:jc w:val="center"/>
       </w:pPr>
       <w:r>
+        <w:rPr>
+          <w:b/>
+          <w:bCs/>
+          <w:i w:val="0"/>
+          <w:iCs w:val="0"/>
+          <w:sz w:val="24"/>
+          <w:szCs w:val="24"/>
+        </w:rPr>
         <w:t xml:space="preserve">Hình 5.12. Kết quả Markowitz Sharpe tối đa.</w:t>
       </w:r>
     </w:p>
@@ -27563,11 +31222,24 @@
     </w:p>
     <w:p>
       <w:pPr>
-        <w:pStyle w:val="Caption"/>
-        <w:spacing w:before="40" w:after="160"/>
+        <w:pStyle w:val="Heading5"/>
+        <w:numPr>
+          <w:ilvl w:val="0"/>
+          <w:numId w:val="0"/>
+        </w:numPr>
+        <w:spacing w:before="60" w:after="40"/>
+        <w:ind w:left="0" w:firstLine="0"/>
         <w:jc w:val="center"/>
       </w:pPr>
       <w:r>
+        <w:rPr>
+          <w:b/>
+          <w:bCs/>
+          <w:i w:val="0"/>
+          <w:iCs w:val="0"/>
+          <w:sz w:val="24"/>
+          <w:szCs w:val="24"/>
+        </w:rPr>
         <w:t xml:space="preserve">Hình 5.13. Kết quả CVaR tối thiểu.</w:t>
       </w:r>
     </w:p>
@@ -27613,11 +31285,24 @@
     </w:p>
     <w:p>
       <w:pPr>
-        <w:pStyle w:val="Caption"/>
-        <w:spacing w:before="40" w:after="160"/>
+        <w:pStyle w:val="Heading5"/>
+        <w:numPr>
+          <w:ilvl w:val="0"/>
+          <w:numId w:val="0"/>
+        </w:numPr>
+        <w:spacing w:before="60" w:after="40"/>
+        <w:ind w:left="0" w:firstLine="0"/>
         <w:jc w:val="center"/>
       </w:pPr>
       <w:r>
+        <w:rPr>
+          <w:b/>
+          <w:bCs/>
+          <w:i w:val="0"/>
+          <w:iCs w:val="0"/>
+          <w:sz w:val="24"/>
+          <w:szCs w:val="24"/>
+        </w:rPr>
         <w:t xml:space="preserve">Hình 5.14. Kết quả Black-Litterman với hai quan điểm, kèm lợi suất hậu nghiệm và backtest.</w:t>
       </w:r>
     </w:p>
@@ -27674,11 +31359,24 @@
     </w:p>
     <w:p>
       <w:pPr>
-        <w:pStyle w:val="Caption"/>
-        <w:spacing w:before="40" w:after="160"/>
+        <w:pStyle w:val="Heading5"/>
+        <w:numPr>
+          <w:ilvl w:val="0"/>
+          <w:numId w:val="0"/>
+        </w:numPr>
+        <w:spacing w:before="60" w:after="40"/>
+        <w:ind w:left="0" w:firstLine="0"/>
         <w:jc w:val="center"/>
       </w:pPr>
       <w:r>
+        <w:rPr>
+          <w:b/>
+          <w:bCs/>
+          <w:i w:val="0"/>
+          <w:iCs w:val="0"/>
+          <w:sz w:val="24"/>
+          <w:szCs w:val="24"/>
+        </w:rPr>
         <w:t xml:space="preserve">Hình 5.15. Công cụ FIRE với số tiết kiệm hằng tháng nhập theo định dạng Việt Nam.</w:t>
       </w:r>
     </w:p>
@@ -27724,11 +31422,24 @@
     </w:p>
     <w:p>
       <w:pPr>
-        <w:pStyle w:val="Caption"/>
-        <w:spacing w:before="40" w:after="160"/>
+        <w:pStyle w:val="Heading5"/>
+        <w:numPr>
+          <w:ilvl w:val="0"/>
+          <w:numId w:val="0"/>
+        </w:numPr>
+        <w:spacing w:before="60" w:after="40"/>
+        <w:ind w:left="0" w:firstLine="0"/>
         <w:jc w:val="center"/>
       </w:pPr>
       <w:r>
+        <w:rPr>
+          <w:b/>
+          <w:bCs/>
+          <w:i w:val="0"/>
+          <w:iCs w:val="0"/>
+          <w:sz w:val="24"/>
+          <w:szCs w:val="24"/>
+        </w:rPr>
         <w:t xml:space="preserve">Hình 5.16. Trang X-ray: các quy tắc rủi ro và trạng thái.</w:t>
       </w:r>
     </w:p>
@@ -27787,12 +31498,41 @@
     </w:tbl>
     <w:p>
       <w:pPr>
-        <w:pStyle w:val="Caption"/>
-        <w:spacing w:before="40" w:after="160"/>
+        <w:pStyle w:val="Heading5"/>
+        <w:numPr>
+          <w:ilvl w:val="0"/>
+          <w:numId w:val="0"/>
+        </w:numPr>
+        <w:spacing w:before="60" w:after="40"/>
+        <w:ind w:left="0" w:firstLine="0"/>
         <w:jc w:val="center"/>
       </w:pPr>
       <w:r>
+        <w:rPr>
+          <w:b/>
+          <w:bCs/>
+          <w:i w:val="0"/>
+          <w:iCs w:val="0"/>
+          <w:sz w:val="24"/>
+          <w:szCs w:val="24"/>
+        </w:rPr>
         <w:t xml:space="preserve">Hình 5.17. Trang quản trị: danh sách người dùng, dữ liệu thị trường và cài đặt hệ thống.</w:t>
+      </w:r>
+    </w:p>
+    <w:p>
+      <w:pPr>
+        <w:keepLines/>
+        <w:spacing w:before="0" w:after="160"/>
+        <w:jc w:val="center"/>
+      </w:pPr>
+      <w:r>
+        <w:rPr>
+          <w:i/>
+          <w:iCs/>
+          <w:sz w:val="22"/>
+          <w:szCs w:val="22"/>
+        </w:rPr>
+        <w:t xml:space="preserve">Nguồn: Ảnh chụp màn hình BL Advisor do sinh viên thực hiện, bản dựng ngày 29/09/2026, dữ liệu demo.</w:t>
       </w:r>
     </w:p>
     <w:p>
@@ -27847,11 +31587,24 @@
     </w:p>
     <w:p>
       <w:pPr>
-        <w:pStyle w:val="Caption"/>
-        <w:spacing w:before="40" w:after="160"/>
+        <w:pStyle w:val="Heading5"/>
+        <w:numPr>
+          <w:ilvl w:val="0"/>
+          <w:numId w:val="0"/>
+        </w:numPr>
+        <w:spacing w:before="60" w:after="40"/>
+        <w:ind w:left="0" w:firstLine="0"/>
         <w:jc w:val="center"/>
       </w:pPr>
       <w:r>
+        <w:rPr>
+          <w:b/>
+          <w:bCs/>
+          <w:i w:val="0"/>
+          <w:iCs w:val="0"/>
+          <w:sz w:val="24"/>
+          <w:szCs w:val="24"/>
+        </w:rPr>
         <w:t xml:space="preserve">Hình 5.18. Trang Tối ưu hóa trên màn hình 375 px.</w:t>
       </w:r>
     </w:p>
@@ -28044,7 +31797,7 @@
         <w:jc w:val="both"/>
       </w:pPr>
       <w:r>
-        <w:t xml:space="preserve">Bốn hướng phát triển được ưu tiên. Một là thêm trần tỷ trọng cho cân bằng rủi ro để so sánh công bằng. Hai là thay ước lượng hiệp phương sai mẫu bằng ước lượng co rút của Ledoit và Wolf [16] và đánh giá độ nhạy theo tham số. Ba là đưa phí giao dịch và thuế vào backtest. Bốn là chạy kiểm thử đầu cuối bằng Cypress trong quy trình tích hợp liên tục và chạy vòng kiểm thử độc lập thứ hai. Phần lý thuyết cũng cho phép mở rộng sang Black-Litterman nghịch đảo và phân cụm tài sản, hướng mà sinh viên đang nghiên cứu ở một bài báo riêng.</w:t>
+        <w:t xml:space="preserve">Bốn hướng phát triển được ưu tiên. Một là thêm trần tỷ trọng cho cân bằng rủi ro để so sánh công bằng. Hai là thay ước lượng hiệp phương sai mẫu bằng ước lượng co rút của Ledoit và Wolf [16] và đánh giá độ nhạy theo tham số. Ba là đưa phí giao dịch và thuế vào backtest. Bốn là chạy kiểm thử đầu cuối bằng Cypress trong quy trình tích hợp liên tục và chạy vòng kiểm thử độc lập thứ hai. Phần lý thuyết cũng cho phép mở rộng sang Black-Litterman nghịch đảo và phân cụm tài sản, hướng mà sinh viên đang nghiên cứu ở một bài báo riêng (xem Danh mục công trình khoa học của sinh viên ở cuối phần nội dung).</w:t>
       </w:r>
     </w:p>
     <w:p>
@@ -28229,7 +31982,7 @@
         <w:tab/>
       </w:r>
       <w:r>
-        <w:t xml:space="preserve">Nguyễn Bá Luân, "Pháp luật về hợp đồng lao động nhìn từ thực tiễn thực hiện tại Công ty TNHH ITM Semiconductor Vietnam," khóa luận tốt nghiệp, Học viện Công nghệ Bưu chính Viễn thông, tài liệu chưa công bố, sinh viên cùng đơn vị cung cấp.</w:t>
+        <w:t xml:space="preserve">Nguyễn Bá Luận, "Pháp luật về hợp đồng lao động nhìn từ thực tiễn thực hiện tại Công ty TNHH ITM Semiconductor Vietnam," khóa luận tốt nghiệp, Học viện Công nghệ Bưu chính Viễn thông, tài liệu chưa công bố, sinh viên cùng đơn vị cung cấp.</w:t>
       </w:r>
     </w:p>
     <w:p>
@@ -28293,7 +32046,7 @@
         <w:tab/>
       </w:r>
       <w:r>
-        <w:t xml:space="preserve">Nguyễn Bá Luân, "Báo cáo tổng hợp thực tập tại Công ty TNHH ITM Semiconductor Vietnam," Đại học Kinh tế Quốc dân, tài liệu chưa công bố, sinh viên cùng đơn vị cung cấp.</w:t>
+        <w:t xml:space="preserve">Nguyễn Bá Luận, "Báo cáo tổng hợp thực tập tại Công ty TNHH ITM Semiconductor Vietnam," Đại học Kinh tế Quốc dân, tài liệu chưa công bố, sinh viên cùng đơn vị cung cấp.</w:t>
       </w:r>
     </w:p>
     <w:p>
@@ -28943,12 +32696,25 @@
     </w:p>
     <w:p>
       <w:pPr>
-        <w:pStyle w:val="Caption"/>
+        <w:pStyle w:val="Heading4"/>
         <w:keepNext/>
+        <w:numPr>
+          <w:ilvl w:val="0"/>
+          <w:numId w:val="0"/>
+        </w:numPr>
         <w:spacing w:before="160" w:after="60"/>
+        <w:ind w:left="0" w:firstLine="0"/>
         <w:jc w:val="center"/>
       </w:pPr>
       <w:r>
+        <w:rPr>
+          <w:b/>
+          <w:bCs/>
+          <w:i w:val="0"/>
+          <w:iCs w:val="0"/>
+          <w:sz w:val="24"/>
+          <w:szCs w:val="24"/>
+        </w:rPr>
         <w:t xml:space="preserve">Bảng P.1. Tham số của POST /api/v1/portfolio/optimizer</w:t>
       </w:r>
     </w:p>
@@ -29339,8 +33105,13 @@
                 <w:sz w:val="20"/>
                 <w:szCs w:val="20"/>
               </w:rPr>
-              <w:t xml:space="preserve">Độ bất định τ</w:t>
-            </w:r>
+              <w:t xml:space="preserve">Độ bất định </w:t>
+            </w:r>
+            <m:oMath xmlns:m="http://schemas.openxmlformats.org/officeDocument/2006/math">
+              <m:r>
+                <m:t>τ</m:t>
+              </m:r>
+            </m:oMath>
           </w:p>
         </w:tc>
         <w:tc>
@@ -29768,12 +33539,25 @@
     </w:p>
     <w:p>
       <w:pPr>
-        <w:pStyle w:val="Caption"/>
+        <w:pStyle w:val="Heading4"/>
         <w:keepNext/>
+        <w:numPr>
+          <w:ilvl w:val="0"/>
+          <w:numId w:val="0"/>
+        </w:numPr>
         <w:spacing w:before="160" w:after="60"/>
+        <w:ind w:left="0" w:firstLine="0"/>
         <w:jc w:val="center"/>
       </w:pPr>
       <w:r>
+        <w:rPr>
+          <w:b/>
+          <w:bCs/>
+          <w:i w:val="0"/>
+          <w:iCs w:val="0"/>
+          <w:sz w:val="24"/>
+          <w:szCs w:val="24"/>
+        </w:rPr>
         <w:t xml:space="preserve">Bảng P.2. Nhận xét của đơn vị thực tập</w:t>
       </w:r>
     </w:p>

--- a/docs/BAO_CAO_THUC_TAP.docx
+++ b/docs/BAO_CAO_THUC_TAP.docx
@@ -2530,1328 +2530,812 @@
     <w:p>
       <w:pPr>
         <w:pStyle w:val="Heading1N"/>
-        <w:keepNext/>
         <w:pageBreakBefore/>
         <w:ind w:left="0" w:firstLine="0"/>
         <w:jc w:val="center"/>
       </w:pPr>
       <w:r>
+        <w:t xml:space="preserve">MỤC LỤC</w:t>
+      </w:r>
+    </w:p>
+    <w:p>
+      <w:pPr>
+        <w:pStyle w:val="TOC1"/>
+      </w:pPr>
+      <w:r>
+        <w:fldChar w:fldCharType="begin"/>
+      </w:r>
+      <w:r>
+        <w:instrText xml:space="preserve"> TOC \o "1-2" \h \z \u </w:instrText>
+      </w:r>
+      <w:r>
+        <w:fldChar w:fldCharType="separate"/>
+      </w:r>
+      <w:r>
+        <w:t xml:space="preserve">THÔNG TIN CHUNG</w:t>
+      </w:r>
+      <w:r>
+        <w:tab/>
+      </w:r>
+      <w:r>
+        <w:t xml:space="preserve">i</w:t>
+      </w:r>
+    </w:p>
+    <w:p>
+      <w:pPr>
+        <w:pStyle w:val="TOC1"/>
+      </w:pPr>
+      <w:r>
+        <w:t xml:space="preserve">THÔNG TIN VỀ HỌC PHẦN THỰC TẬP TỐT NGHIỆP</w:t>
+      </w:r>
+      <w:r>
+        <w:tab/>
+      </w:r>
+      <w:r>
+        <w:t xml:space="preserve">ii</w:t>
+      </w:r>
+    </w:p>
+    <w:p>
+      <w:pPr>
+        <w:pStyle w:val="TOC1"/>
+      </w:pPr>
+      <w:r>
+        <w:t xml:space="preserve">LỜI CẢM ƠN</w:t>
+      </w:r>
+      <w:r>
+        <w:tab/>
+      </w:r>
+      <w:r>
+        <w:t xml:space="preserve">iv</w:t>
+      </w:r>
+    </w:p>
+    <w:p>
+      <w:pPr>
+        <w:pStyle w:val="TOC1"/>
+      </w:pPr>
+      <w:r>
+        <w:t xml:space="preserve">MỤC LỤC</w:t>
+      </w:r>
+      <w:r>
+        <w:tab/>
+      </w:r>
+      <w:r>
+        <w:t xml:space="preserve">v</w:t>
+      </w:r>
+    </w:p>
+    <w:p>
+      <w:pPr>
+        <w:pStyle w:val="TOC1"/>
+      </w:pPr>
+      <w:r>
+        <w:t xml:space="preserve">DANH MỤC BẢNG</w:t>
+      </w:r>
+      <w:r>
+        <w:tab/>
+      </w:r>
+      <w:r>
+        <w:t xml:space="preserve">vii</w:t>
+      </w:r>
+    </w:p>
+    <w:p>
+      <w:pPr>
+        <w:pStyle w:val="TOC1"/>
+      </w:pPr>
+      <w:r>
+        <w:t xml:space="preserve">DANH MỤC HÌNH</w:t>
+      </w:r>
+      <w:r>
+        <w:tab/>
+      </w:r>
+      <w:r>
+        <w:t xml:space="preserve">viii</w:t>
+      </w:r>
+    </w:p>
+    <w:p>
+      <w:pPr>
+        <w:pStyle w:val="TOC1"/>
+      </w:pPr>
+      <w:r>
+        <w:t xml:space="preserve">DANH MỤC TỪ VIẾT TẮT</w:t>
+      </w:r>
+      <w:r>
+        <w:tab/>
+      </w:r>
+      <w:r>
+        <w:t xml:space="preserve">ix</w:t>
+      </w:r>
+    </w:p>
+    <w:p>
+      <w:pPr>
+        <w:pStyle w:val="TOC1"/>
+      </w:pPr>
+      <w:r>
+        <w:t xml:space="preserve">TÓM TẮT</w:t>
+      </w:r>
+      <w:r>
+        <w:tab/>
+      </w:r>
+      <w:r>
+        <w:t xml:space="preserve">xi</w:t>
+      </w:r>
+    </w:p>
+    <w:p>
+      <w:pPr>
+        <w:pStyle w:val="TOC1"/>
+      </w:pPr>
+      <w:r>
+        <w:t xml:space="preserve">ABSTRACT</w:t>
+      </w:r>
+      <w:r>
+        <w:tab/>
+      </w:r>
+      <w:r>
+        <w:t xml:space="preserve">xii</w:t>
+      </w:r>
+    </w:p>
+    <w:p>
+      <w:pPr>
+        <w:pStyle w:val="TOC1"/>
+      </w:pPr>
+      <w:r>
+        <w:t xml:space="preserve">PHẦN 1 THÔNG TIN SINH VIÊN, CÔNG TY / ĐƠN VỊ THỰC TẬP, CÁN BỘ HƯỚNG DẪN, GIẢNG VIÊN, TRƯỜNG VÀ KHOA</w:t>
+      </w:r>
+      <w:r>
+        <w:tab/>
+      </w:r>
+      <w:r>
+        <w:t xml:space="preserve">1</w:t>
+      </w:r>
+    </w:p>
+    <w:p>
+      <w:pPr>
+        <w:pStyle w:val="TOC2"/>
+      </w:pPr>
+      <w:r>
+        <w:t xml:space="preserve">1.1</w:t>
+      </w:r>
+      <w:r>
+        <w:tab/>
+      </w:r>
+      <w:r>
+        <w:t xml:space="preserve">Thông tin sinh viên</w:t>
+      </w:r>
+      <w:r>
+        <w:tab/>
+      </w:r>
+      <w:r>
+        <w:t xml:space="preserve">1</w:t>
+      </w:r>
+    </w:p>
+    <w:p>
+      <w:pPr>
+        <w:pStyle w:val="TOC2"/>
+      </w:pPr>
+      <w:r>
+        <w:t xml:space="preserve">1.2</w:t>
+      </w:r>
+      <w:r>
+        <w:tab/>
+      </w:r>
+      <w:r>
+        <w:t xml:space="preserve">Thông tin công ty / đơn vị thực tập</w:t>
+      </w:r>
+      <w:r>
+        <w:tab/>
+      </w:r>
+      <w:r>
+        <w:t xml:space="preserve">1</w:t>
+      </w:r>
+    </w:p>
+    <w:p>
+      <w:pPr>
+        <w:pStyle w:val="TOC2"/>
+      </w:pPr>
+      <w:r>
+        <w:t xml:space="preserve">1.3</w:t>
+      </w:r>
+      <w:r>
+        <w:tab/>
+      </w:r>
+      <w:r>
+        <w:t xml:space="preserve">Thông tin Học viện Công nghệ Bưu chính Viễn thông</w:t>
+      </w:r>
+      <w:r>
+        <w:tab/>
+      </w:r>
+      <w:r>
+        <w:t xml:space="preserve">1</w:t>
+      </w:r>
+    </w:p>
+    <w:p>
+      <w:pPr>
+        <w:pStyle w:val="TOC2"/>
+      </w:pPr>
+      <w:r>
+        <w:t xml:space="preserve">1.4</w:t>
+      </w:r>
+      <w:r>
+        <w:tab/>
+      </w:r>
+      <w:r>
+        <w:t xml:space="preserve">Thông tin Khoa Công nghệ thông tin 1</w:t>
+      </w:r>
+      <w:r>
+        <w:tab/>
+      </w:r>
+      <w:r>
+        <w:t xml:space="preserve">2</w:t>
+      </w:r>
+    </w:p>
+    <w:p>
+      <w:pPr>
+        <w:pStyle w:val="TOC1"/>
+      </w:pPr>
+      <w:r>
+        <w:t xml:space="preserve">PHẦN 2 KẾ HOẠCH THỰC TẬP</w:t>
+      </w:r>
+      <w:r>
+        <w:tab/>
+      </w:r>
+      <w:r>
+        <w:t xml:space="preserve">3</w:t>
+      </w:r>
+    </w:p>
+    <w:p>
+      <w:pPr>
+        <w:pStyle w:val="TOC1"/>
+      </w:pPr>
+      <w:r>
+        <w:t xml:space="preserve">PHẦN 3 GIỚI THIỆU ĐƠN VỊ THỰC TẬP</w:t>
+      </w:r>
+      <w:r>
+        <w:tab/>
+      </w:r>
+      <w:r>
+        <w:t xml:space="preserve">6</w:t>
+      </w:r>
+    </w:p>
+    <w:p>
+      <w:pPr>
+        <w:pStyle w:val="TOC2"/>
+      </w:pPr>
+      <w:r>
+        <w:t xml:space="preserve">3.1</w:t>
+      </w:r>
+      <w:r>
+        <w:tab/>
+      </w:r>
+      <w:r>
+        <w:t xml:space="preserve">Thông tin doanh nghiệp</w:t>
+      </w:r>
+      <w:r>
+        <w:tab/>
+      </w:r>
+      <w:r>
+        <w:t xml:space="preserve">6</w:t>
+      </w:r>
+    </w:p>
+    <w:p>
+      <w:pPr>
+        <w:pStyle w:val="TOC2"/>
+      </w:pPr>
+      <w:r>
+        <w:t xml:space="preserve">3.2</w:t>
+      </w:r>
+      <w:r>
+        <w:tab/>
+      </w:r>
+      <w:r>
+        <w:t xml:space="preserve">Lịch sử hình thành và phát triển của doanh nghiệp</w:t>
+      </w:r>
+      <w:r>
+        <w:tab/>
+      </w:r>
+      <w:r>
+        <w:t xml:space="preserve">6</w:t>
+      </w:r>
+    </w:p>
+    <w:p>
+      <w:pPr>
+        <w:pStyle w:val="TOC2"/>
+      </w:pPr>
+      <w:r>
+        <w:t xml:space="preserve">3.3</w:t>
+      </w:r>
+      <w:r>
+        <w:tab/>
+      </w:r>
+      <w:r>
+        <w:t xml:space="preserve">Các lĩnh vực hoạt động, dịch vụ, hoặc sản phẩm của doanh nghiệp</w:t>
+      </w:r>
+      <w:r>
+        <w:tab/>
+      </w:r>
+      <w:r>
+        <w:t xml:space="preserve">7</w:t>
+      </w:r>
+    </w:p>
+    <w:p>
+      <w:pPr>
+        <w:pStyle w:val="TOC2"/>
+      </w:pPr>
+      <w:r>
+        <w:t xml:space="preserve">3.4</w:t>
+      </w:r>
+      <w:r>
+        <w:tab/>
+      </w:r>
+      <w:r>
+        <w:t xml:space="preserve">Những đóng góp của doanh nghiệp trong lĩnh vực chuyên môn</w:t>
+      </w:r>
+      <w:r>
+        <w:tab/>
+      </w:r>
+      <w:r>
+        <w:t xml:space="preserve">8</w:t>
+      </w:r>
+    </w:p>
+    <w:p>
+      <w:pPr>
+        <w:pStyle w:val="TOC2"/>
+      </w:pPr>
+      <w:r>
+        <w:t xml:space="preserve">3.5</w:t>
+      </w:r>
+      <w:r>
+        <w:tab/>
+      </w:r>
+      <w:r>
+        <w:t xml:space="preserve">Cơ cấu tổ chức và vị trí của sinh viên</w:t>
+      </w:r>
+      <w:r>
+        <w:tab/>
+      </w:r>
+      <w:r>
+        <w:t xml:space="preserve">9</w:t>
+      </w:r>
+    </w:p>
+    <w:p>
+      <w:pPr>
+        <w:pStyle w:val="TOC1"/>
+      </w:pPr>
+      <w:r>
+        <w:t xml:space="preserve">PHẦN 4 NHẬT KÝ THỰC TẬP</w:t>
+      </w:r>
+      <w:r>
+        <w:tab/>
+      </w:r>
+      <w:r>
+        <w:t xml:space="preserve">11</w:t>
+      </w:r>
+    </w:p>
+    <w:p>
+      <w:pPr>
+        <w:pStyle w:val="TOC2"/>
+      </w:pPr>
+      <w:r>
+        <w:tab/>
+      </w:r>
+      <w:r>
+        <w:t xml:space="preserve">Tuần 1 (từ ngày 29/06/2026 đến ngày 05/07/2026)</w:t>
+      </w:r>
+      <w:r>
+        <w:tab/>
+      </w:r>
+      <w:r>
+        <w:t xml:space="preserve">11</w:t>
+      </w:r>
+    </w:p>
+    <w:p>
+      <w:pPr>
+        <w:pStyle w:val="TOC2"/>
+      </w:pPr>
+      <w:r>
+        <w:tab/>
+      </w:r>
+      <w:r>
+        <w:t xml:space="preserve">Tuần 2 (từ ngày 06/07/2026 đến ngày 12/07/2026)</w:t>
+      </w:r>
+      <w:r>
+        <w:tab/>
+      </w:r>
+      <w:r>
+        <w:t xml:space="preserve">11</w:t>
+      </w:r>
+    </w:p>
+    <w:p>
+      <w:pPr>
+        <w:pStyle w:val="TOC2"/>
+      </w:pPr>
+      <w:r>
+        <w:tab/>
+      </w:r>
+      <w:r>
+        <w:t xml:space="preserve">Tuần 3 (từ ngày 13/07/2026 đến ngày 19/07/2026)</w:t>
+      </w:r>
+      <w:r>
+        <w:tab/>
+      </w:r>
+      <w:r>
+        <w:t xml:space="preserve">12</w:t>
+      </w:r>
+    </w:p>
+    <w:p>
+      <w:pPr>
+        <w:pStyle w:val="TOC2"/>
+      </w:pPr>
+      <w:r>
+        <w:tab/>
+      </w:r>
+      <w:r>
+        <w:t xml:space="preserve">Tuần 4 (từ ngày 20/07/2026 đến ngày 26/07/2026)</w:t>
+      </w:r>
+      <w:r>
+        <w:tab/>
+      </w:r>
+      <w:r>
+        <w:t xml:space="preserve">13</w:t>
+      </w:r>
+    </w:p>
+    <w:p>
+      <w:pPr>
+        <w:pStyle w:val="TOC2"/>
+      </w:pPr>
+      <w:r>
+        <w:tab/>
+      </w:r>
+      <w:r>
+        <w:t xml:space="preserve">Tuần 5 (từ ngày 27/07/2026 đến ngày 02/08/2026)</w:t>
+      </w:r>
+      <w:r>
+        <w:tab/>
+      </w:r>
+      <w:r>
+        <w:t xml:space="preserve">14</w:t>
+      </w:r>
+    </w:p>
+    <w:p>
+      <w:pPr>
+        <w:pStyle w:val="TOC2"/>
+      </w:pPr>
+      <w:r>
+        <w:tab/>
+      </w:r>
+      <w:r>
+        <w:t xml:space="preserve">Tuần 6 (từ ngày 03/08/2026 đến ngày 09/08/2026)</w:t>
+      </w:r>
+      <w:r>
+        <w:tab/>
+      </w:r>
+      <w:r>
+        <w:t xml:space="preserve">14</w:t>
+      </w:r>
+    </w:p>
+    <w:p>
+      <w:pPr>
+        <w:pStyle w:val="TOC2"/>
+      </w:pPr>
+      <w:r>
+        <w:tab/>
+      </w:r>
+      <w:r>
+        <w:t xml:space="preserve">Tuần 7 (từ ngày 10/08/2026 đến ngày 16/08/2026)</w:t>
+      </w:r>
+      <w:r>
+        <w:tab/>
+      </w:r>
+      <w:r>
+        <w:t xml:space="preserve">15</w:t>
+      </w:r>
+    </w:p>
+    <w:p>
+      <w:pPr>
+        <w:pStyle w:val="TOC2"/>
+      </w:pPr>
+      <w:r>
+        <w:tab/>
+      </w:r>
+      <w:r>
+        <w:t xml:space="preserve">Tuần 8 (từ ngày 17/08/2026 đến ngày 23/08/2026)</w:t>
+      </w:r>
+      <w:r>
+        <w:tab/>
+      </w:r>
+      <w:r>
+        <w:t xml:space="preserve">16</w:t>
+      </w:r>
+    </w:p>
+    <w:p>
+      <w:pPr>
+        <w:pStyle w:val="TOC2"/>
+      </w:pPr>
+      <w:r>
+        <w:tab/>
+      </w:r>
+      <w:r>
+        <w:t xml:space="preserve">Tuần 9 (từ ngày 24/08/2026 đến ngày 30/08/2026)</w:t>
+      </w:r>
+      <w:r>
+        <w:tab/>
+      </w:r>
+      <w:r>
+        <w:t xml:space="preserve">17</w:t>
+      </w:r>
+    </w:p>
+    <w:p>
+      <w:pPr>
+        <w:pStyle w:val="TOC2"/>
+      </w:pPr>
+      <w:r>
+        <w:tab/>
+      </w:r>
+      <w:r>
+        <w:t xml:space="preserve">Tuần 10 (từ ngày 31/08/2026 đến ngày 06/09/2026)</w:t>
+      </w:r>
+      <w:r>
+        <w:tab/>
+      </w:r>
+      <w:r>
+        <w:t xml:space="preserve">17</w:t>
+      </w:r>
+    </w:p>
+    <w:p>
+      <w:pPr>
+        <w:pStyle w:val="TOC2"/>
+      </w:pPr>
+      <w:r>
+        <w:tab/>
+      </w:r>
+      <w:r>
+        <w:t xml:space="preserve">Tuần 11 (từ ngày 07/09/2026 đến ngày 13/09/2026)</w:t>
+      </w:r>
+      <w:r>
+        <w:tab/>
+      </w:r>
+      <w:r>
+        <w:t xml:space="preserve">18</w:t>
+      </w:r>
+    </w:p>
+    <w:p>
+      <w:pPr>
+        <w:pStyle w:val="TOC2"/>
+      </w:pPr>
+      <w:r>
+        <w:tab/>
+      </w:r>
+      <w:r>
+        <w:t xml:space="preserve">Tuần 12 (từ ngày 14/09/2026 đến ngày 20/09/2026)</w:t>
+      </w:r>
+      <w:r>
+        <w:tab/>
+      </w:r>
+      <w:r>
+        <w:t xml:space="preserve">19</w:t>
+      </w:r>
+    </w:p>
+    <w:p>
+      <w:pPr>
+        <w:pStyle w:val="TOC2"/>
+      </w:pPr>
+      <w:r>
+        <w:tab/>
+      </w:r>
+      <w:r>
+        <w:t xml:space="preserve">Tuần 13 (từ ngày 21/09/2026 đến ngày 27/09/2026)</w:t>
+      </w:r>
+      <w:r>
+        <w:tab/>
+      </w:r>
+      <w:r>
+        <w:t xml:space="preserve">20</w:t>
+      </w:r>
+    </w:p>
+    <w:p>
+      <w:pPr>
+        <w:pStyle w:val="TOC1"/>
+      </w:pPr>
+      <w:r>
+        <w:t xml:space="preserve">PHẦN 5 BÁO CÁO PROJECT THỰC TẬP</w:t>
+      </w:r>
+      <w:r>
+        <w:tab/>
+      </w:r>
+      <w:r>
+        <w:t xml:space="preserve">21</w:t>
+      </w:r>
+    </w:p>
+    <w:p>
+      <w:pPr>
+        <w:pStyle w:val="TOC2"/>
+      </w:pPr>
+      <w:r>
+        <w:t xml:space="preserve">5.1</w:t>
+      </w:r>
+      <w:r>
+        <w:tab/>
+      </w:r>
+      <w:r>
+        <w:t xml:space="preserve">Đặt vấn đề</w:t>
+      </w:r>
+      <w:r>
+        <w:tab/>
+      </w:r>
+      <w:r>
+        <w:t xml:space="preserve">21</w:t>
+      </w:r>
+    </w:p>
+    <w:p>
+      <w:pPr>
+        <w:pStyle w:val="TOC2"/>
+      </w:pPr>
+      <w:r>
+        <w:t xml:space="preserve">5.2</w:t>
+      </w:r>
+      <w:r>
+        <w:tab/>
+      </w:r>
+      <w:r>
+        <w:t xml:space="preserve">Khảo sát nghiên cứu liên quan và cơ sở lý thuyết</w:t>
+      </w:r>
+      <w:r>
+        <w:tab/>
+      </w:r>
+      <w:r>
+        <w:t xml:space="preserve">23</w:t>
+      </w:r>
+    </w:p>
+    <w:p>
+      <w:pPr>
+        <w:pStyle w:val="TOC2"/>
+      </w:pPr>
+      <w:r>
+        <w:t xml:space="preserve">5.3</w:t>
+      </w:r>
+      <w:r>
+        <w:tab/>
+      </w:r>
+      <w:r>
+        <w:t xml:space="preserve">Phân tích và thiết kế hệ thống</w:t>
+      </w:r>
+      <w:r>
+        <w:tab/>
+      </w:r>
+      <w:r>
+        <w:t xml:space="preserve">27</w:t>
+      </w:r>
+    </w:p>
+    <w:p>
+      <w:pPr>
+        <w:pStyle w:val="TOC2"/>
+      </w:pPr>
+      <w:r>
+        <w:t xml:space="preserve">5.4</w:t>
+      </w:r>
+      <w:r>
+        <w:tab/>
+      </w:r>
+      <w:r>
+        <w:t xml:space="preserve">Cài đặt</w:t>
+      </w:r>
+      <w:r>
+        <w:tab/>
+      </w:r>
+      <w:r>
+        <w:t xml:space="preserve">32</w:t>
+      </w:r>
+    </w:p>
+    <w:p>
+      <w:pPr>
+        <w:pStyle w:val="TOC2"/>
+      </w:pPr>
+      <w:r>
+        <w:t xml:space="preserve">5.5</w:t>
+      </w:r>
+      <w:r>
+        <w:tab/>
+      </w:r>
+      <w:r>
+        <w:t xml:space="preserve">Kiểm thử và đánh giá</w:t>
+      </w:r>
+      <w:r>
+        <w:tab/>
+      </w:r>
+      <w:r>
+        <w:t xml:space="preserve">36</w:t>
+      </w:r>
+    </w:p>
+    <w:p>
+      <w:pPr>
+        <w:pStyle w:val="TOC2"/>
+      </w:pPr>
+      <w:r>
+        <w:t xml:space="preserve">5.6</w:t>
+      </w:r>
+      <w:r>
+        <w:tab/>
+      </w:r>
+      <w:r>
+        <w:t xml:space="preserve">Hướng dẫn sử dụng và minh họa chức năng</w:t>
+      </w:r>
+      <w:r>
+        <w:tab/>
+      </w:r>
+      <w:r>
+        <w:t xml:space="preserve">40</w:t>
+      </w:r>
+    </w:p>
+    <w:p>
+      <w:pPr>
+        <w:pStyle w:val="TOC2"/>
+      </w:pPr>
+      <w:r>
+        <w:t xml:space="preserve">5.7</w:t>
+      </w:r>
+      <w:r>
+        <w:tab/>
+      </w:r>
+      <w:r>
+        <w:t xml:space="preserve">Thảo luận, hạn chế và hướng phát triển</w:t>
+      </w:r>
+      <w:r>
+        <w:tab/>
+      </w:r>
+      <w:r>
+        <w:t xml:space="preserve">51</w:t>
+      </w:r>
+    </w:p>
+    <w:p>
+      <w:pPr>
+        <w:pStyle w:val="TOC2"/>
+      </w:pPr>
+      <w:r>
+        <w:t xml:space="preserve">5.8</w:t>
+      </w:r>
+      <w:r>
+        <w:tab/>
+      </w:r>
+      <w:r>
+        <w:t xml:space="preserve">Kết luận</w:t>
+      </w:r>
+      <w:r>
+        <w:tab/>
+      </w:r>
+      <w:r>
+        <w:t xml:space="preserve">53</w:t>
+      </w:r>
+    </w:p>
+    <w:p>
+      <w:pPr>
+        <w:pStyle w:val="TOC2"/>
+      </w:pPr>
+      <w:r>
+        <w:t xml:space="preserve">5.9</w:t>
+      </w:r>
+      <w:r>
+        <w:tab/>
+      </w:r>
+      <w:r>
+        <w:t xml:space="preserve">Tuyên bố</w:t>
+      </w:r>
+      <w:r>
+        <w:tab/>
+      </w:r>
+      <w:r>
+        <w:t xml:space="preserve">53</w:t>
+      </w:r>
+    </w:p>
+    <w:p>
+      <w:pPr>
+        <w:pStyle w:val="TOC1"/>
+      </w:pPr>
+      <w:r>
         <w:t xml:space="preserve">DANH MỤC CÔNG TRÌNH KHOA HỌC CỦA SINH VIÊN</w:t>
       </w:r>
-    </w:p>
-    <w:p>
-      <w:pPr>
-        <w:pStyle w:val="Content"/>
-        <w:spacing w:after="120"/>
-        <w:ind w:firstLine="567"/>
-        <w:jc w:val="both"/>
-      </w:pPr>
-      <w:r>
-        <w:t xml:space="preserve">Ngoài dự án thực tập, sinh viên là tác giả liên hệ của 12 bản thảo nghiên cứu về tài chính, ngân hàng và quản trị doanh nghiệp. Bảng 0.1 liệt kê các bản thảo theo mức độ tiến triển, lấy từ hồ sơ công bố trong tệp README của kho mã và hồ sơ ORCID (0009-0008-3307-6569). Hàng in đậm là bài đã công bố, đã được duyệt đăng hoặc đã sửa xong vòng 2, gồm cả bài có nội dung nối trực tiếp với dự án. Dấu * chỉ tác giả liên hệ, et al. thay cho danh sách đồng tác giả. Chỉ hai bài đầu là công bố chính thức, các bài còn lại có thể thay đổi sau phản biện.</w:t>
-      </w:r>
-    </w:p>
-    <w:p>
-      <w:pPr>
-        <w:pStyle w:val="Heading4"/>
-        <w:keepNext/>
-        <w:numPr>
-          <w:ilvl w:val="0"/>
-          <w:numId w:val="0"/>
-        </w:numPr>
-        <w:spacing w:before="160" w:after="60"/>
-        <w:ind w:left="0" w:firstLine="0"/>
-        <w:jc w:val="center"/>
-      </w:pPr>
-      <w:r>
-        <w:rPr>
-          <w:b/>
-          <w:bCs/>
-          <w:i w:val="0"/>
-          <w:iCs w:val="0"/>
-          <w:sz w:val="24"/>
-          <w:szCs w:val="24"/>
-        </w:rPr>
-        <w:t xml:space="preserve">Bảng 0.1. Sản phẩm khoa học của sinh viên</w:t>
-      </w:r>
-    </w:p>
-    <w:tbl>
-      <w:tblPr>
-        <w:tblW w:w="8788" w:type="dxa"/>
-        <w:tblBorders>
-          <w:top w:val="single" w:sz="4" w:space="0" w:color="808080"/>
-          <w:left w:val="single" w:sz="4" w:space="0" w:color="808080"/>
-          <w:bottom w:val="single" w:sz="4" w:space="0" w:color="808080"/>
-          <w:right w:val="single" w:sz="4" w:space="0" w:color="808080"/>
-          <w:insideH w:val="single" w:sz="4" w:space="0" w:color="808080"/>
-          <w:insideV w:val="single" w:sz="4" w:space="0" w:color="808080"/>
-        </w:tblBorders>
-        <w:tblLayout w:type="fixed"/>
-        <w:tblCellMar>
-          <w:top w:w="40" w:type="dxa"/>
-          <w:left w:w="80" w:type="dxa"/>
-          <w:bottom w:w="40" w:type="dxa"/>
-          <w:right w:w="80" w:type="dxa"/>
-        </w:tblCellMar>
-      </w:tblPr>
-      <w:tblGrid>
-        <w:gridCol w:w="703"/>
-        <w:gridCol w:w="2543"/>
-        <w:gridCol w:w="2800"/>
-        <w:gridCol w:w="923"/>
-        <w:gridCol w:w="1819"/>
-      </w:tblGrid>
-      <w:tr>
-        <w:trPr>
-          <w:cantSplit/>
-          <w:tblHeader/>
-        </w:trPr>
-        <w:tc>
-          <w:tcPr>
-            <w:tcW w:w="703" w:type="dxa"/>
-          </w:tcPr>
-          <w:p>
-            <w:pPr>
-              <w:spacing w:before="20" w:after="20"/>
-              <w:jc w:val="center"/>
-            </w:pPr>
-            <w:r>
-              <w:rPr>
-                <w:b/>
-                <w:bCs/>
-                <w:sz w:val="20"/>
-                <w:szCs w:val="20"/>
-              </w:rPr>
-              <w:t xml:space="preserve">STT</w:t>
-            </w:r>
-          </w:p>
-        </w:tc>
-        <w:tc>
-          <w:tcPr>
-            <w:tcW w:w="2543" w:type="dxa"/>
-          </w:tcPr>
-          <w:p>
-            <w:pPr>
-              <w:spacing w:before="20" w:after="20"/>
-              <w:jc w:val="center"/>
-            </w:pPr>
-            <w:r>
-              <w:rPr>
-                <w:b/>
-                <w:bCs/>
-                <w:sz w:val="20"/>
-                <w:szCs w:val="20"/>
-              </w:rPr>
-              <w:t xml:space="preserve">Tên bài</w:t>
-            </w:r>
-          </w:p>
-        </w:tc>
-        <w:tc>
-          <w:tcPr>
-            <w:tcW w:w="2800" w:type="dxa"/>
-          </w:tcPr>
-          <w:p>
-            <w:pPr>
-              <w:spacing w:before="20" w:after="20"/>
-              <w:jc w:val="center"/>
-            </w:pPr>
-            <w:r>
-              <w:rPr>
-                <w:b/>
-                <w:bCs/>
-                <w:sz w:val="20"/>
-                <w:szCs w:val="20"/>
-              </w:rPr>
-              <w:t xml:space="preserve">Tạp chí</w:t>
-            </w:r>
-          </w:p>
-        </w:tc>
-        <w:tc>
-          <w:tcPr>
-            <w:tcW w:w="923" w:type="dxa"/>
-          </w:tcPr>
-          <w:p>
-            <w:pPr>
-              <w:spacing w:before="20" w:after="20"/>
-              <w:jc w:val="center"/>
-            </w:pPr>
-            <w:r>
-              <w:rPr>
-                <w:b/>
-                <w:bCs/>
-                <w:sz w:val="20"/>
-                <w:szCs w:val="20"/>
-              </w:rPr>
-              <w:t xml:space="preserve">Chỉ mục</w:t>
-            </w:r>
-          </w:p>
-        </w:tc>
-        <w:tc>
-          <w:tcPr>
-            <w:tcW w:w="1819" w:type="dxa"/>
-          </w:tcPr>
-          <w:p>
-            <w:pPr>
-              <w:spacing w:before="20" w:after="20"/>
-              <w:jc w:val="center"/>
-            </w:pPr>
-            <w:r>
-              <w:rPr>
-                <w:b/>
-                <w:bCs/>
-                <w:sz w:val="20"/>
-                <w:szCs w:val="20"/>
-              </w:rPr>
-              <w:t xml:space="preserve">Tình trạng</w:t>
-            </w:r>
-          </w:p>
-        </w:tc>
-      </w:tr>
-      <w:tr>
-        <w:trPr>
-          <w:cantSplit/>
-        </w:trPr>
-        <w:tc>
-          <w:tcPr>
-            <w:tcW w:w="703" w:type="dxa"/>
-          </w:tcPr>
-          <w:p>
-            <w:pPr>
-              <w:spacing w:before="20" w:after="20"/>
-            </w:pPr>
-            <w:r>
-              <w:rPr>
-                <w:b/>
-                <w:bCs/>
-                <w:sz w:val="20"/>
-                <w:szCs w:val="20"/>
-              </w:rPr>
-              <w:t xml:space="preserve">1</w:t>
-            </w:r>
-          </w:p>
-        </w:tc>
-        <w:tc>
-          <w:tcPr>
-            <w:tcW w:w="2543" w:type="dxa"/>
-          </w:tcPr>
-          <w:p>
-            <w:pPr>
-              <w:spacing w:before="20" w:after="20"/>
-            </w:pPr>
-            <w:r>
-              <w:rPr>
-                <w:b/>
-                <w:bCs/>
-                <w:sz w:val="20"/>
-                <w:szCs w:val="20"/>
-              </w:rPr>
-              <w:t xml:space="preserve">Black-Litterman portfolio optimization using regime switching CAPM and ABC-MCMC: Empirical evidence from the Vietnamese stock market period 2019-2025</w:t>
-            </w:r>
-          </w:p>
-        </w:tc>
-        <w:tc>
-          <w:tcPr>
-            <w:tcW w:w="2800" w:type="dxa"/>
-          </w:tcPr>
-          <w:p>
-            <w:pPr>
-              <w:spacing w:before="20" w:after="20"/>
-            </w:pPr>
-            <w:r>
-              <w:rPr>
-                <w:b/>
-                <w:bCs/>
-                <w:sz w:val="20"/>
-                <w:szCs w:val="20"/>
-              </w:rPr>
-              <w:t xml:space="preserve">Journal of Policy and Development Research, tập 01, tr. 81-99, 2026, doi: 10.63640/3030-4091/jpd.apd.194</w:t>
-            </w:r>
-          </w:p>
-        </w:tc>
-        <w:tc>
-          <w:tcPr>
-            <w:tcW w:w="923" w:type="dxa"/>
-          </w:tcPr>
-          <w:p>
-            <w:pPr>
-              <w:spacing w:before="20" w:after="20"/>
-            </w:pPr>
-            <w:r>
-              <w:rPr>
-                <w:b/>
-                <w:bCs/>
-                <w:sz w:val="20"/>
-                <w:szCs w:val="20"/>
-              </w:rPr>
-              <w:t xml:space="preserve">Trong nước</w:t>
-            </w:r>
-          </w:p>
-        </w:tc>
-        <w:tc>
-          <w:tcPr>
-            <w:tcW w:w="1819" w:type="dxa"/>
-          </w:tcPr>
-          <w:p>
-            <w:pPr>
-              <w:spacing w:before="20" w:after="20"/>
-            </w:pPr>
-            <w:r>
-              <w:rPr>
-                <w:b/>
-                <w:bCs/>
-                <w:sz w:val="20"/>
-                <w:szCs w:val="20"/>
-              </w:rPr>
-              <w:t xml:space="preserve">Đã xuất bản</w:t>
-            </w:r>
-          </w:p>
-        </w:tc>
-      </w:tr>
-      <w:tr>
-        <w:trPr>
-          <w:cantSplit/>
-        </w:trPr>
-        <w:tc>
-          <w:tcPr>
-            <w:tcW w:w="703" w:type="dxa"/>
-          </w:tcPr>
-          <w:p>
-            <w:pPr>
-              <w:spacing w:before="20" w:after="20"/>
-            </w:pPr>
-            <w:r>
-              <w:rPr>
-                <w:b/>
-                <w:bCs/>
-                <w:sz w:val="20"/>
-                <w:szCs w:val="20"/>
-              </w:rPr>
-              <w:t xml:space="preserve">2</w:t>
-            </w:r>
-          </w:p>
-        </w:tc>
-        <w:tc>
-          <w:tcPr>
-            <w:tcW w:w="2543" w:type="dxa"/>
-          </w:tcPr>
-          <w:p>
-            <w:pPr>
-              <w:spacing w:before="20" w:after="20"/>
-            </w:pPr>
-            <w:r>
-              <w:rPr>
-                <w:b/>
-                <w:bCs/>
-                <w:sz w:val="20"/>
-                <w:szCs w:val="20"/>
-              </w:rPr>
-              <w:t xml:space="preserve">Tiền gửi không kỳ hạn, hiệu quả hoạt động và ổn định tài chính ngân hàng: Bằng chứng từ mô hình ngưỡng tại Việt Nam</w:t>
-            </w:r>
-          </w:p>
-        </w:tc>
-        <w:tc>
-          <w:tcPr>
-            <w:tcW w:w="2800" w:type="dxa"/>
-          </w:tcPr>
-          <w:p>
-            <w:pPr>
-              <w:spacing w:before="20" w:after="20"/>
-            </w:pPr>
-            <w:r>
-              <w:rPr>
-                <w:b/>
-                <w:bCs/>
-                <w:sz w:val="20"/>
-                <w:szCs w:val="20"/>
-              </w:rPr>
-              <w:t xml:space="preserve">Tạp chí Kinh tế - Luật và Ngân hàng, 2026, doi: 10.59276/3030-4199/jelb.bav.895</w:t>
-            </w:r>
-          </w:p>
-        </w:tc>
-        <w:tc>
-          <w:tcPr>
-            <w:tcW w:w="923" w:type="dxa"/>
-          </w:tcPr>
-          <w:p>
-            <w:pPr>
-              <w:spacing w:before="20" w:after="20"/>
-            </w:pPr>
-            <w:r>
-              <w:rPr>
-                <w:b/>
-                <w:bCs/>
-                <w:sz w:val="20"/>
-                <w:szCs w:val="20"/>
-              </w:rPr>
-              <w:t xml:space="preserve">Trong nước</w:t>
-            </w:r>
-          </w:p>
-        </w:tc>
-        <w:tc>
-          <w:tcPr>
-            <w:tcW w:w="1819" w:type="dxa"/>
-          </w:tcPr>
-          <w:p>
-            <w:pPr>
-              <w:spacing w:before="20" w:after="20"/>
-            </w:pPr>
-            <w:r>
-              <w:rPr>
-                <w:b/>
-                <w:bCs/>
-                <w:sz w:val="20"/>
-                <w:szCs w:val="20"/>
-              </w:rPr>
-              <w:t xml:space="preserve">Đã đăng</w:t>
-            </w:r>
-          </w:p>
-        </w:tc>
-      </w:tr>
-      <w:tr>
-        <w:trPr>
-          <w:cantSplit/>
-        </w:trPr>
-        <w:tc>
-          <w:tcPr>
-            <w:tcW w:w="703" w:type="dxa"/>
-          </w:tcPr>
-          <w:p>
-            <w:pPr>
-              <w:spacing w:before="20" w:after="20"/>
-            </w:pPr>
-            <w:r>
-              <w:rPr>
-                <w:b/>
-                <w:bCs/>
-                <w:sz w:val="20"/>
-                <w:szCs w:val="20"/>
-              </w:rPr>
-              <w:t xml:space="preserve">3</w:t>
-            </w:r>
-          </w:p>
-        </w:tc>
-        <w:tc>
-          <w:tcPr>
-            <w:tcW w:w="2543" w:type="dxa"/>
-          </w:tcPr>
-          <w:p>
-            <w:pPr>
-              <w:spacing w:before="20" w:after="20"/>
-            </w:pPr>
-            <w:r>
-              <w:rPr>
-                <w:b/>
-                <w:bCs/>
-                <w:sz w:val="20"/>
-                <w:szCs w:val="20"/>
-              </w:rPr>
-              <w:t xml:space="preserve">GRI adoption and corporate brownwashing: Board governance evidence from ASEAN-5</w:t>
-            </w:r>
-          </w:p>
-        </w:tc>
-        <w:tc>
-          <w:tcPr>
-            <w:tcW w:w="2800" w:type="dxa"/>
-          </w:tcPr>
-          <w:p>
-            <w:pPr>
-              <w:spacing w:before="20" w:after="20"/>
-            </w:pPr>
-            <w:r>
-              <w:rPr>
-                <w:b/>
-                <w:bCs/>
-                <w:sz w:val="20"/>
-                <w:szCs w:val="20"/>
-              </w:rPr>
-              <w:t xml:space="preserve">International Journal of Management and Sustainability</w:t>
-            </w:r>
-          </w:p>
-        </w:tc>
-        <w:tc>
-          <w:tcPr>
-            <w:tcW w:w="923" w:type="dxa"/>
-          </w:tcPr>
-          <w:p>
-            <w:pPr>
-              <w:spacing w:before="20" w:after="20"/>
-            </w:pPr>
-            <w:r>
-              <w:rPr>
-                <w:b/>
-                <w:bCs/>
-                <w:sz w:val="20"/>
-                <w:szCs w:val="20"/>
-              </w:rPr>
-              <w:t xml:space="preserve">Scopus Q3</w:t>
-            </w:r>
-          </w:p>
-        </w:tc>
-        <w:tc>
-          <w:tcPr>
-            <w:tcW w:w="1819" w:type="dxa"/>
-          </w:tcPr>
-          <w:p>
-            <w:pPr>
-              <w:spacing w:before="20" w:after="20"/>
-            </w:pPr>
-            <w:r>
-              <w:rPr>
-                <w:b/>
-                <w:bCs/>
-                <w:sz w:val="20"/>
-                <w:szCs w:val="20"/>
-              </w:rPr>
-              <w:t xml:space="preserve">Đã duyệt đăng</w:t>
-            </w:r>
-          </w:p>
-        </w:tc>
-      </w:tr>
-      <w:tr>
-        <w:trPr>
-          <w:cantSplit/>
-        </w:trPr>
-        <w:tc>
-          <w:tcPr>
-            <w:tcW w:w="703" w:type="dxa"/>
-          </w:tcPr>
-          <w:p>
-            <w:pPr>
-              <w:spacing w:before="20" w:after="20"/>
-            </w:pPr>
-            <w:r>
-              <w:rPr>
-                <w:b/>
-                <w:bCs/>
-                <w:sz w:val="20"/>
-                <w:szCs w:val="20"/>
-              </w:rPr>
-              <w:t xml:space="preserve">4</w:t>
-            </w:r>
-          </w:p>
-        </w:tc>
-        <w:tc>
-          <w:tcPr>
-            <w:tcW w:w="2543" w:type="dxa"/>
-          </w:tcPr>
-          <w:p>
-            <w:pPr>
-              <w:spacing w:before="20" w:after="20"/>
-            </w:pPr>
-            <w:r>
-              <w:rPr>
-                <w:b/>
-                <w:bCs/>
-                <w:sz w:val="20"/>
-                <w:szCs w:val="20"/>
-              </w:rPr>
-              <w:t xml:space="preserve">Portfolio optimization with the inverse Black-Litterman framework and clustering machine-learning models: Evidence from Vietnamese bank stocks</w:t>
-            </w:r>
-          </w:p>
-        </w:tc>
-        <w:tc>
-          <w:tcPr>
-            <w:tcW w:w="2800" w:type="dxa"/>
-          </w:tcPr>
-          <w:p>
-            <w:pPr>
-              <w:spacing w:before="20" w:after="20"/>
-            </w:pPr>
-            <w:r>
-              <w:rPr>
-                <w:b/>
-                <w:bCs/>
-                <w:sz w:val="20"/>
-                <w:szCs w:val="20"/>
-              </w:rPr>
-              <w:t xml:space="preserve">Multidisciplinary Science Journal</w:t>
-            </w:r>
-          </w:p>
-        </w:tc>
-        <w:tc>
-          <w:tcPr>
-            <w:tcW w:w="923" w:type="dxa"/>
-          </w:tcPr>
-          <w:p>
-            <w:pPr>
-              <w:spacing w:before="20" w:after="20"/>
-            </w:pPr>
-            <w:r>
-              <w:rPr>
-                <w:b/>
-                <w:bCs/>
-                <w:sz w:val="20"/>
-                <w:szCs w:val="20"/>
-              </w:rPr>
-              <w:t xml:space="preserve">Scopus Q3</w:t>
-            </w:r>
-          </w:p>
-        </w:tc>
-        <w:tc>
-          <w:tcPr>
-            <w:tcW w:w="1819" w:type="dxa"/>
-          </w:tcPr>
-          <w:p>
-            <w:pPr>
-              <w:spacing w:before="20" w:after="20"/>
-            </w:pPr>
-            <w:r>
-              <w:rPr>
-                <w:b/>
-                <w:bCs/>
-                <w:sz w:val="20"/>
-                <w:szCs w:val="20"/>
-              </w:rPr>
-              <w:t xml:space="preserve">Đã sửa xong vòng 2</w:t>
-            </w:r>
-          </w:p>
-        </w:tc>
-      </w:tr>
-      <w:tr>
-        <w:trPr>
-          <w:cantSplit/>
-        </w:trPr>
-        <w:tc>
-          <w:tcPr>
-            <w:tcW w:w="703" w:type="dxa"/>
-          </w:tcPr>
-          <w:p>
-            <w:pPr>
-              <w:spacing w:before="20" w:after="20"/>
-            </w:pPr>
-            <w:r>
-              <w:rPr>
-                <w:sz w:val="20"/>
-                <w:szCs w:val="20"/>
-              </w:rPr>
-              <w:t xml:space="preserve">5</w:t>
-            </w:r>
-          </w:p>
-        </w:tc>
-        <w:tc>
-          <w:tcPr>
-            <w:tcW w:w="2543" w:type="dxa"/>
-          </w:tcPr>
-          <w:p>
-            <w:pPr>
-              <w:spacing w:before="20" w:after="20"/>
-            </w:pPr>
-            <w:r>
-              <w:rPr>
-                <w:sz w:val="20"/>
-                <w:szCs w:val="20"/>
-              </w:rPr>
-              <w:t xml:space="preserve">Tác động của cấu trúc sở hữu lên ổn định tài chính của các ngân hàng thương mại Việt Nam</w:t>
-            </w:r>
-          </w:p>
-        </w:tc>
-        <w:tc>
-          <w:tcPr>
-            <w:tcW w:w="2800" w:type="dxa"/>
-          </w:tcPr>
-          <w:p>
-            <w:pPr>
-              <w:spacing w:before="20" w:after="20"/>
-            </w:pPr>
-            <w:r>
-              <w:rPr>
-                <w:sz w:val="20"/>
-                <w:szCs w:val="20"/>
-              </w:rPr>
-              <w:t xml:space="preserve">Tạp chí Kinh tế - Luật và Ngân hàng</w:t>
-            </w:r>
-          </w:p>
-        </w:tc>
-        <w:tc>
-          <w:tcPr>
-            <w:tcW w:w="923" w:type="dxa"/>
-          </w:tcPr>
-          <w:p>
-            <w:pPr>
-              <w:spacing w:before="20" w:after="20"/>
-            </w:pPr>
-            <w:r>
-              <w:rPr>
-                <w:sz w:val="20"/>
-                <w:szCs w:val="20"/>
-              </w:rPr>
-              <w:t xml:space="preserve">Trong nước</w:t>
-            </w:r>
-          </w:p>
-        </w:tc>
-        <w:tc>
-          <w:tcPr>
-            <w:tcW w:w="1819" w:type="dxa"/>
-          </w:tcPr>
-          <w:p>
-            <w:pPr>
-              <w:spacing w:before="20" w:after="20"/>
-            </w:pPr>
-            <w:r>
-              <w:rPr>
-                <w:sz w:val="20"/>
-                <w:szCs w:val="20"/>
-              </w:rPr>
-              <w:t xml:space="preserve">Chờ duyệt đăng sau 2 vòng phản biện</w:t>
-            </w:r>
-          </w:p>
-        </w:tc>
-      </w:tr>
-      <w:tr>
-        <w:trPr>
-          <w:cantSplit/>
-        </w:trPr>
-        <w:tc>
-          <w:tcPr>
-            <w:tcW w:w="703" w:type="dxa"/>
-          </w:tcPr>
-          <w:p>
-            <w:pPr>
-              <w:spacing w:before="20" w:after="20"/>
-            </w:pPr>
-            <w:r>
-              <w:rPr>
-                <w:sz w:val="20"/>
-                <w:szCs w:val="20"/>
-              </w:rPr>
-              <w:t xml:space="preserve">6</w:t>
-            </w:r>
-          </w:p>
-        </w:tc>
-        <w:tc>
-          <w:tcPr>
-            <w:tcW w:w="2543" w:type="dxa"/>
-          </w:tcPr>
-          <w:p>
-            <w:pPr>
-              <w:spacing w:before="20" w:after="20"/>
-            </w:pPr>
-            <w:r>
-              <w:rPr>
-                <w:sz w:val="20"/>
-                <w:szCs w:val="20"/>
-              </w:rPr>
-              <w:t xml:space="preserve">Limits to arbitrage in the Vietnamese physical gold market: The failure of short-term momentum</w:t>
-            </w:r>
-          </w:p>
-        </w:tc>
-        <w:tc>
-          <w:tcPr>
-            <w:tcW w:w="2800" w:type="dxa"/>
-          </w:tcPr>
-          <w:p>
-            <w:pPr>
-              <w:spacing w:before="20" w:after="20"/>
-            </w:pPr>
-            <w:r>
-              <w:rPr>
-                <w:sz w:val="20"/>
-                <w:szCs w:val="20"/>
-              </w:rPr>
-              <w:t xml:space="preserve">Journal of Economic and Banking Studies</w:t>
-            </w:r>
-          </w:p>
-        </w:tc>
-        <w:tc>
-          <w:tcPr>
-            <w:tcW w:w="923" w:type="dxa"/>
-          </w:tcPr>
-          <w:p>
-            <w:pPr>
-              <w:spacing w:before="20" w:after="20"/>
-            </w:pPr>
-            <w:r>
-              <w:rPr>
-                <w:sz w:val="20"/>
-                <w:szCs w:val="20"/>
-              </w:rPr>
-              <w:t xml:space="preserve">Trong nước</w:t>
-            </w:r>
-          </w:p>
-        </w:tc>
-        <w:tc>
-          <w:tcPr>
-            <w:tcW w:w="1819" w:type="dxa"/>
-          </w:tcPr>
-          <w:p>
-            <w:pPr>
-              <w:spacing w:before="20" w:after="20"/>
-            </w:pPr>
-            <w:r>
-              <w:rPr>
-                <w:sz w:val="20"/>
-                <w:szCs w:val="20"/>
-              </w:rPr>
-              <w:t xml:space="preserve">Đang sửa vòng 1</w:t>
-            </w:r>
-          </w:p>
-        </w:tc>
-      </w:tr>
-      <w:tr>
-        <w:trPr>
-          <w:cantSplit/>
-        </w:trPr>
-        <w:tc>
-          <w:tcPr>
-            <w:tcW w:w="703" w:type="dxa"/>
-          </w:tcPr>
-          <w:p>
-            <w:pPr>
-              <w:spacing w:before="20" w:after="20"/>
-            </w:pPr>
-            <w:r>
-              <w:rPr>
-                <w:sz w:val="20"/>
-                <w:szCs w:val="20"/>
-              </w:rPr>
-              <w:t xml:space="preserve">7</w:t>
-            </w:r>
-          </w:p>
-        </w:tc>
-        <w:tc>
-          <w:tcPr>
-            <w:tcW w:w="2543" w:type="dxa"/>
-          </w:tcPr>
-          <w:p>
-            <w:pPr>
-              <w:spacing w:before="20" w:after="20"/>
-            </w:pPr>
-            <w:r>
-              <w:rPr>
-                <w:sz w:val="20"/>
-                <w:szCs w:val="20"/>
-              </w:rPr>
-              <w:t xml:space="preserve">Corporate brownwashing and firm valuation in ASEAN-5 disclosure regimes</w:t>
-            </w:r>
-          </w:p>
-        </w:tc>
-        <w:tc>
-          <w:tcPr>
-            <w:tcW w:w="2800" w:type="dxa"/>
-          </w:tcPr>
-          <w:p>
-            <w:pPr>
-              <w:spacing w:before="20" w:after="20"/>
-            </w:pPr>
-            <w:r>
-              <w:rPr>
-                <w:sz w:val="20"/>
-                <w:szCs w:val="20"/>
-              </w:rPr>
-              <w:t xml:space="preserve">Cogent Business &amp; Management</w:t>
-            </w:r>
-          </w:p>
-        </w:tc>
-        <w:tc>
-          <w:tcPr>
-            <w:tcW w:w="923" w:type="dxa"/>
-          </w:tcPr>
-          <w:p>
-            <w:pPr>
-              <w:spacing w:before="20" w:after="20"/>
-            </w:pPr>
-            <w:r>
-              <w:rPr>
-                <w:sz w:val="20"/>
-                <w:szCs w:val="20"/>
-              </w:rPr>
-              <w:t xml:space="preserve">ESCI, Scopus Q2</w:t>
-            </w:r>
-          </w:p>
-        </w:tc>
-        <w:tc>
-          <w:tcPr>
-            <w:tcW w:w="1819" w:type="dxa"/>
-          </w:tcPr>
-          <w:p>
-            <w:pPr>
-              <w:spacing w:before="20" w:after="20"/>
-            </w:pPr>
-            <w:r>
-              <w:rPr>
-                <w:sz w:val="20"/>
-                <w:szCs w:val="20"/>
-              </w:rPr>
-              <w:t xml:space="preserve">Đang phản biện vòng 1</w:t>
-            </w:r>
-          </w:p>
-        </w:tc>
-      </w:tr>
-      <w:tr>
-        <w:trPr>
-          <w:cantSplit/>
-        </w:trPr>
-        <w:tc>
-          <w:tcPr>
-            <w:tcW w:w="703" w:type="dxa"/>
-          </w:tcPr>
-          <w:p>
-            <w:pPr>
-              <w:spacing w:before="20" w:after="20"/>
-            </w:pPr>
-            <w:r>
-              <w:rPr>
-                <w:sz w:val="20"/>
-                <w:szCs w:val="20"/>
-              </w:rPr>
-              <w:t xml:space="preserve">8</w:t>
-            </w:r>
-          </w:p>
-        </w:tc>
-        <w:tc>
-          <w:tcPr>
-            <w:tcW w:w="2543" w:type="dxa"/>
-          </w:tcPr>
-          <w:p>
-            <w:pPr>
-              <w:spacing w:before="20" w:after="20"/>
-            </w:pPr>
-            <w:r>
-              <w:rPr>
-                <w:sz w:val="20"/>
-                <w:szCs w:val="20"/>
-              </w:rPr>
-              <w:t xml:space="preserve">Structural breaks in Vietnamese stock market liquidity: Evidence from the Amihud illiquidity measure and Bai-Perron regime-shift detection</w:t>
-            </w:r>
-          </w:p>
-        </w:tc>
-        <w:tc>
-          <w:tcPr>
-            <w:tcW w:w="2800" w:type="dxa"/>
-          </w:tcPr>
-          <w:p>
-            <w:pPr>
-              <w:spacing w:before="20" w:after="20"/>
-            </w:pPr>
-            <w:r>
-              <w:rPr>
-                <w:sz w:val="20"/>
-                <w:szCs w:val="20"/>
-              </w:rPr>
-              <w:t xml:space="preserve">Asian Journal of Economics and Banking</w:t>
-            </w:r>
-          </w:p>
-        </w:tc>
-        <w:tc>
-          <w:tcPr>
-            <w:tcW w:w="923" w:type="dxa"/>
-          </w:tcPr>
-          <w:p>
-            <w:pPr>
-              <w:spacing w:before="20" w:after="20"/>
-            </w:pPr>
-            <w:r>
-              <w:rPr>
-                <w:sz w:val="20"/>
-                <w:szCs w:val="20"/>
-              </w:rPr>
-              <w:t xml:space="preserve">Chưa xác định</w:t>
-            </w:r>
-          </w:p>
-        </w:tc>
-        <w:tc>
-          <w:tcPr>
-            <w:tcW w:w="1819" w:type="dxa"/>
-          </w:tcPr>
-          <w:p>
-            <w:pPr>
-              <w:spacing w:before="20" w:after="20"/>
-            </w:pPr>
-            <w:r>
-              <w:rPr>
-                <w:sz w:val="20"/>
-                <w:szCs w:val="20"/>
-              </w:rPr>
-              <w:t xml:space="preserve">Đang tìm phản biện</w:t>
-            </w:r>
-          </w:p>
-        </w:tc>
-      </w:tr>
-      <w:tr>
-        <w:trPr>
-          <w:cantSplit/>
-        </w:trPr>
-        <w:tc>
-          <w:tcPr>
-            <w:tcW w:w="703" w:type="dxa"/>
-          </w:tcPr>
-          <w:p>
-            <w:pPr>
-              <w:spacing w:before="20" w:after="20"/>
-            </w:pPr>
-            <w:r>
-              <w:rPr>
-                <w:sz w:val="20"/>
-                <w:szCs w:val="20"/>
-              </w:rPr>
-              <w:t xml:space="preserve">9</w:t>
-            </w:r>
-          </w:p>
-        </w:tc>
-        <w:tc>
-          <w:tcPr>
-            <w:tcW w:w="2543" w:type="dxa"/>
-          </w:tcPr>
-          <w:p>
-            <w:pPr>
-              <w:spacing w:before="20" w:after="20"/>
-            </w:pPr>
-            <w:r>
-              <w:rPr>
-                <w:sz w:val="20"/>
-                <w:szCs w:val="20"/>
-              </w:rPr>
-              <w:t xml:space="preserve">Nested equity index correlations overstate true co-movement: Evidence from Vietnam</w:t>
-            </w:r>
-          </w:p>
-        </w:tc>
-        <w:tc>
-          <w:tcPr>
-            <w:tcW w:w="2800" w:type="dxa"/>
-          </w:tcPr>
-          <w:p>
-            <w:pPr>
-              <w:spacing w:before="20" w:after="20"/>
-            </w:pPr>
-            <w:r>
-              <w:rPr>
-                <w:sz w:val="20"/>
-                <w:szCs w:val="20"/>
-              </w:rPr>
-              <w:t xml:space="preserve">Asia-Pacific Financial Markets</w:t>
-            </w:r>
-          </w:p>
-        </w:tc>
-        <w:tc>
-          <w:tcPr>
-            <w:tcW w:w="923" w:type="dxa"/>
-          </w:tcPr>
-          <w:p>
-            <w:pPr>
-              <w:spacing w:before="20" w:after="20"/>
-            </w:pPr>
-            <w:r>
-              <w:rPr>
-                <w:sz w:val="20"/>
-                <w:szCs w:val="20"/>
-              </w:rPr>
-              <w:t xml:space="preserve">Scopus Q2</w:t>
-            </w:r>
-          </w:p>
-        </w:tc>
-        <w:tc>
-          <w:tcPr>
-            <w:tcW w:w="1819" w:type="dxa"/>
-          </w:tcPr>
-          <w:p>
-            <w:pPr>
-              <w:spacing w:before="20" w:after="20"/>
-            </w:pPr>
-            <w:r>
-              <w:rPr>
-                <w:sz w:val="20"/>
-                <w:szCs w:val="20"/>
-              </w:rPr>
-              <w:t xml:space="preserve">With Editor</w:t>
-            </w:r>
-          </w:p>
-        </w:tc>
-      </w:tr>
-      <w:tr>
-        <w:trPr>
-          <w:cantSplit/>
-        </w:trPr>
-        <w:tc>
-          <w:tcPr>
-            <w:tcW w:w="703" w:type="dxa"/>
-          </w:tcPr>
-          <w:p>
-            <w:pPr>
-              <w:spacing w:before="20" w:after="20"/>
-            </w:pPr>
-            <w:r>
-              <w:rPr>
-                <w:sz w:val="20"/>
-                <w:szCs w:val="20"/>
-              </w:rPr>
-              <w:t xml:space="preserve">10</w:t>
-            </w:r>
-          </w:p>
-        </w:tc>
-        <w:tc>
-          <w:tcPr>
-            <w:tcW w:w="2543" w:type="dxa"/>
-          </w:tcPr>
-          <w:p>
-            <w:pPr>
-              <w:spacing w:before="20" w:after="20"/>
-            </w:pPr>
-            <w:r>
-              <w:rPr>
-                <w:sz w:val="20"/>
-                <w:szCs w:val="20"/>
-              </w:rPr>
-              <w:t xml:space="preserve">Who gains from a market upgrade? Stock liquidity and prices around Vietnam's FTSE Russell reclassification</w:t>
-            </w:r>
-          </w:p>
-        </w:tc>
-        <w:tc>
-          <w:tcPr>
-            <w:tcW w:w="2800" w:type="dxa"/>
-          </w:tcPr>
-          <w:p>
-            <w:pPr>
-              <w:spacing w:before="20" w:after="20"/>
-            </w:pPr>
-            <w:r>
-              <w:rPr>
-                <w:sz w:val="20"/>
-                <w:szCs w:val="20"/>
-              </w:rPr>
-              <w:t xml:space="preserve">Finance Research Open</w:t>
-            </w:r>
-          </w:p>
-        </w:tc>
-        <w:tc>
-          <w:tcPr>
-            <w:tcW w:w="923" w:type="dxa"/>
-          </w:tcPr>
-          <w:p>
-            <w:pPr>
-              <w:spacing w:before="20" w:after="20"/>
-            </w:pPr>
-            <w:r>
-              <w:rPr>
-                <w:sz w:val="20"/>
-                <w:szCs w:val="20"/>
-              </w:rPr>
-              <w:t xml:space="preserve">Chưa xác định</w:t>
-            </w:r>
-          </w:p>
-        </w:tc>
-        <w:tc>
-          <w:tcPr>
-            <w:tcW w:w="1819" w:type="dxa"/>
-          </w:tcPr>
-          <w:p>
-            <w:pPr>
-              <w:spacing w:before="20" w:after="20"/>
-            </w:pPr>
-            <w:r>
-              <w:rPr>
-                <w:sz w:val="20"/>
-                <w:szCs w:val="20"/>
-              </w:rPr>
-              <w:t xml:space="preserve">With Editor</w:t>
-            </w:r>
-          </w:p>
-        </w:tc>
-      </w:tr>
-      <w:tr>
-        <w:trPr>
-          <w:cantSplit/>
-        </w:trPr>
-        <w:tc>
-          <w:tcPr>
-            <w:tcW w:w="703" w:type="dxa"/>
-          </w:tcPr>
-          <w:p>
-            <w:pPr>
-              <w:spacing w:before="20" w:after="20"/>
-            </w:pPr>
-            <w:r>
-              <w:rPr>
-                <w:sz w:val="20"/>
-                <w:szCs w:val="20"/>
-              </w:rPr>
-              <w:t xml:space="preserve">11</w:t>
-            </w:r>
-          </w:p>
-        </w:tc>
-        <w:tc>
-          <w:tcPr>
-            <w:tcW w:w="2543" w:type="dxa"/>
-          </w:tcPr>
-          <w:p>
-            <w:pPr>
-              <w:spacing w:before="20" w:after="20"/>
-            </w:pPr>
-            <w:r>
-              <w:rPr>
-                <w:sz w:val="20"/>
-                <w:szCs w:val="20"/>
-              </w:rPr>
-              <w:t xml:space="preserve">Rated at the peak? Firm valuation around the first LSEG ESG score in five Southeast Asian markets</w:t>
-            </w:r>
-          </w:p>
-        </w:tc>
-        <w:tc>
-          <w:tcPr>
-            <w:tcW w:w="2800" w:type="dxa"/>
-          </w:tcPr>
-          <w:p>
-            <w:pPr>
-              <w:spacing w:before="20" w:after="20"/>
-            </w:pPr>
-            <w:r>
-              <w:rPr>
-                <w:sz w:val="20"/>
-                <w:szCs w:val="20"/>
-              </w:rPr>
-              <w:t xml:space="preserve">Accounting Open</w:t>
-            </w:r>
-          </w:p>
-        </w:tc>
-        <w:tc>
-          <w:tcPr>
-            <w:tcW w:w="923" w:type="dxa"/>
-          </w:tcPr>
-          <w:p>
-            <w:pPr>
-              <w:spacing w:before="20" w:after="20"/>
-            </w:pPr>
-            <w:r>
-              <w:rPr>
-                <w:sz w:val="20"/>
-                <w:szCs w:val="20"/>
-              </w:rPr>
-              <w:t xml:space="preserve">Chưa xác định</w:t>
-            </w:r>
-          </w:p>
-        </w:tc>
-        <w:tc>
-          <w:tcPr>
-            <w:tcW w:w="1819" w:type="dxa"/>
-          </w:tcPr>
-          <w:p>
-            <w:pPr>
-              <w:spacing w:before="20" w:after="20"/>
-            </w:pPr>
-            <w:r>
-              <w:rPr>
-                <w:sz w:val="20"/>
-                <w:szCs w:val="20"/>
-              </w:rPr>
-              <w:t xml:space="preserve">With Editor</w:t>
-            </w:r>
-          </w:p>
-        </w:tc>
-      </w:tr>
-      <w:tr>
-        <w:trPr>
-          <w:cantSplit/>
-        </w:trPr>
-        <w:tc>
-          <w:tcPr>
-            <w:tcW w:w="703" w:type="dxa"/>
-          </w:tcPr>
-          <w:p>
-            <w:pPr>
-              <w:spacing w:before="20" w:after="20"/>
-            </w:pPr>
-            <w:r>
-              <w:rPr>
-                <w:sz w:val="20"/>
-                <w:szCs w:val="20"/>
-              </w:rPr>
-              <w:t xml:space="preserve">12</w:t>
-            </w:r>
-          </w:p>
-        </w:tc>
-        <w:tc>
-          <w:tcPr>
-            <w:tcW w:w="2543" w:type="dxa"/>
-          </w:tcPr>
-          <w:p>
-            <w:pPr>
-              <w:spacing w:before="20" w:after="20"/>
-            </w:pPr>
-            <w:r>
-              <w:rPr>
-                <w:sz w:val="20"/>
-                <w:szCs w:val="20"/>
-              </w:rPr>
-              <w:t xml:space="preserve">Sales-based real earnings management and the cost of debt: Evidence from five ASEAN markets</w:t>
-            </w:r>
-          </w:p>
-        </w:tc>
-        <w:tc>
-          <w:tcPr>
-            <w:tcW w:w="2800" w:type="dxa"/>
-          </w:tcPr>
-          <w:p>
-            <w:pPr>
-              <w:spacing w:before="20" w:after="20"/>
-            </w:pPr>
-            <w:r>
-              <w:rPr>
-                <w:sz w:val="20"/>
-                <w:szCs w:val="20"/>
-              </w:rPr>
-              <w:t xml:space="preserve">Accounting Open</w:t>
-            </w:r>
-          </w:p>
-        </w:tc>
-        <w:tc>
-          <w:tcPr>
-            <w:tcW w:w="923" w:type="dxa"/>
-          </w:tcPr>
-          <w:p>
-            <w:pPr>
-              <w:spacing w:before="20" w:after="20"/>
-            </w:pPr>
-            <w:r>
-              <w:rPr>
-                <w:sz w:val="20"/>
-                <w:szCs w:val="20"/>
-              </w:rPr>
-              <w:t xml:space="preserve">Chưa xác định</w:t>
-            </w:r>
-          </w:p>
-        </w:tc>
-        <w:tc>
-          <w:tcPr>
-            <w:tcW w:w="1819" w:type="dxa"/>
-          </w:tcPr>
-          <w:p>
-            <w:pPr>
-              <w:spacing w:before="20" w:after="20"/>
-            </w:pPr>
-            <w:r>
-              <w:rPr>
-                <w:sz w:val="20"/>
-                <w:szCs w:val="20"/>
-              </w:rPr>
-              <w:t xml:space="preserve">With Editor</w:t>
-            </w:r>
-          </w:p>
-        </w:tc>
-      </w:tr>
-    </w:tbl>
-    <w:p>
-      <w:pPr>
-        <w:spacing w:after="60"/>
-      </w:pPr>
-    </w:p>
-    <w:p>
-      <w:pPr>
-        <w:pStyle w:val="Content"/>
-        <w:spacing w:after="120"/>
-        <w:ind w:firstLine="567"/>
-        <w:jc w:val="both"/>
-      </w:pPr>
-      <w:r>
-        <w:t xml:space="preserve">Bài số 1 và bài số 4 gần với đề tài thực tập nhất: bài số 1 áp dụng Black-Litterman trên thị trường cổ phiếu Việt Nam [23], bài số 4 mở rộng sang khung Black-Litterman nghịch đảo kết hợp học máy phân cụm. BL Advisor đưa ý tưởng phân bổ ấy vào một công cụ cho người dùng cuối. Các bài còn lại thuộc mảng thị trường vốn, ngân hàng và kế toán, không liên quan đến mã nguồn của dự án.</w:t>
-      </w:r>
-    </w:p>
-    <w:p>
-      <w:pPr>
-        <w:pStyle w:val="Heading1N"/>
-        <w:pageBreakBefore/>
-        <w:ind w:left="0" w:firstLine="0"/>
-        <w:jc w:val="center"/>
-      </w:pPr>
-      <w:r>
-        <w:t xml:space="preserve">MỤC LỤC</w:t>
+      <w:r>
+        <w:tab/>
+      </w:r>
+      <w:r>
+        <w:t xml:space="preserve">55</w:t>
       </w:r>
     </w:p>
     <w:p>
@@ -3859,22 +3343,13 @@
         <w:pStyle w:val="TOC1"/>
       </w:pPr>
       <w:r>
-        <w:fldChar w:fldCharType="begin"/>
-      </w:r>
-      <w:r>
-        <w:instrText xml:space="preserve"> TOC \o "1-2" \h \z \u </w:instrText>
-      </w:r>
-      <w:r>
-        <w:fldChar w:fldCharType="separate"/>
-      </w:r>
-      <w:r>
-        <w:t xml:space="preserve">THÔNG TIN CHUNG</w:t>
+        <w:t xml:space="preserve">TÀI LIỆU THAM KHẢO</w:t>
       </w:r>
       <w:r>
         <w:tab/>
       </w:r>
       <w:r>
-        <w:t xml:space="preserve">i</w:t>
+        <w:t xml:space="preserve">57</w:t>
       </w:r>
     </w:p>
     <w:p>
@@ -3882,889 +3357,98 @@
         <w:pStyle w:val="TOC1"/>
       </w:pPr>
       <w:r>
-        <w:t xml:space="preserve">THÔNG TIN VỀ HỌC PHẦN THỰC TẬP TỐT NGHIỆP</w:t>
+        <w:t xml:space="preserve">PHỤ LỤC</w:t>
       </w:r>
       <w:r>
         <w:tab/>
       </w:r>
       <w:r>
-        <w:t xml:space="preserve">ii</w:t>
-      </w:r>
-    </w:p>
-    <w:p>
-      <w:pPr>
-        <w:pStyle w:val="TOC1"/>
-      </w:pPr>
-      <w:r>
-        <w:t xml:space="preserve">LỜI CẢM ƠN</w:t>
-      </w:r>
+        <w:t xml:space="preserve">60</w:t>
+      </w:r>
+    </w:p>
+    <w:p>
+      <w:pPr>
+        <w:pStyle w:val="TOC2"/>
+      </w:pPr>
       <w:r>
         <w:tab/>
       </w:r>
       <w:r>
-        <w:t xml:space="preserve">iv</w:t>
-      </w:r>
-    </w:p>
-    <w:p>
-      <w:pPr>
-        <w:pStyle w:val="TOC1"/>
-      </w:pPr>
-      <w:r>
-        <w:t xml:space="preserve">DANH MỤC CÔNG TRÌNH KHOA HỌC CỦA SINH VIÊN</w:t>
+        <w:t xml:space="preserve">Phụ lục A. Cấu trúc thư mục của kho mã</w:t>
       </w:r>
       <w:r>
         <w:tab/>
       </w:r>
       <w:r>
-        <w:t xml:space="preserve">v</w:t>
-      </w:r>
-    </w:p>
-    <w:p>
-      <w:pPr>
-        <w:pStyle w:val="TOC1"/>
-      </w:pPr>
-      <w:r>
-        <w:t xml:space="preserve">MỤC LỤC</w:t>
-      </w:r>
+        <w:t xml:space="preserve">60</w:t>
+      </w:r>
+    </w:p>
+    <w:p>
+      <w:pPr>
+        <w:pStyle w:val="TOC2"/>
+      </w:pPr>
       <w:r>
         <w:tab/>
       </w:r>
       <w:r>
-        <w:t xml:space="preserve">vii</w:t>
-      </w:r>
-    </w:p>
-    <w:p>
-      <w:pPr>
-        <w:pStyle w:val="TOC1"/>
-      </w:pPr>
-      <w:r>
-        <w:t xml:space="preserve">DANH MỤC BẢNG</w:t>
+        <w:t xml:space="preserve">Phụ lục B. Tham số mặc định và giới hạn của endpoint tối ưu hóa</w:t>
       </w:r>
       <w:r>
         <w:tab/>
       </w:r>
       <w:r>
-        <w:t xml:space="preserve">ix</w:t>
-      </w:r>
-    </w:p>
-    <w:p>
-      <w:pPr>
-        <w:pStyle w:val="TOC1"/>
-      </w:pPr>
-      <w:r>
-        <w:t xml:space="preserve">DANH MỤC HÌNH</w:t>
-      </w:r>
+        <w:t xml:space="preserve">60</w:t>
+      </w:r>
+    </w:p>
+    <w:p>
+      <w:pPr>
+        <w:pStyle w:val="TOC2"/>
+      </w:pPr>
       <w:r>
         <w:tab/>
       </w:r>
       <w:r>
-        <w:t xml:space="preserve">x</w:t>
-      </w:r>
-    </w:p>
-    <w:p>
-      <w:pPr>
-        <w:pStyle w:val="TOC1"/>
-      </w:pPr>
-      <w:r>
-        <w:t xml:space="preserve">DANH MỤC TỪ VIẾT TẮT</w:t>
+        <w:t xml:space="preserve">Phụ lục C. Các mục kiểm thử Minor còn mở</w:t>
       </w:r>
       <w:r>
         <w:tab/>
       </w:r>
       <w:r>
-        <w:t xml:space="preserve">xi</w:t>
-      </w:r>
-    </w:p>
-    <w:p>
-      <w:pPr>
-        <w:pStyle w:val="TOC1"/>
-      </w:pPr>
-      <w:r>
-        <w:t xml:space="preserve">TÓM TẮT</w:t>
-      </w:r>
+        <w:t xml:space="preserve">61</w:t>
+      </w:r>
+    </w:p>
+    <w:p>
+      <w:pPr>
+        <w:pStyle w:val="TOC2"/>
+      </w:pPr>
       <w:r>
         <w:tab/>
       </w:r>
       <w:r>
-        <w:t xml:space="preserve">xiii</w:t>
-      </w:r>
-    </w:p>
-    <w:p>
-      <w:pPr>
-        <w:pStyle w:val="TOC1"/>
-      </w:pPr>
-      <w:r>
-        <w:t xml:space="preserve">ABSTRACT</w:t>
+        <w:t xml:space="preserve">Phụ lục D. Danh mục ảnh chụp toàn trang</w:t>
       </w:r>
       <w:r>
         <w:tab/>
       </w:r>
       <w:r>
-        <w:t xml:space="preserve">xiv</w:t>
-      </w:r>
-    </w:p>
-    <w:p>
-      <w:pPr>
-        <w:pStyle w:val="TOC1"/>
-      </w:pPr>
-      <w:r>
-        <w:t xml:space="preserve">PHẦN 1 THÔNG TIN SINH VIÊN, CÔNG TY / ĐƠN VỊ THỰC TẬP, CÁN BỘ HƯỚNG DẪN, GIẢNG VIÊN, TRƯỜNG VÀ KHOA</w:t>
-      </w:r>
+        <w:t xml:space="preserve">61</w:t>
+      </w:r>
+    </w:p>
+    <w:p>
+      <w:pPr>
+        <w:pStyle w:val="TOC2"/>
+      </w:pPr>
       <w:r>
         <w:tab/>
       </w:r>
       <w:r>
-        <w:t xml:space="preserve">1</w:t>
-      </w:r>
-    </w:p>
-    <w:p>
-      <w:pPr>
-        <w:pStyle w:val="TOC2"/>
-      </w:pPr>
-      <w:r>
-        <w:t xml:space="preserve">1.1</w:t>
+        <w:t xml:space="preserve">Phụ lục E. Nhận xét của đơn vị thực tập</w:t>
       </w:r>
       <w:r>
         <w:tab/>
       </w:r>
       <w:r>
-        <w:t xml:space="preserve">Thông tin sinh viên</w:t>
-      </w:r>
-      <w:r>
-        <w:tab/>
-      </w:r>
-      <w:r>
-        <w:t xml:space="preserve">1</w:t>
-      </w:r>
-    </w:p>
-    <w:p>
-      <w:pPr>
-        <w:pStyle w:val="TOC2"/>
-      </w:pPr>
-      <w:r>
-        <w:t xml:space="preserve">1.2</w:t>
-      </w:r>
-      <w:r>
-        <w:tab/>
-      </w:r>
-      <w:r>
-        <w:t xml:space="preserve">Thông tin công ty / đơn vị thực tập</w:t>
-      </w:r>
-      <w:r>
-        <w:tab/>
-      </w:r>
-      <w:r>
-        <w:t xml:space="preserve">1</w:t>
-      </w:r>
-    </w:p>
-    <w:p>
-      <w:pPr>
-        <w:pStyle w:val="TOC2"/>
-      </w:pPr>
-      <w:r>
-        <w:t xml:space="preserve">1.3</w:t>
-      </w:r>
-      <w:r>
-        <w:tab/>
-      </w:r>
-      <w:r>
-        <w:t xml:space="preserve">Thông tin Học viện Công nghệ Bưu chính Viễn thông</w:t>
-      </w:r>
-      <w:r>
-        <w:tab/>
-      </w:r>
-      <w:r>
-        <w:t xml:space="preserve">1</w:t>
-      </w:r>
-    </w:p>
-    <w:p>
-      <w:pPr>
-        <w:pStyle w:val="TOC2"/>
-      </w:pPr>
-      <w:r>
-        <w:t xml:space="preserve">1.4</w:t>
-      </w:r>
-      <w:r>
-        <w:tab/>
-      </w:r>
-      <w:r>
-        <w:t xml:space="preserve">Thông tin Khoa Công nghệ thông tin 1</w:t>
-      </w:r>
-      <w:r>
-        <w:tab/>
-      </w:r>
-      <w:r>
-        <w:t xml:space="preserve">2</w:t>
-      </w:r>
-    </w:p>
-    <w:p>
-      <w:pPr>
-        <w:pStyle w:val="TOC1"/>
-      </w:pPr>
-      <w:r>
-        <w:t xml:space="preserve">PHẦN 2 KẾ HOẠCH THỰC TẬP</w:t>
-      </w:r>
-      <w:r>
-        <w:tab/>
-      </w:r>
-      <w:r>
-        <w:t xml:space="preserve">3</w:t>
-      </w:r>
-    </w:p>
-    <w:p>
-      <w:pPr>
-        <w:pStyle w:val="TOC1"/>
-      </w:pPr>
-      <w:r>
-        <w:t xml:space="preserve">PHẦN 3 GIỚI THIỆU ĐƠN VỊ THỰC TẬP</w:t>
-      </w:r>
-      <w:r>
-        <w:tab/>
-      </w:r>
-      <w:r>
-        <w:t xml:space="preserve">6</w:t>
-      </w:r>
-    </w:p>
-    <w:p>
-      <w:pPr>
-        <w:pStyle w:val="TOC2"/>
-      </w:pPr>
-      <w:r>
-        <w:t xml:space="preserve">3.1</w:t>
-      </w:r>
-      <w:r>
-        <w:tab/>
-      </w:r>
-      <w:r>
-        <w:t xml:space="preserve">Thông tin doanh nghiệp</w:t>
-      </w:r>
-      <w:r>
-        <w:tab/>
-      </w:r>
-      <w:r>
-        <w:t xml:space="preserve">6</w:t>
-      </w:r>
-    </w:p>
-    <w:p>
-      <w:pPr>
-        <w:pStyle w:val="TOC2"/>
-      </w:pPr>
-      <w:r>
-        <w:t xml:space="preserve">3.2</w:t>
-      </w:r>
-      <w:r>
-        <w:tab/>
-      </w:r>
-      <w:r>
-        <w:t xml:space="preserve">Lịch sử hình thành và phát triển của doanh nghiệp</w:t>
-      </w:r>
-      <w:r>
-        <w:tab/>
-      </w:r>
-      <w:r>
-        <w:t xml:space="preserve">6</w:t>
-      </w:r>
-    </w:p>
-    <w:p>
-      <w:pPr>
-        <w:pStyle w:val="TOC2"/>
-      </w:pPr>
-      <w:r>
-        <w:t xml:space="preserve">3.3</w:t>
-      </w:r>
-      <w:r>
-        <w:tab/>
-      </w:r>
-      <w:r>
-        <w:t xml:space="preserve">Các lĩnh vực hoạt động, dịch vụ, hoặc sản phẩm của doanh nghiệp</w:t>
-      </w:r>
-      <w:r>
-        <w:tab/>
-      </w:r>
-      <w:r>
-        <w:t xml:space="preserve">7</w:t>
-      </w:r>
-    </w:p>
-    <w:p>
-      <w:pPr>
-        <w:pStyle w:val="TOC2"/>
-      </w:pPr>
-      <w:r>
-        <w:t xml:space="preserve">3.4</w:t>
-      </w:r>
-      <w:r>
-        <w:tab/>
-      </w:r>
-      <w:r>
-        <w:t xml:space="preserve">Những đóng góp của doanh nghiệp trong lĩnh vực chuyên môn</w:t>
-      </w:r>
-      <w:r>
-        <w:tab/>
-      </w:r>
-      <w:r>
-        <w:t xml:space="preserve">8</w:t>
-      </w:r>
-    </w:p>
-    <w:p>
-      <w:pPr>
-        <w:pStyle w:val="TOC2"/>
-      </w:pPr>
-      <w:r>
-        <w:t xml:space="preserve">3.5</w:t>
-      </w:r>
-      <w:r>
-        <w:tab/>
-      </w:r>
-      <w:r>
-        <w:t xml:space="preserve">Cơ cấu tổ chức và vị trí của sinh viên</w:t>
-      </w:r>
-      <w:r>
-        <w:tab/>
-      </w:r>
-      <w:r>
-        <w:t xml:space="preserve">9</w:t>
-      </w:r>
-    </w:p>
-    <w:p>
-      <w:pPr>
-        <w:pStyle w:val="TOC1"/>
-      </w:pPr>
-      <w:r>
-        <w:t xml:space="preserve">PHẦN 4 NHẬT KÝ THỰC TẬP</w:t>
-      </w:r>
-      <w:r>
-        <w:tab/>
-      </w:r>
-      <w:r>
-        <w:t xml:space="preserve">11</w:t>
-      </w:r>
-    </w:p>
-    <w:p>
-      <w:pPr>
-        <w:pStyle w:val="TOC2"/>
-      </w:pPr>
-      <w:r>
-        <w:tab/>
-      </w:r>
-      <w:r>
-        <w:t xml:space="preserve">Tuần 1 (từ ngày 29/06/2026 đến ngày 05/07/2026)</w:t>
-      </w:r>
-      <w:r>
-        <w:tab/>
-      </w:r>
-      <w:r>
-        <w:t xml:space="preserve">11</w:t>
-      </w:r>
-    </w:p>
-    <w:p>
-      <w:pPr>
-        <w:pStyle w:val="TOC2"/>
-      </w:pPr>
-      <w:r>
-        <w:tab/>
-      </w:r>
-      <w:r>
-        <w:t xml:space="preserve">Tuần 2 (từ ngày 06/07/2026 đến ngày 12/07/2026)</w:t>
-      </w:r>
-      <w:r>
-        <w:tab/>
-      </w:r>
-      <w:r>
-        <w:t xml:space="preserve">11</w:t>
-      </w:r>
-    </w:p>
-    <w:p>
-      <w:pPr>
-        <w:pStyle w:val="TOC2"/>
-      </w:pPr>
-      <w:r>
-        <w:tab/>
-      </w:r>
-      <w:r>
-        <w:t xml:space="preserve">Tuần 3 (từ ngày 13/07/2026 đến ngày 19/07/2026)</w:t>
-      </w:r>
-      <w:r>
-        <w:tab/>
-      </w:r>
-      <w:r>
-        <w:t xml:space="preserve">12</w:t>
-      </w:r>
-    </w:p>
-    <w:p>
-      <w:pPr>
-        <w:pStyle w:val="TOC2"/>
-      </w:pPr>
-      <w:r>
-        <w:tab/>
-      </w:r>
-      <w:r>
-        <w:t xml:space="preserve">Tuần 4 (từ ngày 20/07/2026 đến ngày 26/07/2026)</w:t>
-      </w:r>
-      <w:r>
-        <w:tab/>
-      </w:r>
-      <w:r>
-        <w:t xml:space="preserve">13</w:t>
-      </w:r>
-    </w:p>
-    <w:p>
-      <w:pPr>
-        <w:pStyle w:val="TOC2"/>
-      </w:pPr>
-      <w:r>
-        <w:tab/>
-      </w:r>
-      <w:r>
-        <w:t xml:space="preserve">Tuần 5 (từ ngày 27/07/2026 đến ngày 02/08/2026)</w:t>
-      </w:r>
-      <w:r>
-        <w:tab/>
-      </w:r>
-      <w:r>
-        <w:t xml:space="preserve">14</w:t>
-      </w:r>
-    </w:p>
-    <w:p>
-      <w:pPr>
-        <w:pStyle w:val="TOC2"/>
-      </w:pPr>
-      <w:r>
-        <w:tab/>
-      </w:r>
-      <w:r>
-        <w:t xml:space="preserve">Tuần 6 (từ ngày 03/08/2026 đến ngày 09/08/2026)</w:t>
-      </w:r>
-      <w:r>
-        <w:tab/>
-      </w:r>
-      <w:r>
-        <w:t xml:space="preserve">14</w:t>
-      </w:r>
-    </w:p>
-    <w:p>
-      <w:pPr>
-        <w:pStyle w:val="TOC2"/>
-      </w:pPr>
-      <w:r>
-        <w:tab/>
-      </w:r>
-      <w:r>
-        <w:t xml:space="preserve">Tuần 7 (từ ngày 10/08/2026 đến ngày 16/08/2026)</w:t>
-      </w:r>
-      <w:r>
-        <w:tab/>
-      </w:r>
-      <w:r>
-        <w:t xml:space="preserve">15</w:t>
-      </w:r>
-    </w:p>
-    <w:p>
-      <w:pPr>
-        <w:pStyle w:val="TOC2"/>
-      </w:pPr>
-      <w:r>
-        <w:tab/>
-      </w:r>
-      <w:r>
-        <w:t xml:space="preserve">Tuần 8 (từ ngày 17/08/2026 đến ngày 23/08/2026)</w:t>
-      </w:r>
-      <w:r>
-        <w:tab/>
-      </w:r>
-      <w:r>
-        <w:t xml:space="preserve">16</w:t>
-      </w:r>
-    </w:p>
-    <w:p>
-      <w:pPr>
-        <w:pStyle w:val="TOC2"/>
-      </w:pPr>
-      <w:r>
-        <w:tab/>
-      </w:r>
-      <w:r>
-        <w:t xml:space="preserve">Tuần 9 (từ ngày 24/08/2026 đến ngày 30/08/2026)</w:t>
-      </w:r>
-      <w:r>
-        <w:tab/>
-      </w:r>
-      <w:r>
-        <w:t xml:space="preserve">17</w:t>
-      </w:r>
-    </w:p>
-    <w:p>
-      <w:pPr>
-        <w:pStyle w:val="TOC2"/>
-      </w:pPr>
-      <w:r>
-        <w:tab/>
-      </w:r>
-      <w:r>
-        <w:t xml:space="preserve">Tuần 10 (từ ngày 31/08/2026 đến ngày 06/09/2026)</w:t>
-      </w:r>
-      <w:r>
-        <w:tab/>
-      </w:r>
-      <w:r>
-        <w:t xml:space="preserve">17</w:t>
-      </w:r>
-    </w:p>
-    <w:p>
-      <w:pPr>
-        <w:pStyle w:val="TOC2"/>
-      </w:pPr>
-      <w:r>
-        <w:tab/>
-      </w:r>
-      <w:r>
-        <w:t xml:space="preserve">Tuần 11 (từ ngày 07/09/2026 đến ngày 13/09/2026)</w:t>
-      </w:r>
-      <w:r>
-        <w:tab/>
-      </w:r>
-      <w:r>
-        <w:t xml:space="preserve">18</w:t>
-      </w:r>
-    </w:p>
-    <w:p>
-      <w:pPr>
-        <w:pStyle w:val="TOC2"/>
-      </w:pPr>
-      <w:r>
-        <w:tab/>
-      </w:r>
-      <w:r>
-        <w:t xml:space="preserve">Tuần 12 (từ ngày 14/09/2026 đến ngày 20/09/2026)</w:t>
-      </w:r>
-      <w:r>
-        <w:tab/>
-      </w:r>
-      <w:r>
-        <w:t xml:space="preserve">19</w:t>
-      </w:r>
-    </w:p>
-    <w:p>
-      <w:pPr>
-        <w:pStyle w:val="TOC2"/>
-      </w:pPr>
-      <w:r>
-        <w:tab/>
-      </w:r>
-      <w:r>
-        <w:t xml:space="preserve">Tuần 13 (từ ngày 21/09/2026 đến ngày 27/09/2026)</w:t>
-      </w:r>
-      <w:r>
-        <w:tab/>
-      </w:r>
-      <w:r>
-        <w:t xml:space="preserve">20</w:t>
-      </w:r>
-    </w:p>
-    <w:p>
-      <w:pPr>
-        <w:pStyle w:val="TOC1"/>
-      </w:pPr>
-      <w:r>
-        <w:t xml:space="preserve">PHẦN 5 BÁO CÁO PROJECT THỰC TẬP</w:t>
-      </w:r>
-      <w:r>
-        <w:tab/>
-      </w:r>
-      <w:r>
-        <w:t xml:space="preserve">21</w:t>
-      </w:r>
-    </w:p>
-    <w:p>
-      <w:pPr>
-        <w:pStyle w:val="TOC2"/>
-      </w:pPr>
-      <w:r>
-        <w:t xml:space="preserve">5.1</w:t>
-      </w:r>
-      <w:r>
-        <w:tab/>
-      </w:r>
-      <w:r>
-        <w:t xml:space="preserve">Đặt vấn đề</w:t>
-      </w:r>
-      <w:r>
-        <w:tab/>
-      </w:r>
-      <w:r>
-        <w:t xml:space="preserve">21</w:t>
-      </w:r>
-    </w:p>
-    <w:p>
-      <w:pPr>
-        <w:pStyle w:val="TOC2"/>
-      </w:pPr>
-      <w:r>
-        <w:t xml:space="preserve">5.2</w:t>
-      </w:r>
-      <w:r>
-        <w:tab/>
-      </w:r>
-      <w:r>
-        <w:t xml:space="preserve">Khảo sát nghiên cứu liên quan và cơ sở lý thuyết</w:t>
-      </w:r>
-      <w:r>
-        <w:tab/>
-      </w:r>
-      <w:r>
-        <w:t xml:space="preserve">23</w:t>
-      </w:r>
-    </w:p>
-    <w:p>
-      <w:pPr>
-        <w:pStyle w:val="TOC2"/>
-      </w:pPr>
-      <w:r>
-        <w:t xml:space="preserve">5.3</w:t>
-      </w:r>
-      <w:r>
-        <w:tab/>
-      </w:r>
-      <w:r>
-        <w:t xml:space="preserve">Phân tích và thiết kế hệ thống</w:t>
-      </w:r>
-      <w:r>
-        <w:tab/>
-      </w:r>
-      <w:r>
-        <w:t xml:space="preserve">27</w:t>
-      </w:r>
-    </w:p>
-    <w:p>
-      <w:pPr>
-        <w:pStyle w:val="TOC2"/>
-      </w:pPr>
-      <w:r>
-        <w:t xml:space="preserve">5.4</w:t>
-      </w:r>
-      <w:r>
-        <w:tab/>
-      </w:r>
-      <w:r>
-        <w:t xml:space="preserve">Cài đặt</w:t>
-      </w:r>
-      <w:r>
-        <w:tab/>
-      </w:r>
-      <w:r>
-        <w:t xml:space="preserve">32</w:t>
-      </w:r>
-    </w:p>
-    <w:p>
-      <w:pPr>
-        <w:pStyle w:val="TOC2"/>
-      </w:pPr>
-      <w:r>
-        <w:t xml:space="preserve">5.5</w:t>
-      </w:r>
-      <w:r>
-        <w:tab/>
-      </w:r>
-      <w:r>
-        <w:t xml:space="preserve">Kiểm thử và đánh giá</w:t>
-      </w:r>
-      <w:r>
-        <w:tab/>
-      </w:r>
-      <w:r>
-        <w:t xml:space="preserve">36</w:t>
-      </w:r>
-    </w:p>
-    <w:p>
-      <w:pPr>
-        <w:pStyle w:val="TOC2"/>
-      </w:pPr>
-      <w:r>
-        <w:t xml:space="preserve">5.6</w:t>
-      </w:r>
-      <w:r>
-        <w:tab/>
-      </w:r>
-      <w:r>
-        <w:t xml:space="preserve">Hướng dẫn sử dụng và minh họa chức năng</w:t>
-      </w:r>
-      <w:r>
-        <w:tab/>
-      </w:r>
-      <w:r>
-        <w:t xml:space="preserve">40</w:t>
-      </w:r>
-    </w:p>
-    <w:p>
-      <w:pPr>
-        <w:pStyle w:val="TOC2"/>
-      </w:pPr>
-      <w:r>
-        <w:t xml:space="preserve">5.7</w:t>
-      </w:r>
-      <w:r>
-        <w:tab/>
-      </w:r>
-      <w:r>
-        <w:t xml:space="preserve">Thảo luận, hạn chế và hướng phát triển</w:t>
-      </w:r>
-      <w:r>
-        <w:tab/>
-      </w:r>
-      <w:r>
-        <w:t xml:space="preserve">51</w:t>
-      </w:r>
-    </w:p>
-    <w:p>
-      <w:pPr>
-        <w:pStyle w:val="TOC2"/>
-      </w:pPr>
-      <w:r>
-        <w:t xml:space="preserve">5.8</w:t>
-      </w:r>
-      <w:r>
-        <w:tab/>
-      </w:r>
-      <w:r>
-        <w:t xml:space="preserve">Kết luận</w:t>
-      </w:r>
-      <w:r>
-        <w:tab/>
-      </w:r>
-      <w:r>
-        <w:t xml:space="preserve">53</w:t>
-      </w:r>
-    </w:p>
-    <w:p>
-      <w:pPr>
-        <w:pStyle w:val="TOC2"/>
-      </w:pPr>
-      <w:r>
-        <w:t xml:space="preserve">5.9</w:t>
-      </w:r>
-      <w:r>
-        <w:tab/>
-      </w:r>
-      <w:r>
-        <w:t xml:space="preserve">Tuyên bố</w:t>
-      </w:r>
-      <w:r>
-        <w:tab/>
-      </w:r>
-      <w:r>
-        <w:t xml:space="preserve">53</w:t>
-      </w:r>
-    </w:p>
-    <w:p>
-      <w:pPr>
-        <w:pStyle w:val="TOC1"/>
-      </w:pPr>
-      <w:r>
-        <w:t xml:space="preserve">TÀI LIỆU THAM KHẢO</w:t>
-      </w:r>
-      <w:r>
-        <w:tab/>
-      </w:r>
-      <w:r>
-        <w:t xml:space="preserve">55</w:t>
-      </w:r>
-    </w:p>
-    <w:p>
-      <w:pPr>
-        <w:pStyle w:val="TOC1"/>
-      </w:pPr>
-      <w:r>
-        <w:t xml:space="preserve">PHỤ LỤC</w:t>
-      </w:r>
-      <w:r>
-        <w:tab/>
-      </w:r>
-      <w:r>
-        <w:t xml:space="preserve">58</w:t>
-      </w:r>
-    </w:p>
-    <w:p>
-      <w:pPr>
-        <w:pStyle w:val="TOC2"/>
-      </w:pPr>
-      <w:r>
-        <w:tab/>
-      </w:r>
-      <w:r>
-        <w:t xml:space="preserve">Phụ lục A. Cấu trúc thư mục của kho mã</w:t>
-      </w:r>
-      <w:r>
-        <w:tab/>
-      </w:r>
-      <w:r>
-        <w:t xml:space="preserve">58</w:t>
-      </w:r>
-    </w:p>
-    <w:p>
-      <w:pPr>
-        <w:pStyle w:val="TOC2"/>
-      </w:pPr>
-      <w:r>
-        <w:tab/>
-      </w:r>
-      <w:r>
-        <w:t xml:space="preserve">Phụ lục B. Tham số mặc định và giới hạn của endpoint tối ưu hóa</w:t>
-      </w:r>
-      <w:r>
-        <w:tab/>
-      </w:r>
-      <w:r>
-        <w:t xml:space="preserve">58</w:t>
-      </w:r>
-    </w:p>
-    <w:p>
-      <w:pPr>
-        <w:pStyle w:val="TOC2"/>
-      </w:pPr>
-      <w:r>
-        <w:tab/>
-      </w:r>
-      <w:r>
-        <w:t xml:space="preserve">Phụ lục C. Các mục kiểm thử Minor còn mở</w:t>
-      </w:r>
-      <w:r>
-        <w:tab/>
-      </w:r>
-      <w:r>
-        <w:t xml:space="preserve">59</w:t>
-      </w:r>
-    </w:p>
-    <w:p>
-      <w:pPr>
-        <w:pStyle w:val="TOC2"/>
-      </w:pPr>
-      <w:r>
-        <w:tab/>
-      </w:r>
-      <w:r>
-        <w:t xml:space="preserve">Phụ lục D. Danh mục ảnh chụp toàn trang</w:t>
-      </w:r>
-      <w:r>
-        <w:tab/>
-      </w:r>
-      <w:r>
-        <w:t xml:space="preserve">59</w:t>
-      </w:r>
-    </w:p>
-    <w:p>
-      <w:pPr>
-        <w:pStyle w:val="TOC2"/>
-      </w:pPr>
-      <w:r>
-        <w:tab/>
-      </w:r>
-      <w:r>
-        <w:t xml:space="preserve">Phụ lục E. Nhận xét của đơn vị thực tập</w:t>
-      </w:r>
-      <w:r>
-        <w:tab/>
-      </w:r>
-      <w:r>
-        <w:t xml:space="preserve">59</w:t>
+        <w:t xml:space="preserve">61</w:t>
       </w:r>
       <w:r>
         <w:fldChar w:fldCharType="end"/>
@@ -4797,13 +3481,13 @@
         <w:fldChar w:fldCharType="separate"/>
       </w:r>
       <w:r>
-        <w:t xml:space="preserve">Bảng 0.1. Sản phẩm khoa học của sinh viên</w:t>
+        <w:t xml:space="preserve">Bảng 2.1. Kế hoạch thực tập theo tuần</w:t>
       </w:r>
       <w:r>
         <w:tab/>
       </w:r>
       <w:r>
-        <w:t xml:space="preserve">v</w:t>
+        <w:t xml:space="preserve">3</w:t>
       </w:r>
     </w:p>
     <w:p>
@@ -4812,13 +3496,13 @@
         <w:ind w:left="1134" w:hanging="1134"/>
       </w:pPr>
       <w:r>
-        <w:t xml:space="preserve">Bảng 2.1. Kế hoạch thực tập theo tuần</w:t>
+        <w:t xml:space="preserve">Bảng 3.1. Thông tin pháp lý và quy mô của ITMV</w:t>
       </w:r>
       <w:r>
         <w:tab/>
       </w:r>
       <w:r>
-        <w:t xml:space="preserve">3</w:t>
+        <w:t xml:space="preserve">6</w:t>
       </w:r>
     </w:p>
     <w:p>
@@ -4827,13 +3511,13 @@
         <w:ind w:left="1134" w:hanging="1134"/>
       </w:pPr>
       <w:r>
-        <w:t xml:space="preserve">Bảng 3.1. Thông tin pháp lý và quy mô của ITMV</w:t>
+        <w:t xml:space="preserve">Bảng 3.2. Sản phẩm và điều kiện sản xuất theo nhà máy</w:t>
       </w:r>
       <w:r>
         <w:tab/>
       </w:r>
       <w:r>
-        <w:t xml:space="preserve">6</w:t>
+        <w:t xml:space="preserve">8</w:t>
       </w:r>
     </w:p>
     <w:p>
@@ -4842,13 +3526,13 @@
         <w:ind w:left="1134" w:hanging="1134"/>
       </w:pPr>
       <w:r>
-        <w:t xml:space="preserve">Bảng 3.2. Sản phẩm và điều kiện sản xuất theo nhà máy</w:t>
+        <w:t xml:space="preserve">Bảng 5.1. Đối chiếu nhu cầu, khoảng trống và cách giải quyết của dự án</w:t>
       </w:r>
       <w:r>
         <w:tab/>
       </w:r>
       <w:r>
-        <w:t xml:space="preserve">8</w:t>
+        <w:t xml:space="preserve">26</w:t>
       </w:r>
     </w:p>
     <w:p>
@@ -4857,13 +3541,13 @@
         <w:ind w:left="1134" w:hanging="1134"/>
       </w:pPr>
       <w:r>
-        <w:t xml:space="preserve">Bảng 5.1. Đối chiếu nhu cầu, khoảng trống và cách giải quyết của dự án</w:t>
+        <w:t xml:space="preserve">Bảng 5.2. Yêu cầu chức năng của phần bổ sung</w:t>
       </w:r>
       <w:r>
         <w:tab/>
       </w:r>
       <w:r>
-        <w:t xml:space="preserve">26</w:t>
+        <w:t xml:space="preserve">27</w:t>
       </w:r>
     </w:p>
     <w:p>
@@ -4872,13 +3556,13 @@
         <w:ind w:left="1134" w:hanging="1134"/>
       </w:pPr>
       <w:r>
-        <w:t xml:space="preserve">Bảng 5.2. Yêu cầu chức năng của phần bổ sung</w:t>
+        <w:t xml:space="preserve">Bảng 5.3. Yêu cầu phi chức năng</w:t>
       </w:r>
       <w:r>
         <w:tab/>
       </w:r>
       <w:r>
-        <w:t xml:space="preserve">27</w:t>
+        <w:t xml:space="preserve">28</w:t>
       </w:r>
     </w:p>
     <w:p>
@@ -4887,13 +3571,13 @@
         <w:ind w:left="1134" w:hanging="1134"/>
       </w:pPr>
       <w:r>
-        <w:t xml:space="preserve">Bảng 5.3. Yêu cầu phi chức năng</w:t>
+        <w:t xml:space="preserve">Bảng 5.4. Công nghệ sử dụng</w:t>
       </w:r>
       <w:r>
         <w:tab/>
       </w:r>
       <w:r>
-        <w:t xml:space="preserve">28</w:t>
+        <w:t xml:space="preserve">29</w:t>
       </w:r>
     </w:p>
     <w:p>
@@ -4902,13 +3586,13 @@
         <w:ind w:left="1134" w:hanging="1134"/>
       </w:pPr>
       <w:r>
-        <w:t xml:space="preserve">Bảng 5.4. Công nghệ sử dụng</w:t>
+        <w:t xml:space="preserve">Bảng 5.5. Các endpoint của phần bổ sung</w:t>
       </w:r>
       <w:r>
         <w:tab/>
       </w:r>
       <w:r>
-        <w:t xml:space="preserve">29</w:t>
+        <w:t xml:space="preserve">31</w:t>
       </w:r>
     </w:p>
     <w:p>
@@ -4917,13 +3601,13 @@
         <w:ind w:left="1134" w:hanging="1134"/>
       </w:pPr>
       <w:r>
-        <w:t xml:space="preserve">Bảng 5.5. Các endpoint của phần bổ sung</w:t>
+        <w:t xml:space="preserve">Bảng 5.6. Các tệp chính của phần bổ sung</w:t>
       </w:r>
       <w:r>
         <w:tab/>
       </w:r>
       <w:r>
-        <w:t xml:space="preserve">31</w:t>
+        <w:t xml:space="preserve">32</w:t>
       </w:r>
     </w:p>
     <w:p>
@@ -4932,13 +3616,13 @@
         <w:ind w:left="1134" w:hanging="1134"/>
       </w:pPr>
       <w:r>
-        <w:t xml:space="preserve">Bảng 5.6. Các tệp chính của phần bổ sung</w:t>
+        <w:t xml:space="preserve">Bảng 5.7. Quy mô dữ liệu demo</w:t>
       </w:r>
       <w:r>
         <w:tab/>
       </w:r>
       <w:r>
-        <w:t xml:space="preserve">32</w:t>
+        <w:t xml:space="preserve">36</w:t>
       </w:r>
     </w:p>
     <w:p>
@@ -4947,13 +3631,13 @@
         <w:ind w:left="1134" w:hanging="1134"/>
       </w:pPr>
       <w:r>
-        <w:t xml:space="preserve">Bảng 5.7. Quy mô dữ liệu demo</w:t>
+        <w:t xml:space="preserve">Bảng 5.8. Kết quả kiểm thử tự động</w:t>
       </w:r>
       <w:r>
         <w:tab/>
       </w:r>
       <w:r>
-        <w:t xml:space="preserve">36</w:t>
+        <w:t xml:space="preserve">37</w:t>
       </w:r>
     </w:p>
     <w:p>
@@ -4962,13 +3646,13 @@
         <w:ind w:left="1134" w:hanging="1134"/>
       </w:pPr>
       <w:r>
-        <w:t xml:space="preserve">Bảng 5.8. Kết quả kiểm thử tự động</w:t>
+        <w:t xml:space="preserve">Bảng 5.9. So sánh các danh mục trên dữ liệu trong mẫu (tài khoản demo-user-12, tám khoản nắm giữ lớn nhất, hai năm dữ liệu mô phỏng, tỷ trọng tối đa 40%)</w:t>
       </w:r>
       <w:r>
         <w:tab/>
       </w:r>
       <w:r>
-        <w:t xml:space="preserve">37</w:t>
+        <w:t xml:space="preserve">39</w:t>
       </w:r>
     </w:p>
     <w:p>
@@ -4977,7 +3661,7 @@
         <w:ind w:left="1134" w:hanging="1134"/>
       </w:pPr>
       <w:r>
-        <w:t xml:space="preserve">Bảng 5.9. So sánh các danh mục trên dữ liệu trong mẫu (tài khoản demo-user-12, tám khoản nắm giữ lớn nhất, hai năm dữ liệu mô phỏng, tỷ trọng tối đa 40%)</w:t>
+        <w:t xml:space="preserve">Bảng 5.10. Kết quả backtest walk-forward ngoài mẫu (cửa sổ 252 ngày, cân bằng lại mỗi 63 ngày, 5 lần)</w:t>
       </w:r>
       <w:r>
         <w:tab/>
@@ -4992,13 +3676,13 @@
         <w:ind w:left="1134" w:hanging="1134"/>
       </w:pPr>
       <w:r>
-        <w:t xml:space="preserve">Bảng 5.10. Kết quả backtest walk-forward ngoài mẫu (cửa sổ 252 ngày, cân bằng lại mỗi 63 ngày, 5 lần)</w:t>
+        <w:t xml:space="preserve">Bảng C.1. Sản phẩm khoa học của sinh viên</w:t>
       </w:r>
       <w:r>
         <w:tab/>
       </w:r>
       <w:r>
-        <w:t xml:space="preserve">39</w:t>
+        <w:t xml:space="preserve">55</w:t>
       </w:r>
     </w:p>
     <w:p>
@@ -5013,7 +3697,7 @@
         <w:tab/>
       </w:r>
       <w:r>
-        <w:t xml:space="preserve">58</w:t>
+        <w:t xml:space="preserve">60</w:t>
       </w:r>
     </w:p>
     <w:p>
@@ -5028,7 +3712,7 @@
         <w:tab/>
       </w:r>
       <w:r>
-        <w:t xml:space="preserve">59</w:t>
+        <w:t xml:space="preserve">61</w:t>
       </w:r>
       <w:r>
         <w:fldChar w:fldCharType="end"/>
@@ -31923,6 +30607,1322 @@
       </w:pPr>
       <w:r>
         <w:t xml:space="preserve">Việc dùng công cụ trí tuệ nhân tạo (AI). Sinh viên dùng trợ lý AI Claude (Anthropic) để hỗ trợ viết mã, viết kiểm thử, chụp ảnh giao diện và soạn thảo báo cáo. Sinh viên đã đọc, chạy và kiểm tra kết quả, quyết định phạm vi và nội dung, và chịu trách nhiệm về toàn bộ báo cáo và mã nguồn. Các số liệu trong báo cáo lấy từ các lần chạy kiểm thử và đo thực tế.</w:t>
+      </w:r>
+    </w:p>
+    <w:p>
+      <w:pPr>
+        <w:pStyle w:val="Heading1N"/>
+        <w:keepNext/>
+        <w:pageBreakBefore/>
+        <w:ind w:left="0" w:firstLine="0"/>
+        <w:jc w:val="center"/>
+      </w:pPr>
+      <w:r>
+        <w:t xml:space="preserve">DANH MỤC CÔNG TRÌNH KHOA HỌC CỦA SINH VIÊN</w:t>
+      </w:r>
+    </w:p>
+    <w:p>
+      <w:pPr>
+        <w:pStyle w:val="Content"/>
+        <w:spacing w:after="120"/>
+        <w:ind w:firstLine="567"/>
+        <w:jc w:val="both"/>
+      </w:pPr>
+      <w:r>
+        <w:t xml:space="preserve">Ngoài dự án thực tập, sinh viên là tác giả liên hệ của 12 bản thảo nghiên cứu về tài chính, ngân hàng và quản trị doanh nghiệp. Bảng C.1 liệt kê các bản thảo theo mức độ tiến triển, lấy từ hồ sơ công bố trong tệp README của kho mã và hồ sơ ORCID (0009-0008-3307-6569). Hàng in đậm là bài đã công bố, đã được duyệt đăng hoặc đã sửa xong vòng 2, gồm cả bài có nội dung nối trực tiếp với dự án. Dấu * chỉ tác giả liên hệ, et al. thay cho danh sách đồng tác giả. Chỉ hai bài đầu là công bố chính thức, các bài còn lại có thể thay đổi sau phản biện.</w:t>
+      </w:r>
+    </w:p>
+    <w:p>
+      <w:pPr>
+        <w:pStyle w:val="Heading4"/>
+        <w:keepNext/>
+        <w:numPr>
+          <w:ilvl w:val="0"/>
+          <w:numId w:val="0"/>
+        </w:numPr>
+        <w:spacing w:before="160" w:after="60"/>
+        <w:ind w:left="0" w:firstLine="0"/>
+        <w:jc w:val="center"/>
+      </w:pPr>
+      <w:r>
+        <w:rPr>
+          <w:b/>
+          <w:bCs/>
+          <w:i w:val="0"/>
+          <w:iCs w:val="0"/>
+          <w:sz w:val="24"/>
+          <w:szCs w:val="24"/>
+        </w:rPr>
+        <w:t xml:space="preserve">Bảng C.1. Sản phẩm khoa học của sinh viên</w:t>
+      </w:r>
+    </w:p>
+    <w:tbl>
+      <w:tblPr>
+        <w:tblW w:w="8788" w:type="dxa"/>
+        <w:tblBorders>
+          <w:top w:val="single" w:sz="4" w:space="0" w:color="808080"/>
+          <w:left w:val="single" w:sz="4" w:space="0" w:color="808080"/>
+          <w:bottom w:val="single" w:sz="4" w:space="0" w:color="808080"/>
+          <w:right w:val="single" w:sz="4" w:space="0" w:color="808080"/>
+          <w:insideH w:val="single" w:sz="4" w:space="0" w:color="808080"/>
+          <w:insideV w:val="single" w:sz="4" w:space="0" w:color="808080"/>
+        </w:tblBorders>
+        <w:tblLayout w:type="fixed"/>
+        <w:tblCellMar>
+          <w:top w:w="40" w:type="dxa"/>
+          <w:left w:w="80" w:type="dxa"/>
+          <w:bottom w:w="40" w:type="dxa"/>
+          <w:right w:w="80" w:type="dxa"/>
+        </w:tblCellMar>
+      </w:tblPr>
+      <w:tblGrid>
+        <w:gridCol w:w="703"/>
+        <w:gridCol w:w="2543"/>
+        <w:gridCol w:w="2800"/>
+        <w:gridCol w:w="923"/>
+        <w:gridCol w:w="1819"/>
+      </w:tblGrid>
+      <w:tr>
+        <w:trPr>
+          <w:cantSplit/>
+          <w:tblHeader/>
+        </w:trPr>
+        <w:tc>
+          <w:tcPr>
+            <w:tcW w:w="703" w:type="dxa"/>
+          </w:tcPr>
+          <w:p>
+            <w:pPr>
+              <w:spacing w:before="20" w:after="20"/>
+              <w:jc w:val="center"/>
+            </w:pPr>
+            <w:r>
+              <w:rPr>
+                <w:b/>
+                <w:bCs/>
+                <w:sz w:val="20"/>
+                <w:szCs w:val="20"/>
+              </w:rPr>
+              <w:t xml:space="preserve">STT</w:t>
+            </w:r>
+          </w:p>
+        </w:tc>
+        <w:tc>
+          <w:tcPr>
+            <w:tcW w:w="2543" w:type="dxa"/>
+          </w:tcPr>
+          <w:p>
+            <w:pPr>
+              <w:spacing w:before="20" w:after="20"/>
+              <w:jc w:val="center"/>
+            </w:pPr>
+            <w:r>
+              <w:rPr>
+                <w:b/>
+                <w:bCs/>
+                <w:sz w:val="20"/>
+                <w:szCs w:val="20"/>
+              </w:rPr>
+              <w:t xml:space="preserve">Tên bài</w:t>
+            </w:r>
+          </w:p>
+        </w:tc>
+        <w:tc>
+          <w:tcPr>
+            <w:tcW w:w="2800" w:type="dxa"/>
+          </w:tcPr>
+          <w:p>
+            <w:pPr>
+              <w:spacing w:before="20" w:after="20"/>
+              <w:jc w:val="center"/>
+            </w:pPr>
+            <w:r>
+              <w:rPr>
+                <w:b/>
+                <w:bCs/>
+                <w:sz w:val="20"/>
+                <w:szCs w:val="20"/>
+              </w:rPr>
+              <w:t xml:space="preserve">Tạp chí</w:t>
+            </w:r>
+          </w:p>
+        </w:tc>
+        <w:tc>
+          <w:tcPr>
+            <w:tcW w:w="923" w:type="dxa"/>
+          </w:tcPr>
+          <w:p>
+            <w:pPr>
+              <w:spacing w:before="20" w:after="20"/>
+              <w:jc w:val="center"/>
+            </w:pPr>
+            <w:r>
+              <w:rPr>
+                <w:b/>
+                <w:bCs/>
+                <w:sz w:val="20"/>
+                <w:szCs w:val="20"/>
+              </w:rPr>
+              <w:t xml:space="preserve">Chỉ mục</w:t>
+            </w:r>
+          </w:p>
+        </w:tc>
+        <w:tc>
+          <w:tcPr>
+            <w:tcW w:w="1819" w:type="dxa"/>
+          </w:tcPr>
+          <w:p>
+            <w:pPr>
+              <w:spacing w:before="20" w:after="20"/>
+              <w:jc w:val="center"/>
+            </w:pPr>
+            <w:r>
+              <w:rPr>
+                <w:b/>
+                <w:bCs/>
+                <w:sz w:val="20"/>
+                <w:szCs w:val="20"/>
+              </w:rPr>
+              <w:t xml:space="preserve">Tình trạng</w:t>
+            </w:r>
+          </w:p>
+        </w:tc>
+      </w:tr>
+      <w:tr>
+        <w:trPr>
+          <w:cantSplit/>
+        </w:trPr>
+        <w:tc>
+          <w:tcPr>
+            <w:tcW w:w="703" w:type="dxa"/>
+          </w:tcPr>
+          <w:p>
+            <w:pPr>
+              <w:spacing w:before="20" w:after="20"/>
+            </w:pPr>
+            <w:r>
+              <w:rPr>
+                <w:b/>
+                <w:bCs/>
+                <w:sz w:val="20"/>
+                <w:szCs w:val="20"/>
+              </w:rPr>
+              <w:t xml:space="preserve">1</w:t>
+            </w:r>
+          </w:p>
+        </w:tc>
+        <w:tc>
+          <w:tcPr>
+            <w:tcW w:w="2543" w:type="dxa"/>
+          </w:tcPr>
+          <w:p>
+            <w:pPr>
+              <w:spacing w:before="20" w:after="20"/>
+            </w:pPr>
+            <w:r>
+              <w:rPr>
+                <w:b/>
+                <w:bCs/>
+                <w:sz w:val="20"/>
+                <w:szCs w:val="20"/>
+              </w:rPr>
+              <w:t xml:space="preserve">Black-Litterman portfolio optimization using regime switching CAPM and ABC-MCMC: Empirical evidence from the Vietnamese stock market period 2019-2025</w:t>
+            </w:r>
+          </w:p>
+        </w:tc>
+        <w:tc>
+          <w:tcPr>
+            <w:tcW w:w="2800" w:type="dxa"/>
+          </w:tcPr>
+          <w:p>
+            <w:pPr>
+              <w:spacing w:before="20" w:after="20"/>
+            </w:pPr>
+            <w:r>
+              <w:rPr>
+                <w:b/>
+                <w:bCs/>
+                <w:sz w:val="20"/>
+                <w:szCs w:val="20"/>
+              </w:rPr>
+              <w:t xml:space="preserve">Journal of Policy and Development Research, tập 01, tr. 81-99, 2026, doi: 10.63640/3030-4091/jpd.apd.194</w:t>
+            </w:r>
+          </w:p>
+        </w:tc>
+        <w:tc>
+          <w:tcPr>
+            <w:tcW w:w="923" w:type="dxa"/>
+          </w:tcPr>
+          <w:p>
+            <w:pPr>
+              <w:spacing w:before="20" w:after="20"/>
+            </w:pPr>
+            <w:r>
+              <w:rPr>
+                <w:b/>
+                <w:bCs/>
+                <w:sz w:val="20"/>
+                <w:szCs w:val="20"/>
+              </w:rPr>
+              <w:t xml:space="preserve">Trong nước</w:t>
+            </w:r>
+          </w:p>
+        </w:tc>
+        <w:tc>
+          <w:tcPr>
+            <w:tcW w:w="1819" w:type="dxa"/>
+          </w:tcPr>
+          <w:p>
+            <w:pPr>
+              <w:spacing w:before="20" w:after="20"/>
+            </w:pPr>
+            <w:r>
+              <w:rPr>
+                <w:b/>
+                <w:bCs/>
+                <w:sz w:val="20"/>
+                <w:szCs w:val="20"/>
+              </w:rPr>
+              <w:t xml:space="preserve">Đã xuất bản</w:t>
+            </w:r>
+          </w:p>
+        </w:tc>
+      </w:tr>
+      <w:tr>
+        <w:trPr>
+          <w:cantSplit/>
+        </w:trPr>
+        <w:tc>
+          <w:tcPr>
+            <w:tcW w:w="703" w:type="dxa"/>
+          </w:tcPr>
+          <w:p>
+            <w:pPr>
+              <w:spacing w:before="20" w:after="20"/>
+            </w:pPr>
+            <w:r>
+              <w:rPr>
+                <w:b/>
+                <w:bCs/>
+                <w:sz w:val="20"/>
+                <w:szCs w:val="20"/>
+              </w:rPr>
+              <w:t xml:space="preserve">2</w:t>
+            </w:r>
+          </w:p>
+        </w:tc>
+        <w:tc>
+          <w:tcPr>
+            <w:tcW w:w="2543" w:type="dxa"/>
+          </w:tcPr>
+          <w:p>
+            <w:pPr>
+              <w:spacing w:before="20" w:after="20"/>
+            </w:pPr>
+            <w:r>
+              <w:rPr>
+                <w:b/>
+                <w:bCs/>
+                <w:sz w:val="20"/>
+                <w:szCs w:val="20"/>
+              </w:rPr>
+              <w:t xml:space="preserve">Tiền gửi không kỳ hạn, hiệu quả hoạt động và ổn định tài chính ngân hàng: Bằng chứng từ mô hình ngưỡng tại Việt Nam</w:t>
+            </w:r>
+          </w:p>
+        </w:tc>
+        <w:tc>
+          <w:tcPr>
+            <w:tcW w:w="2800" w:type="dxa"/>
+          </w:tcPr>
+          <w:p>
+            <w:pPr>
+              <w:spacing w:before="20" w:after="20"/>
+            </w:pPr>
+            <w:r>
+              <w:rPr>
+                <w:b/>
+                <w:bCs/>
+                <w:sz w:val="20"/>
+                <w:szCs w:val="20"/>
+              </w:rPr>
+              <w:t xml:space="preserve">Tạp chí Kinh tế - Luật và Ngân hàng, 2026, doi: 10.59276/3030-4199/jelb.bav.895</w:t>
+            </w:r>
+          </w:p>
+        </w:tc>
+        <w:tc>
+          <w:tcPr>
+            <w:tcW w:w="923" w:type="dxa"/>
+          </w:tcPr>
+          <w:p>
+            <w:pPr>
+              <w:spacing w:before="20" w:after="20"/>
+            </w:pPr>
+            <w:r>
+              <w:rPr>
+                <w:b/>
+                <w:bCs/>
+                <w:sz w:val="20"/>
+                <w:szCs w:val="20"/>
+              </w:rPr>
+              <w:t xml:space="preserve">Trong nước</w:t>
+            </w:r>
+          </w:p>
+        </w:tc>
+        <w:tc>
+          <w:tcPr>
+            <w:tcW w:w="1819" w:type="dxa"/>
+          </w:tcPr>
+          <w:p>
+            <w:pPr>
+              <w:spacing w:before="20" w:after="20"/>
+            </w:pPr>
+            <w:r>
+              <w:rPr>
+                <w:b/>
+                <w:bCs/>
+                <w:sz w:val="20"/>
+                <w:szCs w:val="20"/>
+              </w:rPr>
+              <w:t xml:space="preserve">Đã đăng</w:t>
+            </w:r>
+          </w:p>
+        </w:tc>
+      </w:tr>
+      <w:tr>
+        <w:trPr>
+          <w:cantSplit/>
+        </w:trPr>
+        <w:tc>
+          <w:tcPr>
+            <w:tcW w:w="703" w:type="dxa"/>
+          </w:tcPr>
+          <w:p>
+            <w:pPr>
+              <w:spacing w:before="20" w:after="20"/>
+            </w:pPr>
+            <w:r>
+              <w:rPr>
+                <w:b/>
+                <w:bCs/>
+                <w:sz w:val="20"/>
+                <w:szCs w:val="20"/>
+              </w:rPr>
+              <w:t xml:space="preserve">3</w:t>
+            </w:r>
+          </w:p>
+        </w:tc>
+        <w:tc>
+          <w:tcPr>
+            <w:tcW w:w="2543" w:type="dxa"/>
+          </w:tcPr>
+          <w:p>
+            <w:pPr>
+              <w:spacing w:before="20" w:after="20"/>
+            </w:pPr>
+            <w:r>
+              <w:rPr>
+                <w:b/>
+                <w:bCs/>
+                <w:sz w:val="20"/>
+                <w:szCs w:val="20"/>
+              </w:rPr>
+              <w:t xml:space="preserve">GRI adoption and corporate brownwashing: Board governance evidence from ASEAN-5</w:t>
+            </w:r>
+          </w:p>
+        </w:tc>
+        <w:tc>
+          <w:tcPr>
+            <w:tcW w:w="2800" w:type="dxa"/>
+          </w:tcPr>
+          <w:p>
+            <w:pPr>
+              <w:spacing w:before="20" w:after="20"/>
+            </w:pPr>
+            <w:r>
+              <w:rPr>
+                <w:b/>
+                <w:bCs/>
+                <w:sz w:val="20"/>
+                <w:szCs w:val="20"/>
+              </w:rPr>
+              <w:t xml:space="preserve">International Journal of Management and Sustainability</w:t>
+            </w:r>
+          </w:p>
+        </w:tc>
+        <w:tc>
+          <w:tcPr>
+            <w:tcW w:w="923" w:type="dxa"/>
+          </w:tcPr>
+          <w:p>
+            <w:pPr>
+              <w:spacing w:before="20" w:after="20"/>
+            </w:pPr>
+            <w:r>
+              <w:rPr>
+                <w:b/>
+                <w:bCs/>
+                <w:sz w:val="20"/>
+                <w:szCs w:val="20"/>
+              </w:rPr>
+              <w:t xml:space="preserve">Scopus Q3</w:t>
+            </w:r>
+          </w:p>
+        </w:tc>
+        <w:tc>
+          <w:tcPr>
+            <w:tcW w:w="1819" w:type="dxa"/>
+          </w:tcPr>
+          <w:p>
+            <w:pPr>
+              <w:spacing w:before="20" w:after="20"/>
+            </w:pPr>
+            <w:r>
+              <w:rPr>
+                <w:b/>
+                <w:bCs/>
+                <w:sz w:val="20"/>
+                <w:szCs w:val="20"/>
+              </w:rPr>
+              <w:t xml:space="preserve">Đã duyệt đăng</w:t>
+            </w:r>
+          </w:p>
+        </w:tc>
+      </w:tr>
+      <w:tr>
+        <w:trPr>
+          <w:cantSplit/>
+        </w:trPr>
+        <w:tc>
+          <w:tcPr>
+            <w:tcW w:w="703" w:type="dxa"/>
+          </w:tcPr>
+          <w:p>
+            <w:pPr>
+              <w:spacing w:before="20" w:after="20"/>
+            </w:pPr>
+            <w:r>
+              <w:rPr>
+                <w:b/>
+                <w:bCs/>
+                <w:sz w:val="20"/>
+                <w:szCs w:val="20"/>
+              </w:rPr>
+              <w:t xml:space="preserve">4</w:t>
+            </w:r>
+          </w:p>
+        </w:tc>
+        <w:tc>
+          <w:tcPr>
+            <w:tcW w:w="2543" w:type="dxa"/>
+          </w:tcPr>
+          <w:p>
+            <w:pPr>
+              <w:spacing w:before="20" w:after="20"/>
+            </w:pPr>
+            <w:r>
+              <w:rPr>
+                <w:b/>
+                <w:bCs/>
+                <w:sz w:val="20"/>
+                <w:szCs w:val="20"/>
+              </w:rPr>
+              <w:t xml:space="preserve">Portfolio optimization with the inverse Black-Litterman framework and clustering machine-learning models: Evidence from Vietnamese bank stocks</w:t>
+            </w:r>
+          </w:p>
+        </w:tc>
+        <w:tc>
+          <w:tcPr>
+            <w:tcW w:w="2800" w:type="dxa"/>
+          </w:tcPr>
+          <w:p>
+            <w:pPr>
+              <w:spacing w:before="20" w:after="20"/>
+            </w:pPr>
+            <w:r>
+              <w:rPr>
+                <w:b/>
+                <w:bCs/>
+                <w:sz w:val="20"/>
+                <w:szCs w:val="20"/>
+              </w:rPr>
+              <w:t xml:space="preserve">Multidisciplinary Science Journal</w:t>
+            </w:r>
+          </w:p>
+        </w:tc>
+        <w:tc>
+          <w:tcPr>
+            <w:tcW w:w="923" w:type="dxa"/>
+          </w:tcPr>
+          <w:p>
+            <w:pPr>
+              <w:spacing w:before="20" w:after="20"/>
+            </w:pPr>
+            <w:r>
+              <w:rPr>
+                <w:b/>
+                <w:bCs/>
+                <w:sz w:val="20"/>
+                <w:szCs w:val="20"/>
+              </w:rPr>
+              <w:t xml:space="preserve">Scopus Q3</w:t>
+            </w:r>
+          </w:p>
+        </w:tc>
+        <w:tc>
+          <w:tcPr>
+            <w:tcW w:w="1819" w:type="dxa"/>
+          </w:tcPr>
+          <w:p>
+            <w:pPr>
+              <w:spacing w:before="20" w:after="20"/>
+            </w:pPr>
+            <w:r>
+              <w:rPr>
+                <w:b/>
+                <w:bCs/>
+                <w:sz w:val="20"/>
+                <w:szCs w:val="20"/>
+              </w:rPr>
+              <w:t xml:space="preserve">Đã sửa xong vòng 2</w:t>
+            </w:r>
+          </w:p>
+        </w:tc>
+      </w:tr>
+      <w:tr>
+        <w:trPr>
+          <w:cantSplit/>
+        </w:trPr>
+        <w:tc>
+          <w:tcPr>
+            <w:tcW w:w="703" w:type="dxa"/>
+          </w:tcPr>
+          <w:p>
+            <w:pPr>
+              <w:spacing w:before="20" w:after="20"/>
+            </w:pPr>
+            <w:r>
+              <w:rPr>
+                <w:sz w:val="20"/>
+                <w:szCs w:val="20"/>
+              </w:rPr>
+              <w:t xml:space="preserve">5</w:t>
+            </w:r>
+          </w:p>
+        </w:tc>
+        <w:tc>
+          <w:tcPr>
+            <w:tcW w:w="2543" w:type="dxa"/>
+          </w:tcPr>
+          <w:p>
+            <w:pPr>
+              <w:spacing w:before="20" w:after="20"/>
+            </w:pPr>
+            <w:r>
+              <w:rPr>
+                <w:sz w:val="20"/>
+                <w:szCs w:val="20"/>
+              </w:rPr>
+              <w:t xml:space="preserve">Tác động của cấu trúc sở hữu lên ổn định tài chính của các ngân hàng thương mại Việt Nam</w:t>
+            </w:r>
+          </w:p>
+        </w:tc>
+        <w:tc>
+          <w:tcPr>
+            <w:tcW w:w="2800" w:type="dxa"/>
+          </w:tcPr>
+          <w:p>
+            <w:pPr>
+              <w:spacing w:before="20" w:after="20"/>
+            </w:pPr>
+            <w:r>
+              <w:rPr>
+                <w:sz w:val="20"/>
+                <w:szCs w:val="20"/>
+              </w:rPr>
+              <w:t xml:space="preserve">Tạp chí Kinh tế - Luật và Ngân hàng</w:t>
+            </w:r>
+          </w:p>
+        </w:tc>
+        <w:tc>
+          <w:tcPr>
+            <w:tcW w:w="923" w:type="dxa"/>
+          </w:tcPr>
+          <w:p>
+            <w:pPr>
+              <w:spacing w:before="20" w:after="20"/>
+            </w:pPr>
+            <w:r>
+              <w:rPr>
+                <w:sz w:val="20"/>
+                <w:szCs w:val="20"/>
+              </w:rPr>
+              <w:t xml:space="preserve">Trong nước</w:t>
+            </w:r>
+          </w:p>
+        </w:tc>
+        <w:tc>
+          <w:tcPr>
+            <w:tcW w:w="1819" w:type="dxa"/>
+          </w:tcPr>
+          <w:p>
+            <w:pPr>
+              <w:spacing w:before="20" w:after="20"/>
+            </w:pPr>
+            <w:r>
+              <w:rPr>
+                <w:sz w:val="20"/>
+                <w:szCs w:val="20"/>
+              </w:rPr>
+              <w:t xml:space="preserve">Chờ duyệt đăng sau 2 vòng phản biện</w:t>
+            </w:r>
+          </w:p>
+        </w:tc>
+      </w:tr>
+      <w:tr>
+        <w:trPr>
+          <w:cantSplit/>
+        </w:trPr>
+        <w:tc>
+          <w:tcPr>
+            <w:tcW w:w="703" w:type="dxa"/>
+          </w:tcPr>
+          <w:p>
+            <w:pPr>
+              <w:spacing w:before="20" w:after="20"/>
+            </w:pPr>
+            <w:r>
+              <w:rPr>
+                <w:sz w:val="20"/>
+                <w:szCs w:val="20"/>
+              </w:rPr>
+              <w:t xml:space="preserve">6</w:t>
+            </w:r>
+          </w:p>
+        </w:tc>
+        <w:tc>
+          <w:tcPr>
+            <w:tcW w:w="2543" w:type="dxa"/>
+          </w:tcPr>
+          <w:p>
+            <w:pPr>
+              <w:spacing w:before="20" w:after="20"/>
+            </w:pPr>
+            <w:r>
+              <w:rPr>
+                <w:sz w:val="20"/>
+                <w:szCs w:val="20"/>
+              </w:rPr>
+              <w:t xml:space="preserve">Limits to arbitrage in the Vietnamese physical gold market: The failure of short-term momentum</w:t>
+            </w:r>
+          </w:p>
+        </w:tc>
+        <w:tc>
+          <w:tcPr>
+            <w:tcW w:w="2800" w:type="dxa"/>
+          </w:tcPr>
+          <w:p>
+            <w:pPr>
+              <w:spacing w:before="20" w:after="20"/>
+            </w:pPr>
+            <w:r>
+              <w:rPr>
+                <w:sz w:val="20"/>
+                <w:szCs w:val="20"/>
+              </w:rPr>
+              <w:t xml:space="preserve">Journal of Economic and Banking Studies</w:t>
+            </w:r>
+          </w:p>
+        </w:tc>
+        <w:tc>
+          <w:tcPr>
+            <w:tcW w:w="923" w:type="dxa"/>
+          </w:tcPr>
+          <w:p>
+            <w:pPr>
+              <w:spacing w:before="20" w:after="20"/>
+            </w:pPr>
+            <w:r>
+              <w:rPr>
+                <w:sz w:val="20"/>
+                <w:szCs w:val="20"/>
+              </w:rPr>
+              <w:t xml:space="preserve">Trong nước</w:t>
+            </w:r>
+          </w:p>
+        </w:tc>
+        <w:tc>
+          <w:tcPr>
+            <w:tcW w:w="1819" w:type="dxa"/>
+          </w:tcPr>
+          <w:p>
+            <w:pPr>
+              <w:spacing w:before="20" w:after="20"/>
+            </w:pPr>
+            <w:r>
+              <w:rPr>
+                <w:sz w:val="20"/>
+                <w:szCs w:val="20"/>
+              </w:rPr>
+              <w:t xml:space="preserve">Đang sửa vòng 1</w:t>
+            </w:r>
+          </w:p>
+        </w:tc>
+      </w:tr>
+      <w:tr>
+        <w:trPr>
+          <w:cantSplit/>
+        </w:trPr>
+        <w:tc>
+          <w:tcPr>
+            <w:tcW w:w="703" w:type="dxa"/>
+          </w:tcPr>
+          <w:p>
+            <w:pPr>
+              <w:spacing w:before="20" w:after="20"/>
+            </w:pPr>
+            <w:r>
+              <w:rPr>
+                <w:sz w:val="20"/>
+                <w:szCs w:val="20"/>
+              </w:rPr>
+              <w:t xml:space="preserve">7</w:t>
+            </w:r>
+          </w:p>
+        </w:tc>
+        <w:tc>
+          <w:tcPr>
+            <w:tcW w:w="2543" w:type="dxa"/>
+          </w:tcPr>
+          <w:p>
+            <w:pPr>
+              <w:spacing w:before="20" w:after="20"/>
+            </w:pPr>
+            <w:r>
+              <w:rPr>
+                <w:sz w:val="20"/>
+                <w:szCs w:val="20"/>
+              </w:rPr>
+              <w:t xml:space="preserve">Corporate brownwashing and firm valuation in ASEAN-5 disclosure regimes</w:t>
+            </w:r>
+          </w:p>
+        </w:tc>
+        <w:tc>
+          <w:tcPr>
+            <w:tcW w:w="2800" w:type="dxa"/>
+          </w:tcPr>
+          <w:p>
+            <w:pPr>
+              <w:spacing w:before="20" w:after="20"/>
+            </w:pPr>
+            <w:r>
+              <w:rPr>
+                <w:sz w:val="20"/>
+                <w:szCs w:val="20"/>
+              </w:rPr>
+              <w:t xml:space="preserve">Cogent Business &amp; Management</w:t>
+            </w:r>
+          </w:p>
+        </w:tc>
+        <w:tc>
+          <w:tcPr>
+            <w:tcW w:w="923" w:type="dxa"/>
+          </w:tcPr>
+          <w:p>
+            <w:pPr>
+              <w:spacing w:before="20" w:after="20"/>
+            </w:pPr>
+            <w:r>
+              <w:rPr>
+                <w:sz w:val="20"/>
+                <w:szCs w:val="20"/>
+              </w:rPr>
+              <w:t xml:space="preserve">ESCI, Scopus Q2</w:t>
+            </w:r>
+          </w:p>
+        </w:tc>
+        <w:tc>
+          <w:tcPr>
+            <w:tcW w:w="1819" w:type="dxa"/>
+          </w:tcPr>
+          <w:p>
+            <w:pPr>
+              <w:spacing w:before="20" w:after="20"/>
+            </w:pPr>
+            <w:r>
+              <w:rPr>
+                <w:sz w:val="20"/>
+                <w:szCs w:val="20"/>
+              </w:rPr>
+              <w:t xml:space="preserve">Đang phản biện vòng 1</w:t>
+            </w:r>
+          </w:p>
+        </w:tc>
+      </w:tr>
+      <w:tr>
+        <w:trPr>
+          <w:cantSplit/>
+        </w:trPr>
+        <w:tc>
+          <w:tcPr>
+            <w:tcW w:w="703" w:type="dxa"/>
+          </w:tcPr>
+          <w:p>
+            <w:pPr>
+              <w:spacing w:before="20" w:after="20"/>
+            </w:pPr>
+            <w:r>
+              <w:rPr>
+                <w:sz w:val="20"/>
+                <w:szCs w:val="20"/>
+              </w:rPr>
+              <w:t xml:space="preserve">8</w:t>
+            </w:r>
+          </w:p>
+        </w:tc>
+        <w:tc>
+          <w:tcPr>
+            <w:tcW w:w="2543" w:type="dxa"/>
+          </w:tcPr>
+          <w:p>
+            <w:pPr>
+              <w:spacing w:before="20" w:after="20"/>
+            </w:pPr>
+            <w:r>
+              <w:rPr>
+                <w:sz w:val="20"/>
+                <w:szCs w:val="20"/>
+              </w:rPr>
+              <w:t xml:space="preserve">Structural breaks in Vietnamese stock market liquidity: Evidence from the Amihud illiquidity measure and Bai-Perron regime-shift detection</w:t>
+            </w:r>
+          </w:p>
+        </w:tc>
+        <w:tc>
+          <w:tcPr>
+            <w:tcW w:w="2800" w:type="dxa"/>
+          </w:tcPr>
+          <w:p>
+            <w:pPr>
+              <w:spacing w:before="20" w:after="20"/>
+            </w:pPr>
+            <w:r>
+              <w:rPr>
+                <w:sz w:val="20"/>
+                <w:szCs w:val="20"/>
+              </w:rPr>
+              <w:t xml:space="preserve">Asian Journal of Economics and Banking</w:t>
+            </w:r>
+          </w:p>
+        </w:tc>
+        <w:tc>
+          <w:tcPr>
+            <w:tcW w:w="923" w:type="dxa"/>
+          </w:tcPr>
+          <w:p>
+            <w:pPr>
+              <w:spacing w:before="20" w:after="20"/>
+            </w:pPr>
+            <w:r>
+              <w:rPr>
+                <w:sz w:val="20"/>
+                <w:szCs w:val="20"/>
+              </w:rPr>
+              <w:t xml:space="preserve">Chưa xác định</w:t>
+            </w:r>
+          </w:p>
+        </w:tc>
+        <w:tc>
+          <w:tcPr>
+            <w:tcW w:w="1819" w:type="dxa"/>
+          </w:tcPr>
+          <w:p>
+            <w:pPr>
+              <w:spacing w:before="20" w:after="20"/>
+            </w:pPr>
+            <w:r>
+              <w:rPr>
+                <w:sz w:val="20"/>
+                <w:szCs w:val="20"/>
+              </w:rPr>
+              <w:t xml:space="preserve">Đang tìm phản biện</w:t>
+            </w:r>
+          </w:p>
+        </w:tc>
+      </w:tr>
+      <w:tr>
+        <w:trPr>
+          <w:cantSplit/>
+        </w:trPr>
+        <w:tc>
+          <w:tcPr>
+            <w:tcW w:w="703" w:type="dxa"/>
+          </w:tcPr>
+          <w:p>
+            <w:pPr>
+              <w:spacing w:before="20" w:after="20"/>
+            </w:pPr>
+            <w:r>
+              <w:rPr>
+                <w:sz w:val="20"/>
+                <w:szCs w:val="20"/>
+              </w:rPr>
+              <w:t xml:space="preserve">9</w:t>
+            </w:r>
+          </w:p>
+        </w:tc>
+        <w:tc>
+          <w:tcPr>
+            <w:tcW w:w="2543" w:type="dxa"/>
+          </w:tcPr>
+          <w:p>
+            <w:pPr>
+              <w:spacing w:before="20" w:after="20"/>
+            </w:pPr>
+            <w:r>
+              <w:rPr>
+                <w:sz w:val="20"/>
+                <w:szCs w:val="20"/>
+              </w:rPr>
+              <w:t xml:space="preserve">Nested equity index correlations overstate true co-movement: Evidence from Vietnam</w:t>
+            </w:r>
+          </w:p>
+        </w:tc>
+        <w:tc>
+          <w:tcPr>
+            <w:tcW w:w="2800" w:type="dxa"/>
+          </w:tcPr>
+          <w:p>
+            <w:pPr>
+              <w:spacing w:before="20" w:after="20"/>
+            </w:pPr>
+            <w:r>
+              <w:rPr>
+                <w:sz w:val="20"/>
+                <w:szCs w:val="20"/>
+              </w:rPr>
+              <w:t xml:space="preserve">Asia-Pacific Financial Markets</w:t>
+            </w:r>
+          </w:p>
+        </w:tc>
+        <w:tc>
+          <w:tcPr>
+            <w:tcW w:w="923" w:type="dxa"/>
+          </w:tcPr>
+          <w:p>
+            <w:pPr>
+              <w:spacing w:before="20" w:after="20"/>
+            </w:pPr>
+            <w:r>
+              <w:rPr>
+                <w:sz w:val="20"/>
+                <w:szCs w:val="20"/>
+              </w:rPr>
+              <w:t xml:space="preserve">Scopus Q2</w:t>
+            </w:r>
+          </w:p>
+        </w:tc>
+        <w:tc>
+          <w:tcPr>
+            <w:tcW w:w="1819" w:type="dxa"/>
+          </w:tcPr>
+          <w:p>
+            <w:pPr>
+              <w:spacing w:before="20" w:after="20"/>
+            </w:pPr>
+            <w:r>
+              <w:rPr>
+                <w:sz w:val="20"/>
+                <w:szCs w:val="20"/>
+              </w:rPr>
+              <w:t xml:space="preserve">With Editor</w:t>
+            </w:r>
+          </w:p>
+        </w:tc>
+      </w:tr>
+      <w:tr>
+        <w:trPr>
+          <w:cantSplit/>
+        </w:trPr>
+        <w:tc>
+          <w:tcPr>
+            <w:tcW w:w="703" w:type="dxa"/>
+          </w:tcPr>
+          <w:p>
+            <w:pPr>
+              <w:spacing w:before="20" w:after="20"/>
+            </w:pPr>
+            <w:r>
+              <w:rPr>
+                <w:sz w:val="20"/>
+                <w:szCs w:val="20"/>
+              </w:rPr>
+              <w:t xml:space="preserve">10</w:t>
+            </w:r>
+          </w:p>
+        </w:tc>
+        <w:tc>
+          <w:tcPr>
+            <w:tcW w:w="2543" w:type="dxa"/>
+          </w:tcPr>
+          <w:p>
+            <w:pPr>
+              <w:spacing w:before="20" w:after="20"/>
+            </w:pPr>
+            <w:r>
+              <w:rPr>
+                <w:sz w:val="20"/>
+                <w:szCs w:val="20"/>
+              </w:rPr>
+              <w:t xml:space="preserve">Who gains from a market upgrade? Stock liquidity and prices around Vietnam's FTSE Russell reclassification</w:t>
+            </w:r>
+          </w:p>
+        </w:tc>
+        <w:tc>
+          <w:tcPr>
+            <w:tcW w:w="2800" w:type="dxa"/>
+          </w:tcPr>
+          <w:p>
+            <w:pPr>
+              <w:spacing w:before="20" w:after="20"/>
+            </w:pPr>
+            <w:r>
+              <w:rPr>
+                <w:sz w:val="20"/>
+                <w:szCs w:val="20"/>
+              </w:rPr>
+              <w:t xml:space="preserve">Finance Research Open</w:t>
+            </w:r>
+          </w:p>
+        </w:tc>
+        <w:tc>
+          <w:tcPr>
+            <w:tcW w:w="923" w:type="dxa"/>
+          </w:tcPr>
+          <w:p>
+            <w:pPr>
+              <w:spacing w:before="20" w:after="20"/>
+            </w:pPr>
+            <w:r>
+              <w:rPr>
+                <w:sz w:val="20"/>
+                <w:szCs w:val="20"/>
+              </w:rPr>
+              <w:t xml:space="preserve">Chưa xác định</w:t>
+            </w:r>
+          </w:p>
+        </w:tc>
+        <w:tc>
+          <w:tcPr>
+            <w:tcW w:w="1819" w:type="dxa"/>
+          </w:tcPr>
+          <w:p>
+            <w:pPr>
+              <w:spacing w:before="20" w:after="20"/>
+            </w:pPr>
+            <w:r>
+              <w:rPr>
+                <w:sz w:val="20"/>
+                <w:szCs w:val="20"/>
+              </w:rPr>
+              <w:t xml:space="preserve">With Editor</w:t>
+            </w:r>
+          </w:p>
+        </w:tc>
+      </w:tr>
+      <w:tr>
+        <w:trPr>
+          <w:cantSplit/>
+        </w:trPr>
+        <w:tc>
+          <w:tcPr>
+            <w:tcW w:w="703" w:type="dxa"/>
+          </w:tcPr>
+          <w:p>
+            <w:pPr>
+              <w:spacing w:before="20" w:after="20"/>
+            </w:pPr>
+            <w:r>
+              <w:rPr>
+                <w:sz w:val="20"/>
+                <w:szCs w:val="20"/>
+              </w:rPr>
+              <w:t xml:space="preserve">11</w:t>
+            </w:r>
+          </w:p>
+        </w:tc>
+        <w:tc>
+          <w:tcPr>
+            <w:tcW w:w="2543" w:type="dxa"/>
+          </w:tcPr>
+          <w:p>
+            <w:pPr>
+              <w:spacing w:before="20" w:after="20"/>
+            </w:pPr>
+            <w:r>
+              <w:rPr>
+                <w:sz w:val="20"/>
+                <w:szCs w:val="20"/>
+              </w:rPr>
+              <w:t xml:space="preserve">Rated at the peak? Firm valuation around the first LSEG ESG score in five Southeast Asian markets</w:t>
+            </w:r>
+          </w:p>
+        </w:tc>
+        <w:tc>
+          <w:tcPr>
+            <w:tcW w:w="2800" w:type="dxa"/>
+          </w:tcPr>
+          <w:p>
+            <w:pPr>
+              <w:spacing w:before="20" w:after="20"/>
+            </w:pPr>
+            <w:r>
+              <w:rPr>
+                <w:sz w:val="20"/>
+                <w:szCs w:val="20"/>
+              </w:rPr>
+              <w:t xml:space="preserve">Accounting Open</w:t>
+            </w:r>
+          </w:p>
+        </w:tc>
+        <w:tc>
+          <w:tcPr>
+            <w:tcW w:w="923" w:type="dxa"/>
+          </w:tcPr>
+          <w:p>
+            <w:pPr>
+              <w:spacing w:before="20" w:after="20"/>
+            </w:pPr>
+            <w:r>
+              <w:rPr>
+                <w:sz w:val="20"/>
+                <w:szCs w:val="20"/>
+              </w:rPr>
+              <w:t xml:space="preserve">Chưa xác định</w:t>
+            </w:r>
+          </w:p>
+        </w:tc>
+        <w:tc>
+          <w:tcPr>
+            <w:tcW w:w="1819" w:type="dxa"/>
+          </w:tcPr>
+          <w:p>
+            <w:pPr>
+              <w:spacing w:before="20" w:after="20"/>
+            </w:pPr>
+            <w:r>
+              <w:rPr>
+                <w:sz w:val="20"/>
+                <w:szCs w:val="20"/>
+              </w:rPr>
+              <w:t xml:space="preserve">With Editor</w:t>
+            </w:r>
+          </w:p>
+        </w:tc>
+      </w:tr>
+      <w:tr>
+        <w:trPr>
+          <w:cantSplit/>
+        </w:trPr>
+        <w:tc>
+          <w:tcPr>
+            <w:tcW w:w="703" w:type="dxa"/>
+          </w:tcPr>
+          <w:p>
+            <w:pPr>
+              <w:spacing w:before="20" w:after="20"/>
+            </w:pPr>
+            <w:r>
+              <w:rPr>
+                <w:sz w:val="20"/>
+                <w:szCs w:val="20"/>
+              </w:rPr>
+              <w:t xml:space="preserve">12</w:t>
+            </w:r>
+          </w:p>
+        </w:tc>
+        <w:tc>
+          <w:tcPr>
+            <w:tcW w:w="2543" w:type="dxa"/>
+          </w:tcPr>
+          <w:p>
+            <w:pPr>
+              <w:spacing w:before="20" w:after="20"/>
+            </w:pPr>
+            <w:r>
+              <w:rPr>
+                <w:sz w:val="20"/>
+                <w:szCs w:val="20"/>
+              </w:rPr>
+              <w:t xml:space="preserve">Sales-based real earnings management and the cost of debt: Evidence from five ASEAN markets</w:t>
+            </w:r>
+          </w:p>
+        </w:tc>
+        <w:tc>
+          <w:tcPr>
+            <w:tcW w:w="2800" w:type="dxa"/>
+          </w:tcPr>
+          <w:p>
+            <w:pPr>
+              <w:spacing w:before="20" w:after="20"/>
+            </w:pPr>
+            <w:r>
+              <w:rPr>
+                <w:sz w:val="20"/>
+                <w:szCs w:val="20"/>
+              </w:rPr>
+              <w:t xml:space="preserve">Accounting Open</w:t>
+            </w:r>
+          </w:p>
+        </w:tc>
+        <w:tc>
+          <w:tcPr>
+            <w:tcW w:w="923" w:type="dxa"/>
+          </w:tcPr>
+          <w:p>
+            <w:pPr>
+              <w:spacing w:before="20" w:after="20"/>
+            </w:pPr>
+            <w:r>
+              <w:rPr>
+                <w:sz w:val="20"/>
+                <w:szCs w:val="20"/>
+              </w:rPr>
+              <w:t xml:space="preserve">Chưa xác định</w:t>
+            </w:r>
+          </w:p>
+        </w:tc>
+        <w:tc>
+          <w:tcPr>
+            <w:tcW w:w="1819" w:type="dxa"/>
+          </w:tcPr>
+          <w:p>
+            <w:pPr>
+              <w:spacing w:before="20" w:after="20"/>
+            </w:pPr>
+            <w:r>
+              <w:rPr>
+                <w:sz w:val="20"/>
+                <w:szCs w:val="20"/>
+              </w:rPr>
+              <w:t xml:space="preserve">With Editor</w:t>
+            </w:r>
+          </w:p>
+        </w:tc>
+      </w:tr>
+    </w:tbl>
+    <w:p>
+      <w:pPr>
+        <w:spacing w:after="60"/>
+      </w:pPr>
+    </w:p>
+    <w:p>
+      <w:pPr>
+        <w:pStyle w:val="Content"/>
+        <w:spacing w:after="120"/>
+        <w:ind w:firstLine="567"/>
+        <w:jc w:val="both"/>
+      </w:pPr>
+      <w:r>
+        <w:t xml:space="preserve">Bài số 1 và bài số 4 gần với đề tài thực tập nhất: bài số 1 áp dụng Black-Litterman trên thị trường cổ phiếu Việt Nam [23], bài số 4 mở rộng sang khung Black-Litterman nghịch đảo kết hợp học máy phân cụm. BL Advisor đưa ý tưởng phân bổ ấy vào một công cụ cho người dùng cuối. Các bài còn lại thuộc mảng thị trường vốn, ngân hàng và kế toán, không liên quan đến mã nguồn của dự án.</w:t>
       </w:r>
     </w:p>
     <w:p>

--- a/docs/BAO_CAO_THUC_TAP.docx
+++ b/docs/BAO_CAO_THUC_TAP.docx
@@ -2792,6 +2792,46 @@
         <w:tab/>
       </w:r>
       <w:r>
+        <w:t xml:space="preserve">5</w:t>
+      </w:r>
+    </w:p>
+    <w:p>
+      <w:pPr>
+        <w:pStyle w:val="TOC2"/>
+      </w:pPr>
+      <w:r>
+        <w:t xml:space="preserve">3.1</w:t>
+      </w:r>
+      <w:r>
+        <w:tab/>
+      </w:r>
+      <w:r>
+        <w:t xml:space="preserve">Thông tin doanh nghiệp</w:t>
+      </w:r>
+      <w:r>
+        <w:tab/>
+      </w:r>
+      <w:r>
+        <w:t xml:space="preserve">5</w:t>
+      </w:r>
+    </w:p>
+    <w:p>
+      <w:pPr>
+        <w:pStyle w:val="TOC2"/>
+      </w:pPr>
+      <w:r>
+        <w:t xml:space="preserve">3.2</w:t>
+      </w:r>
+      <w:r>
+        <w:tab/>
+      </w:r>
+      <w:r>
+        <w:t xml:space="preserve">Lịch sử hình thành và phát triển của doanh nghiệp</w:t>
+      </w:r>
+      <w:r>
+        <w:tab/>
+      </w:r>
+      <w:r>
         <w:t xml:space="preserve">6</w:t>
       </w:r>
     </w:p>
@@ -2800,13 +2840,13 @@
         <w:pStyle w:val="TOC2"/>
       </w:pPr>
       <w:r>
-        <w:t xml:space="preserve">3.1</w:t>
+        <w:t xml:space="preserve">3.3</w:t>
       </w:r>
       <w:r>
         <w:tab/>
       </w:r>
       <w:r>
-        <w:t xml:space="preserve">Thông tin doanh nghiệp</w:t>
+        <w:t xml:space="preserve">Các lĩnh vực hoạt động, dịch vụ, hoặc sản phẩm của doanh nghiệp</w:t>
       </w:r>
       <w:r>
         <w:tab/>
@@ -2820,19 +2860,19 @@
         <w:pStyle w:val="TOC2"/>
       </w:pPr>
       <w:r>
-        <w:t xml:space="preserve">3.2</w:t>
+        <w:t xml:space="preserve">3.4</w:t>
       </w:r>
       <w:r>
         <w:tab/>
       </w:r>
       <w:r>
-        <w:t xml:space="preserve">Lịch sử hình thành và phát triển của doanh nghiệp</w:t>
+        <w:t xml:space="preserve">Những đóng góp của doanh nghiệp trong lĩnh vực chuyên môn</w:t>
       </w:r>
       <w:r>
         <w:tab/>
       </w:r>
       <w:r>
-        <w:t xml:space="preserve">6</w:t>
+        <w:t xml:space="preserve">7</w:t>
       </w:r>
     </w:p>
     <w:p>
@@ -2840,19 +2880,33 @@
         <w:pStyle w:val="TOC2"/>
       </w:pPr>
       <w:r>
-        <w:t xml:space="preserve">3.3</w:t>
+        <w:t xml:space="preserve">3.5</w:t>
       </w:r>
       <w:r>
         <w:tab/>
       </w:r>
       <w:r>
-        <w:t xml:space="preserve">Các lĩnh vực hoạt động, dịch vụ, hoặc sản phẩm của doanh nghiệp</w:t>
+        <w:t xml:space="preserve">Cơ cấu tổ chức và vị trí của sinh viên</w:t>
       </w:r>
       <w:r>
         <w:tab/>
       </w:r>
       <w:r>
-        <w:t xml:space="preserve">7</w:t>
+        <w:t xml:space="preserve">8</w:t>
+      </w:r>
+    </w:p>
+    <w:p>
+      <w:pPr>
+        <w:pStyle w:val="TOC1"/>
+      </w:pPr>
+      <w:r>
+        <w:t xml:space="preserve">PHẦN 4 NHẬT KÝ THỰC TẬP</w:t>
+      </w:r>
+      <w:r>
+        <w:tab/>
+      </w:r>
+      <w:r>
+        <w:t xml:space="preserve">9</w:t>
       </w:r>
     </w:p>
     <w:p>
@@ -2860,19 +2914,16 @@
         <w:pStyle w:val="TOC2"/>
       </w:pPr>
       <w:r>
-        <w:t xml:space="preserve">3.4</w:t>
-      </w:r>
-      <w:r>
         <w:tab/>
       </w:r>
       <w:r>
-        <w:t xml:space="preserve">Những đóng góp của doanh nghiệp trong lĩnh vực chuyên môn</w:t>
+        <w:t xml:space="preserve">Tuần 1 (từ ngày 29/06/2026 đến ngày 05/07/2026)</w:t>
       </w:r>
       <w:r>
         <w:tab/>
       </w:r>
       <w:r>
-        <w:t xml:space="preserve">8</w:t>
+        <w:t xml:space="preserve">9</w:t>
       </w:r>
     </w:p>
     <w:p>
@@ -2880,13 +2931,10 @@
         <w:pStyle w:val="TOC2"/>
       </w:pPr>
       <w:r>
-        <w:t xml:space="preserve">3.5</w:t>
-      </w:r>
-      <w:r>
         <w:tab/>
       </w:r>
       <w:r>
-        <w:t xml:space="preserve">Cơ cấu tổ chức và vị trí của sinh viên</w:t>
+        <w:t xml:space="preserve">Tuần 2 (từ ngày 06/07/2026 đến ngày 12/07/2026)</w:t>
       </w:r>
       <w:r>
         <w:tab/>
@@ -2897,16 +2945,203 @@
     </w:p>
     <w:p>
       <w:pPr>
+        <w:pStyle w:val="TOC2"/>
+      </w:pPr>
+      <w:r>
+        <w:tab/>
+      </w:r>
+      <w:r>
+        <w:t xml:space="preserve">Tuần 3 (từ ngày 13/07/2026 đến ngày 19/07/2026)</w:t>
+      </w:r>
+      <w:r>
+        <w:tab/>
+      </w:r>
+      <w:r>
+        <w:t xml:space="preserve">10</w:t>
+      </w:r>
+    </w:p>
+    <w:p>
+      <w:pPr>
+        <w:pStyle w:val="TOC2"/>
+      </w:pPr>
+      <w:r>
+        <w:tab/>
+      </w:r>
+      <w:r>
+        <w:t xml:space="preserve">Tuần 4 (từ ngày 20/07/2026 đến ngày 26/07/2026)</w:t>
+      </w:r>
+      <w:r>
+        <w:tab/>
+      </w:r>
+      <w:r>
+        <w:t xml:space="preserve">11</w:t>
+      </w:r>
+    </w:p>
+    <w:p>
+      <w:pPr>
+        <w:pStyle w:val="TOC2"/>
+      </w:pPr>
+      <w:r>
+        <w:tab/>
+      </w:r>
+      <w:r>
+        <w:t xml:space="preserve">Tuần 5 (từ ngày 27/07/2026 đến ngày 02/08/2026)</w:t>
+      </w:r>
+      <w:r>
+        <w:tab/>
+      </w:r>
+      <w:r>
+        <w:t xml:space="preserve">12</w:t>
+      </w:r>
+    </w:p>
+    <w:p>
+      <w:pPr>
+        <w:pStyle w:val="TOC2"/>
+      </w:pPr>
+      <w:r>
+        <w:tab/>
+      </w:r>
+      <w:r>
+        <w:t xml:space="preserve">Tuần 6 (từ ngày 03/08/2026 đến ngày 09/08/2026)</w:t>
+      </w:r>
+      <w:r>
+        <w:tab/>
+      </w:r>
+      <w:r>
+        <w:t xml:space="preserve">12</w:t>
+      </w:r>
+    </w:p>
+    <w:p>
+      <w:pPr>
+        <w:pStyle w:val="TOC2"/>
+      </w:pPr>
+      <w:r>
+        <w:tab/>
+      </w:r>
+      <w:r>
+        <w:t xml:space="preserve">Tuần 7 (từ ngày 10/08/2026 đến ngày 16/08/2026)</w:t>
+      </w:r>
+      <w:r>
+        <w:tab/>
+      </w:r>
+      <w:r>
+        <w:t xml:space="preserve">13</w:t>
+      </w:r>
+    </w:p>
+    <w:p>
+      <w:pPr>
+        <w:pStyle w:val="TOC2"/>
+      </w:pPr>
+      <w:r>
+        <w:tab/>
+      </w:r>
+      <w:r>
+        <w:t xml:space="preserve">Tuần 8 (từ ngày 17/08/2026 đến ngày 23/08/2026)</w:t>
+      </w:r>
+      <w:r>
+        <w:tab/>
+      </w:r>
+      <w:r>
+        <w:t xml:space="preserve">14</w:t>
+      </w:r>
+    </w:p>
+    <w:p>
+      <w:pPr>
+        <w:pStyle w:val="TOC2"/>
+      </w:pPr>
+      <w:r>
+        <w:tab/>
+      </w:r>
+      <w:r>
+        <w:t xml:space="preserve">Tuần 9 (từ ngày 24/08/2026 đến ngày 30/08/2026)</w:t>
+      </w:r>
+      <w:r>
+        <w:tab/>
+      </w:r>
+      <w:r>
+        <w:t xml:space="preserve">15</w:t>
+      </w:r>
+    </w:p>
+    <w:p>
+      <w:pPr>
+        <w:pStyle w:val="TOC2"/>
+      </w:pPr>
+      <w:r>
+        <w:tab/>
+      </w:r>
+      <w:r>
+        <w:t xml:space="preserve">Tuần 10 (từ ngày 31/08/2026 đến ngày 06/09/2026)</w:t>
+      </w:r>
+      <w:r>
+        <w:tab/>
+      </w:r>
+      <w:r>
+        <w:t xml:space="preserve">15</w:t>
+      </w:r>
+    </w:p>
+    <w:p>
+      <w:pPr>
+        <w:pStyle w:val="TOC2"/>
+      </w:pPr>
+      <w:r>
+        <w:tab/>
+      </w:r>
+      <w:r>
+        <w:t xml:space="preserve">Tuần 11 (từ ngày 07/09/2026 đến ngày 13/09/2026)</w:t>
+      </w:r>
+      <w:r>
+        <w:tab/>
+      </w:r>
+      <w:r>
+        <w:t xml:space="preserve">16</w:t>
+      </w:r>
+    </w:p>
+    <w:p>
+      <w:pPr>
+        <w:pStyle w:val="TOC2"/>
+      </w:pPr>
+      <w:r>
+        <w:tab/>
+      </w:r>
+      <w:r>
+        <w:t xml:space="preserve">Tuần 12 (từ ngày 14/09/2026 đến ngày 20/09/2026)</w:t>
+      </w:r>
+      <w:r>
+        <w:tab/>
+      </w:r>
+      <w:r>
+        <w:t xml:space="preserve">17</w:t>
+      </w:r>
+    </w:p>
+    <w:p>
+      <w:pPr>
+        <w:pStyle w:val="TOC2"/>
+      </w:pPr>
+      <w:r>
+        <w:tab/>
+      </w:r>
+      <w:r>
+        <w:t xml:space="preserve">Tuần 13 (từ ngày 21/09/2026 đến ngày 27/09/2026)</w:t>
+      </w:r>
+      <w:r>
+        <w:tab/>
+      </w:r>
+      <w:r>
+        <w:t xml:space="preserve">18</w:t>
+      </w:r>
+    </w:p>
+    <w:p>
+      <w:pPr>
         <w:pStyle w:val="TOC1"/>
       </w:pPr>
       <w:r>
-        <w:t xml:space="preserve">PHẦN 4 NHẬT KÝ THỰC TẬP</w:t>
+        <w:t xml:space="preserve">PHẦN 5 BÁO CÁO PROJECT THỰC TẬP</w:t>
       </w:r>
       <w:r>
         <w:tab/>
       </w:r>
       <w:r>
-        <w:t xml:space="preserve">11</w:t>
+        <w:t xml:space="preserve">19</w:t>
       </w:r>
     </w:p>
     <w:p>
@@ -2914,16 +3149,19 @@
         <w:pStyle w:val="TOC2"/>
       </w:pPr>
       <w:r>
+        <w:t xml:space="preserve">5.1</w:t>
+      </w:r>
+      <w:r>
         <w:tab/>
       </w:r>
       <w:r>
-        <w:t xml:space="preserve">Tuần 1 (từ ngày 29/06/2026 đến ngày 05/07/2026)</w:t>
+        <w:t xml:space="preserve">Đặt vấn đề</w:t>
       </w:r>
       <w:r>
         <w:tab/>
       </w:r>
       <w:r>
-        <w:t xml:space="preserve">11</w:t>
+        <w:t xml:space="preserve">19</w:t>
       </w:r>
     </w:p>
     <w:p>
@@ -2931,16 +3169,19 @@
         <w:pStyle w:val="TOC2"/>
       </w:pPr>
       <w:r>
+        <w:t xml:space="preserve">5.2</w:t>
+      </w:r>
+      <w:r>
         <w:tab/>
       </w:r>
       <w:r>
-        <w:t xml:space="preserve">Tuần 2 (từ ngày 06/07/2026 đến ngày 12/07/2026)</w:t>
+        <w:t xml:space="preserve">Khảo sát nghiên cứu liên quan và cơ sở lý thuyết</w:t>
       </w:r>
       <w:r>
         <w:tab/>
       </w:r>
       <w:r>
-        <w:t xml:space="preserve">11</w:t>
+        <w:t xml:space="preserve">21</w:t>
       </w:r>
     </w:p>
     <w:p>
@@ -2948,16 +3189,19 @@
         <w:pStyle w:val="TOC2"/>
       </w:pPr>
       <w:r>
+        <w:t xml:space="preserve">5.3</w:t>
+      </w:r>
+      <w:r>
         <w:tab/>
       </w:r>
       <w:r>
-        <w:t xml:space="preserve">Tuần 3 (từ ngày 13/07/2026 đến ngày 19/07/2026)</w:t>
+        <w:t xml:space="preserve">Phân tích và thiết kế hệ thống</w:t>
       </w:r>
       <w:r>
         <w:tab/>
       </w:r>
       <w:r>
-        <w:t xml:space="preserve">12</w:t>
+        <w:t xml:space="preserve">25</w:t>
       </w:r>
     </w:p>
     <w:p>
@@ -2965,16 +3209,19 @@
         <w:pStyle w:val="TOC2"/>
       </w:pPr>
       <w:r>
+        <w:t xml:space="preserve">5.4</w:t>
+      </w:r>
+      <w:r>
         <w:tab/>
       </w:r>
       <w:r>
-        <w:t xml:space="preserve">Tuần 4 (từ ngày 20/07/2026 đến ngày 26/07/2026)</w:t>
+        <w:t xml:space="preserve">Cài đặt</w:t>
       </w:r>
       <w:r>
         <w:tab/>
       </w:r>
       <w:r>
-        <w:t xml:space="preserve">13</w:t>
+        <w:t xml:space="preserve">30</w:t>
       </w:r>
     </w:p>
     <w:p>
@@ -2982,16 +3229,19 @@
         <w:pStyle w:val="TOC2"/>
       </w:pPr>
       <w:r>
+        <w:t xml:space="preserve">5.5</w:t>
+      </w:r>
+      <w:r>
         <w:tab/>
       </w:r>
       <w:r>
-        <w:t xml:space="preserve">Tuần 5 (từ ngày 27/07/2026 đến ngày 02/08/2026)</w:t>
+        <w:t xml:space="preserve">Kiểm thử và đánh giá</w:t>
       </w:r>
       <w:r>
         <w:tab/>
       </w:r>
       <w:r>
-        <w:t xml:space="preserve">14</w:t>
+        <w:t xml:space="preserve">35</w:t>
       </w:r>
     </w:p>
     <w:p>
@@ -2999,16 +3249,19 @@
         <w:pStyle w:val="TOC2"/>
       </w:pPr>
       <w:r>
+        <w:t xml:space="preserve">5.6</w:t>
+      </w:r>
+      <w:r>
         <w:tab/>
       </w:r>
       <w:r>
-        <w:t xml:space="preserve">Tuần 6 (từ ngày 03/08/2026 đến ngày 09/08/2026)</w:t>
+        <w:t xml:space="preserve">Hướng dẫn sử dụng và minh họa chức năng</w:t>
       </w:r>
       <w:r>
         <w:tab/>
       </w:r>
       <w:r>
-        <w:t xml:space="preserve">14</w:t>
+        <w:t xml:space="preserve">38</w:t>
       </w:r>
     </w:p>
     <w:p>
@@ -3016,16 +3269,19 @@
         <w:pStyle w:val="TOC2"/>
       </w:pPr>
       <w:r>
+        <w:t xml:space="preserve">5.7</w:t>
+      </w:r>
+      <w:r>
         <w:tab/>
       </w:r>
       <w:r>
-        <w:t xml:space="preserve">Tuần 7 (từ ngày 10/08/2026 đến ngày 16/08/2026)</w:t>
+        <w:t xml:space="preserve">Thảo luận, hạn chế và hướng phát triển</w:t>
       </w:r>
       <w:r>
         <w:tab/>
       </w:r>
       <w:r>
-        <w:t xml:space="preserve">15</w:t>
+        <w:t xml:space="preserve">52</w:t>
       </w:r>
     </w:p>
     <w:p>
@@ -3033,16 +3289,19 @@
         <w:pStyle w:val="TOC2"/>
       </w:pPr>
       <w:r>
+        <w:t xml:space="preserve">5.8</w:t>
+      </w:r>
+      <w:r>
         <w:tab/>
       </w:r>
       <w:r>
-        <w:t xml:space="preserve">Tuần 8 (từ ngày 17/08/2026 đến ngày 23/08/2026)</w:t>
+        <w:t xml:space="preserve">Kết luận</w:t>
       </w:r>
       <w:r>
         <w:tab/>
       </w:r>
       <w:r>
-        <w:t xml:space="preserve">16</w:t>
+        <w:t xml:space="preserve">53</w:t>
       </w:r>
     </w:p>
     <w:p>
@@ -3050,278 +3309,19 @@
         <w:pStyle w:val="TOC2"/>
       </w:pPr>
       <w:r>
+        <w:t xml:space="preserve">5.9</w:t>
+      </w:r>
+      <w:r>
         <w:tab/>
       </w:r>
       <w:r>
-        <w:t xml:space="preserve">Tuần 9 (từ ngày 24/08/2026 đến ngày 30/08/2026)</w:t>
+        <w:t xml:space="preserve">Tuyên bố</w:t>
       </w:r>
       <w:r>
         <w:tab/>
       </w:r>
       <w:r>
-        <w:t xml:space="preserve">17</w:t>
-      </w:r>
-    </w:p>
-    <w:p>
-      <w:pPr>
-        <w:pStyle w:val="TOC2"/>
-      </w:pPr>
-      <w:r>
-        <w:tab/>
-      </w:r>
-      <w:r>
-        <w:t xml:space="preserve">Tuần 10 (từ ngày 31/08/2026 đến ngày 06/09/2026)</w:t>
-      </w:r>
-      <w:r>
-        <w:tab/>
-      </w:r>
-      <w:r>
-        <w:t xml:space="preserve">17</w:t>
-      </w:r>
-    </w:p>
-    <w:p>
-      <w:pPr>
-        <w:pStyle w:val="TOC2"/>
-      </w:pPr>
-      <w:r>
-        <w:tab/>
-      </w:r>
-      <w:r>
-        <w:t xml:space="preserve">Tuần 11 (từ ngày 07/09/2026 đến ngày 13/09/2026)</w:t>
-      </w:r>
-      <w:r>
-        <w:tab/>
-      </w:r>
-      <w:r>
-        <w:t xml:space="preserve">18</w:t>
-      </w:r>
-    </w:p>
-    <w:p>
-      <w:pPr>
-        <w:pStyle w:val="TOC2"/>
-      </w:pPr>
-      <w:r>
-        <w:tab/>
-      </w:r>
-      <w:r>
-        <w:t xml:space="preserve">Tuần 12 (từ ngày 14/09/2026 đến ngày 20/09/2026)</w:t>
-      </w:r>
-      <w:r>
-        <w:tab/>
-      </w:r>
-      <w:r>
-        <w:t xml:space="preserve">19</w:t>
-      </w:r>
-    </w:p>
-    <w:p>
-      <w:pPr>
-        <w:pStyle w:val="TOC2"/>
-      </w:pPr>
-      <w:r>
-        <w:tab/>
-      </w:r>
-      <w:r>
-        <w:t xml:space="preserve">Tuần 13 (từ ngày 21/09/2026 đến ngày 27/09/2026)</w:t>
-      </w:r>
-      <w:r>
-        <w:tab/>
-      </w:r>
-      <w:r>
-        <w:t xml:space="preserve">20</w:t>
-      </w:r>
-    </w:p>
-    <w:p>
-      <w:pPr>
-        <w:pStyle w:val="TOC1"/>
-      </w:pPr>
-      <w:r>
-        <w:t xml:space="preserve">PHẦN 5 BÁO CÁO PROJECT THỰC TẬP</w:t>
-      </w:r>
-      <w:r>
-        <w:tab/>
-      </w:r>
-      <w:r>
-        <w:t xml:space="preserve">21</w:t>
-      </w:r>
-    </w:p>
-    <w:p>
-      <w:pPr>
-        <w:pStyle w:val="TOC2"/>
-      </w:pPr>
-      <w:r>
-        <w:t xml:space="preserve">5.1</w:t>
-      </w:r>
-      <w:r>
-        <w:tab/>
-      </w:r>
-      <w:r>
-        <w:t xml:space="preserve">Đặt vấn đề</w:t>
-      </w:r>
-      <w:r>
-        <w:tab/>
-      </w:r>
-      <w:r>
-        <w:t xml:space="preserve">21</w:t>
-      </w:r>
-    </w:p>
-    <w:p>
-      <w:pPr>
-        <w:pStyle w:val="TOC2"/>
-      </w:pPr>
-      <w:r>
-        <w:t xml:space="preserve">5.2</w:t>
-      </w:r>
-      <w:r>
-        <w:tab/>
-      </w:r>
-      <w:r>
-        <w:t xml:space="preserve">Khảo sát nghiên cứu liên quan và cơ sở lý thuyết</w:t>
-      </w:r>
-      <w:r>
-        <w:tab/>
-      </w:r>
-      <w:r>
-        <w:t xml:space="preserve">23</w:t>
-      </w:r>
-    </w:p>
-    <w:p>
-      <w:pPr>
-        <w:pStyle w:val="TOC2"/>
-      </w:pPr>
-      <w:r>
-        <w:t xml:space="preserve">5.3</w:t>
-      </w:r>
-      <w:r>
-        <w:tab/>
-      </w:r>
-      <w:r>
-        <w:t xml:space="preserve">Phân tích và thiết kế hệ thống</w:t>
-      </w:r>
-      <w:r>
-        <w:tab/>
-      </w:r>
-      <w:r>
-        <w:t xml:space="preserve">27</w:t>
-      </w:r>
-    </w:p>
-    <w:p>
-      <w:pPr>
-        <w:pStyle w:val="TOC2"/>
-      </w:pPr>
-      <w:r>
-        <w:t xml:space="preserve">5.4</w:t>
-      </w:r>
-      <w:r>
-        <w:tab/>
-      </w:r>
-      <w:r>
-        <w:t xml:space="preserve">Cài đặt</w:t>
-      </w:r>
-      <w:r>
-        <w:tab/>
-      </w:r>
-      <w:r>
-        <w:t xml:space="preserve">32</w:t>
-      </w:r>
-    </w:p>
-    <w:p>
-      <w:pPr>
-        <w:pStyle w:val="TOC2"/>
-      </w:pPr>
-      <w:r>
-        <w:t xml:space="preserve">5.5</w:t>
-      </w:r>
-      <w:r>
-        <w:tab/>
-      </w:r>
-      <w:r>
-        <w:t xml:space="preserve">Kiểm thử và đánh giá</w:t>
-      </w:r>
-      <w:r>
-        <w:tab/>
-      </w:r>
-      <w:r>
-        <w:t xml:space="preserve">36</w:t>
-      </w:r>
-    </w:p>
-    <w:p>
-      <w:pPr>
-        <w:pStyle w:val="TOC2"/>
-      </w:pPr>
-      <w:r>
-        <w:t xml:space="preserve">5.6</w:t>
-      </w:r>
-      <w:r>
-        <w:tab/>
-      </w:r>
-      <w:r>
-        <w:t xml:space="preserve">Hướng dẫn sử dụng và minh họa chức năng</w:t>
-      </w:r>
-      <w:r>
-        <w:tab/>
-      </w:r>
-      <w:r>
-        <w:t xml:space="preserve">40</w:t>
-      </w:r>
-    </w:p>
-    <w:p>
-      <w:pPr>
-        <w:pStyle w:val="TOC2"/>
-      </w:pPr>
-      <w:r>
-        <w:t xml:space="preserve">5.7</w:t>
-      </w:r>
-      <w:r>
-        <w:tab/>
-      </w:r>
-      <w:r>
-        <w:t xml:space="preserve">Thảo luận, hạn chế và hướng phát triển</w:t>
-      </w:r>
-      <w:r>
-        <w:tab/>
-      </w:r>
-      <w:r>
-        <w:t xml:space="preserve">51</w:t>
-      </w:r>
-    </w:p>
-    <w:p>
-      <w:pPr>
-        <w:pStyle w:val="TOC2"/>
-      </w:pPr>
-      <w:r>
-        <w:t xml:space="preserve">5.8</w:t>
-      </w:r>
-      <w:r>
-        <w:tab/>
-      </w:r>
-      <w:r>
-        <w:t xml:space="preserve">Kết luận</w:t>
-      </w:r>
-      <w:r>
-        <w:tab/>
-      </w:r>
-      <w:r>
-        <w:t xml:space="preserve">53</w:t>
-      </w:r>
-    </w:p>
-    <w:p>
-      <w:pPr>
-        <w:pStyle w:val="TOC2"/>
-      </w:pPr>
-      <w:r>
-        <w:t xml:space="preserve">5.9</w:t>
-      </w:r>
-      <w:r>
-        <w:tab/>
-      </w:r>
-      <w:r>
-        <w:t xml:space="preserve">Tuyên bố</w:t>
-      </w:r>
-      <w:r>
-        <w:tab/>
-      </w:r>
-      <w:r>
-        <w:t xml:space="preserve">53</w:t>
+        <w:t xml:space="preserve">54</w:t>
       </w:r>
     </w:p>
     <w:p>
@@ -3502,7 +3502,7 @@
         <w:tab/>
       </w:r>
       <w:r>
-        <w:t xml:space="preserve">6</w:t>
+        <w:t xml:space="preserve">5</w:t>
       </w:r>
     </w:p>
     <w:p>
@@ -3517,7 +3517,7 @@
         <w:tab/>
       </w:r>
       <w:r>
-        <w:t xml:space="preserve">8</w:t>
+        <w:t xml:space="preserve">7</w:t>
       </w:r>
     </w:p>
     <w:p>
@@ -3532,7 +3532,7 @@
         <w:tab/>
       </w:r>
       <w:r>
-        <w:t xml:space="preserve">26</w:t>
+        <w:t xml:space="preserve">24</w:t>
       </w:r>
     </w:p>
     <w:p>
@@ -3547,7 +3547,7 @@
         <w:tab/>
       </w:r>
       <w:r>
-        <w:t xml:space="preserve">27</w:t>
+        <w:t xml:space="preserve">25</w:t>
       </w:r>
     </w:p>
     <w:p>
@@ -3562,7 +3562,7 @@
         <w:tab/>
       </w:r>
       <w:r>
-        <w:t xml:space="preserve">28</w:t>
+        <w:t xml:space="preserve">26</w:t>
       </w:r>
     </w:p>
     <w:p>
@@ -3577,7 +3577,7 @@
         <w:tab/>
       </w:r>
       <w:r>
-        <w:t xml:space="preserve">29</w:t>
+        <w:t xml:space="preserve">27</w:t>
       </w:r>
     </w:p>
     <w:p>
@@ -3592,7 +3592,7 @@
         <w:tab/>
       </w:r>
       <w:r>
-        <w:t xml:space="preserve">31</w:t>
+        <w:t xml:space="preserve">29</w:t>
       </w:r>
     </w:p>
     <w:p>
@@ -3607,7 +3607,7 @@
         <w:tab/>
       </w:r>
       <w:r>
-        <w:t xml:space="preserve">32</w:t>
+        <w:t xml:space="preserve">31</w:t>
       </w:r>
     </w:p>
     <w:p>
@@ -3622,7 +3622,7 @@
         <w:tab/>
       </w:r>
       <w:r>
-        <w:t xml:space="preserve">36</w:t>
+        <w:t xml:space="preserve">34</w:t>
       </w:r>
     </w:p>
     <w:p>
@@ -3637,7 +3637,7 @@
         <w:tab/>
       </w:r>
       <w:r>
-        <w:t xml:space="preserve">37</w:t>
+        <w:t xml:space="preserve">35</w:t>
       </w:r>
     </w:p>
     <w:p>
@@ -3652,7 +3652,7 @@
         <w:tab/>
       </w:r>
       <w:r>
-        <w:t xml:space="preserve">39</w:t>
+        <w:t xml:space="preserve">37</w:t>
       </w:r>
     </w:p>
     <w:p>
@@ -3667,7 +3667,7 @@
         <w:tab/>
       </w:r>
       <w:r>
-        <w:t xml:space="preserve">39</w:t>
+        <w:t xml:space="preserve">38</w:t>
       </w:r>
     </w:p>
     <w:p>
@@ -3745,13 +3745,13 @@
         <w:fldChar w:fldCharType="separate"/>
       </w:r>
       <w:r>
-        <w:t xml:space="preserve">Hình 3.1. Sơ đồ tổ chức của ITMV, vẽ lại theo mô tả trong tài liệu [7]</w:t>
+        <w:t xml:space="preserve">Hình 3.1. Sơ đồ tổ chức của ITMV, vẽ lại theo mô tả trong tài liệu [6]</w:t>
       </w:r>
       <w:r>
         <w:tab/>
       </w:r>
       <w:r>
-        <w:t xml:space="preserve">9</w:t>
+        <w:t xml:space="preserve">8</w:t>
       </w:r>
     </w:p>
     <w:p>
@@ -3766,7 +3766,7 @@
         <w:tab/>
       </w:r>
       <w:r>
-        <w:t xml:space="preserve">29</w:t>
+        <w:t xml:space="preserve">27</w:t>
       </w:r>
     </w:p>
     <w:p>
@@ -3781,7 +3781,7 @@
         <w:tab/>
       </w:r>
       <w:r>
-        <w:t xml:space="preserve">30</w:t>
+        <w:t xml:space="preserve">28</w:t>
       </w:r>
     </w:p>
     <w:p>
@@ -3796,7 +3796,7 @@
         <w:tab/>
       </w:r>
       <w:r>
-        <w:t xml:space="preserve">31</w:t>
+        <w:t xml:space="preserve">30</w:t>
       </w:r>
     </w:p>
     <w:p>
@@ -3811,7 +3811,7 @@
         <w:tab/>
       </w:r>
       <w:r>
-        <w:t xml:space="preserve">41</w:t>
+        <w:t xml:space="preserve">39</w:t>
       </w:r>
     </w:p>
     <w:p>
@@ -3826,7 +3826,7 @@
         <w:tab/>
       </w:r>
       <w:r>
-        <w:t xml:space="preserve">41</w:t>
+        <w:t xml:space="preserve">40</w:t>
       </w:r>
     </w:p>
     <w:p>
@@ -3841,7 +3841,7 @@
         <w:tab/>
       </w:r>
       <w:r>
-        <w:t xml:space="preserve">42</w:t>
+        <w:t xml:space="preserve">41</w:t>
       </w:r>
     </w:p>
     <w:p>
@@ -3856,7 +3856,7 @@
         <w:tab/>
       </w:r>
       <w:r>
-        <w:t xml:space="preserve">43</w:t>
+        <w:t xml:space="preserve">42</w:t>
       </w:r>
     </w:p>
     <w:p>
@@ -3886,7 +3886,7 @@
         <w:tab/>
       </w:r>
       <w:r>
-        <w:t xml:space="preserve">44</w:t>
+        <w:t xml:space="preserve">43</w:t>
       </w:r>
     </w:p>
     <w:p>
@@ -3901,7 +3901,7 @@
         <w:tab/>
       </w:r>
       <w:r>
-        <w:t xml:space="preserve">45</w:t>
+        <w:t xml:space="preserve">44</w:t>
       </w:r>
     </w:p>
     <w:p>
@@ -3916,7 +3916,7 @@
         <w:tab/>
       </w:r>
       <w:r>
-        <w:t xml:space="preserve">46</w:t>
+        <w:t xml:space="preserve">45</w:t>
       </w:r>
     </w:p>
     <w:p>
@@ -3931,7 +3931,7 @@
         <w:tab/>
       </w:r>
       <w:r>
-        <w:t xml:space="preserve">47</w:t>
+        <w:t xml:space="preserve">46</w:t>
       </w:r>
     </w:p>
     <w:p>
@@ -3946,7 +3946,7 @@
         <w:tab/>
       </w:r>
       <w:r>
-        <w:t xml:space="preserve">47</w:t>
+        <w:t xml:space="preserve">46</w:t>
       </w:r>
     </w:p>
     <w:p>
@@ -3961,7 +3961,7 @@
         <w:tab/>
       </w:r>
       <w:r>
-        <w:t xml:space="preserve">48</w:t>
+        <w:t xml:space="preserve">47</w:t>
       </w:r>
     </w:p>
     <w:p>
@@ -3976,7 +3976,7 @@
         <w:tab/>
       </w:r>
       <w:r>
-        <w:t xml:space="preserve">49</w:t>
+        <w:t xml:space="preserve">48</w:t>
       </w:r>
     </w:p>
     <w:p>
@@ -4122,7 +4122,7 @@
                 <w:sz w:val="20"/>
                 <w:szCs w:val="20"/>
               </w:rPr>
-              <w:t xml:space="preserve">API</w:t>
+              <w:t xml:space="preserve">AI</w:t>
             </w:r>
           </w:p>
         </w:tc>
@@ -4139,7 +4139,7 @@
                 <w:sz w:val="20"/>
                 <w:szCs w:val="20"/>
               </w:rPr>
-              <w:t xml:space="preserve">Application Programming Interface: giao diện lập trình ứng dụng</w:t>
+              <w:t xml:space="preserve">Artificial Intelligence: trí tuệ nhân tạo</w:t>
             </w:r>
           </w:p>
         </w:tc>
@@ -4163,7 +4163,7 @@
                 <w:sz w:val="20"/>
                 <w:szCs w:val="20"/>
               </w:rPr>
-              <w:t xml:space="preserve">CBHD</w:t>
+              <w:t xml:space="preserve">API</w:t>
             </w:r>
           </w:p>
         </w:tc>
@@ -4180,7 +4180,7 @@
                 <w:sz w:val="20"/>
                 <w:szCs w:val="20"/>
               </w:rPr>
-              <w:t xml:space="preserve">Cán bộ hướng dẫn tại đơn vị thực tập</w:t>
+              <w:t xml:space="preserve">Application Programming Interface: giao diện lập trình ứng dụng</w:t>
             </w:r>
           </w:p>
         </w:tc>
@@ -4204,7 +4204,7 @@
                 <w:sz w:val="20"/>
                 <w:szCs w:val="20"/>
               </w:rPr>
-              <w:t xml:space="preserve">CVaR</w:t>
+              <w:t xml:space="preserve">CBHD</w:t>
             </w:r>
           </w:p>
         </w:tc>
@@ -4221,7 +4221,7 @@
                 <w:sz w:val="20"/>
                 <w:szCs w:val="20"/>
               </w:rPr>
-              <w:t xml:space="preserve">Conditional Value at Risk: giá trị chịu rủi ro có điều kiện</w:t>
+              <w:t xml:space="preserve">Cán bộ hướng dẫn tại đơn vị thực tập</w:t>
             </w:r>
           </w:p>
         </w:tc>
@@ -4245,7 +4245,7 @@
                 <w:sz w:val="20"/>
                 <w:szCs w:val="20"/>
               </w:rPr>
-              <w:t xml:space="preserve">DTO</w:t>
+              <w:t xml:space="preserve">CLO</w:t>
             </w:r>
           </w:p>
         </w:tc>
@@ -4262,7 +4262,7 @@
                 <w:sz w:val="20"/>
                 <w:szCs w:val="20"/>
               </w:rPr>
-              <w:t xml:space="preserve">Data Transfer Object: đối tượng truyền dữ liệu</w:t>
+              <w:t xml:space="preserve">Course Learning Outcome: chuẩn đầu ra của học phần</w:t>
             </w:r>
           </w:p>
         </w:tc>
@@ -4286,7 +4286,7 @@
                 <w:sz w:val="20"/>
                 <w:szCs w:val="20"/>
               </w:rPr>
-              <w:t xml:space="preserve">E2E</w:t>
+              <w:t xml:space="preserve">CNTT</w:t>
             </w:r>
           </w:p>
         </w:tc>
@@ -4303,7 +4303,7 @@
                 <w:sz w:val="20"/>
                 <w:szCs w:val="20"/>
               </w:rPr>
-              <w:t xml:space="preserve">End to end: kiểm thử đầu cuối</w:t>
+              <w:t xml:space="preserve">Công nghệ thông tin</w:t>
             </w:r>
           </w:p>
         </w:tc>
@@ -4327,7 +4327,7 @@
                 <w:sz w:val="20"/>
                 <w:szCs w:val="20"/>
               </w:rPr>
-              <w:t xml:space="preserve">EMIS</w:t>
+              <w:t xml:space="preserve">CVaR</w:t>
             </w:r>
           </w:p>
         </w:tc>
@@ -4344,7 +4344,7 @@
                 <w:sz w:val="20"/>
                 <w:szCs w:val="20"/>
               </w:rPr>
-              <w:t xml:space="preserve">Emerging Markets Information Service: cơ sở dữ liệu doanh nghiệp quốc tế</w:t>
+              <w:t xml:space="preserve">Conditional Value at Risk: giá trị chịu rủi ro có điều kiện</w:t>
             </w:r>
           </w:p>
         </w:tc>
@@ -4368,7 +4368,7 @@
                 <w:sz w:val="20"/>
                 <w:szCs w:val="20"/>
               </w:rPr>
-              <w:t xml:space="preserve">EPM</w:t>
+              <w:t xml:space="preserve">DTO</w:t>
             </w:r>
           </w:p>
         </w:tc>
@@ -4385,7 +4385,7 @@
                 <w:sz w:val="20"/>
                 <w:szCs w:val="20"/>
               </w:rPr>
-              <w:t xml:space="preserve">Tên phòng của đơn vị, phụ trách chương trình kỹ thuật và dự án sản xuất mới</w:t>
+              <w:t xml:space="preserve">Data Transfer Object: đối tượng truyền dữ liệu</w:t>
             </w:r>
           </w:p>
         </w:tc>
@@ -4409,7 +4409,7 @@
                 <w:sz w:val="20"/>
                 <w:szCs w:val="20"/>
               </w:rPr>
-              <w:t xml:space="preserve">ERP</w:t>
+              <w:t xml:space="preserve">E2E</w:t>
             </w:r>
           </w:p>
         </w:tc>
@@ -4426,7 +4426,7 @@
                 <w:sz w:val="20"/>
                 <w:szCs w:val="20"/>
               </w:rPr>
-              <w:t xml:space="preserve">Enterprise Resource Planning: hoạch định nguồn lực doanh nghiệp</w:t>
+              <w:t xml:space="preserve">End-to-end: kiểm thử đầu cuối</w:t>
             </w:r>
           </w:p>
         </w:tc>
@@ -4450,7 +4450,7 @@
                 <w:sz w:val="20"/>
                 <w:szCs w:val="20"/>
               </w:rPr>
-              <w:t xml:space="preserve">ETF</w:t>
+              <w:t xml:space="preserve">EMIS</w:t>
             </w:r>
           </w:p>
         </w:tc>
@@ -4467,7 +4467,7 @@
                 <w:sz w:val="20"/>
                 <w:szCs w:val="20"/>
               </w:rPr>
-              <w:t xml:space="preserve">Exchange Traded Fund: quỹ hoán đổi danh mục</w:t>
+              <w:t xml:space="preserve">Emerging Markets Information Service: cơ sở dữ liệu doanh nghiệp quốc tế</w:t>
             </w:r>
           </w:p>
         </w:tc>
@@ -4491,7 +4491,7 @@
                 <w:sz w:val="20"/>
                 <w:szCs w:val="20"/>
               </w:rPr>
-              <w:t xml:space="preserve">FIRE</w:t>
+              <w:t xml:space="preserve">EPM</w:t>
             </w:r>
           </w:p>
         </w:tc>
@@ -4508,7 +4508,7 @@
                 <w:sz w:val="20"/>
                 <w:szCs w:val="20"/>
               </w:rPr>
-              <w:t xml:space="preserve">Financial Independence, Retire Early: độc lập tài chính, nghỉ hưu sớm</w:t>
+              <w:t xml:space="preserve">Tên phòng của đơn vị, phụ trách chương trình kỹ thuật và dự án sản xuất mới</w:t>
             </w:r>
           </w:p>
         </w:tc>
@@ -4532,7 +4532,7 @@
                 <w:sz w:val="20"/>
                 <w:szCs w:val="20"/>
               </w:rPr>
-              <w:t xml:space="preserve">FR</w:t>
+              <w:t xml:space="preserve">ERP</w:t>
             </w:r>
           </w:p>
         </w:tc>
@@ -4549,7 +4549,7 @@
                 <w:sz w:val="20"/>
                 <w:szCs w:val="20"/>
               </w:rPr>
-              <w:t xml:space="preserve">Functional Requirement: yêu cầu chức năng</w:t>
+              <w:t xml:space="preserve">Enterprise Resource Planning: hoạch định nguồn lực doanh nghiệp</w:t>
             </w:r>
           </w:p>
         </w:tc>
@@ -4573,7 +4573,7 @@
                 <w:sz w:val="20"/>
                 <w:szCs w:val="20"/>
               </w:rPr>
-              <w:t xml:space="preserve">HMAC</w:t>
+              <w:t xml:space="preserve">ESCI</w:t>
             </w:r>
           </w:p>
         </w:tc>
@@ -4590,7 +4590,7 @@
                 <w:sz w:val="20"/>
                 <w:szCs w:val="20"/>
               </w:rPr>
-              <w:t xml:space="preserve">Hash-based Message Authentication Code: mã xác thực thông điệp dựa trên băm</w:t>
+              <w:t xml:space="preserve">Emerging Sources Citation Index: chỉ mục nguồn mới nổi của Web of Science</w:t>
             </w:r>
           </w:p>
         </w:tc>
@@ -4614,7 +4614,7 @@
                 <w:sz w:val="20"/>
                 <w:szCs w:val="20"/>
               </w:rPr>
-              <w:t xml:space="preserve">HTTP</w:t>
+              <w:t xml:space="preserve">ETF</w:t>
             </w:r>
           </w:p>
         </w:tc>
@@ -4631,7 +4631,7 @@
                 <w:sz w:val="20"/>
                 <w:szCs w:val="20"/>
               </w:rPr>
-              <w:t xml:space="preserve">HyperText Transfer Protocol: giao thức truyền siêu văn bản</w:t>
+              <w:t xml:space="preserve">Exchange Traded Fund: quỹ hoán đổi danh mục</w:t>
             </w:r>
           </w:p>
         </w:tc>
@@ -4655,7 +4655,7 @@
                 <w:sz w:val="20"/>
                 <w:szCs w:val="20"/>
               </w:rPr>
-              <w:t xml:space="preserve">IEC</w:t>
+              <w:t xml:space="preserve">FIRE</w:t>
             </w:r>
           </w:p>
         </w:tc>
@@ -4672,7 +4672,7 @@
                 <w:sz w:val="20"/>
                 <w:szCs w:val="20"/>
               </w:rPr>
-              <w:t xml:space="preserve">International Electrotechnical Commission: Ủy ban Kỹ thuật điện Quốc tế</w:t>
+              <w:t xml:space="preserve">Financial Independence, Retire Early: độc lập tài chính, nghỉ hưu sớm</w:t>
             </w:r>
           </w:p>
         </w:tc>
@@ -4696,7 +4696,7 @@
                 <w:sz w:val="20"/>
                 <w:szCs w:val="20"/>
               </w:rPr>
-              <w:t xml:space="preserve">IEEE</w:t>
+              <w:t xml:space="preserve">FR</w:t>
             </w:r>
           </w:p>
         </w:tc>
@@ -4713,7 +4713,7 @@
                 <w:sz w:val="20"/>
                 <w:szCs w:val="20"/>
               </w:rPr>
-              <w:t xml:space="preserve">Institute of Electrical and Electronics Engineers: Viện Kỹ sư Điện và Điện tử</w:t>
+              <w:t xml:space="preserve">Functional Requirement: yêu cầu chức năng</w:t>
             </w:r>
           </w:p>
         </w:tc>
@@ -4737,7 +4737,7 @@
                 <w:sz w:val="20"/>
                 <w:szCs w:val="20"/>
               </w:rPr>
-              <w:t xml:space="preserve">ISO</w:t>
+              <w:t xml:space="preserve">GPA</w:t>
             </w:r>
           </w:p>
         </w:tc>
@@ -4754,7 +4754,7 @@
                 <w:sz w:val="20"/>
                 <w:szCs w:val="20"/>
               </w:rPr>
-              <w:t xml:space="preserve">International Organization for Standardization: Tổ chức Tiêu chuẩn hóa Quốc tế</w:t>
+              <w:t xml:space="preserve">Grade Point Average: điểm trung bình học tập</w:t>
             </w:r>
           </w:p>
         </w:tc>
@@ -4778,7 +4778,7 @@
                 <w:sz w:val="20"/>
                 <w:szCs w:val="20"/>
               </w:rPr>
-              <w:t xml:space="preserve">JSON</w:t>
+              <w:t xml:space="preserve">HMAC</w:t>
             </w:r>
           </w:p>
         </w:tc>
@@ -4795,7 +4795,7 @@
                 <w:sz w:val="20"/>
                 <w:szCs w:val="20"/>
               </w:rPr>
-              <w:t xml:space="preserve">JavaScript Object Notation: định dạng dữ liệu văn bản</w:t>
+              <w:t xml:space="preserve">Hash-based Message Authentication Code: mã xác thực thông điệp dựa trên băm</w:t>
             </w:r>
           </w:p>
         </w:tc>
@@ -4819,7 +4819,7 @@
                 <w:sz w:val="20"/>
                 <w:szCs w:val="20"/>
               </w:rPr>
-              <w:t xml:space="preserve">JWT</w:t>
+              <w:t xml:space="preserve">HTTP</w:t>
             </w:r>
           </w:p>
         </w:tc>
@@ -4836,7 +4836,7 @@
                 <w:sz w:val="20"/>
                 <w:szCs w:val="20"/>
               </w:rPr>
-              <w:t xml:space="preserve">JSON Web Token: mã thông báo dùng để xác thực</w:t>
+              <w:t xml:space="preserve">HyperText Transfer Protocol: giao thức truyền siêu văn bản</w:t>
             </w:r>
           </w:p>
         </w:tc>
@@ -4860,7 +4860,7 @@
                 <w:sz w:val="20"/>
                 <w:szCs w:val="20"/>
               </w:rPr>
-              <w:t xml:space="preserve">KOSDAQ</w:t>
+              <w:t xml:space="preserve">IEC</w:t>
             </w:r>
           </w:p>
         </w:tc>
@@ -4877,7 +4877,7 @@
                 <w:sz w:val="20"/>
                 <w:szCs w:val="20"/>
               </w:rPr>
-              <w:t xml:space="preserve">Sàn chứng khoán KOSDAQ của Hàn Quốc</w:t>
+              <w:t xml:space="preserve">International Electrotechnical Commission: Ủy ban Kỹ thuật điện Quốc tế</w:t>
             </w:r>
           </w:p>
         </w:tc>
@@ -4901,7 +4901,7 @@
                 <w:sz w:val="20"/>
                 <w:szCs w:val="20"/>
               </w:rPr>
-              <w:t xml:space="preserve">MD5</w:t>
+              <w:t xml:space="preserve">IEEE</w:t>
             </w:r>
           </w:p>
         </w:tc>
@@ -4918,7 +4918,7 @@
                 <w:sz w:val="20"/>
                 <w:szCs w:val="20"/>
               </w:rPr>
-              <w:t xml:space="preserve">Message-Digest Algorithm 5: thuật toán băm MD5</w:t>
+              <w:t xml:space="preserve">Institute of Electrical and Electronics Engineers: Viện Kỹ sư Điện và Điện tử</w:t>
             </w:r>
           </w:p>
         </w:tc>
@@ -4942,7 +4942,7 @@
                 <w:sz w:val="20"/>
                 <w:szCs w:val="20"/>
               </w:rPr>
-              <w:t xml:space="preserve">MES</w:t>
+              <w:t xml:space="preserve">ISO</w:t>
             </w:r>
           </w:p>
         </w:tc>
@@ -4959,7 +4959,7 @@
                 <w:sz w:val="20"/>
                 <w:szCs w:val="20"/>
               </w:rPr>
-              <w:t xml:space="preserve">Manufacturing Execution System: hệ thống điều hành sản xuất</w:t>
+              <w:t xml:space="preserve">International Organization for Standardization: Tổ chức Tiêu chuẩn hóa Quốc tế</w:t>
             </w:r>
           </w:p>
         </w:tc>
@@ -4983,7 +4983,7 @@
                 <w:sz w:val="20"/>
                 <w:szCs w:val="20"/>
               </w:rPr>
-              <w:t xml:space="preserve">MOSFET</w:t>
+              <w:t xml:space="preserve">ITMV</w:t>
             </w:r>
           </w:p>
         </w:tc>
@@ -5000,7 +5000,7 @@
                 <w:sz w:val="20"/>
                 <w:szCs w:val="20"/>
               </w:rPr>
-              <w:t xml:space="preserve">Metal Oxide Semiconductor Field Effect Transistor: tranzito hiệu ứng trường</w:t>
+              <w:t xml:space="preserve">Công ty TNHH ITM Semiconductor Vietnam</w:t>
             </w:r>
           </w:p>
         </w:tc>
@@ -5024,7 +5024,7 @@
                 <w:sz w:val="20"/>
                 <w:szCs w:val="20"/>
               </w:rPr>
-              <w:t xml:space="preserve">NFC</w:t>
+              <w:t xml:space="preserve">JSON</w:t>
             </w:r>
           </w:p>
         </w:tc>
@@ -5041,7 +5041,7 @@
                 <w:sz w:val="20"/>
                 <w:szCs w:val="20"/>
               </w:rPr>
-              <w:t xml:space="preserve">Near Field Communication: giao tiếp trường gần</w:t>
+              <w:t xml:space="preserve">JavaScript Object Notation: định dạng dữ liệu văn bản</w:t>
             </w:r>
           </w:p>
         </w:tc>
@@ -5065,7 +5065,7 @@
                 <w:sz w:val="20"/>
                 <w:szCs w:val="20"/>
               </w:rPr>
-              <w:t xml:space="preserve">NFR</w:t>
+              <w:t xml:space="preserve">JWT</w:t>
             </w:r>
           </w:p>
         </w:tc>
@@ -5082,7 +5082,7 @@
                 <w:sz w:val="20"/>
                 <w:szCs w:val="20"/>
               </w:rPr>
-              <w:t xml:space="preserve">Non-Functional Requirement: yêu cầu phi chức năng</w:t>
+              <w:t xml:space="preserve">JSON Web Token: mã thông báo dùng để xác thực</w:t>
             </w:r>
           </w:p>
         </w:tc>
@@ -5106,7 +5106,7 @@
                 <w:sz w:val="20"/>
                 <w:szCs w:val="20"/>
               </w:rPr>
-              <w:t xml:space="preserve">OWASP</w:t>
+              <w:t xml:space="preserve">KOSDAQ</w:t>
             </w:r>
           </w:p>
         </w:tc>
@@ -5123,7 +5123,7 @@
                 <w:sz w:val="20"/>
                 <w:szCs w:val="20"/>
               </w:rPr>
-              <w:t xml:space="preserve">Open Worldwide Application Security Project: dự án bảo mật ứng dụng web mở</w:t>
+              <w:t xml:space="preserve">Sàn chứng khoán KOSDAQ của Hàn Quốc</w:t>
             </w:r>
           </w:p>
         </w:tc>
@@ -5147,7 +5147,7 @@
                 <w:sz w:val="20"/>
                 <w:szCs w:val="20"/>
               </w:rPr>
-              <w:t xml:space="preserve">PCM</w:t>
+              <w:t xml:space="preserve">MD5</w:t>
             </w:r>
           </w:p>
         </w:tc>
@@ -5164,7 +5164,7 @@
                 <w:sz w:val="20"/>
                 <w:szCs w:val="20"/>
               </w:rPr>
-              <w:t xml:space="preserve">Protection Circuit Module: mô-đun mạch bảo vệ</w:t>
+              <w:t xml:space="preserve">Message-Digest Algorithm 5: thuật toán băm MD5</w:t>
             </w:r>
           </w:p>
         </w:tc>
@@ -5188,7 +5188,7 @@
                 <w:sz w:val="20"/>
                 <w:szCs w:val="20"/>
               </w:rPr>
-              <w:t xml:space="preserve">PMP</w:t>
+              <w:t xml:space="preserve">MES</w:t>
             </w:r>
           </w:p>
         </w:tc>
@@ -5205,7 +5205,7 @@
                 <w:sz w:val="20"/>
                 <w:szCs w:val="20"/>
               </w:rPr>
-              <w:t xml:space="preserve">Protection Module Package: mô-đun bảo vệ pin</w:t>
+              <w:t xml:space="preserve">Manufacturing Execution System: hệ thống điều hành sản xuất</w:t>
             </w:r>
           </w:p>
         </w:tc>
@@ -5229,7 +5229,7 @@
                 <w:sz w:val="20"/>
                 <w:szCs w:val="20"/>
               </w:rPr>
-              <w:t xml:space="preserve">POC</w:t>
+              <w:t xml:space="preserve">MOSFET</w:t>
             </w:r>
           </w:p>
         </w:tc>
@@ -5246,7 +5246,7 @@
                 <w:sz w:val="20"/>
                 <w:szCs w:val="20"/>
               </w:rPr>
-              <w:t xml:space="preserve">Protection One Chip: vi mạch bảo vệ một chip</w:t>
+              <w:t xml:space="preserve">Metal Oxide Semiconductor Field Effect Transistor: tranzito hiệu ứng trường</w:t>
             </w:r>
           </w:p>
         </w:tc>
@@ -5270,7 +5270,7 @@
                 <w:sz w:val="20"/>
                 <w:szCs w:val="20"/>
               </w:rPr>
-              <w:t xml:space="preserve">QA</w:t>
+              <w:t xml:space="preserve">NFC</w:t>
             </w:r>
           </w:p>
         </w:tc>
@@ -5287,7 +5287,7 @@
                 <w:sz w:val="20"/>
                 <w:szCs w:val="20"/>
               </w:rPr>
-              <w:t xml:space="preserve">Quality Assurance: kiểm thử chất lượng</w:t>
+              <w:t xml:space="preserve">Near Field Communication: giao tiếp trường gần</w:t>
             </w:r>
           </w:p>
         </w:tc>
@@ -5311,7 +5311,7 @@
                 <w:sz w:val="20"/>
                 <w:szCs w:val="20"/>
               </w:rPr>
-              <w:t xml:space="preserve">QCVN</w:t>
+              <w:t xml:space="preserve">NFR</w:t>
             </w:r>
           </w:p>
         </w:tc>
@@ -5328,7 +5328,7 @@
                 <w:sz w:val="20"/>
                 <w:szCs w:val="20"/>
               </w:rPr>
-              <w:t xml:space="preserve">Quy chuẩn kỹ thuật quốc gia</w:t>
+              <w:t xml:space="preserve">Non-Functional Requirement: yêu cầu phi chức năng</w:t>
             </w:r>
           </w:p>
         </w:tc>
@@ -5352,7 +5352,7 @@
                 <w:sz w:val="20"/>
                 <w:szCs w:val="20"/>
               </w:rPr>
-              <w:t xml:space="preserve">REST</w:t>
+              <w:t xml:space="preserve">ORCID</w:t>
             </w:r>
           </w:p>
         </w:tc>
@@ -5369,7 +5369,7 @@
                 <w:sz w:val="20"/>
                 <w:szCs w:val="20"/>
               </w:rPr>
-              <w:t xml:space="preserve">Representational State Transfer: kiểu kiến trúc dịch vụ web</w:t>
+              <w:t xml:space="preserve">Open Researcher and Contributor ID: mã định danh nhà nghiên cứu</w:t>
             </w:r>
           </w:p>
         </w:tc>
@@ -5393,7 +5393,7 @@
                 <w:sz w:val="20"/>
                 <w:szCs w:val="20"/>
               </w:rPr>
-              <w:t xml:space="preserve">SHA</w:t>
+              <w:t xml:space="preserve">OWASP</w:t>
             </w:r>
           </w:p>
         </w:tc>
@@ -5410,7 +5410,7 @@
                 <w:sz w:val="20"/>
                 <w:szCs w:val="20"/>
               </w:rPr>
-              <w:t xml:space="preserve">Secure Hash Algorithm: thuật toán băm an toàn</w:t>
+              <w:t xml:space="preserve">Open Worldwide Application Security Project: dự án bảo mật ứng dụng web mở</w:t>
             </w:r>
           </w:p>
         </w:tc>
@@ -5434,7 +5434,7 @@
                 <w:sz w:val="20"/>
                 <w:szCs w:val="20"/>
               </w:rPr>
-              <w:t xml:space="preserve">SWR</w:t>
+              <w:t xml:space="preserve">PCM</w:t>
             </w:r>
           </w:p>
         </w:tc>
@@ -5451,7 +5451,7 @@
                 <w:sz w:val="20"/>
                 <w:szCs w:val="20"/>
               </w:rPr>
-              <w:t xml:space="preserve">Safe Withdrawal Rate: tỷ lệ rút an toàn</w:t>
+              <w:t xml:space="preserve">Protection Circuit Module: mô-đun mạch bảo vệ</w:t>
             </w:r>
           </w:p>
         </w:tc>
@@ -5475,7 +5475,7 @@
                 <w:sz w:val="20"/>
                 <w:szCs w:val="20"/>
               </w:rPr>
-              <w:t xml:space="preserve">TCVN</w:t>
+              <w:t xml:space="preserve">PI</w:t>
             </w:r>
           </w:p>
         </w:tc>
@@ -5492,7 +5492,7 @@
                 <w:sz w:val="20"/>
                 <w:szCs w:val="20"/>
               </w:rPr>
-              <w:t xml:space="preserve">Tiêu chuẩn quốc gia Việt Nam</w:t>
+              <w:t xml:space="preserve">Performance Indicator: chỉ số đánh giá kết quả học tập</w:t>
             </w:r>
           </w:p>
         </w:tc>
@@ -5516,7 +5516,7 @@
                 <w:sz w:val="20"/>
                 <w:szCs w:val="20"/>
               </w:rPr>
-              <w:t xml:space="preserve">TDD</w:t>
+              <w:t xml:space="preserve">PLO</w:t>
             </w:r>
           </w:p>
         </w:tc>
@@ -5533,7 +5533,7 @@
                 <w:sz w:val="20"/>
                 <w:szCs w:val="20"/>
               </w:rPr>
-              <w:t xml:space="preserve">Test Driven Development: phát triển hướng kiểm thử</w:t>
+              <w:t xml:space="preserve">Program Learning Outcome: chuẩn đầu ra của chương trình đào tạo</w:t>
             </w:r>
           </w:p>
         </w:tc>
@@ -5557,7 +5557,7 @@
                 <w:sz w:val="20"/>
                 <w:szCs w:val="20"/>
               </w:rPr>
-              <w:t xml:space="preserve">TNHH</w:t>
+              <w:t xml:space="preserve">PMP</w:t>
             </w:r>
           </w:p>
         </w:tc>
@@ -5574,7 +5574,7 @@
                 <w:sz w:val="20"/>
                 <w:szCs w:val="20"/>
               </w:rPr>
-              <w:t xml:space="preserve">Trách nhiệm hữu hạn</w:t>
+              <w:t xml:space="preserve">Protection Module Package: mô-đun bảo vệ pin</w:t>
             </w:r>
           </w:p>
         </w:tc>
@@ -5598,7 +5598,7 @@
                 <w:sz w:val="20"/>
                 <w:szCs w:val="20"/>
               </w:rPr>
-              <w:t xml:space="preserve">TSP</w:t>
+              <w:t xml:space="preserve">POC</w:t>
             </w:r>
           </w:p>
         </w:tc>
@@ -5615,7 +5615,7 @@
                 <w:sz w:val="20"/>
                 <w:szCs w:val="20"/>
               </w:rPr>
-              <w:t xml:space="preserve">Touch Screen Panel: màn hình cảm ứng</w:t>
+              <w:t xml:space="preserve">Protection One Chip: vi mạch bảo vệ một chip</w:t>
             </w:r>
           </w:p>
         </w:tc>
@@ -5639,7 +5639,7 @@
                 <w:sz w:val="20"/>
                 <w:szCs w:val="20"/>
               </w:rPr>
-              <w:t xml:space="preserve">UBND</w:t>
+              <w:t xml:space="preserve">QA</w:t>
             </w:r>
           </w:p>
         </w:tc>
@@ -5656,7 +5656,7 @@
                 <w:sz w:val="20"/>
                 <w:szCs w:val="20"/>
               </w:rPr>
-              <w:t xml:space="preserve">Ủy ban nhân dân</w:t>
+              <w:t xml:space="preserve">Quality Assurance: đảm bảo chất lượng</w:t>
             </w:r>
           </w:p>
         </w:tc>
@@ -5680,7 +5680,7 @@
                 <w:sz w:val="20"/>
                 <w:szCs w:val="20"/>
               </w:rPr>
-              <w:t xml:space="preserve">USD</w:t>
+              <w:t xml:space="preserve">QCVN</w:t>
             </w:r>
           </w:p>
         </w:tc>
@@ -5697,7 +5697,7 @@
                 <w:sz w:val="20"/>
                 <w:szCs w:val="20"/>
               </w:rPr>
-              <w:t xml:space="preserve">Đô la Mỹ</w:t>
+              <w:t xml:space="preserve">Quy chuẩn kỹ thuật quốc gia</w:t>
             </w:r>
           </w:p>
         </w:tc>
@@ -5721,7 +5721,7 @@
                 <w:sz w:val="20"/>
                 <w:szCs w:val="20"/>
               </w:rPr>
-              <w:t xml:space="preserve">UUID</w:t>
+              <w:t xml:space="preserve">REST</w:t>
             </w:r>
           </w:p>
         </w:tc>
@@ -5738,7 +5738,7 @@
                 <w:sz w:val="20"/>
                 <w:szCs w:val="20"/>
               </w:rPr>
-              <w:t xml:space="preserve">Universally Unique Identifier: mã định danh duy nhất toàn cầu</w:t>
+              <w:t xml:space="preserve">Representational State Transfer: kiểu kiến trúc dịch vụ web</w:t>
             </w:r>
           </w:p>
         </w:tc>
@@ -5762,7 +5762,7 @@
                 <w:sz w:val="20"/>
                 <w:szCs w:val="20"/>
               </w:rPr>
-              <w:t xml:space="preserve">VND</w:t>
+              <w:t xml:space="preserve">SHA</w:t>
             </w:r>
           </w:p>
         </w:tc>
@@ -5779,7 +5779,7 @@
                 <w:sz w:val="20"/>
                 <w:szCs w:val="20"/>
               </w:rPr>
-              <w:t xml:space="preserve">Đồng Việt Nam</w:t>
+              <w:t xml:space="preserve">Secure Hash Algorithm: thuật toán băm an toàn</w:t>
             </w:r>
           </w:p>
         </w:tc>
@@ -5803,6 +5803,375 @@
                 <w:sz w:val="20"/>
                 <w:szCs w:val="20"/>
               </w:rPr>
+              <w:t xml:space="preserve">SWR</w:t>
+            </w:r>
+          </w:p>
+        </w:tc>
+        <w:tc>
+          <w:tcPr>
+            <w:tcW w:w="7586" w:type="dxa"/>
+          </w:tcPr>
+          <w:p>
+            <w:pPr>
+              <w:spacing w:before="20" w:after="20"/>
+            </w:pPr>
+            <w:r>
+              <w:rPr>
+                <w:sz w:val="20"/>
+                <w:szCs w:val="20"/>
+              </w:rPr>
+              <w:t xml:space="preserve">Safe Withdrawal Rate: tỷ lệ rút an toàn</w:t>
+            </w:r>
+          </w:p>
+        </w:tc>
+      </w:tr>
+      <w:tr>
+        <w:trPr>
+          <w:cantSplit/>
+        </w:trPr>
+        <w:tc>
+          <w:tcPr>
+            <w:tcW w:w="1202" w:type="dxa"/>
+          </w:tcPr>
+          <w:p>
+            <w:pPr>
+              <w:spacing w:before="20" w:after="20"/>
+            </w:pPr>
+            <w:r>
+              <w:rPr>
+                <w:b/>
+                <w:bCs/>
+                <w:sz w:val="20"/>
+                <w:szCs w:val="20"/>
+              </w:rPr>
+              <w:t xml:space="preserve">TCVN</w:t>
+            </w:r>
+          </w:p>
+        </w:tc>
+        <w:tc>
+          <w:tcPr>
+            <w:tcW w:w="7586" w:type="dxa"/>
+          </w:tcPr>
+          <w:p>
+            <w:pPr>
+              <w:spacing w:before="20" w:after="20"/>
+            </w:pPr>
+            <w:r>
+              <w:rPr>
+                <w:sz w:val="20"/>
+                <w:szCs w:val="20"/>
+              </w:rPr>
+              <w:t xml:space="preserve">Tiêu chuẩn quốc gia Việt Nam</w:t>
+            </w:r>
+          </w:p>
+        </w:tc>
+      </w:tr>
+      <w:tr>
+        <w:trPr>
+          <w:cantSplit/>
+        </w:trPr>
+        <w:tc>
+          <w:tcPr>
+            <w:tcW w:w="1202" w:type="dxa"/>
+          </w:tcPr>
+          <w:p>
+            <w:pPr>
+              <w:spacing w:before="20" w:after="20"/>
+            </w:pPr>
+            <w:r>
+              <w:rPr>
+                <w:b/>
+                <w:bCs/>
+                <w:sz w:val="20"/>
+                <w:szCs w:val="20"/>
+              </w:rPr>
+              <w:t xml:space="preserve">TDD</w:t>
+            </w:r>
+          </w:p>
+        </w:tc>
+        <w:tc>
+          <w:tcPr>
+            <w:tcW w:w="7586" w:type="dxa"/>
+          </w:tcPr>
+          <w:p>
+            <w:pPr>
+              <w:spacing w:before="20" w:after="20"/>
+            </w:pPr>
+            <w:r>
+              <w:rPr>
+                <w:sz w:val="20"/>
+                <w:szCs w:val="20"/>
+              </w:rPr>
+              <w:t xml:space="preserve">Test-Driven Development: phát triển hướng kiểm thử</w:t>
+            </w:r>
+          </w:p>
+        </w:tc>
+      </w:tr>
+      <w:tr>
+        <w:trPr>
+          <w:cantSplit/>
+        </w:trPr>
+        <w:tc>
+          <w:tcPr>
+            <w:tcW w:w="1202" w:type="dxa"/>
+          </w:tcPr>
+          <w:p>
+            <w:pPr>
+              <w:spacing w:before="20" w:after="20"/>
+            </w:pPr>
+            <w:r>
+              <w:rPr>
+                <w:b/>
+                <w:bCs/>
+                <w:sz w:val="20"/>
+                <w:szCs w:val="20"/>
+              </w:rPr>
+              <w:t xml:space="preserve">TNHH</w:t>
+            </w:r>
+          </w:p>
+        </w:tc>
+        <w:tc>
+          <w:tcPr>
+            <w:tcW w:w="7586" w:type="dxa"/>
+          </w:tcPr>
+          <w:p>
+            <w:pPr>
+              <w:spacing w:before="20" w:after="20"/>
+            </w:pPr>
+            <w:r>
+              <w:rPr>
+                <w:sz w:val="20"/>
+                <w:szCs w:val="20"/>
+              </w:rPr>
+              <w:t xml:space="preserve">Trách nhiệm hữu hạn</w:t>
+            </w:r>
+          </w:p>
+        </w:tc>
+      </w:tr>
+      <w:tr>
+        <w:trPr>
+          <w:cantSplit/>
+        </w:trPr>
+        <w:tc>
+          <w:tcPr>
+            <w:tcW w:w="1202" w:type="dxa"/>
+          </w:tcPr>
+          <w:p>
+            <w:pPr>
+              <w:spacing w:before="20" w:after="20"/>
+            </w:pPr>
+            <w:r>
+              <w:rPr>
+                <w:b/>
+                <w:bCs/>
+                <w:sz w:val="20"/>
+                <w:szCs w:val="20"/>
+              </w:rPr>
+              <w:t xml:space="preserve">TSP</w:t>
+            </w:r>
+          </w:p>
+        </w:tc>
+        <w:tc>
+          <w:tcPr>
+            <w:tcW w:w="7586" w:type="dxa"/>
+          </w:tcPr>
+          <w:p>
+            <w:pPr>
+              <w:spacing w:before="20" w:after="20"/>
+            </w:pPr>
+            <w:r>
+              <w:rPr>
+                <w:sz w:val="20"/>
+                <w:szCs w:val="20"/>
+              </w:rPr>
+              <w:t xml:space="preserve">Touch Screen Panel: màn hình cảm ứng</w:t>
+            </w:r>
+          </w:p>
+        </w:tc>
+      </w:tr>
+      <w:tr>
+        <w:trPr>
+          <w:cantSplit/>
+        </w:trPr>
+        <w:tc>
+          <w:tcPr>
+            <w:tcW w:w="1202" w:type="dxa"/>
+          </w:tcPr>
+          <w:p>
+            <w:pPr>
+              <w:spacing w:before="20" w:after="20"/>
+            </w:pPr>
+            <w:r>
+              <w:rPr>
+                <w:b/>
+                <w:bCs/>
+                <w:sz w:val="20"/>
+                <w:szCs w:val="20"/>
+              </w:rPr>
+              <w:t xml:space="preserve">UBND</w:t>
+            </w:r>
+          </w:p>
+        </w:tc>
+        <w:tc>
+          <w:tcPr>
+            <w:tcW w:w="7586" w:type="dxa"/>
+          </w:tcPr>
+          <w:p>
+            <w:pPr>
+              <w:spacing w:before="20" w:after="20"/>
+            </w:pPr>
+            <w:r>
+              <w:rPr>
+                <w:sz w:val="20"/>
+                <w:szCs w:val="20"/>
+              </w:rPr>
+              <w:t xml:space="preserve">Ủy ban nhân dân</w:t>
+            </w:r>
+          </w:p>
+        </w:tc>
+      </w:tr>
+      <w:tr>
+        <w:trPr>
+          <w:cantSplit/>
+        </w:trPr>
+        <w:tc>
+          <w:tcPr>
+            <w:tcW w:w="1202" w:type="dxa"/>
+          </w:tcPr>
+          <w:p>
+            <w:pPr>
+              <w:spacing w:before="20" w:after="20"/>
+            </w:pPr>
+            <w:r>
+              <w:rPr>
+                <w:b/>
+                <w:bCs/>
+                <w:sz w:val="20"/>
+                <w:szCs w:val="20"/>
+              </w:rPr>
+              <w:t xml:space="preserve">USD</w:t>
+            </w:r>
+          </w:p>
+        </w:tc>
+        <w:tc>
+          <w:tcPr>
+            <w:tcW w:w="7586" w:type="dxa"/>
+          </w:tcPr>
+          <w:p>
+            <w:pPr>
+              <w:spacing w:before="20" w:after="20"/>
+            </w:pPr>
+            <w:r>
+              <w:rPr>
+                <w:sz w:val="20"/>
+                <w:szCs w:val="20"/>
+              </w:rPr>
+              <w:t xml:space="preserve">Đô la Mỹ</w:t>
+            </w:r>
+          </w:p>
+        </w:tc>
+      </w:tr>
+      <w:tr>
+        <w:trPr>
+          <w:cantSplit/>
+        </w:trPr>
+        <w:tc>
+          <w:tcPr>
+            <w:tcW w:w="1202" w:type="dxa"/>
+          </w:tcPr>
+          <w:p>
+            <w:pPr>
+              <w:spacing w:before="20" w:after="20"/>
+            </w:pPr>
+            <w:r>
+              <w:rPr>
+                <w:b/>
+                <w:bCs/>
+                <w:sz w:val="20"/>
+                <w:szCs w:val="20"/>
+              </w:rPr>
+              <w:t xml:space="preserve">UUID</w:t>
+            </w:r>
+          </w:p>
+        </w:tc>
+        <w:tc>
+          <w:tcPr>
+            <w:tcW w:w="7586" w:type="dxa"/>
+          </w:tcPr>
+          <w:p>
+            <w:pPr>
+              <w:spacing w:before="20" w:after="20"/>
+            </w:pPr>
+            <w:r>
+              <w:rPr>
+                <w:sz w:val="20"/>
+                <w:szCs w:val="20"/>
+              </w:rPr>
+              <w:t xml:space="preserve">Universally Unique Identifier: mã định danh duy nhất toàn cầu</w:t>
+            </w:r>
+          </w:p>
+        </w:tc>
+      </w:tr>
+      <w:tr>
+        <w:trPr>
+          <w:cantSplit/>
+        </w:trPr>
+        <w:tc>
+          <w:tcPr>
+            <w:tcW w:w="1202" w:type="dxa"/>
+          </w:tcPr>
+          <w:p>
+            <w:pPr>
+              <w:spacing w:before="20" w:after="20"/>
+            </w:pPr>
+            <w:r>
+              <w:rPr>
+                <w:b/>
+                <w:bCs/>
+                <w:sz w:val="20"/>
+                <w:szCs w:val="20"/>
+              </w:rPr>
+              <w:t xml:space="preserve">VND</w:t>
+            </w:r>
+          </w:p>
+        </w:tc>
+        <w:tc>
+          <w:tcPr>
+            <w:tcW w:w="7586" w:type="dxa"/>
+          </w:tcPr>
+          <w:p>
+            <w:pPr>
+              <w:spacing w:before="20" w:after="20"/>
+            </w:pPr>
+            <w:r>
+              <w:rPr>
+                <w:sz w:val="20"/>
+                <w:szCs w:val="20"/>
+              </w:rPr>
+              <w:t xml:space="preserve">Đồng Việt Nam</w:t>
+            </w:r>
+          </w:p>
+        </w:tc>
+      </w:tr>
+      <w:tr>
+        <w:trPr>
+          <w:cantSplit/>
+        </w:trPr>
+        <w:tc>
+          <w:tcPr>
+            <w:tcW w:w="1202" w:type="dxa"/>
+          </w:tcPr>
+          <w:p>
+            <w:pPr>
+              <w:spacing w:before="20" w:after="20"/>
+            </w:pPr>
+            <w:r>
+              <w:rPr>
+                <w:b/>
+                <w:bCs/>
+                <w:sz w:val="20"/>
+                <w:szCs w:val="20"/>
+              </w:rPr>
               <w:t xml:space="preserve">VSIP</w:t>
             </w:r>
           </w:p>
@@ -5851,7 +6220,7 @@
         <w:jc w:val="both"/>
       </w:pPr>
       <w:r>
-        <w:t xml:space="preserve">Báo cáo trình bày quá trình thực tập tốt nghiệp của sinh viên ngành Công nghệ thông tin tại Công ty TNHH ITM Semiconductor Vietnam, với đề tài tự đề xuất là BL Advisor, một hệ thống web hỗ trợ theo dõi danh mục đầu tư và gợi ý phân bổ tài sản. Vấn đề đặt ra là nhà đầu tư cá nhân ở Việt Nam thiếu công cụ mã nguồn mở có giao diện tiếng Việt, tính bằng đồng Việt Nam và cho phép so sánh nhiều phương pháp phân bổ trên chính dữ liệu của họ. Sinh viên phát triển dự án từ mã nguồn mở Ghostfolio, Việt hóa toàn bộ giao diện, chuẩn hóa định dạng số theo quy ước Việt Nam và bổ sung một mô-đun tối ưu hóa danh mục. Mô-đun này cài đặt bằng TypeScript thuần các thuật toán Markowitz, giá trị chịu rủi ro có điều kiện, Black-Litterman có quan điểm của người dùng và cân bằng rủi ro, kèm đường biên hiệu quả và kiểm tra ngược theo kiểu walk-forward. Hệ thống gồm máy chủ NestJS, giao diện Angular, cơ sở dữ liệu PostgreSQL và bộ nhớ đệm Redis. Kiểm thử theo phương pháp phát triển hướng kiểm thử: 501 kiểm thử tự động đều đạt, một lần chạy tối ưu hóa kèm backtest mất từ 1,7 đến 3,5 giây trên dữ liệu demo gồm 16 tài khoản và 26 hồ sơ tài sản mô phỏng. Bản dựng giao diện giảm từ 262 MB xuống 17 MB nhờ chỉ biên dịch tiếng Việt. Kết quả trên dữ liệu mô phỏng chỉ minh họa chức năng và không có giá trị đầu tư. Báo cáo cũng nêu các hạn chế: ước lượng lợi suất từ lịch sử ngắn còn nhiễu, backtest chưa tính phí và thuế, thuật toán cân bằng rủi ro chưa áp trần tỷ trọng.</w:t>
+        <w:t xml:space="preserve">Báo cáo trình bày quá trình thực tập tốt nghiệp của sinh viên ngành Công nghệ thông tin tại Công ty TNHH ITM Semiconductor Vietnam, với đề tài tự đề xuất là BL Advisor, một hệ thống web hỗ trợ theo dõi danh mục đầu tư và gợi ý phân bổ tài sản. Vấn đề đặt ra là nhà đầu tư cá nhân ở Việt Nam thiếu công cụ mã nguồn mở có giao diện tiếng Việt, tính bằng đồng Việt Nam và cho phép so sánh nhiều phương pháp phân bổ trên chính dữ liệu của họ. Sinh viên phát triển dự án từ mã nguồn mở Ghostfolio, Việt hóa toàn bộ giao diện, chuẩn hóa định dạng số theo quy ước Việt Nam và bổ sung một mô-đun tối ưu hóa danh mục. Mô-đun này cài đặt bằng TypeScript thuần các thuật toán Markowitz, giá trị chịu rủi ro có điều kiện, Black-Litterman có quan điểm của người dùng và cân bằng rủi ro, kèm đường biên hiệu quả và kiểm tra ngược theo kiểu walk-forward. Hệ thống gồm máy chủ NestJS, giao diện Angular, cơ sở dữ liệu PostgreSQL và bộ nhớ đệm Redis. Kiểm thử theo phương pháp phát triển hướng kiểm thử: 501 kiểm thử tự động đạt và một kiểm thử kế thừa bị bỏ qua. Với ba phương pháp được đo (Sharpe tối đa, CVaR tối thiểu, Black-Litterman) trên sáu tài sản, một lần chạy kèm backtest mất từ 1,7 đến 3,5 giây trên dữ liệu demo gồm 16 tài khoản và 26 hồ sơ tài sản mô phỏng. Bản dựng giao diện giảm từ 262 MB xuống 17 MB nhờ chỉ biên dịch tiếng Việt. Kết quả trên dữ liệu mô phỏng chỉ minh họa chức năng và không có giá trị đầu tư. Báo cáo cũng nêu các hạn chế: ước lượng lợi suất từ lịch sử ngắn còn nhiễu, backtest chưa tính phí và thuế, thuật toán cân bằng rủi ro chưa áp trần tỷ trọng.</w:t>
       </w:r>
     </w:p>
     <w:p>
@@ -5885,7 +6254,7 @@
         <w:jc w:val="both"/>
       </w:pPr>
       <w:r>
-        <w:t xml:space="preserve">This report documents the graduation internship of an Information Technology student at ITM Semiconductor Vietnam Co., Ltd. and the self-proposed project carried out during it, BL Advisor: a web system for tracking investment portfolios and suggesting asset allocations. Individual investors in Vietnam lack open-source tools that offer a Vietnamese interface, Vietnamese dong (VND) as the default currency, and a way to compare several allocation methods on their own holdings. The student extended the open-source Ghostfolio platform by localizing the interface into Vietnamese, adopting Vietnamese number conventions, and adding a portfolio optimization module. The module implements, in plain TypeScript, Markowitz mean-variance optimization, conditional value-at-risk (CVaR) minimization, Black-Litterman with user-defined views and confidence levels, and risk parity, together with an efficient frontier and a walk-forward backtest. The system combines a NestJS server, an Angular client, a PostgreSQL database, and a Redis cache. Development followed test-driven practice: all 501 automated tests pass, and an optimization run with backtest takes 1.7 to 3.5 seconds on a demo dataset of 16 accounts and 26 simulated asset profiles. The production client bundle shrank from 262 MB to 17 MB after building the Vietnamese locale only. Results on simulated data illustrate the features and carry no investment value. Limitations include noisy return estimates from short histories, a backtest without transaction costs or taxes, and a risk parity routine without a weight cap.</w:t>
+        <w:t xml:space="preserve">This report documents the graduation internship of an Information Technology student at ITM Semiconductor Vietnam Co., Ltd. and the self-proposed project carried out during it, BL Advisor: a web system for tracking investment portfolios and suggesting asset allocations. Individual investors in Vietnam lack open-source tools that offer a Vietnamese interface, Vietnamese dong (VND) as the default currency, and a way to compare several allocation methods on their own holdings. The student extended the open-source Ghostfolio platform by localizing the interface into Vietnamese, adopting Vietnamese number conventions, and adding a portfolio optimization module. The module implements, in plain TypeScript, Markowitz mean-variance optimization, conditional value-at-risk (CVaR) minimization, Black-Litterman with user-defined views and confidence levels, and risk parity, together with an efficient frontier and a walk-forward backtest. The system combines a NestJS server, an Angular client, a PostgreSQL database, and a Redis cache. Development followed test-driven practice: 501 automated tests pass and one inherited test is skipped. For three measured methods (maximum Sharpe, minimum CVaR, Black-Litterman) on six assets, one optimization run with backtest takes 1.7 to 3.5 seconds on a demo dataset of 16 accounts and 26 simulated asset profiles. The production client bundle shrank from 262 MB to 17 MB after building the Vietnamese locale only. Results on simulated data illustrate the features and carry no investment value. Limitations include noisy return estimates from short histories, a backtest without transaction costs or taxes, and a risk parity routine without a weight cap.</w:t>
       </w:r>
     </w:p>
     <w:p>
@@ -6915,8 +7284,8 @@
               <w:rPr>
                 <w:b/>
                 <w:bCs/>
-                <w:sz w:val="20"/>
-                <w:szCs w:val="20"/>
+                <w:sz w:val="18"/>
+                <w:szCs w:val="18"/>
               </w:rPr>
               <w:t xml:space="preserve">Tuần</w:t>
             </w:r>
@@ -6935,8 +7304,8 @@
               <w:rPr>
                 <w:b/>
                 <w:bCs/>
-                <w:sz w:val="20"/>
-                <w:szCs w:val="20"/>
+                <w:sz w:val="18"/>
+                <w:szCs w:val="18"/>
               </w:rPr>
               <w:t xml:space="preserve">Nội dung công việc</w:t>
             </w:r>
@@ -6955,8 +7324,8 @@
               <w:rPr>
                 <w:b/>
                 <w:bCs/>
-                <w:sz w:val="20"/>
-                <w:szCs w:val="20"/>
+                <w:sz w:val="18"/>
+                <w:szCs w:val="18"/>
               </w:rPr>
               <w:t xml:space="preserve">Cách tiếp cận</w:t>
             </w:r>
@@ -6975,8 +7344,8 @@
               <w:rPr>
                 <w:b/>
                 <w:bCs/>
-                <w:sz w:val="20"/>
-                <w:szCs w:val="20"/>
+                <w:sz w:val="18"/>
+                <w:szCs w:val="18"/>
               </w:rPr>
               <w:t xml:space="preserve">Kế hoạch</w:t>
             </w:r>
@@ -6995,8 +7364,8 @@
               <w:rPr>
                 <w:b/>
                 <w:bCs/>
-                <w:sz w:val="20"/>
-                <w:szCs w:val="20"/>
+                <w:sz w:val="18"/>
+                <w:szCs w:val="18"/>
               </w:rPr>
               <w:t xml:space="preserve">Kết quả dự đoán</w:t>
             </w:r>
@@ -7017,8 +7386,8 @@
             </w:pPr>
             <w:r>
               <w:rPr>
-                <w:sz w:val="20"/>
-                <w:szCs w:val="20"/>
+                <w:sz w:val="18"/>
+                <w:szCs w:val="18"/>
               </w:rPr>
               <w:t xml:space="preserve">1 (29/06 đến 05/07)</w:t>
             </w:r>
@@ -7034,8 +7403,8 @@
             </w:pPr>
             <w:r>
               <w:rPr>
-                <w:sz w:val="20"/>
-                <w:szCs w:val="20"/>
+                <w:sz w:val="18"/>
+                <w:szCs w:val="18"/>
               </w:rPr>
               <w:t xml:space="preserve">Tiếp nhận thực tập, học nội quy và quy định an toàn của công ty; khảo sát nhu cầu; chọn đề tài</w:t>
             </w:r>
@@ -7051,8 +7420,8 @@
             </w:pPr>
             <w:r>
               <w:rPr>
-                <w:sz w:val="20"/>
-                <w:szCs w:val="20"/>
+                <w:sz w:val="18"/>
+                <w:szCs w:val="18"/>
               </w:rPr>
               <w:t xml:space="preserve">Họp với cán bộ hướng dẫn; đọc tài liệu nội bộ về quy trình làm việc; liệt kê ba đề tài ứng viên</w:t>
             </w:r>
@@ -7068,8 +7437,8 @@
             </w:pPr>
             <w:r>
               <w:rPr>
-                <w:sz w:val="20"/>
-                <w:szCs w:val="20"/>
+                <w:sz w:val="18"/>
+                <w:szCs w:val="18"/>
               </w:rPr>
               <w:t xml:space="preserve">Bắt đầu từ ngày 01/07. Chốt đề tài BL Advisor cuối tuần</w:t>
             </w:r>
@@ -7085,8 +7454,8 @@
             </w:pPr>
             <w:r>
               <w:rPr>
-                <w:sz w:val="20"/>
-                <w:szCs w:val="20"/>
+                <w:sz w:val="18"/>
+                <w:szCs w:val="18"/>
               </w:rPr>
               <w:t xml:space="preserve">Có phiếu đề xuất đề tài và danh sách yêu cầu ban đầu</w:t>
             </w:r>
@@ -7107,8 +7476,8 @@
             </w:pPr>
             <w:r>
               <w:rPr>
-                <w:sz w:val="20"/>
-                <w:szCs w:val="20"/>
+                <w:sz w:val="18"/>
+                <w:szCs w:val="18"/>
               </w:rPr>
               <w:t xml:space="preserve">2 (06/07 đến 12/07)</w:t>
             </w:r>
@@ -7124,8 +7493,8 @@
             </w:pPr>
             <w:r>
               <w:rPr>
-                <w:sz w:val="20"/>
-                <w:szCs w:val="20"/>
+                <w:sz w:val="18"/>
+                <w:szCs w:val="18"/>
               </w:rPr>
               <w:t xml:space="preserve">Dựng môi trường phát triển; đọc kiến trúc mã nguồn mở Ghostfolio</w:t>
             </w:r>
@@ -7141,8 +7510,8 @@
             </w:pPr>
             <w:r>
               <w:rPr>
-                <w:sz w:val="20"/>
-                <w:szCs w:val="20"/>
+                <w:sz w:val="18"/>
+                <w:szCs w:val="18"/>
               </w:rPr>
               <w:t xml:space="preserve">Cài Node.js, PostgreSQL, Redis; chạy thử bản gốc; vẽ sơ đồ module</w:t>
             </w:r>
@@ -7158,8 +7527,8 @@
             </w:pPr>
             <w:r>
               <w:rPr>
-                <w:sz w:val="20"/>
-                <w:szCs w:val="20"/>
+                <w:sz w:val="18"/>
+                <w:szCs w:val="18"/>
               </w:rPr>
               <w:t xml:space="preserve">Hai ngày cài đặt, ba ngày đọc mã</w:t>
             </w:r>
@@ -7175,8 +7544,8 @@
             </w:pPr>
             <w:r>
               <w:rPr>
-                <w:sz w:val="20"/>
-                <w:szCs w:val="20"/>
+                <w:sz w:val="18"/>
+                <w:szCs w:val="18"/>
               </w:rPr>
               <w:t xml:space="preserve">Bản gốc chạy được trên máy; có sơ đồ kiến trúc</w:t>
             </w:r>
@@ -7197,8 +7566,8 @@
             </w:pPr>
             <w:r>
               <w:rPr>
-                <w:sz w:val="20"/>
-                <w:szCs w:val="20"/>
+                <w:sz w:val="18"/>
+                <w:szCs w:val="18"/>
               </w:rPr>
               <w:t xml:space="preserve">3 (13/07 đến 19/07)</w:t>
             </w:r>
@@ -7214,8 +7583,8 @@
             </w:pPr>
             <w:r>
               <w:rPr>
-                <w:sz w:val="20"/>
-                <w:szCs w:val="20"/>
+                <w:sz w:val="18"/>
+                <w:szCs w:val="18"/>
               </w:rPr>
               <w:t xml:space="preserve">Nghiên cứu lý thuyết Markowitz, giá trị chịu rủi ro có điều kiện (CVaR), Black-Litterman</w:t>
             </w:r>
@@ -7231,8 +7600,8 @@
             </w:pPr>
             <w:r>
               <w:rPr>
-                <w:sz w:val="20"/>
-                <w:szCs w:val="20"/>
+                <w:sz w:val="18"/>
+                <w:szCs w:val="18"/>
               </w:rPr>
               <w:t xml:space="preserve">Đọc bài gốc; tự cài công thức trên bảng tính; ghi các giả định</w:t>
             </w:r>
@@ -7248,8 +7617,8 @@
             </w:pPr>
             <w:r>
               <w:rPr>
-                <w:sz w:val="20"/>
-                <w:szCs w:val="20"/>
+                <w:sz w:val="18"/>
+                <w:szCs w:val="18"/>
               </w:rPr>
               <w:t xml:space="preserve">Ba ngày đọc, hai ngày viết bản thiết kế</w:t>
             </w:r>
@@ -7265,8 +7634,8 @@
             </w:pPr>
             <w:r>
               <w:rPr>
-                <w:sz w:val="20"/>
-                <w:szCs w:val="20"/>
+                <w:sz w:val="18"/>
+                <w:szCs w:val="18"/>
               </w:rPr>
               <w:t xml:space="preserve">Tài liệu thiết kế thuật toán, danh sách trường hợp kiểm thử</w:t>
             </w:r>
@@ -7287,8 +7656,8 @@
             </w:pPr>
             <w:r>
               <w:rPr>
-                <w:sz w:val="20"/>
-                <w:szCs w:val="20"/>
+                <w:sz w:val="18"/>
+                <w:szCs w:val="18"/>
               </w:rPr>
               <w:t xml:space="preserve">4 (20/07 đến 26/07)</w:t>
             </w:r>
@@ -7304,8 +7673,8 @@
             </w:pPr>
             <w:r>
               <w:rPr>
-                <w:sz w:val="20"/>
-                <w:szCs w:val="20"/>
+                <w:sz w:val="18"/>
+                <w:szCs w:val="18"/>
               </w:rPr>
               <w:t xml:space="preserve">Việt hóa giao diện; đặt đồng Việt Nam (VND) làm tiền tệ mặc định; định dạng số vi-VN</w:t>
             </w:r>
@@ -7321,8 +7690,8 @@
             </w:pPr>
             <w:r>
               <w:rPr>
-                <w:sz w:val="20"/>
-                <w:szCs w:val="20"/>
+                <w:sz w:val="18"/>
+                <w:szCs w:val="18"/>
               </w:rPr>
               <w:t xml:space="preserve">Sửa tệp dịch, cấu hình ngôn ngữ mặc định, hằng số tiền tệ</w:t>
             </w:r>
@@ -7338,8 +7707,8 @@
             </w:pPr>
             <w:r>
               <w:rPr>
-                <w:sz w:val="20"/>
-                <w:szCs w:val="20"/>
+                <w:sz w:val="18"/>
+                <w:szCs w:val="18"/>
               </w:rPr>
               <w:t xml:space="preserve">Việt hóa trang chính trước, trang phụ sau</w:t>
             </w:r>
@@ -7355,8 +7724,8 @@
             </w:pPr>
             <w:r>
               <w:rPr>
-                <w:sz w:val="20"/>
-                <w:szCs w:val="20"/>
+                <w:sz w:val="18"/>
+                <w:szCs w:val="18"/>
               </w:rPr>
               <w:t xml:space="preserve">Giao diện tiếng Việt, số hiển thị dạng 1.234,56</w:t>
             </w:r>
@@ -7377,8 +7746,8 @@
             </w:pPr>
             <w:r>
               <w:rPr>
-                <w:sz w:val="20"/>
-                <w:szCs w:val="20"/>
+                <w:sz w:val="18"/>
+                <w:szCs w:val="18"/>
               </w:rPr>
               <w:t xml:space="preserve">5 (27/07 đến 02/08)</w:t>
             </w:r>
@@ -7394,8 +7763,8 @@
             </w:pPr>
             <w:r>
               <w:rPr>
-                <w:sz w:val="20"/>
-                <w:szCs w:val="20"/>
+                <w:sz w:val="18"/>
+                <w:szCs w:val="18"/>
               </w:rPr>
               <w:t xml:space="preserve">Cài đặt dịch vụ Black-Litterman và endpoint đầu tiên</w:t>
             </w:r>
@@ -7411,8 +7780,8 @@
             </w:pPr>
             <w:r>
               <w:rPr>
-                <w:sz w:val="20"/>
-                <w:szCs w:val="20"/>
+                <w:sz w:val="18"/>
+                <w:szCs w:val="18"/>
               </w:rPr>
               <w:t xml:space="preserve">Phát triển hướng kiểm thử (TDD): viết kiểm thử trước, mã sau</w:t>
             </w:r>
@@ -7428,8 +7797,8 @@
             </w:pPr>
             <w:r>
               <w:rPr>
-                <w:sz w:val="20"/>
-                <w:szCs w:val="20"/>
+                <w:sz w:val="18"/>
+                <w:szCs w:val="18"/>
               </w:rPr>
               <w:t xml:space="preserve">Ma trận, nghịch đảo, hậu nghiệm; nối endpoint</w:t>
             </w:r>
@@ -7445,8 +7814,8 @@
             </w:pPr>
             <w:r>
               <w:rPr>
-                <w:sz w:val="20"/>
-                <w:szCs w:val="20"/>
+                <w:sz w:val="18"/>
+                <w:szCs w:val="18"/>
               </w:rPr>
               <w:t xml:space="preserve">Endpoint trả tỷ trọng Black-Litterman, kiểm thử đạt</w:t>
             </w:r>
@@ -7467,8 +7836,8 @@
             </w:pPr>
             <w:r>
               <w:rPr>
-                <w:sz w:val="20"/>
-                <w:szCs w:val="20"/>
+                <w:sz w:val="18"/>
+                <w:szCs w:val="18"/>
               </w:rPr>
               <w:t xml:space="preserve">6 (03/08 đến 09/08)</w:t>
             </w:r>
@@ -7484,8 +7853,8 @@
             </w:pPr>
             <w:r>
               <w:rPr>
-                <w:sz w:val="20"/>
-                <w:szCs w:val="20"/>
+                <w:sz w:val="18"/>
+                <w:szCs w:val="18"/>
               </w:rPr>
               <w:t xml:space="preserve">Cài lõi tối ưu hóa: phương sai tối thiểu, Sharpe tối đa, CVaR, cân bằng rủi ro</w:t>
             </w:r>
@@ -7501,8 +7870,8 @@
             </w:pPr>
             <w:r>
               <w:rPr>
-                <w:sz w:val="20"/>
-                <w:szCs w:val="20"/>
+                <w:sz w:val="18"/>
+                <w:szCs w:val="18"/>
               </w:rPr>
               <w:t xml:space="preserve">TDD, thuật toán chiếu gradient, chia đôi và dưới gradient</w:t>
             </w:r>
@@ -7518,8 +7887,8 @@
             </w:pPr>
             <w:r>
               <w:rPr>
-                <w:sz w:val="20"/>
-                <w:szCs w:val="20"/>
+                <w:sz w:val="18"/>
+                <w:szCs w:val="18"/>
               </w:rPr>
               <w:t xml:space="preserve">Mỗi ngày một thuật toán, kèm kiểm thử</w:t>
             </w:r>
@@ -7535,8 +7904,8 @@
             </w:pPr>
             <w:r>
               <w:rPr>
-                <w:sz w:val="20"/>
-                <w:szCs w:val="20"/>
+                <w:sz w:val="18"/>
+                <w:szCs w:val="18"/>
               </w:rPr>
               <w:t xml:space="preserve">Mô-đun toán học có kiểm thử đơn vị</w:t>
             </w:r>
@@ -7557,8 +7926,8 @@
             </w:pPr>
             <w:r>
               <w:rPr>
-                <w:sz w:val="20"/>
-                <w:szCs w:val="20"/>
+                <w:sz w:val="18"/>
+                <w:szCs w:val="18"/>
               </w:rPr>
               <w:t xml:space="preserve">7 (10/08 đến 16/08)</w:t>
             </w:r>
@@ -7574,8 +7943,8 @@
             </w:pPr>
             <w:r>
               <w:rPr>
-                <w:sz w:val="20"/>
-                <w:szCs w:val="20"/>
+                <w:sz w:val="18"/>
+                <w:szCs w:val="18"/>
               </w:rPr>
               <w:t xml:space="preserve">Xây dữ liệu demo: giá mô phỏng, giao dịch, 16 tài khoản</w:t>
             </w:r>
@@ -7591,8 +7960,8 @@
             </w:pPr>
             <w:r>
               <w:rPr>
-                <w:sz w:val="20"/>
-                <w:szCs w:val="20"/>
+                <w:sz w:val="18"/>
+                <w:szCs w:val="18"/>
               </w:rPr>
               <w:t xml:space="preserve">Mô hình giá một nhân tố theo nhóm tài sản, hạt giống cố định; cổ phiếu, quỹ hoán đổi danh mục (ETF), tiền mã hóa, vàng</w:t>
             </w:r>
@@ -7608,8 +7977,8 @@
             </w:pPr>
             <w:r>
               <w:rPr>
-                <w:sz w:val="20"/>
-                <w:szCs w:val="20"/>
+                <w:sz w:val="18"/>
+                <w:szCs w:val="18"/>
               </w:rPr>
               <w:t xml:space="preserve">Viết tập lệnh nạp dữ liệu, chạy thử</w:t>
             </w:r>
@@ -7625,8 +7994,8 @@
             </w:pPr>
             <w:r>
               <w:rPr>
-                <w:sz w:val="20"/>
-                <w:szCs w:val="20"/>
+                <w:sz w:val="18"/>
+                <w:szCs w:val="18"/>
               </w:rPr>
               <w:t xml:space="preserve">Lệnh nạp dữ liệu chạy lặp lại được, không cần mạng</w:t>
             </w:r>
@@ -7647,8 +8016,8 @@
             </w:pPr>
             <w:r>
               <w:rPr>
-                <w:sz w:val="20"/>
-                <w:szCs w:val="20"/>
+                <w:sz w:val="18"/>
+                <w:szCs w:val="18"/>
               </w:rPr>
               <w:t xml:space="preserve">8 (17/08 đến 23/08)</w:t>
             </w:r>
@@ -7664,8 +8033,8 @@
             </w:pPr>
             <w:r>
               <w:rPr>
-                <w:sz w:val="20"/>
-                <w:szCs w:val="20"/>
+                <w:sz w:val="18"/>
+                <w:szCs w:val="18"/>
               </w:rPr>
               <w:t xml:space="preserve">Engine tổng hợp, giao diện lập trình ứng dụng (API) tối ưu hóa và backtest</w:t>
             </w:r>
@@ -7681,8 +8050,8 @@
             </w:pPr>
             <w:r>
               <w:rPr>
-                <w:sz w:val="20"/>
-                <w:szCs w:val="20"/>
+                <w:sz w:val="18"/>
+                <w:szCs w:val="18"/>
               </w:rPr>
               <w:t xml:space="preserve">Căn chỉnh giá, dựng quan điểm, walk-forward</w:t>
             </w:r>
@@ -7698,8 +8067,8 @@
             </w:pPr>
             <w:r>
               <w:rPr>
-                <w:sz w:val="20"/>
-                <w:szCs w:val="20"/>
+                <w:sz w:val="18"/>
+                <w:szCs w:val="18"/>
               </w:rPr>
               <w:t xml:space="preserve">API nhận yêu cầu, kiểm tra dữ liệu, trả kết quả</w:t>
             </w:r>
@@ -7715,8 +8084,8 @@
             </w:pPr>
             <w:r>
               <w:rPr>
-                <w:sz w:val="20"/>
-                <w:szCs w:val="20"/>
+                <w:sz w:val="18"/>
+                <w:szCs w:val="18"/>
               </w:rPr>
               <w:t xml:space="preserve">Endpoint tối ưu hóa hoàn chỉnh</w:t>
             </w:r>
@@ -7737,8 +8106,8 @@
             </w:pPr>
             <w:r>
               <w:rPr>
-                <w:sz w:val="20"/>
-                <w:szCs w:val="20"/>
+                <w:sz w:val="18"/>
+                <w:szCs w:val="18"/>
               </w:rPr>
               <w:t xml:space="preserve">9 (24/08 đến 30/08)</w:t>
             </w:r>
@@ -7754,8 +8123,8 @@
             </w:pPr>
             <w:r>
               <w:rPr>
-                <w:sz w:val="20"/>
-                <w:szCs w:val="20"/>
+                <w:sz w:val="18"/>
+                <w:szCs w:val="18"/>
               </w:rPr>
               <w:t xml:space="preserve">Trang tối ưu hóa trên Angular</w:t>
             </w:r>
@@ -7771,8 +8140,8 @@
             </w:pPr>
             <w:r>
               <w:rPr>
-                <w:sz w:val="20"/>
-                <w:szCs w:val="20"/>
+                <w:sz w:val="18"/>
+                <w:szCs w:val="18"/>
               </w:rPr>
               <w:t xml:space="preserve">Chọn tài sản, tham số, quan điểm, biểu đồ</w:t>
             </w:r>
@@ -7788,8 +8157,8 @@
             </w:pPr>
             <w:r>
               <w:rPr>
-                <w:sz w:val="20"/>
-                <w:szCs w:val="20"/>
+                <w:sz w:val="18"/>
+                <w:szCs w:val="18"/>
               </w:rPr>
               <w:t xml:space="preserve">Biểu mẫu trước, biểu đồ sau</w:t>
             </w:r>
@@ -7805,8 +8174,8 @@
             </w:pPr>
             <w:r>
               <w:rPr>
-                <w:sz w:val="20"/>
-                <w:szCs w:val="20"/>
+                <w:sz w:val="18"/>
+                <w:szCs w:val="18"/>
               </w:rPr>
               <w:t xml:space="preserve">Trang chạy đầu cuối trên dữ liệu demo</w:t>
             </w:r>
@@ -7827,8 +8196,8 @@
             </w:pPr>
             <w:r>
               <w:rPr>
-                <w:sz w:val="20"/>
-                <w:szCs w:val="20"/>
+                <w:sz w:val="18"/>
+                <w:szCs w:val="18"/>
               </w:rPr>
               <w:t xml:space="preserve">10 (31/08 đến 06/09)</w:t>
             </w:r>
@@ -7844,8 +8213,8 @@
             </w:pPr>
             <w:r>
               <w:rPr>
-                <w:sz w:val="20"/>
-                <w:szCs w:val="20"/>
+                <w:sz w:val="18"/>
+                <w:szCs w:val="18"/>
               </w:rPr>
               <w:t xml:space="preserve">Ô nhập số có dấu chấm; benchmark ảo; quy đổi tỷ giá; đô la Mỹ (USD) sang VND</w:t>
             </w:r>
@@ -7861,8 +8230,8 @@
             </w:pPr>
             <w:r>
               <w:rPr>
-                <w:sz w:val="20"/>
-                <w:szCs w:val="20"/>
+                <w:sz w:val="18"/>
+                <w:szCs w:val="18"/>
               </w:rPr>
               <w:t xml:space="preserve">Directive Angular, dữ liệu chỉ số mô phỏng, tỷ giá theo ngày</w:t>
             </w:r>
@@ -7878,8 +8247,8 @@
             </w:pPr>
             <w:r>
               <w:rPr>
-                <w:sz w:val="20"/>
-                <w:szCs w:val="20"/>
+                <w:sz w:val="18"/>
+                <w:szCs w:val="18"/>
               </w:rPr>
               <w:t xml:space="preserve">Ba nhóm việc độc lập, kiểm thử riêng</w:t>
             </w:r>
@@ -7895,8 +8264,8 @@
             </w:pPr>
             <w:r>
               <w:rPr>
-                <w:sz w:val="20"/>
-                <w:szCs w:val="20"/>
+                <w:sz w:val="18"/>
+                <w:szCs w:val="18"/>
               </w:rPr>
               <w:t xml:space="preserve">Nhập 1.000.000 tự thêm dấu chấm; 4 benchmark có dữ liệu</w:t>
             </w:r>
@@ -7917,8 +8286,8 @@
             </w:pPr>
             <w:r>
               <w:rPr>
-                <w:sz w:val="20"/>
-                <w:szCs w:val="20"/>
+                <w:sz w:val="18"/>
+                <w:szCs w:val="18"/>
               </w:rPr>
               <w:t xml:space="preserve">11 (07/09 đến 13/09)</w:t>
             </w:r>
@@ -7934,8 +8303,8 @@
             </w:pPr>
             <w:r>
               <w:rPr>
-                <w:sz w:val="20"/>
-                <w:szCs w:val="20"/>
+                <w:sz w:val="18"/>
+                <w:szCs w:val="18"/>
               </w:rPr>
               <w:t xml:space="preserve">Kiểm thử chất lượng (QA) vòng 1, sửa lỗi, gỡ trang không dùng</w:t>
             </w:r>
@@ -7951,8 +8320,8 @@
             </w:pPr>
             <w:r>
               <w:rPr>
-                <w:sz w:val="20"/>
-                <w:szCs w:val="20"/>
+                <w:sz w:val="18"/>
+                <w:szCs w:val="18"/>
               </w:rPr>
               <w:t xml:space="preserve">Tác tử kiểm thử độc lập chạy trình duyệt; phân loại lỗi theo mức</w:t>
             </w:r>
@@ -7968,8 +8337,8 @@
             </w:pPr>
             <w:r>
               <w:rPr>
-                <w:sz w:val="20"/>
-                <w:szCs w:val="20"/>
+                <w:sz w:val="18"/>
+                <w:szCs w:val="18"/>
               </w:rPr>
               <w:t xml:space="preserve">Sửa lỗi Major trước; build chỉ tiếng Việt</w:t>
             </w:r>
@@ -7985,8 +8354,8 @@
             </w:pPr>
             <w:r>
               <w:rPr>
-                <w:sz w:val="20"/>
-                <w:szCs w:val="20"/>
+                <w:sz w:val="18"/>
+                <w:szCs w:val="18"/>
               </w:rPr>
               <w:t xml:space="preserve">Bản build 17 MB; lỗi Major đã sửa</w:t>
             </w:r>
@@ -8003,12 +8372,13 @@
           </w:tcPr>
           <w:p>
             <w:pPr>
-              <w:spacing w:before="20" w:after="20"/>
-            </w:pPr>
-            <w:r>
-              <w:rPr>
-                <w:sz w:val="20"/>
-                <w:szCs w:val="20"/>
+              <w:keepNext/>
+              <w:spacing w:before="20" w:after="20"/>
+            </w:pPr>
+            <w:r>
+              <w:rPr>
+                <w:sz w:val="18"/>
+                <w:szCs w:val="18"/>
               </w:rPr>
               <w:t xml:space="preserve">12 (14/09 đến 20/09)</w:t>
             </w:r>
@@ -8020,12 +8390,13 @@
           </w:tcPr>
           <w:p>
             <w:pPr>
-              <w:spacing w:before="20" w:after="20"/>
-            </w:pPr>
-            <w:r>
-              <w:rPr>
-                <w:sz w:val="20"/>
-                <w:szCs w:val="20"/>
+              <w:keepNext/>
+              <w:spacing w:before="20" w:after="20"/>
+            </w:pPr>
+            <w:r>
+              <w:rPr>
+                <w:sz w:val="18"/>
+                <w:szCs w:val="18"/>
               </w:rPr>
               <w:t xml:space="preserve">Hướng dẫn sử dụng có ảnh; README theo định dạng Viện Kỹ sư Điện và Điện tử (IEEE); kịch bản kiểm thử đầu cuối (E2E)</w:t>
             </w:r>
@@ -8037,12 +8408,13 @@
           </w:tcPr>
           <w:p>
             <w:pPr>
-              <w:spacing w:before="20" w:after="20"/>
-            </w:pPr>
-            <w:r>
-              <w:rPr>
-                <w:sz w:val="20"/>
-                <w:szCs w:val="20"/>
+              <w:keepNext/>
+              <w:spacing w:before="20" w:after="20"/>
+            </w:pPr>
+            <w:r>
+              <w:rPr>
+                <w:sz w:val="18"/>
+                <w:szCs w:val="18"/>
               </w:rPr>
               <w:t xml:space="preserve">Chụp ảnh từ dữ liệu demo; viết theo quy tắc biên tập</w:t>
             </w:r>
@@ -8054,12 +8426,13 @@
           </w:tcPr>
           <w:p>
             <w:pPr>
-              <w:spacing w:before="20" w:after="20"/>
-            </w:pPr>
-            <w:r>
-              <w:rPr>
-                <w:sz w:val="20"/>
-                <w:szCs w:val="20"/>
+              <w:keepNext/>
+              <w:spacing w:before="20" w:after="20"/>
+            </w:pPr>
+            <w:r>
+              <w:rPr>
+                <w:sz w:val="18"/>
+                <w:szCs w:val="18"/>
               </w:rPr>
               <w:t xml:space="preserve">Hướng dẫn 14 mục, 22 ảnh</w:t>
             </w:r>
@@ -8071,12 +8444,13 @@
           </w:tcPr>
           <w:p>
             <w:pPr>
-              <w:spacing w:before="20" w:after="20"/>
-            </w:pPr>
-            <w:r>
-              <w:rPr>
-                <w:sz w:val="20"/>
-                <w:szCs w:val="20"/>
+              <w:keepNext/>
+              <w:spacing w:before="20" w:after="20"/>
+            </w:pPr>
+            <w:r>
+              <w:rPr>
+                <w:sz w:val="18"/>
+                <w:szCs w:val="18"/>
               </w:rPr>
               <w:t xml:space="preserve">Trang hướng dẫn, README, kịch bản Cypress</w:t>
             </w:r>
@@ -8093,12 +8467,13 @@
           </w:tcPr>
           <w:p>
             <w:pPr>
-              <w:spacing w:before="20" w:after="20"/>
-            </w:pPr>
-            <w:r>
-              <w:rPr>
-                <w:sz w:val="20"/>
-                <w:szCs w:val="20"/>
+              <w:keepNext/>
+              <w:spacing w:before="20" w:after="20"/>
+            </w:pPr>
+            <w:r>
+              <w:rPr>
+                <w:sz w:val="18"/>
+                <w:szCs w:val="18"/>
               </w:rPr>
               <w:t xml:space="preserve">13 (21/09 đến 27/09)</w:t>
             </w:r>
@@ -8110,12 +8485,13 @@
           </w:tcPr>
           <w:p>
             <w:pPr>
-              <w:spacing w:before="20" w:after="20"/>
-            </w:pPr>
-            <w:r>
-              <w:rPr>
-                <w:sz w:val="20"/>
-                <w:szCs w:val="20"/>
+              <w:keepNext/>
+              <w:spacing w:before="20" w:after="20"/>
+            </w:pPr>
+            <w:r>
+              <w:rPr>
+                <w:sz w:val="18"/>
+                <w:szCs w:val="18"/>
               </w:rPr>
               <w:t xml:space="preserve">Hoàn thiện, chạy toàn bộ kiểm thử, đóng gói, viết báo cáo, quay video demo, đẩy mã lên GitHub</w:t>
             </w:r>
@@ -8127,12 +8503,13 @@
           </w:tcPr>
           <w:p>
             <w:pPr>
-              <w:spacing w:before="20" w:after="20"/>
-            </w:pPr>
-            <w:r>
-              <w:rPr>
-                <w:sz w:val="20"/>
-                <w:szCs w:val="20"/>
+              <w:keepNext/>
+              <w:spacing w:before="20" w:after="20"/>
+            </w:pPr>
+            <w:r>
+              <w:rPr>
+                <w:sz w:val="18"/>
+                <w:szCs w:val="18"/>
               </w:rPr>
               <w:t xml:space="preserve">Kiểm tra lần cuối theo danh sách; tài liệu hóa</w:t>
             </w:r>
@@ -8144,12 +8521,13 @@
           </w:tcPr>
           <w:p>
             <w:pPr>
-              <w:spacing w:before="20" w:after="20"/>
-            </w:pPr>
-            <w:r>
-              <w:rPr>
-                <w:sz w:val="20"/>
-                <w:szCs w:val="20"/>
+              <w:keepNext/>
+              <w:spacing w:before="20" w:after="20"/>
+            </w:pPr>
+            <w:r>
+              <w:rPr>
+                <w:sz w:val="18"/>
+                <w:szCs w:val="18"/>
               </w:rPr>
               <w:t xml:space="preserve">Ngày cuối nộp mã, báo cáo và video</w:t>
             </w:r>
@@ -8161,12 +8539,13 @@
           </w:tcPr>
           <w:p>
             <w:pPr>
-              <w:spacing w:before="20" w:after="20"/>
-            </w:pPr>
-            <w:r>
-              <w:rPr>
-                <w:sz w:val="20"/>
-                <w:szCs w:val="20"/>
+              <w:keepNext/>
+              <w:spacing w:before="20" w:after="20"/>
+            </w:pPr>
+            <w:r>
+              <w:rPr>
+                <w:sz w:val="18"/>
+                <w:szCs w:val="18"/>
               </w:rPr>
               <w:t xml:space="preserve">Bộ nộp gồm báo cáo, mã nguồn, video demo</w:t>
             </w:r>
@@ -8182,6 +8561,7 @@
     <w:p>
       <w:pPr>
         <w:pStyle w:val="Content"/>
+        <w:keepNext/>
         <w:spacing w:after="120"/>
         <w:jc w:val="both"/>
       </w:pPr>
@@ -8298,7 +8678,7 @@
         <w:jc w:val="both"/>
       </w:pPr>
       <w:r>
-        <w:t xml:space="preserve">Công ty TNHH ITM Semiconductor Vietnam (viết tắt ITMV) là công ty trách nhiệm hữu hạn một thành viên, có 100% vốn đầu tư từ Hàn Quốc và thuộc tập đoàn ITM. Công ty hoạt động theo Giấy chứng nhận đầu tư số 212043.000651 do Ủy ban nhân dân tỉnh Bắc Ninh cấp ngày 18/04/2014, mã số thuế 2300847785 được cấp ngày 21/04/2014 [1], [2], [3]. Công ty mẹ, ITM Semiconductor Co., Ltd., thành lập ngày 23/02/2000 tại Hàn Quốc và niêm yết trên sàn KOSDAQ [4], [3]. Bảng 3.1 tóm tắt các thông tin pháp lý cơ bản.</w:t>
+        <w:t xml:space="preserve">Công ty TNHH ITM Semiconductor Vietnam (viết tắt ITMV) là công ty trách nhiệm hữu hạn một thành viên, có 100% vốn đầu tư từ Hàn Quốc và thuộc tập đoàn ITM. Công ty hoạt động theo Giấy chứng nhận đầu tư số 212043.000651 do Ủy ban nhân dân tỉnh Bắc Ninh cấp ngày 18/04/2014, mã số thuế 2300847785 được cấp ngày 21/04/2014 [1], [2], [3]. Công ty mẹ, ITM Semiconductor Co., Ltd., thành lập ngày 23/02/2000 tại Hàn Quốc và niêm yết trên sàn KOSDAQ [3], [4]. Bảng 3.1 tóm tắt các thông tin pháp lý cơ bản.</w:t>
       </w:r>
     </w:p>
     <w:p>
@@ -8645,7 +9025,7 @@
                 <w:sz w:val="20"/>
                 <w:szCs w:val="20"/>
               </w:rPr>
-              <w:t xml:space="preserve">Tổng diện tích sử dụng</w:t>
+              <w:t xml:space="preserve">Số nhà máy</w:t>
             </w:r>
           </w:p>
         </w:tc>
@@ -8662,7 +9042,7 @@
                 <w:sz w:val="20"/>
                 <w:szCs w:val="20"/>
               </w:rPr>
-              <w:t xml:space="preserve">Khoảng 50.000 m² (theo tài liệu tổng hợp [3])</w:t>
+              <w:t xml:space="preserve">Ba nhà máy V1, V2, V3 theo [3]; báo chí ghi bốn nhà máy và một nhà máy thứ năm đang xây [5]</w:t>
             </w:r>
           </w:p>
         </w:tc>
@@ -8684,7 +9064,7 @@
                 <w:sz w:val="20"/>
                 <w:szCs w:val="20"/>
               </w:rPr>
-              <w:t xml:space="preserve">Quy mô lao động</w:t>
+              <w:t xml:space="preserve">Tổng diện tích sử dụng</w:t>
             </w:r>
           </w:p>
         </w:tc>
@@ -8701,7 +9081,7 @@
                 <w:sz w:val="20"/>
                 <w:szCs w:val="20"/>
               </w:rPr>
-              <w:t xml:space="preserve">Khoảng 3.500 người tính đến năm 2024 (theo cơ sở dữ liệu EMIS, trích qua [3])</w:t>
+              <w:t xml:space="preserve">Khoảng 50.000 m² (theo tài liệu tổng hợp [3])</w:t>
             </w:r>
           </w:p>
         </w:tc>
@@ -8723,6 +9103,45 @@
                 <w:sz w:val="20"/>
                 <w:szCs w:val="20"/>
               </w:rPr>
+              <w:t xml:space="preserve">Quy mô lao động</w:t>
+            </w:r>
+          </w:p>
+        </w:tc>
+        <w:tc>
+          <w:tcPr>
+            <w:tcW w:w="6069" w:type="dxa"/>
+          </w:tcPr>
+          <w:p>
+            <w:pPr>
+              <w:spacing w:before="20" w:after="20"/>
+            </w:pPr>
+            <w:r>
+              <w:rPr>
+                <w:sz w:val="20"/>
+                <w:szCs w:val="20"/>
+              </w:rPr>
+              <w:t xml:space="preserve">Khoảng 3.500 người tính đến năm 2024 (theo cơ sở dữ liệu EMIS, trích qua [3])</w:t>
+            </w:r>
+          </w:p>
+        </w:tc>
+      </w:tr>
+      <w:tr>
+        <w:trPr>
+          <w:cantSplit/>
+        </w:trPr>
+        <w:tc>
+          <w:tcPr>
+            <w:tcW w:w="2719" w:type="dxa"/>
+          </w:tcPr>
+          <w:p>
+            <w:pPr>
+              <w:spacing w:before="20" w:after="20"/>
+            </w:pPr>
+            <w:r>
+              <w:rPr>
+                <w:sz w:val="20"/>
+                <w:szCs w:val="20"/>
+              </w:rPr>
               <w:t xml:space="preserve">Công ty mẹ</w:t>
             </w:r>
           </w:p>
@@ -8759,7 +9178,7 @@
         <w:jc w:val="both"/>
       </w:pPr>
       <w:r>
-        <w:t xml:space="preserve">Sinh viên chưa đối chiếu các con số trong Bảng 3.1 với hồ sơ nội bộ của công ty. Chúng đến từ nguồn công khai và từ một tài liệu tổng hợp của sinh viên cùng đơn vị [3].</w:t>
+        <w:t xml:space="preserve">Sinh viên chưa đối chiếu các con số trong Bảng 3.1 và các mô tả trong Phần 3 với hồ sơ nội bộ của công ty. Chúng đến từ nguồn công khai và từ hai tài liệu chưa công bố do một sinh viên khác cung cấp [3], [6].</w:t>
       </w:r>
     </w:p>
     <w:p>
@@ -8790,7 +9209,7 @@
         <w:jc w:val="both"/>
       </w:pPr>
       <w:r>
-        <w:t xml:space="preserve">Công ty mẹ phát triển và sản xuất các sản phẩm bảo vệ cho pin thứ cấp, chủ yếu là mô-đun bảo vệ (Protection Module Package, PMP) và vi mạch bảo vệ một chip (Protection One Chip, POC). Sau khi mở rộng sản xuất ở Hàn Quốc và Trung Quốc, tập đoàn đưa nhà máy tại Việt Nam vào hoạt động từ đầu năm 2014 [2]. Nhà máy đầu tiên đặt trong Khu công nghiệp VSIP Bắc Ninh, sau đó công ty mở thêm nhà máy trong cùng khu để tăng công suất. Báo chí ngành điện tử Hàn Quốc cho biết tập đoàn đã vận hành bốn nhà máy tại khu công nghiệp này và xây thêm nhà máy thứ năm trên diện tích 22.453 mét vuông [5]. Tài liệu tổng hợp của sinh viên cùng đơn vị mô tả ba nhà máy V1, V2, V3 [3]. Hai cách đếm khác nhau về thời điểm và về phạm vi, và báo cáo này không cố hòa giải chúng.</w:t>
+        <w:t xml:space="preserve">Công ty mẹ phát triển và sản xuất các sản phẩm bảo vệ cho pin thứ cấp, chủ yếu là mô-đun bảo vệ (Protection Module Package, PMP) và vi mạch bảo vệ một chip (Protection One Chip, POC). Sau khi mở rộng sản xuất ở Hàn Quốc và Trung Quốc, tập đoàn đưa nhà máy tại Việt Nam vào hoạt động sau khi được cấp giấy chứng nhận đầu tư tháng 4 năm 2014 [2]. Nhà máy đầu tiên đặt trong Khu công nghiệp VSIP Bắc Ninh, sau đó công ty mở thêm nhà máy trong cùng khu để tăng công suất. Báo chí ngành điện tử Hàn Quốc cho biết tập đoàn đã vận hành bốn nhà máy tại khu công nghiệp này và xây thêm nhà máy thứ năm trên diện tích 22.453 mét vuông [5]. Tài liệu tổng hợp của sinh viên cùng đơn vị mô tả ba nhà máy V1, V2, V3 [3]. Hai cách đếm khác nhau về thời điểm và về phạm vi, và báo cáo này không hòa giải chúng. Bảng 3.1 dùng cách đếm ba nhà máy.</w:t>
       </w:r>
     </w:p>
     <w:p>
@@ -8801,7 +9220,7 @@
         <w:jc w:val="both"/>
       </w:pPr>
       <w:r>
-        <w:t xml:space="preserve">Theo nguồn đó, công ty vận hành theo mô hình nhà máy vệ tinh: sản phẩm làm theo tiêu chuẩn kỹ thuật của công ty mẹ và phần lớn cung cấp cho các nhà máy lắp ráp điện thoại của Samsung tại Việt Nam [3]. Cơ cấu tổ chức theo trục dọc, đi từ chủ sở hữu đến Tổng Giám đốc rồi tới các phòng ban chức năng. Đây là kiểu quản trị tập trung phổ biến ở doanh nghiệp Hàn Quốc [3].</w:t>
+        <w:t xml:space="preserve">Theo nguồn đó, công ty vận hành theo mô hình nhà máy vệ tinh: sản phẩm làm theo tiêu chuẩn kỹ thuật của công ty mẹ và phần lớn cung cấp cho các nhà máy lắp ráp điện thoại của Samsung tại Việt Nam [3].</w:t>
       </w:r>
     </w:p>
     <w:p>
@@ -8821,7 +9240,7 @@
         <w:jc w:val="both"/>
       </w:pPr>
       <w:r>
-        <w:t xml:space="preserve">Danh mục sản phẩm gồm vi mạch bảo vệ một chip (POC), mô-đun bảo vệ (PMP), bộ pin hoàn chỉnh, mô-đun cảm biến, ăng-ten chip giao tiếp trường gần (NFC) và bộ sạc không dây [6]. PMP tích hợp vi mạch bảo vệ, tranzito hiệu ứng trường (MOSFET) và bảng mạch in trong một gói, đặt bên trong pin để ngắt mạch khi pin quá áp, quá dòng hoặc ngắn mạch. Công ty mẹ tự giới thiệu là đơn vị có thị phần lớn nhất thế giới ở mảng POC và PMP [6]. Đây là thông tin từ trang web của doanh nghiệp và báo cáo không kiểm chứng độc lập.</w:t>
+        <w:t xml:space="preserve">Danh mục sản phẩm gồm vi mạch bảo vệ một chip (POC), mô-đun bảo vệ (PMP), bộ pin hoàn chỉnh, mô-đun cảm biến, ăng-ten chip giao tiếp trường gần (NFC) và bộ sạc không dây [7]. PMP tích hợp vi mạch bảo vệ, tranzito hiệu ứng trường (MOSFET) và bảng mạch in trong một gói, đặt bên trong pin để ngắt mạch khi pin quá áp, quá dòng hoặc ngắn mạch. Công ty mẹ tự giới thiệu là đơn vị có thị phần lớn nhất thế giới ở mảng POC và PMP [7]. Đây là thông tin từ trang web của doanh nghiệp và báo cáo không kiểm chứng độc lập.</w:t>
       </w:r>
     </w:p>
     <w:p>
@@ -9131,7 +9550,7 @@
         <w:jc w:val="both"/>
       </w:pPr>
       <w:r>
-        <w:t xml:space="preserve">Cả ba nhà máy chạy liên tục theo ba ca, hai mươi bốn giờ mỗi ngày [3]. Nhịp sản xuất này kéo theo nhu cầu dữ liệu vận hành: số lượng theo ca, tỷ lệ lỗi, thời gian dừng máy. Nhu cầu đó là bối cảnh để sinh viên chọn đề tài về phân tích dữ liệu và hỗ trợ ra quyết định, chứ không phải về sản xuất. Đề tài BL Advisor không nằm trong dây chuyền của công ty. Sinh viên làm nó như một dự án học tập theo quy trình kỹ thuật mà đơn vị áp dụng.</w:t>
+        <w:t xml:space="preserve">Cả ba nhà máy chạy liên tục theo ba ca, hai mươi bốn giờ mỗi ngày [3]. Đề tài BL Advisor không nằm trong dây chuyền, hệ thống hay dữ liệu của công ty. Sinh viên tự đề xuất đề tài và thực hiện như một dự án học tập trong thời gian thực tập.</w:t>
       </w:r>
     </w:p>
     <w:p>
@@ -9162,7 +9581,7 @@
         <w:jc w:val="both"/>
       </w:pPr>
       <w:r>
-        <w:t xml:space="preserve">Ở góc nhìn công nghệ thông tin, môi trường sản xuất đặt ra các yêu cầu mà sinh viên đem vào dự án: dữ liệu phải truy vết được, thay đổi phải có kiểm thử trước khi đưa vào vận hành, và mọi kết quả phải tái lập được trên cùng dữ liệu đầu vào. Sinh viên áp dụng các yêu cầu này khi xây dựng BL Advisor và mô tả ở Phần 5.</w:t>
+        <w:t xml:space="preserve">Trong dự án, sinh viên tự đặt ba nguyên tắc kỹ thuật: dữ liệu phải truy vết được, thay đổi phải có kiểm thử trước khi hoàn thành, và kết quả phải tái lập được trên cùng dữ liệu đầu vào. Phần 5 mô tả cách thực hiện. Các nguyên tắc này do sinh viên chọn, không phải yêu cầu do công ty giao.</w:t>
       </w:r>
     </w:p>
     <w:p>
@@ -9182,7 +9601,7 @@
         <w:jc w:val="both"/>
       </w:pPr>
       <w:r>
-        <w:t xml:space="preserve">Theo báo cáo tổng hợp của sinh viên cùng đơn vị, công ty tổ chức theo mô hình trực tuyến chức năng [7]. Tổng Giám đốc do tập đoàn mẹ bổ nhiệm đứng đầu. Bên dưới là năm Phó Tổng Giám đốc phụ trách sản xuất, kỹ thuật và chất lượng, hành chính và nhân sự, tài chính và kế toán, an toàn và môi trường. Mỗi Phó Tổng Giám đốc quản lý các phòng ban chuyên môn, và ba nhà máy V1, V2, V3 thuộc khối sản xuất (Hình 3.1) [7].</w:t>
+        <w:t xml:space="preserve">Theo báo cáo tổng hợp [6], công ty tổ chức theo mô hình trực tuyến chức năng. Tổng Giám đốc do tập đoàn mẹ bổ nhiệm đứng đầu. Bên dưới là năm Phó Tổng Giám đốc phụ trách sản xuất, kỹ thuật và chất lượng, hành chính và nhân sự, tài chính và kế toán, an toàn và môi trường. Mỗi Phó Tổng Giám đốc quản lý các phòng ban chuyên môn, và ba nhà máy V1, V2, V3 thuộc khối sản xuất (Hình 3.1) [6].</w:t>
       </w:r>
     </w:p>
     <w:p>
@@ -9195,7 +9614,7 @@
         <w:drawing>
           <wp:inline xmlns:wp="http://schemas.openxmlformats.org/drawingml/2006/wordprocessingDrawing" distT="0" distB="0" distL="0" distR="0">
             <wp:extent cx="5580000" cy="3261200"/>
-            <wp:docPr id="1001" name="Hình 1001" descr="Hình 3.1. Sơ đồ tổ chức của ITMV, vẽ lại theo mô tả trong tài liệu [7]. Ô vàng là ba nhà máy sản xuất; PCM: mô-đun mạch bảo vệ; PMP: mô-đun bảo vệ; POC: vi mạch bảo vệ một chip; NFC: giao tiếp trường gần; TSP: màn hình cảm ứng; EPM: quản lý chương trình kỹ thuật."/>
+            <wp:docPr id="1001" name="Hình 1001" descr="Hình 3.1. Sơ đồ tổ chức của ITMV, vẽ lại theo mô tả trong tài liệu [6]. Ô vàng là ba nhà máy sản xuất; PCM: mô-đun mạch bảo vệ; PMP: mô-đun bảo vệ; POC: vi mạch bảo vệ một chip; NFC: giao tiếp trường gần; TSP: màn hình cảm ứng; EPM: quản lý chương trình kỹ thuật."/>
             <a:graphic xmlns:a="http://schemas.openxmlformats.org/drawingml/2006/main">
               <a:graphicData uri="http://schemas.openxmlformats.org/drawingml/2006/picture">
                 <pic:pic xmlns:pic="http://schemas.openxmlformats.org/drawingml/2006/picture">
@@ -9245,7 +9664,7 @@
           <w:sz w:val="24"/>
           <w:szCs w:val="24"/>
         </w:rPr>
-        <w:t xml:space="preserve">Hình 3.1. Sơ đồ tổ chức của ITMV, vẽ lại theo mô tả trong tài liệu [7].</w:t>
+        <w:t xml:space="preserve">Hình 3.1. Sơ đồ tổ chức của ITMV, vẽ lại theo mô tả trong tài liệu [6].</w:t>
       </w:r>
     </w:p>
     <w:p>
@@ -9261,6 +9680,18 @@
         </w:rPr>
         <w:t xml:space="preserve">Ô vàng là ba nhà máy sản xuất; PCM: mô-đun mạch bảo vệ; PMP: mô-đun bảo vệ; POC: vi mạch bảo vệ một chip; NFC: giao tiếp trường gần; TSP: màn hình cảm ứng; EPM: quản lý chương trình kỹ thuật.</w:t>
       </w:r>
+      <w:r>
+        <w:br/>
+      </w:r>
+      <w:r>
+        <w:rPr>
+          <w:i/>
+          <w:iCs/>
+          <w:sz w:val="22"/>
+          <w:szCs w:val="22"/>
+        </w:rPr>
+        <w:t xml:space="preserve">Nguồn: Sinh viên vẽ lại theo mô tả trong [6].</w:t>
+      </w:r>
     </w:p>
     <w:p>
       <w:pPr>
@@ -9270,18 +9701,7 @@
         <w:jc w:val="both"/>
       </w:pPr>
       <w:r>
-        <w:t xml:space="preserve">Phòng Công nghệ thông tin của công ty quản lý hạ tầng, bảo mật dữ liệu và hỗ trợ các hệ thống quản lý sản xuất như ERP và MES [7]. Sinh viên thực tập gắn với mảng công nghệ thông tin này. Sinh viên làm việc dưới sự hướng dẫn của cán bộ hướng dẫn tại công ty và báo cáo tiến độ hằng tuần theo mẫu của khoa. Sơ đồ ở Hình 3.1 chưa phải văn bản chính thức của công ty, và sinh viên chưa đối chiếu nó với hồ sơ nội bộ.</w:t>
-      </w:r>
-    </w:p>
-    <w:p>
-      <w:pPr>
-        <w:pStyle w:val="Content"/>
-        <w:spacing w:after="120"/>
-        <w:ind w:firstLine="567"/>
-        <w:jc w:val="both"/>
-      </w:pPr>
-      <w:r>
-        <w:t xml:space="preserve">Nguồn của phần giới thiệu này được liệt kê ở mục Tài liệu tham khảo [1] đến [7]. Sinh viên chưa đối chiếu số liệu với hồ sơ nội bộ của công ty.</w:t>
+        <w:t xml:space="preserve">Phòng Công nghệ thông tin của công ty quản lý hạ tầng, bảo mật dữ liệu và hỗ trợ các hệ thống quản lý sản xuất như ERP và MES [6]. Sinh viên thực hiện dự án học tập độc lập, không thuộc phòng ban nào trong sơ đồ, làm việc dưới sự hướng dẫn của cán bộ hướng dẫn tại công ty và báo cáo tiến độ hằng tuần theo mẫu của khoa. Hình 3.1 chưa phải văn bản chính thức của công ty. Nguồn của phần giới thiệu này nằm ở mục Tài liệu tham khảo, từ [1] đến [6].</w:t>
       </w:r>
     </w:p>
     <w:p>
@@ -9736,7 +10156,7 @@
                 <w:sz w:val="18"/>
                 <w:szCs w:val="18"/>
               </w:rPr>
-              <w:t xml:space="preserve">Yêu cầu học phần: hướng ngôn ngữ và công nghệ lập trình, hoặc hướng thuật toán mới</w:t>
+              <w:t xml:space="preserve">Không áp dụng</w:t>
             </w:r>
           </w:p>
         </w:tc>
@@ -10009,7 +10429,7 @@
                 <w:sz w:val="18"/>
                 <w:szCs w:val="18"/>
               </w:rPr>
-              <w:t xml:space="preserve">Tài liệu cài đặt của từng phần mềm</w:t>
+              <w:t xml:space="preserve">Không áp dụng</w:t>
             </w:r>
           </w:p>
         </w:tc>
@@ -10262,7 +10682,7 @@
                 <w:sz w:val="18"/>
                 <w:szCs w:val="18"/>
               </w:rPr>
-              <w:t xml:space="preserve">Nguyên tắc phân tách mối quan tâm trong kiến trúc phần mềm</w:t>
+              <w:t xml:space="preserve">Không áp dụng</w:t>
             </w:r>
           </w:p>
         </w:tc>
@@ -10756,7 +11176,7 @@
                 <w:sz w:val="18"/>
                 <w:szCs w:val="18"/>
               </w:rPr>
-              <w:t xml:space="preserve">Đọc bài gốc Markowitz (1952) và bài của Michaud (1989) về độ nhạy với sai số đầu vào</w:t>
+              <w:t xml:space="preserve">Đọc bài gốc Markowitz [8] và bài của Michaud [9] về độ nhạy với sai số đầu vào</w:t>
             </w:r>
           </w:p>
         </w:tc>
@@ -10773,7 +11193,7 @@
                 <w:sz w:val="18"/>
                 <w:szCs w:val="18"/>
               </w:rPr>
-              <w:t xml:space="preserve">Bài báo gốc theo danh mục tài liệu tham khảo</w:t>
+              <w:t xml:space="preserve">Không áp dụng</w:t>
             </w:r>
           </w:p>
         </w:tc>
@@ -10856,7 +11276,7 @@
                 <w:sz w:val="18"/>
                 <w:szCs w:val="18"/>
               </w:rPr>
-              <w:t xml:space="preserve">Đọc Rockafellar và Uryasev (2000, 2002) về giá trị chịu rủi ro có điều kiện</w:t>
+              <w:t xml:space="preserve">Đọc Rockafellar và Uryasev [10], [11] về giá trị chịu rủi ro có điều kiện</w:t>
             </w:r>
           </w:p>
         </w:tc>
@@ -10873,7 +11293,7 @@
                 <w:sz w:val="18"/>
                 <w:szCs w:val="18"/>
               </w:rPr>
-              <w:t xml:space="preserve">Bài báo gốc</w:t>
+              <w:t xml:space="preserve">Không áp dụng</w:t>
             </w:r>
           </w:p>
         </w:tc>
@@ -10956,7 +11376,7 @@
                 <w:sz w:val="18"/>
                 <w:szCs w:val="18"/>
               </w:rPr>
-              <w:t xml:space="preserve">Đọc Black và Litterman (1992), He và Litterman (1999)</w:t>
+              <w:t xml:space="preserve">Đọc Black và Litterman [12], He và Litterman [13]</w:t>
             </w:r>
           </w:p>
         </w:tc>
@@ -10973,7 +11393,7 @@
                 <w:sz w:val="18"/>
                 <w:szCs w:val="18"/>
               </w:rPr>
-              <w:t xml:space="preserve">Bài báo gốc</w:t>
+              <w:t xml:space="preserve">Không áp dụng</w:t>
             </w:r>
           </w:p>
         </w:tc>
@@ -11171,7 +11591,7 @@
                 <w:sz w:val="18"/>
                 <w:szCs w:val="18"/>
               </w:rPr>
-              <w:t xml:space="preserve">Kiểm tra bằng ví dụ tay</w:t>
+              <w:t xml:space="preserve">Không áp dụng</w:t>
             </w:r>
           </w:p>
         </w:tc>
@@ -11544,7 +11964,7 @@
                 <w:sz w:val="18"/>
                 <w:szCs w:val="18"/>
               </w:rPr>
-              <w:t xml:space="preserve">Quy tắc bản địa hóa của Angular</w:t>
+              <w:t xml:space="preserve">Không áp dụng</w:t>
             </w:r>
           </w:p>
         </w:tc>
@@ -11652,7 +12072,7 @@
                 <w:sz w:val="18"/>
                 <w:szCs w:val="18"/>
               </w:rPr>
-              <w:t xml:space="preserve">Từ vựng tài chính tiếng Việt thống nhất</w:t>
+              <w:t xml:space="preserve">Không áp dụng</w:t>
             </w:r>
           </w:p>
         </w:tc>
@@ -11752,7 +12172,7 @@
                 <w:sz w:val="18"/>
                 <w:szCs w:val="18"/>
               </w:rPr>
-              <w:t xml:space="preserve">Cấu hình tiền tệ cơ sở</w:t>
+              <w:t xml:space="preserve">Không áp dụng</w:t>
             </w:r>
           </w:p>
         </w:tc>
@@ -11852,7 +12272,7 @@
                 <w:sz w:val="18"/>
                 <w:szCs w:val="18"/>
               </w:rPr>
-              <w:t xml:space="preserve">Định dạng số theo quy ước Việt Nam</w:t>
+              <w:t xml:space="preserve">Không áp dụng</w:t>
             </w:r>
           </w:p>
         </w:tc>
@@ -11952,7 +12372,7 @@
                 <w:sz w:val="18"/>
                 <w:szCs w:val="18"/>
               </w:rPr>
-              <w:t xml:space="preserve">Danh sách kiểm tra bản địa hóa</w:t>
+              <w:t xml:space="preserve">Không áp dụng</w:t>
             </w:r>
           </w:p>
         </w:tc>
@@ -12325,7 +12745,7 @@
                 <w:sz w:val="18"/>
                 <w:szCs w:val="18"/>
               </w:rPr>
-              <w:t xml:space="preserve">TDD</w:t>
+              <w:t xml:space="preserve">TDD [14]</w:t>
             </w:r>
           </w:p>
         </w:tc>
@@ -12452,7 +12872,7 @@
                 <w:sz w:val="18"/>
                 <w:szCs w:val="18"/>
               </w:rPr>
-              <w:t xml:space="preserve">Công thức của Black và Litterman</w:t>
+              <w:t xml:space="preserve">[12], [13]</w:t>
             </w:r>
           </w:p>
         </w:tc>
@@ -12564,7 +12984,7 @@
                 <w:sz w:val="18"/>
                 <w:szCs w:val="18"/>
               </w:rPr>
-              <w:t xml:space="preserve">Nguyên tắc tiêm phụ thuộc của NestJS</w:t>
+              <w:t xml:space="preserve">Không áp dụng</w:t>
             </w:r>
           </w:p>
         </w:tc>
@@ -12589,7 +13009,7 @@
                 <w:sz w:val="18"/>
                 <w:szCs w:val="18"/>
               </w:rPr>
-              <w:t xml:space="preserve">GET /api/v1/portfolio/allocations/black-litterman</w:t>
+              <w:t xml:space="preserve">GET /​api/​v1/​portfolio/​allocations/​black-litterman</w:t>
             </w:r>
           </w:p>
         </w:tc>
@@ -12672,7 +13092,7 @@
                 <w:sz w:val="18"/>
                 <w:szCs w:val="18"/>
               </w:rPr>
-              <w:t xml:space="preserve">Nguyên tắc thiết kế giao diện Material</w:t>
+              <w:t xml:space="preserve">Không áp dụng</w:t>
             </w:r>
           </w:p>
         </w:tc>
@@ -12945,7 +13365,7 @@
                 <w:sz w:val="18"/>
                 <w:szCs w:val="18"/>
               </w:rPr>
-              <w:t xml:space="preserve">Tối ưu lồi có ràng buộc</w:t>
+              <w:t xml:space="preserve">Không áp dụng</w:t>
             </w:r>
           </w:p>
         </w:tc>
@@ -13045,7 +13465,7 @@
                 <w:sz w:val="18"/>
                 <w:szCs w:val="18"/>
               </w:rPr>
-              <w:t xml:space="preserve">Tỷ số Sharpe (Sharpe, 1966)</w:t>
+              <w:t xml:space="preserve">Tỷ số Sharpe [15]</w:t>
             </w:r>
           </w:p>
         </w:tc>
@@ -13145,7 +13565,7 @@
                 <w:sz w:val="18"/>
                 <w:szCs w:val="18"/>
               </w:rPr>
-              <w:t xml:space="preserve">Rockafellar và Uryasev (2000)</w:t>
+              <w:t xml:space="preserve">[10]</w:t>
             </w:r>
           </w:p>
         </w:tc>
@@ -13245,7 +13665,7 @@
                 <w:sz w:val="18"/>
                 <w:szCs w:val="18"/>
               </w:rPr>
-              <w:t xml:space="preserve">Maillard và cộng sự (2010)</w:t>
+              <w:t xml:space="preserve">[16]</w:t>
             </w:r>
           </w:p>
         </w:tc>
@@ -13345,7 +13765,7 @@
                 <w:sz w:val="18"/>
                 <w:szCs w:val="18"/>
               </w:rPr>
-              <w:t xml:space="preserve">Định nghĩa các chỉ số theo tài liệu</w:t>
+              <w:t xml:space="preserve">Không áp dụng</w:t>
             </w:r>
           </w:p>
         </w:tc>
@@ -13618,7 +14038,7 @@
                 <w:sz w:val="18"/>
                 <w:szCs w:val="18"/>
               </w:rPr>
-              <w:t xml:space="preserve">Mô hình chuyển động Brown hình học</w:t>
+              <w:t xml:space="preserve">Không áp dụng</w:t>
             </w:r>
           </w:p>
         </w:tc>
@@ -13718,7 +14138,7 @@
                 <w:sz w:val="18"/>
                 <w:szCs w:val="18"/>
               </w:rPr>
-              <w:t xml:space="preserve">Dữ liệu mô phỏng gắn nhãn rõ</w:t>
+              <w:t xml:space="preserve">Không áp dụng</w:t>
             </w:r>
           </w:p>
         </w:tc>
@@ -13818,7 +14238,7 @@
                 <w:sz w:val="18"/>
                 <w:szCs w:val="18"/>
               </w:rPr>
-              <w:t xml:space="preserve">Hồ sơ người dùng theo chiến lược khác nhau</w:t>
+              <w:t xml:space="preserve">Không áp dụng</w:t>
             </w:r>
           </w:p>
         </w:tc>
@@ -13918,7 +14338,7 @@
                 <w:sz w:val="18"/>
                 <w:szCs w:val="18"/>
               </w:rPr>
-              <w:t xml:space="preserve">Quy tắc của ứng dụng gốc</w:t>
+              <w:t xml:space="preserve">Không áp dụng</w:t>
             </w:r>
           </w:p>
         </w:tc>
@@ -14414,7 +14834,7 @@
                 <w:sz w:val="18"/>
                 <w:szCs w:val="18"/>
               </w:rPr>
-              <w:t xml:space="preserve">TDD</w:t>
+              <w:t xml:space="preserve">TDD [14]</w:t>
             </w:r>
           </w:p>
         </w:tc>
@@ -14514,7 +14934,7 @@
                 <w:sz w:val="18"/>
                 <w:szCs w:val="18"/>
               </w:rPr>
-              <w:t xml:space="preserve">Idzorek (2007) về độ tin cậy quan điểm</w:t>
+              <w:t xml:space="preserve">[17] về độ tin cậy quan điểm</w:t>
             </w:r>
           </w:p>
         </w:tc>
@@ -14669,7 +15089,7 @@
                 <w:sz w:val="18"/>
                 <w:szCs w:val="18"/>
               </w:rPr>
-              <w:t xml:space="preserve">Bailey và cộng sự (2017) về quá khớp backtest</w:t>
+              <w:t xml:space="preserve">[18] về quá khớp backtest</w:t>
             </w:r>
           </w:p>
         </w:tc>
@@ -14760,7 +15180,7 @@
                 <w:sz w:val="18"/>
                 <w:szCs w:val="18"/>
               </w:rPr>
-              <w:t xml:space="preserve">POST /api/v1/portfolio/optimizer</w:t>
+              <w:t xml:space="preserve">POST /​api/​v1/​portfolio/​optimizer</w:t>
             </w:r>
           </w:p>
         </w:tc>
@@ -15050,7 +15470,7 @@
                 <w:sz w:val="18"/>
                 <w:szCs w:val="18"/>
               </w:rPr>
-              <w:t xml:space="preserve">Nguyên tắc thiết kế Angular Material</w:t>
+              <w:t xml:space="preserve">Không áp dụng</w:t>
             </w:r>
           </w:p>
         </w:tc>
@@ -15150,7 +15570,7 @@
                 <w:sz w:val="18"/>
                 <w:szCs w:val="18"/>
               </w:rPr>
-              <w:t xml:space="preserve">Hiển thị có điều kiện</w:t>
+              <w:t xml:space="preserve">Không áp dụng</w:t>
             </w:r>
           </w:p>
         </w:tc>
@@ -15250,7 +15670,7 @@
                 <w:sz w:val="18"/>
                 <w:szCs w:val="18"/>
               </w:rPr>
-              <w:t xml:space="preserve">Tài liệu Black-Litterman</w:t>
+              <w:t xml:space="preserve">Không áp dụng</w:t>
             </w:r>
           </w:p>
         </w:tc>
@@ -15350,7 +15770,7 @@
                 <w:sz w:val="18"/>
                 <w:szCs w:val="18"/>
               </w:rPr>
-              <w:t xml:space="preserve">Hướng dẫn trực quan hóa dữ liệu</w:t>
+              <w:t xml:space="preserve">Không áp dụng</w:t>
             </w:r>
           </w:p>
         </w:tc>
@@ -15450,7 +15870,7 @@
                 <w:sz w:val="18"/>
                 <w:szCs w:val="18"/>
               </w:rPr>
-              <w:t xml:space="preserve">Danh sách kiểm tra tay</w:t>
+              <w:t xml:space="preserve">Không áp dụng</w:t>
             </w:r>
           </w:p>
         </w:tc>
@@ -15723,7 +16143,7 @@
                 <w:sz w:val="18"/>
                 <w:szCs w:val="18"/>
               </w:rPr>
-              <w:t xml:space="preserve">TDD</w:t>
+              <w:t xml:space="preserve">TDD [14]</w:t>
             </w:r>
           </w:p>
         </w:tc>
@@ -15861,7 +16281,7 @@
                 <w:sz w:val="18"/>
                 <w:szCs w:val="18"/>
               </w:rPr>
-              <w:t xml:space="preserve">Kỹ thuật ControlValueAccessor của Angular</w:t>
+              <w:t xml:space="preserve">Không áp dụng</w:t>
             </w:r>
           </w:p>
         </w:tc>
@@ -15961,7 +16381,7 @@
                 <w:sz w:val="18"/>
                 <w:szCs w:val="18"/>
               </w:rPr>
-              <w:t xml:space="preserve">Danh sách biểu mẫu của ứng dụng</w:t>
+              <w:t xml:space="preserve">Không áp dụng</w:t>
             </w:r>
           </w:p>
         </w:tc>
@@ -16061,7 +16481,7 @@
                 <w:sz w:val="18"/>
                 <w:szCs w:val="18"/>
               </w:rPr>
-              <w:t xml:space="preserve">Dữ liệu mô phỏng gắn nhãn</w:t>
+              <w:t xml:space="preserve">Không áp dụng</w:t>
             </w:r>
           </w:p>
         </w:tc>
@@ -16161,7 +16581,7 @@
                 <w:sz w:val="18"/>
                 <w:szCs w:val="18"/>
               </w:rPr>
-              <w:t xml:space="preserve">Quy tắc quy đổi tiền tệ</w:t>
+              <w:t xml:space="preserve">Không áp dụng</w:t>
             </w:r>
           </w:p>
         </w:tc>
@@ -16468,7 +16888,7 @@
                 <w:sz w:val="18"/>
                 <w:szCs w:val="18"/>
               </w:rPr>
-              <w:t xml:space="preserve">Tách kiểm thử khỏi người viết mã giúp thấy lỗi tôi bỏ sót</w:t>
+              <w:t xml:space="preserve">Tách kiểm thử khỏi người viết mã giúp thấy lỗi em bỏ sót</w:t>
             </w:r>
           </w:p>
         </w:tc>
@@ -16534,7 +16954,7 @@
                 <w:sz w:val="18"/>
                 <w:szCs w:val="18"/>
               </w:rPr>
-              <w:t xml:space="preserve">Quy trình gỡ lỗi có hệ thống</w:t>
+              <w:t xml:space="preserve">Không áp dụng</w:t>
             </w:r>
           </w:p>
         </w:tc>
@@ -16734,7 +17154,7 @@
                 <w:sz w:val="18"/>
                 <w:szCs w:val="18"/>
               </w:rPr>
-              <w:t xml:space="preserve">Yêu cầu hiệu năng</w:t>
+              <w:t xml:space="preserve">Không áp dụng</w:t>
             </w:r>
           </w:p>
         </w:tc>
@@ -16849,7 +17269,7 @@
                 <w:sz w:val="18"/>
                 <w:szCs w:val="18"/>
               </w:rPr>
-              <w:t xml:space="preserve">Kiểm thử hồi quy</w:t>
+              <w:t xml:space="preserve">Không áp dụng</w:t>
             </w:r>
           </w:p>
         </w:tc>
@@ -17122,7 +17542,7 @@
                 <w:sz w:val="18"/>
                 <w:szCs w:val="18"/>
               </w:rPr>
-              <w:t xml:space="preserve">Quy tắc biên tập: ký hiệu định nghĩa trước khi dùng</w:t>
+              <w:t xml:space="preserve">Không áp dụng</w:t>
             </w:r>
           </w:p>
         </w:tc>
@@ -17322,7 +17742,7 @@
                 <w:sz w:val="18"/>
                 <w:szCs w:val="18"/>
               </w:rPr>
-              <w:t xml:space="preserve">Kịch bản theo luồng người dùng</w:t>
+              <w:t xml:space="preserve">Không áp dụng</w:t>
             </w:r>
           </w:p>
         </w:tc>
@@ -17530,7 +17950,7 @@
                 <w:sz w:val="18"/>
                 <w:szCs w:val="18"/>
               </w:rPr>
-              <w:t xml:space="preserve">Yêu cầu học phần</w:t>
+              <w:t xml:space="preserve">Không áp dụng</w:t>
             </w:r>
           </w:p>
         </w:tc>
@@ -17903,7 +18323,7 @@
                 <w:sz w:val="18"/>
                 <w:szCs w:val="18"/>
               </w:rPr>
-              <w:t xml:space="preserve">Dữ liệu demo</w:t>
+              <w:t xml:space="preserve">Không áp dụng</w:t>
             </w:r>
           </w:p>
         </w:tc>
@@ -18103,7 +18523,7 @@
                 <w:sz w:val="18"/>
                 <w:szCs w:val="18"/>
               </w:rPr>
-              <w:t xml:space="preserve">Yêu cầu học phần</w:t>
+              <w:t xml:space="preserve">Không áp dụng</w:t>
             </w:r>
           </w:p>
         </w:tc>
@@ -18203,7 +18623,7 @@
                 <w:sz w:val="18"/>
                 <w:szCs w:val="18"/>
               </w:rPr>
-              <w:t xml:space="preserve">Yêu cầu nộp: báo cáo, mã nguồn, video</w:t>
+              <w:t xml:space="preserve">Không áp dụng</w:t>
             </w:r>
           </w:p>
         </w:tc>
@@ -18334,7 +18754,7 @@
         <w:jc w:val="both"/>
       </w:pPr>
       <w:r>
-        <w:t xml:space="preserve">Lý thuyết danh mục hiện đại cho ta các công cụ để phân bổ: Markowitz [8] đưa ra đường biên hiệu quả, Rockafellar và Uryasev [9] đưa ra tối ưu hóa giá trị chịu rủi ro có điều kiện, và Black và Litterman [10] cho phép trộn quan điểm của nhà đầu tư vào lợi suất cân bằng của thị trường. Những phương pháp này chủ yếu xuất hiện trong tài liệu học thuật và trong công cụ của tổ chức chuyên nghiệp, rất ít khi đến tay người đầu tư cá nhân qua một giao diện tiếng Việt.</w:t>
+        <w:t xml:space="preserve">Lý thuyết danh mục hiện đại cho ta các công cụ để phân bổ: Markowitz [8] đưa ra đường biên hiệu quả, Rockafellar và Uryasev [10] đưa ra tối ưu hóa giá trị chịu rủi ro có điều kiện, và Black và Litterman [12] cho phép trộn quan điểm của nhà đầu tư vào lợi suất cân bằng của thị trường. Những phương pháp này chủ yếu xuất hiện trong tài liệu học thuật và trong công cụ của tổ chức chuyên nghiệp, rất ít khi đến tay người đầu tư cá nhân qua một giao diện tiếng Việt.</w:t>
       </w:r>
     </w:p>
     <w:p>
@@ -18457,7 +18877,7 @@
         <w:jc w:val="both"/>
       </w:pPr>
       <w:r>
-        <w:t xml:space="preserve">Dự án xây dựng trên Ghostfolio, một phần mềm mã nguồn mở theo giấy phép GNU Affero General Public License phiên bản 3 (AGPL-3.0) [11]. Phần lớn chức năng quản lý danh mục là của Ghostfolio. Đóng góp của sinh viên gồm sáu điểm:</w:t>
+        <w:t xml:space="preserve">Dự án xây dựng trên Ghostfolio, một phần mềm mã nguồn mở theo giấy phép GNU Affero General Public License phiên bản 3 (AGPL-3.0) [19]. Phần lớn chức năng quản lý danh mục là của Ghostfolio. Đóng góp của sinh viên gồm sáu điểm:</w:t>
       </w:r>
     </w:p>
     <w:p>
@@ -18561,7 +18981,7 @@
         <w:jc w:val="both"/>
       </w:pPr>
       <w:r>
-        <w:t xml:space="preserve">Mục 5.2 khảo sát nghiên cứu liên quan và trình bày cơ sở lý thuyết. Mục 5.3 phân tích yêu cầu và thiết kế. Mục 5.4 mô tả cài đặt. Mục 5.5 báo cáo kiểm thử và đánh giá. Mục 5.6 minh họa cách dùng bằng ảnh chụp. Mục 5.7 bàn về hạn chế và hướng phát triển, Mục 5.8 kết luận.</w:t>
+        <w:t xml:space="preserve">Mục 5.2 khảo sát nghiên cứu liên quan và trình bày cơ sở lý thuyết. Mục 5.3 phân tích yêu cầu và thiết kế. Mục 5.4 mô tả cài đặt. Mục 5.5 báo cáo kiểm thử và đánh giá. Mục 5.6 minh họa cách dùng bằng ảnh chụp. Mục 5.7 bàn về hạn chế và hướng phát triển, Mục 5.8 kết luận và Mục 5.9 nêu các tuyên bố. Danh mục công trình khoa học của sinh viên nằm sau phần nội dung.</w:t>
       </w:r>
     </w:p>
     <w:p>
@@ -18724,21 +19144,10 @@
                 </m:r>
                 <m:r>
                   <m:rPr>
+                    <m:nor/>
                     <m:sty m:val="p"/>
                   </m:rPr>
-                  <m:t>V</m:t>
-                </m:r>
-                <m:r>
-                  <m:rPr>
-                    <m:sty m:val="p"/>
-                  </m:rPr>
-                  <m:t>a</m:t>
-                </m:r>
-                <m:r>
-                  <m:rPr>
-                    <m:sty m:val="p"/>
-                  </m:rPr>
-                  <m:t>r</m:t>
+                  <m:t>Var</m:t>
                 </m:r>
                 <m:r>
                   <m:rPr>
@@ -19021,7 +19430,7 @@
         </m:r>
       </m:oMath>
       <w:r>
-        <w:t xml:space="preserve"> làm lớn nhất tỷ số Sharpe do Sharpe [12] đề xuất, trong đó </w:t>
+        <w:t xml:space="preserve"> làm lớn nhất tỷ số Sharpe do Sharpe [15] đề xuất, trong đó </w:t>
       </w:r>
       <m:oMath xmlns:m="http://schemas.openxmlformats.org/officeDocument/2006/math">
         <m:sSub>
@@ -19236,7 +19645,7 @@
         <w:jc w:val="both"/>
       </w:pPr>
       <w:r>
-        <w:t xml:space="preserve">Michaud [13] chỉ ra rằng tối ưu hóa trung bình-phương sai khuếch đại sai số của dữ liệu đầu vào, nhất là lợi suất kỳ vọng, nên nghiệm thường dồn vào vài tài sản có sai số thuận lợi. DeMiguel, Garlappi và Uppal [14] so sánh 14 mô hình trên 7 tập dữ liệu và thấy không mô hình nào ổn định hơn chiến lược chia đều 1/N về tỷ số Sharpe ngoài mẫu. Kolm, Tütüncü và Fabozzi [15] tổng kết hướng khắc phục: thêm ràng buộc như trần tỷ trọng, dùng ước lượng co rút cho ma trận hiệp phương sai [16], hoặc đổi sang phương pháp không cần dự báo lợi suất. Dự án chọn ba biện pháp trong số này: trần tỷ trọng, danh mục chuẩn 1/N để so sánh, và Black-Litterman cùng cân bằng rủi ro là hai phương pháp ít phụ thuộc vào lợi suất lịch sử.</w:t>
+        <w:t xml:space="preserve">Michaud [9] chỉ ra rằng tối ưu hóa trung bình-phương sai khuếch đại sai số của dữ liệu đầu vào, nhất là lợi suất kỳ vọng, nên nghiệm thường dồn vào vài tài sản có sai số thuận lợi. DeMiguel, Garlappi và Uppal [20] so sánh 14 mô hình trên 7 tập dữ liệu và thấy không mô hình nào ổn định hơn chiến lược chia đều 1/N về tỷ số Sharpe ngoài mẫu. Kolm, Tütüncü và Fabozzi [21] tổng kết hướng khắc phục: thêm ràng buộc như trần tỷ trọng, dùng ước lượng co rút cho ma trận hiệp phương sai [22], hoặc đổi sang phương pháp không cần dự báo lợi suất. Dự án chọn ba biện pháp trong số này: trần tỷ trọng, danh mục chuẩn 1/N để so sánh, và Black-Litterman cùng cân bằng rủi ro là hai phương pháp ít phụ thuộc vào lợi suất lịch sử.</w:t>
       </w:r>
     </w:p>
     <w:p>
@@ -19293,7 +19702,7 @@
         </m:r>
       </m:oMath>
       <w:r>
-        <w:t xml:space="preserve"> tệ nhất của phân phối lỗ [9], [17]. Trên </w:t>
+        <w:t xml:space="preserve"> tệ nhất của phân phối lỗ [10], [11]. Trên </w:t>
       </w:r>
       <m:oMath xmlns:m="http://schemas.openxmlformats.org/officeDocument/2006/math">
         <m:r>
@@ -19553,27 +19962,10 @@
                   <m:e>
                     <m:r>
                       <m:rPr>
+                        <m:nor/>
                         <m:sty m:val="p"/>
                       </m:rPr>
-                      <m:t>C</m:t>
-                    </m:r>
-                    <m:r>
-                      <m:rPr>
-                        <m:sty m:val="p"/>
-                      </m:rPr>
-                      <m:t>V</m:t>
-                    </m:r>
-                    <m:r>
-                      <m:rPr>
-                        <m:sty m:val="p"/>
-                      </m:rPr>
-                      <m:t>a</m:t>
-                    </m:r>
-                    <m:r>
-                      <m:rPr>
-                        <m:sty m:val="p"/>
-                      </m:rPr>
-                      <m:t>R</m:t>
+                      <m:t>CVaR</m:t>
                     </m:r>
                   </m:e>
                   <m:sub>
@@ -19853,7 +20245,7 @@
         </m:r>
       </m:oMath>
       <w:r>
-        <w:t xml:space="preserve"> [18]. Maillard, Roncalli và Teïletche chỉ ra rằng độ biến động của danh mục này nằm giữa độ biến động của danh mục phương sai tối thiểu và của danh mục chia đều. Phương pháp không dùng lợi suất kỳ vọng, nên tránh được nguồn sai số lớn nhất ở Mục 5.2.2.</w:t>
+        <w:t xml:space="preserve"> [16]. Maillard, Roncalli và Teïletche chỉ ra rằng độ biến động của danh mục này nằm giữa độ biến động của danh mục phương sai tối thiểu và của danh mục chia đều. Phương pháp không dùng lợi suất kỳ vọng, nên tránh được nguồn sai số lớn nhất ở Mục 5.2.2.</w:t>
       </w:r>
     </w:p>
     <w:p>
@@ -19873,7 +20265,7 @@
         <w:jc w:val="both"/>
       </w:pPr>
       <w:r>
-        <w:t xml:space="preserve">Black và Litterman [10] đề xuất bắt đầu từ lợi suất mà thị trường đang ngầm định, rồi điều chỉnh theo quan điểm của nhà đầu tư. He và Litterman [19] giải thích trực giác của mô hình: danh mục tối ưu không ràng buộc là danh mục cân bằng thị trường cộng tổng có trọng số của các danh mục biểu diễn quan điểm. Idzorek [20] bổ sung cách gắn độ tin cậy cho từng quan điểm.</w:t>
+        <w:t xml:space="preserve">Black và Litterman [12] đề xuất bắt đầu từ lợi suất mà thị trường đang ngầm định, rồi điều chỉnh theo quan điểm của nhà đầu tư. He và Litterman [13] giải thích trực giác của mô hình: danh mục tối ưu không ràng buộc là danh mục cân bằng thị trường cộng tổng có trọng số của các danh mục biểu diễn quan điểm. Idzorek [17] bổ sung cách gắn độ tin cậy cho từng quan điểm.</w:t>
       </w:r>
     </w:p>
     <w:p>
@@ -19907,21 +20299,10 @@
           <m:sub>
             <m:r>
               <m:rPr>
+                <m:nor/>
                 <m:sty m:val="p"/>
               </m:rPr>
-              <m:t>m</m:t>
-            </m:r>
-            <m:r>
-              <m:rPr>
-                <m:sty m:val="p"/>
-              </m:rPr>
-              <m:t>k</m:t>
-            </m:r>
-            <m:r>
-              <m:rPr>
-                <m:sty m:val="p"/>
-              </m:rPr>
-              <m:t>t</m:t>
+              <m:t>mkt</m:t>
             </m:r>
           </m:sub>
         </m:sSub>
@@ -20058,21 +20439,10 @@
                   <m:sub>
                     <m:r>
                       <m:rPr>
+                        <m:nor/>
                         <m:sty m:val="p"/>
                       </m:rPr>
-                      <m:t>m</m:t>
-                    </m:r>
-                    <m:r>
-                      <m:rPr>
-                        <m:sty m:val="p"/>
-                      </m:rPr>
-                      <m:t>k</m:t>
-                    </m:r>
-                    <m:r>
-                      <m:rPr>
-                        <m:sty m:val="p"/>
-                      </m:rPr>
-                      <m:t>t</m:t>
+                      <m:t>mkt</m:t>
                     </m:r>
                   </m:sub>
                 </m:sSub>
@@ -20144,7 +20514,15 @@
         </m:r>
       </m:oMath>
       <w:r>
-        <w:t xml:space="preserve"> và ma trận hiệp phương sai </w:t>
+        <w:t xml:space="preserve">. Ma trận </w:t>
+      </w:r>
+      <m:oMath xmlns:m="http://schemas.openxmlformats.org/officeDocument/2006/math">
+        <m:r>
+          <m:t>M</m:t>
+        </m:r>
+      </m:oMath>
+      <w:r>
+        <w:t xml:space="preserve"> định nghĩa dưới đây có nghịch đảo </w:t>
       </w:r>
       <m:oMath xmlns:m="http://schemas.openxmlformats.org/officeDocument/2006/math">
         <m:sSup>
@@ -20167,7 +20545,7 @@
         </m:sSup>
       </m:oMath>
       <w:r>
-        <w:t xml:space="preserve"> của ước lượng này:</w:t>
+        <w:t xml:space="preserve"> là ma trận hiệp phương sai của ước lượng này:</w:t>
       </w:r>
     </w:p>
     <w:tbl>
@@ -20204,6 +20582,105 @@
                 <m:jc m:val="center"/>
               </m:oMathParaPr>
               <m:oMath>
+                <m:r>
+                  <m:t>M</m:t>
+                </m:r>
+                <m:r>
+                  <m:rPr>
+                    <m:sty m:val="p"/>
+                  </m:rPr>
+                  <m:t>=</m:t>
+                </m:r>
+                <m:r>
+                  <m:rPr>
+                    <m:sty m:val="p"/>
+                  </m:rPr>
+                  <m:t>(</m:t>
+                </m:r>
+                <m:r>
+                  <m:t>τ</m:t>
+                </m:r>
+                <m:r>
+                  <m:rPr>
+                    <m:sty m:val="p"/>
+                  </m:rPr>
+                  <m:t>Σ</m:t>
+                </m:r>
+                <m:sSup>
+                  <m:e>
+                    <m:r>
+                      <m:rPr>
+                        <m:sty m:val="p"/>
+                      </m:rPr>
+                      <m:t>)</m:t>
+                    </m:r>
+                  </m:e>
+                  <m:sup>
+                    <m:r>
+                      <m:rPr>
+                        <m:sty m:val="p"/>
+                      </m:rPr>
+                      <m:t>−</m:t>
+                    </m:r>
+                    <m:r>
+                      <m:t>1</m:t>
+                    </m:r>
+                  </m:sup>
+                </m:sSup>
+                <m:r>
+                  <m:rPr>
+                    <m:sty m:val="p"/>
+                  </m:rPr>
+                  <m:t>+</m:t>
+                </m:r>
+                <m:sSup>
+                  <m:e>
+                    <m:r>
+                      <m:t>P</m:t>
+                    </m:r>
+                  </m:e>
+                  <m:sup>
+                    <m:r>
+                      <m:rPr>
+                        <m:sty m:val="p"/>
+                      </m:rPr>
+                      <m:t>⊤</m:t>
+                    </m:r>
+                  </m:sup>
+                </m:sSup>
+                <m:sSup>
+                  <m:e>
+                    <m:r>
+                      <m:rPr>
+                        <m:sty m:val="p"/>
+                      </m:rPr>
+                      <m:t>Ω</m:t>
+                    </m:r>
+                  </m:e>
+                  <m:sup>
+                    <m:r>
+                      <m:rPr>
+                        <m:sty m:val="p"/>
+                      </m:rPr>
+                      <m:t>−</m:t>
+                    </m:r>
+                    <m:r>
+                      <m:t>1</m:t>
+                    </m:r>
+                  </m:sup>
+                </m:sSup>
+                <m:r>
+                  <m:t>P</m:t>
+                </m:r>
+                <m:r>
+                  <m:rPr>
+                    <m:sty m:val="p"/>
+                  </m:rPr>
+                  <m:t>,</m:t>
+                </m:r>
+                <m:r>
+                  <m:t>  </m:t>
+                </m:r>
                 <m:r>
                   <m:t>E</m:t>
                 </m:r>
@@ -20230,97 +20707,9 @@
                 </m:r>
                 <m:sSup>
                   <m:e>
-                    <m:d>
-                      <m:dPr>
-                        <m:begChr m:val="["/>
-                        <m:sepChr m:val=""/>
-                        <m:endChr m:val="]"/>
-                        <m:grow/>
-                      </m:dPr>
-                      <m:e>
-                        <m:r>
-                          <m:rPr>
-                            <m:sty m:val="p"/>
-                          </m:rPr>
-                          <m:t>(</m:t>
-                        </m:r>
-                        <m:r>
-                          <m:t>τ</m:t>
-                        </m:r>
-                        <m:r>
-                          <m:rPr>
-                            <m:sty m:val="p"/>
-                          </m:rPr>
-                          <m:t>Σ</m:t>
-                        </m:r>
-                        <m:sSup>
-                          <m:e>
-                            <m:r>
-                              <m:rPr>
-                                <m:sty m:val="p"/>
-                              </m:rPr>
-                              <m:t>)</m:t>
-                            </m:r>
-                          </m:e>
-                          <m:sup>
-                            <m:r>
-                              <m:rPr>
-                                <m:sty m:val="p"/>
-                              </m:rPr>
-                              <m:t>−</m:t>
-                            </m:r>
-                            <m:r>
-                              <m:t>1</m:t>
-                            </m:r>
-                          </m:sup>
-                        </m:sSup>
-                        <m:r>
-                          <m:rPr>
-                            <m:sty m:val="p"/>
-                          </m:rPr>
-                          <m:t>+</m:t>
-                        </m:r>
-                        <m:sSup>
-                          <m:e>
-                            <m:r>
-                              <m:t>P</m:t>
-                            </m:r>
-                          </m:e>
-                          <m:sup>
-                            <m:r>
-                              <m:rPr>
-                                <m:sty m:val="p"/>
-                              </m:rPr>
-                              <m:t>⊤</m:t>
-                            </m:r>
-                          </m:sup>
-                        </m:sSup>
-                        <m:sSup>
-                          <m:e>
-                            <m:r>
-                              <m:rPr>
-                                <m:sty m:val="p"/>
-                              </m:rPr>
-                              <m:t>Ω</m:t>
-                            </m:r>
-                          </m:e>
-                          <m:sup>
-                            <m:r>
-                              <m:rPr>
-                                <m:sty m:val="p"/>
-                              </m:rPr>
-                              <m:t>−</m:t>
-                            </m:r>
-                            <m:r>
-                              <m:t>1</m:t>
-                            </m:r>
-                          </m:sup>
-                        </m:sSup>
-                        <m:r>
-                          <m:t>P</m:t>
-                        </m:r>
-                      </m:e>
-                    </m:d>
+                    <m:r>
+                      <m:t>M</m:t>
+                    </m:r>
                   </m:e>
                   <m:sup>
                     <m:r>
@@ -20428,145 +20817,6 @@
                     </m:r>
                   </m:e>
                 </m:d>
-                <m:r>
-                  <m:rPr>
-                    <m:sty m:val="p"/>
-                  </m:rPr>
-                  <m:t>,</m:t>
-                </m:r>
-                <m:r>
-                  <m:t>  </m:t>
-                </m:r>
-                <m:sSup>
-                  <m:e>
-                    <m:r>
-                      <m:t>M</m:t>
-                    </m:r>
-                  </m:e>
-                  <m:sup>
-                    <m:r>
-                      <m:rPr>
-                        <m:sty m:val="p"/>
-                      </m:rPr>
-                      <m:t>−</m:t>
-                    </m:r>
-                    <m:r>
-                      <m:t>1</m:t>
-                    </m:r>
-                  </m:sup>
-                </m:sSup>
-                <m:r>
-                  <m:rPr>
-                    <m:sty m:val="p"/>
-                  </m:rPr>
-                  <m:t>=</m:t>
-                </m:r>
-                <m:sSup>
-                  <m:e>
-                    <m:d>
-                      <m:dPr>
-                        <m:begChr m:val="["/>
-                        <m:sepChr m:val=""/>
-                        <m:endChr m:val="]"/>
-                        <m:grow/>
-                      </m:dPr>
-                      <m:e>
-                        <m:r>
-                          <m:rPr>
-                            <m:sty m:val="p"/>
-                          </m:rPr>
-                          <m:t>(</m:t>
-                        </m:r>
-                        <m:r>
-                          <m:t>τ</m:t>
-                        </m:r>
-                        <m:r>
-                          <m:rPr>
-                            <m:sty m:val="p"/>
-                          </m:rPr>
-                          <m:t>Σ</m:t>
-                        </m:r>
-                        <m:sSup>
-                          <m:e>
-                            <m:r>
-                              <m:rPr>
-                                <m:sty m:val="p"/>
-                              </m:rPr>
-                              <m:t>)</m:t>
-                            </m:r>
-                          </m:e>
-                          <m:sup>
-                            <m:r>
-                              <m:rPr>
-                                <m:sty m:val="p"/>
-                              </m:rPr>
-                              <m:t>−</m:t>
-                            </m:r>
-                            <m:r>
-                              <m:t>1</m:t>
-                            </m:r>
-                          </m:sup>
-                        </m:sSup>
-                        <m:r>
-                          <m:rPr>
-                            <m:sty m:val="p"/>
-                          </m:rPr>
-                          <m:t>+</m:t>
-                        </m:r>
-                        <m:sSup>
-                          <m:e>
-                            <m:r>
-                              <m:t>P</m:t>
-                            </m:r>
-                          </m:e>
-                          <m:sup>
-                            <m:r>
-                              <m:rPr>
-                                <m:sty m:val="p"/>
-                              </m:rPr>
-                              <m:t>⊤</m:t>
-                            </m:r>
-                          </m:sup>
-                        </m:sSup>
-                        <m:sSup>
-                          <m:e>
-                            <m:r>
-                              <m:rPr>
-                                <m:sty m:val="p"/>
-                              </m:rPr>
-                              <m:t>Ω</m:t>
-                            </m:r>
-                          </m:e>
-                          <m:sup>
-                            <m:r>
-                              <m:rPr>
-                                <m:sty m:val="p"/>
-                              </m:rPr>
-                              <m:t>−</m:t>
-                            </m:r>
-                            <m:r>
-                              <m:t>1</m:t>
-                            </m:r>
-                          </m:sup>
-                        </m:sSup>
-                        <m:r>
-                          <m:t>P</m:t>
-                        </m:r>
-                      </m:e>
-                    </m:d>
-                  </m:e>
-                  <m:sup>
-                    <m:r>
-                      <m:rPr>
-                        <m:sty m:val="p"/>
-                      </m:rPr>
-                      <m:t>−</m:t>
-                    </m:r>
-                    <m:r>
-                      <m:t>1</m:t>
-                    </m:r>
-                  </m:sup>
-                </m:sSup>
               </m:oMath>
             </m:oMathPara>
           </w:p>
@@ -20649,6 +20899,7 @@
                   <m:sup>
                     <m:r>
                       <m:rPr>
+                        <m:nor/>
                         <m:sty m:val="p"/>
                       </m:rPr>
                       <m:t>*</m:t>
@@ -20827,6 +21078,7 @@
           <m:sup>
             <m:r>
               <m:rPr>
+                <m:nor/>
                 <m:sty m:val="p"/>
               </m:rPr>
               <m:t>*</m:t>
@@ -20847,21 +21099,10 @@
           <m:sub>
             <m:r>
               <m:rPr>
+                <m:nor/>
                 <m:sty m:val="p"/>
               </m:rPr>
-              <m:t>m</m:t>
-            </m:r>
-            <m:r>
-              <m:rPr>
-                <m:sty m:val="p"/>
-              </m:rPr>
-              <m:t>k</m:t>
-            </m:r>
-            <m:r>
-              <m:rPr>
-                <m:sty m:val="p"/>
-              </m:rPr>
-              <m:t>t</m:t>
+              <m:t>mkt</m:t>
             </m:r>
           </m:sub>
         </m:sSub>
@@ -20887,7 +21128,7 @@
         <w:jc w:val="both"/>
       </w:pPr>
       <w:r>
-        <w:t xml:space="preserve">Chỉ số Sharpe và các chỉ số khác tính trên cùng dữ liệu đã dùng để tối ưu (trong mẫu) thường lạc quan. Kiểm tra ngược kiểu walk-forward giảm hiện tượng này: tại mỗi kỳ cân bằng lại, chiến lược chỉ dùng dữ liệu trước ngày đó để tính tỷ trọng, giữ danh mục đến kỳ sau rồi lặp lại. Bailey và cộng sự [21] cảnh báo rằng thử nhiều cấu hình trên cùng dữ liệu làm tăng xác suất quá khớp. Vì vậy dự án chỉ dùng một cấu hình mặc định cho mọi kết quả trong báo cáo và không chọn cấu hình theo kết quả backtest.</w:t>
+        <w:t xml:space="preserve">Chỉ số Sharpe và các chỉ số khác tính trên cùng dữ liệu đã dùng để tối ưu (trong mẫu) thường lạc quan. Kiểm tra ngược kiểu walk-forward giảm hiện tượng này: tại mỗi kỳ cân bằng lại, chiến lược chỉ dùng dữ liệu trước ngày đó để tính tỷ trọng, giữ danh mục đến kỳ sau rồi lặp lại. Bailey và cộng sự [18] cảnh báo rằng thử nhiều cấu hình trên cùng dữ liệu làm tăng xác suất quá khớp. Vì vậy dự án chỉ dùng một cấu hình mặc định cho mọi kết quả trong báo cáo và không chọn cấu hình theo kết quả backtest.</w:t>
       </w:r>
     </w:p>
     <w:p>
@@ -20907,7 +21148,7 @@
         <w:jc w:val="both"/>
       </w:pPr>
       <w:r>
-        <w:t xml:space="preserve">Ghostfolio [22] là phần mềm quản lý danh mục mã nguồn mở, viết bằng NestJS và Angular, có tính hiệu suất, phân bổ và phân tích rủi ro tĩnh (X-ray). Trong phạm vi khảo sát của sinh viên, gồm tài liệu và mã nguồn phiên bản 3.74.0 trên GitHub, phần mềm gốc không có mô-đun tối ưu hóa danh mục theo Markowitz, CVaR hay Black-Litterman, và không có giao diện tiếng Việt đầy đủ. Kết luận này giới hạn ở phạm vi tìm kiếm nêu trên, sinh viên không khảo sát các công cụ thương mại.</w:t>
+        <w:t xml:space="preserve">Ghostfolio [23] là phần mềm quản lý danh mục mã nguồn mở, viết bằng NestJS và Angular, có tính hiệu suất, phân bổ và phân tích rủi ro tĩnh (X-ray). Trong phạm vi khảo sát của sinh viên, gồm tài liệu và mã nguồn phiên bản 3.74.0 trên GitHub, phần mềm gốc không có mô-đun tối ưu hóa danh mục theo Markowitz, CVaR hay Black-Litterman, và không có giao diện tiếng Việt đầy đủ. Kết luận này giới hạn ở phạm vi tìm kiếm nêu trên, sinh viên không khảo sát các công cụ thương mại.</w:t>
       </w:r>
     </w:p>
     <w:p>
@@ -20918,7 +21159,7 @@
         <w:jc w:val="both"/>
       </w:pPr>
       <w:r>
-        <w:t xml:space="preserve">Tác giả cũng nghiên cứu Black-Litterman trên thị trường cổ phiếu Việt Nam ở mức mô hình [23] và đang hoàn thiện một bài về khung Black-Litterman nghịch đảo kết hợp học máy phân cụm cho cổ phiếu ngân hàng. Dự án thực tập chuyển các ý tưởng đó từ bản tính toán sang một hệ thống dùng được: đọc danh mục thật của người dùng, nhận quan điểm qua giao diện và hiển thị kết quả kèm so sánh.</w:t>
+        <w:t xml:space="preserve">Tác giả cũng nghiên cứu Black-Litterman trên thị trường cổ phiếu Việt Nam ở mức mô hình [24] và đang hoàn thiện một bài về khung Black-Litterman nghịch đảo kết hợp học máy phân cụm cho cổ phiếu ngân hàng. Dự án thực tập chuyển các ý tưởng đó từ bản tính toán sang một hệ thống dùng được: đọc danh mục thật của người dùng, nhận quan điểm qua giao diện và hiển thị kết quả kèm so sánh.</w:t>
       </w:r>
     </w:p>
     <w:p>
@@ -22211,7 +22452,7 @@
         <w:jc w:val="both"/>
       </w:pPr>
       <w:r>
-        <w:t xml:space="preserve">Yêu cầu phi chức năng dựa trên các đặc tính chất lượng của mô hình ISO/IEC 25010 [24]: hiệu năng, độ tin cậy, khả năng bảo trì, bảo mật và khả năng sử dụng.</w:t>
+        <w:t xml:space="preserve">Yêu cầu phi chức năng dựa trên các đặc tính chất lượng của mô hình ISO/IEC 25010 [25]: hiệu năng, độ tin cậy, khả năng bảo trì, bảo mật và khả năng sử dụng.</w:t>
       </w:r>
     </w:p>
     <w:p>
@@ -22379,7 +22620,7 @@
                 <w:sz w:val="20"/>
                 <w:szCs w:val="20"/>
               </w:rPr>
-              <w:t xml:space="preserve">Đo thời gian trên dữ liệu demo (Mục 5.5.3)</w:t>
+              <w:t xml:space="preserve">Đo thời gian trên dữ liệu demo (Mục 5.5.3), mới đo ở sáu tài sản</w:t>
             </w:r>
           </w:p>
         </w:tc>
@@ -22774,7 +23015,7 @@
         <w:jc w:val="both"/>
       </w:pPr>
       <w:r>
-        <w:t xml:space="preserve">Hệ thống gồm bốn thành phần chạy độc lập (Hình 5.1). Trình duyệt tải giao diện Angular và gọi máy chủ qua giao thức truyền siêu văn bản (HTTP) theo kiểu REST (Representational State Transfer) ở đường dẫn </w:t>
+        <w:t xml:space="preserve">Hệ thống gồm bốn thành phần chạy độc lập, cùng một nguồn giá ngoài để nạp giá thị trường (Hình 5.1). Trình duyệt tải giao diện Angular và gọi máy chủ qua giao thức truyền siêu văn bản (HTTP) theo kiểu REST (Representational State Transfer) ở đường dẫn </w:t>
       </w:r>
       <w:r>
         <w:rPr>
@@ -22907,6 +23148,18 @@
         </w:rPr>
         <w:t xml:space="preserve">Mũi tên liền là yêu cầu hoặc lời gọi, mũi tên đứt là phản hồi. HTTP: giao thức truyền siêu văn bản; JWT: mã thông báo JSON Web Token; Prisma: lớp truy cập cơ sở dữ liệu.</w:t>
       </w:r>
+      <w:r>
+        <w:br/>
+      </w:r>
+      <w:r>
+        <w:rPr>
+          <w:i/>
+          <w:iCs/>
+          <w:sz w:val="22"/>
+          <w:szCs w:val="22"/>
+        </w:rPr>
+        <w:t xml:space="preserve">Nguồn: Sinh viên tự vẽ.</w:t>
+      </w:r>
     </w:p>
     <w:p>
       <w:pPr>
@@ -23575,6 +23828,18 @@
         </w:rPr>
         <w:t xml:space="preserve">Mũi tên chỉ hướng tham chiếu, 1..n và n..1 là bản số của quan hệ; UUID: mã định danh duy nhất toàn cầu.</w:t>
       </w:r>
+      <w:r>
+        <w:br/>
+      </w:r>
+      <w:r>
+        <w:rPr>
+          <w:i/>
+          <w:iCs/>
+          <w:sz w:val="22"/>
+          <w:szCs w:val="22"/>
+        </w:rPr>
+        <w:t xml:space="preserve">Nguồn: Sinh viên tự vẽ.</w:t>
+      </w:r>
     </w:p>
     <w:p>
       <w:pPr>
@@ -23738,7 +24003,7 @@
                 <w:sz w:val="20"/>
                 <w:szCs w:val="20"/>
               </w:rPr>
-              <w:t xml:space="preserve">GET /api/v1/portfolio/allocations/black-litterman</w:t>
+              <w:t xml:space="preserve">GET /​api/​v1/​portfolio/​allocations/​black-litterman</w:t>
             </w:r>
           </w:p>
         </w:tc>
@@ -23794,7 +24059,7 @@
                 <w:sz w:val="20"/>
                 <w:szCs w:val="20"/>
               </w:rPr>
-              <w:t xml:space="preserve">POST /api/v1/portfolio/optimizer</w:t>
+              <w:t xml:space="preserve">POST /​api/​v1/​portfolio/​optimizer</w:t>
             </w:r>
           </w:p>
         </w:tc>
@@ -23991,6 +24256,18 @@
         </w:rPr>
         <w:t xml:space="preserve">Ô vàng là bước tính toán; DTO: đối tượng truyền dữ liệu.</w:t>
       </w:r>
+      <w:r>
+        <w:br/>
+      </w:r>
+      <w:r>
+        <w:rPr>
+          <w:i/>
+          <w:iCs/>
+          <w:sz w:val="22"/>
+          <w:szCs w:val="22"/>
+        </w:rPr>
+        <w:t xml:space="preserve">Nguồn: Sinh viên tự vẽ.</w:t>
+      </w:r>
     </w:p>
     <w:p>
       <w:pPr>
@@ -24009,7 +24286,7 @@
         <w:jc w:val="both"/>
       </w:pPr>
       <w:r>
-        <w:t xml:space="preserve">Hệ thống không dùng mật khẩu. Khi tạo tài khoản, máy chủ sinh một mã bảo mật, băm bằng HMAC-SHA512 với một chuỗi muối bí mật và chỉ lưu giá trị băm. Khi đăng nhập, máy chủ băm mã người dùng nhập, đối chiếu với cơ sở dữ liệu rồi phát một JSON Web Token (JWT) có thời hạn. Mọi endpoint mới kiểm tra token và phạm vi quyền. Trang Giới thiệu trước đây gọi một dịch vụ ngoài để lấy danh sách công bố. Sinh viên thay bằng danh sách cố định trong mã nguồn, vì gọi dịch vụ bên thứ ba làm tăng bề mặt rủi ro mà không cần thiết. Dữ liệu demo hoàn toàn mô phỏng và không chứa thông tin cá nhân, phù hợp yêu cầu của Nghị định 13/2023/NĐ-CP về bảo vệ dữ liệu cá nhân [25]. Các mã đăng nhập demo chỉ dùng trong môi trường phát triển.</w:t>
+        <w:t xml:space="preserve">Hệ thống không dùng mật khẩu. Khi tạo tài khoản, máy chủ sinh một mã bảo mật, băm bằng HMAC-SHA512 với một chuỗi muối bí mật và chỉ lưu giá trị băm. Khi đăng nhập, máy chủ băm mã người dùng nhập, đối chiếu với cơ sở dữ liệu rồi phát một JSON Web Token (JWT) có thời hạn. Mọi endpoint mới kiểm tra token và phạm vi quyền. Phía giao diện chưa chặn đường dẫn quản trị đối với người dùng thường, và lỗi này còn mở (Mục 5.7.2). Trang Giới thiệu trước đây gọi một dịch vụ ngoài để lấy danh sách công bố. Sinh viên thay bằng danh sách cố định trong mã nguồn, vì gọi dịch vụ bên thứ ba làm tăng bề mặt rủi ro mà không cần thiết. Dữ liệu demo hoàn toàn mô phỏng và không chứa thông tin cá nhân, phù hợp yêu cầu của Nghị định 13/2023/NĐ-CP về bảo vệ dữ liệu cá nhân [26]. Các mã đăng nhập demo chỉ dùng trong môi trường phát triển.</w:t>
       </w:r>
     </w:p>
     <w:p>
@@ -24038,7 +24315,7 @@
         <w:jc w:val="both"/>
       </w:pPr>
       <w:r>
-        <w:t xml:space="preserve">Kho mã có khoảng 900 tệp TypeScript ngoài thư mục công cụ. Phần của sinh viên gồm các tệp sau, Bảng 5.6 liệt kê vai trò từng tệp.</w:t>
+        <w:t xml:space="preserve">Kho mã có khoảng 900 tệp TypeScript ngoài thư mục công cụ. Phần của sinh viên gồm các tệp trong Bảng 5.6, kèm vai trò của từng tệp.</w:t>
       </w:r>
     </w:p>
     <w:p>
@@ -24151,7 +24428,7 @@
                 <w:sz w:val="20"/>
                 <w:szCs w:val="20"/>
               </w:rPr>
-              <w:t xml:space="preserve">apps/api/src/app/portfolio/black-litterman.service.ts</w:t>
+              <w:t xml:space="preserve">apps/​api/​src/​app/​portfolio/​black-litterman.service.ts</w:t>
             </w:r>
           </w:p>
         </w:tc>
@@ -24190,7 +24467,7 @@
                 <w:sz w:val="20"/>
                 <w:szCs w:val="20"/>
               </w:rPr>
-              <w:t xml:space="preserve">apps/api/src/app/portfolio/optimizer/optimizer.math.ts</w:t>
+              <w:t xml:space="preserve">apps/​api/​src/​app/​portfolio/​optimizer/​optimizer.math.ts</w:t>
             </w:r>
           </w:p>
         </w:tc>
@@ -24229,7 +24506,7 @@
                 <w:sz w:val="20"/>
                 <w:szCs w:val="20"/>
               </w:rPr>
-              <w:t xml:space="preserve">apps/api/src/app/portfolio/optimizer/optimizer.engine.ts</w:t>
+              <w:t xml:space="preserve">apps/​api/​src/​app/​portfolio/​optimizer/​optimizer.engine.ts</w:t>
             </w:r>
           </w:p>
         </w:tc>
@@ -24268,7 +24545,7 @@
                 <w:sz w:val="20"/>
                 <w:szCs w:val="20"/>
               </w:rPr>
-              <w:t xml:space="preserve">apps/api/src/app/portfolio/optimizer/optimizer.service.ts</w:t>
+              <w:t xml:space="preserve">apps/​api/​src/​app/​portfolio/​optimizer/​optimizer.service.ts</w:t>
             </w:r>
           </w:p>
         </w:tc>
@@ -24307,7 +24584,7 @@
                 <w:sz w:val="20"/>
                 <w:szCs w:val="20"/>
               </w:rPr>
-              <w:t xml:space="preserve">apps/api/src/app/portfolio/optimizer/optimize-portfolio.dto.ts</w:t>
+              <w:t xml:space="preserve">apps/​api/​src/​app/​portfolio/​optimizer/​optimize-portfolio.dto.ts</w:t>
             </w:r>
           </w:p>
         </w:tc>
@@ -24346,7 +24623,7 @@
                 <w:sz w:val="20"/>
                 <w:szCs w:val="20"/>
               </w:rPr>
-              <w:t xml:space="preserve">apps/client/src/app/pages/portfolio/optimizer</w:t>
+              <w:t xml:space="preserve">apps/​client/​src/​app/​pages/​portfolio/​optimizer</w:t>
             </w:r>
           </w:p>
         </w:tc>
@@ -24385,7 +24662,7 @@
                 <w:sz w:val="20"/>
                 <w:szCs w:val="20"/>
               </w:rPr>
-              <w:t xml:space="preserve">libs/ui/src/lib/number-input</w:t>
+              <w:t xml:space="preserve">libs/​ui/​src/​lib/​number-input</w:t>
             </w:r>
           </w:p>
         </w:tc>
@@ -24424,7 +24701,7 @@
                 <w:sz w:val="20"/>
                 <w:szCs w:val="20"/>
               </w:rPr>
-              <w:t xml:space="preserve">libs/common/src/lib/number-input.helper.ts</w:t>
+              <w:t xml:space="preserve">libs/​common/​src/​lib/​number-input.helper.ts</w:t>
             </w:r>
           </w:p>
         </w:tc>
@@ -25103,11 +25380,7 @@
           <m:deg/>
           <m:e>
             <m:r>
-              <m:rPr>
-                <m:nor/>
-                <m:sty m:val="p"/>
-              </m:rPr>
-              <m:t>vòng</m:t>
+              <m:t>k</m:t>
             </m:r>
             <m:r>
               <m:rPr>
@@ -25122,7 +25395,15 @@
         </m:rad>
       </m:oMath>
       <w:r>
-        <w:t xml:space="preserve">, rồi chiếu. Hàm chạy 2.000 vòng, khởi tạo từ tốt hơn trong hai danh mục (chia đều và phương sai tối thiểu) và giữ nghiệm có CVaR thấp nhất, nên kết quả không bao giờ kém điểm xuất phát.</w:t>
+        <w:t xml:space="preserve">, với </w:t>
+      </w:r>
+      <m:oMath xmlns:m="http://schemas.openxmlformats.org/officeDocument/2006/math">
+        <m:r>
+          <m:t>k</m:t>
+        </m:r>
+      </m:oMath>
+      <w:r>
+        <w:t xml:space="preserve"> là số thứ tự vòng lặp bắt đầu từ 0, rồi chiếu. Hàm chạy 2.000 vòng, khởi tạo từ tốt hơn trong hai danh mục (chia đều và phương sai tối thiểu) và giữ nghiệm có CVaR thấp nhất, nên kết quả không bao giờ kém điểm xuất phát.</w:t>
       </w:r>
     </w:p>
     <w:p>
@@ -25142,7 +25423,7 @@
         <w:t xml:space="preserve">riskParityWeights</w:t>
       </w:r>
       <w:r>
-        <w:t xml:space="preserve"> dùng giảm tọa độ tuần hoàn (cyclical coordinate descent) do Griveau-Billion và cộng sự đề xuất. Với mỗi tài sản i, hàm cập nhật tỷ trọng theo công thức (8), trong đó q = 1/n là ngân sách rủi ro của mỗi tài sản.</w:t>
+        <w:t xml:space="preserve"> dùng giảm tọa độ tuần hoàn (cyclical coordinate descent) cho danh mục cân bằng rủi ro. Với mỗi tài sản i, hàm cập nhật tỷ trọng theo công thức (8), trong đó q = 1/n là ngân sách rủi ro của mỗi tài sản.</w:t>
       </w:r>
     </w:p>
     <w:tbl>
@@ -25717,7 +25998,7 @@
         <w:jc w:val="both"/>
       </w:pPr>
       <w:r>
-        <w:t xml:space="preserve">Cách gắn độ tin cậy này theo Idzorek [20]. Khi </w:t>
+        <w:t xml:space="preserve">Cách gắn độ tin cậy này theo Idzorek [17]. Khi </w:t>
       </w:r>
       <m:oMath xmlns:m="http://schemas.openxmlformats.org/officeDocument/2006/math">
         <m:sSub>
@@ -25752,7 +26033,7 @@
         </m:r>
       </m:oMath>
       <w:r>
-        <w:t xml:space="preserve">, công thức (9) trả về mặc định của He và Litterman [19]. Hệ số ngại rủi ro δ lấy từ </w:t>
+        <w:t xml:space="preserve">, công thức (9) trả về mặc định của He và Litterman [13]. Hệ số ngại rủi ro δ lấy từ </w:t>
       </w:r>
       <m:oMath xmlns:m="http://schemas.openxmlformats.org/officeDocument/2006/math">
         <m:r>
@@ -25820,21 +26101,10 @@
         </m:r>
         <m:r>
           <m:rPr>
+            <m:nor/>
             <m:sty m:val="p"/>
           </m:rPr>
-          <m:t>V</m:t>
-        </m:r>
-        <m:r>
-          <m:rPr>
-            <m:sty m:val="p"/>
-          </m:rPr>
-          <m:t>a</m:t>
-        </m:r>
-        <m:r>
-          <m:rPr>
-            <m:sty m:val="p"/>
-          </m:rPr>
-          <m:t>r</m:t>
+          <m:t>Var</m:t>
         </m:r>
         <m:r>
           <m:rPr>
@@ -26722,7 +26992,7 @@
         </m:sSub>
       </m:oMath>
       <w:r>
-        <w:t xml:space="preserve"> bằng 0,2. Các nhân tố và nhiễu là số chuẩn tắc độc lập. Hạt giống cố định làm cho mọi lần nạp cho cùng dữ liệu. Có sáu nhóm tài sản: cổ phiếu Việt Nam, cổ phiếu Mỹ, tiền mã hóa, vàng, trái phiếu và chỉ số. Tiền mã hóa có giá cả cuối tuần, các nhóm khác chỉ có ngày làm việc.</w:t>
+        <w:t xml:space="preserve"> bằng 0,2. Các nhân tố và nhiễu là số chuẩn tắc độc lập. Hạt giống cố định làm cho mọi lần nạp cho ra cùng dữ liệu. Có sáu nhóm tài sản: cổ phiếu Việt Nam, cổ phiếu Mỹ, tiền mã hóa, vàng, trái phiếu và chỉ số. Tiền mã hóa có giá cả cuối tuần, các nhóm khác chỉ có ngày làm việc.</w:t>
       </w:r>
     </w:p>
     <w:p>
@@ -27112,7 +27382,7 @@
         <w:jc w:val="both"/>
       </w:pPr>
       <w:r>
-        <w:t xml:space="preserve">Sinh viên áp dụng phát triển hướng kiểm thử (test driven development) [26] cho phần đóng góp riêng: viết kiểm thử trước, xác nhận kiểm thử thất bại vì đúng lý do, rồi viết mã tối thiểu để kiểm thử đạt. Các mức kiểm thử theo cách phân loại của ISO/IEC/IEEE 29119 [27] gồm kiểm thử đơn vị cho hàm toán học và hàm hỗ trợ, kiểm thử thành phần cho directive và trang Angular, và kiểm thử hệ thống bằng trình duyệt tự động do một tác tử độc lập thực hiện. Bốn kịch bản Cypress viết sẵn cho kiểm thử đầu cuối nhưng chưa chạy được trong môi trường phát triển của sinh viên vì không tải được Cypress, nên không tính vào kết quả.</w:t>
+        <w:t xml:space="preserve">Sinh viên áp dụng phát triển hướng kiểm thử (test driven development) [14] cho phần đóng góp riêng: viết kiểm thử trước, xác nhận kiểm thử thất bại vì đúng lý do, rồi viết mã tối thiểu để kiểm thử đạt. Các mức kiểm thử theo cách phân loại của ISO/IEC/IEEE 29119 [27] gồm kiểm thử đơn vị cho hàm toán học và hàm hỗ trợ, kiểm thử thành phần cho directive và trang Angular, và kiểm thử hệ thống bằng trình duyệt tự động do một tác tử độc lập thực hiện. Bốn kịch bản Cypress viết sẵn cho kiểm thử đầu cuối nhưng chưa chạy được trong môi trường phát triển của sinh viên vì không tải được Cypress, nên không tính vào kết quả.</w:t>
       </w:r>
     </w:p>
     <w:p>
@@ -27123,7 +27393,7 @@
         <w:jc w:val="both"/>
       </w:pPr>
       <w:r>
-        <w:t xml:space="preserve">Bảng 5.8 tổng hợp kết quả lần chạy cuối ngày 29/09/2026. Cả bốn dự án đều đạt, một kiểm thử của máy chủ được bỏ qua có chủ đích và có sẵn trong phần mềm gốc.</w:t>
+        <w:t xml:space="preserve">Bảng 5.8 tổng hợp kết quả lần chạy cuối của đợt thực tập. Cả bốn dự án đều đạt, một kiểm thử của máy chủ được bỏ qua có chủ đích và có sẵn trong phần mềm gốc.</w:t>
       </w:r>
     </w:p>
     <w:p>
@@ -27543,7 +27813,7 @@
         <w:jc w:val="both"/>
       </w:pPr>
       <w:r>
-        <w:t xml:space="preserve">Vì không có bộ giải bên ngoài để đối chiếu, sinh viên kiểm thử theo tính chất toán học (property-based). Các tính chất đã kiểm thử gồm: tỷ trọng của cả sáu phương pháp không âm và cộng bằng 1; tỷ trọng không vượt trần khi đặt trần 40%; danh mục phương sai tối thiểu đặt tỷ trọng cao hơn vào tài sản biến động thấp nhất; khi không có quan điểm, lợi suất hậu nghiệm bằng lợi suất cân bằng; một quan điểm tăng giá với độ tin cậy 90% làm tăng cả lợi suất hậu nghiệm lẫn tỷ trọng của tài sản đó; các chuỗi giá được căn chỉnh không nhìn trước dữ liệu tương lai; ba đường của backtest cùng độ dài và cùng bắt đầu ở 100; backtest trả rỗng khi không đủ lịch sử. Dữ liệu kiểm thử sinh bằng bộ tạo số giả ngẫu nhiên có hạt giống cố định, nên kết quả lặp lại được (yêu cầu NFR4).</w:t>
+        <w:t xml:space="preserve">Vì không có bộ giải bên ngoài để đối chiếu, sinh viên kiểm thử theo tính chất toán học (property-based). Các tính chất đã kiểm thử gồm: tỷ trọng của cả sáu phương pháp không âm và cộng bằng 1; tỷ trọng của năm phương pháp có trần không vượt trần khi đặt trần 40%; danh mục phương sai tối thiểu đặt tỷ trọng cao hơn vào tài sản biến động thấp nhất; khi không có quan điểm, lợi suất hậu nghiệm bằng lợi suất cân bằng; một quan điểm tăng giá với độ tin cậy 90% làm tăng cả lợi suất hậu nghiệm lẫn tỷ trọng của tài sản đó; các chuỗi giá được căn chỉnh không nhìn trước dữ liệu tương lai; ba đường của backtest cùng độ dài và cùng bắt đầu ở 100; backtest trả rỗng khi không đủ lịch sử. Dữ liệu kiểm thử sinh bằng bộ tạo số giả ngẫu nhiên có hạt giống cố định, nên kết quả lặp lại được (yêu cầu NFR4).</w:t>
       </w:r>
     </w:p>
     <w:p>
@@ -27563,7 +27833,7 @@
         <w:jc w:val="both"/>
       </w:pPr>
       <w:r>
-        <w:t xml:space="preserve">Sinh viên đo thời gian phản hồi của endpoint tối ưu hóa với sáu tài sản, hai năm dữ liệu (729 quan sát chung) và bật backtest theo quý (8 lần cân bằng lại), trong môi trường container của sinh viên. Sharpe tối đa mất 3,4 giây, CVaR tối thiểu 3,5 giây và Black-Litterman có một quan điểm 1,7 giây. Cả ba dưới ngưỡng 5 giây của yêu cầu NFR1, nên giả thuyết H1 được ủng hộ trong điều kiện này. Sinh viên chưa đo trên phần cứng chuẩn và chưa đo với 20 tài sản, vì vậy kết luận chỉ áp dụng cho quy mô đã đo. CVaR chậm hơn Black-Litterman vì mỗi kỳ backtest lặp 2.000 lần và mỗi lần sắp xếp các kịch bản.</w:t>
+        <w:t xml:space="preserve">Sinh viên đo thời gian phản hồi của endpoint tối ưu hóa với sáu tài sản, hai năm dữ liệu mô phỏng và backtest theo quý, mỗi phương pháp một lần chạy, trong môi trường container của sinh viên. Chỉ ba phương pháp được đo. Sharpe tối đa mất 3,4 giây, CVaR tối thiểu 3,5 giây và Black-Litterman có một quan điểm 1,7 giây. Cả ba dưới ngưỡng 5 giây, nên giả thuyết H1 được ủng hộ ở quy mô sáu tài sản. Yêu cầu NFR1 với 20 tài sản chưa được kiểm chứng, và sinh viên cũng chưa đo trên phần cứng chuẩn, vì vậy kết luận chỉ áp dụng cho quy mô đã đo. CVaR chậm hơn Black-Litterman vì mỗi kỳ backtest lặp 2.000 lần và mỗi lần sắp xếp các kịch bản.</w:t>
       </w:r>
     </w:p>
     <w:p>
@@ -27583,7 +27853,7 @@
         <w:jc w:val="both"/>
       </w:pPr>
       <w:r>
-        <w:t xml:space="preserve">Sau khi hoàn thành các chức năng chính, sinh viên chạy vòng kiểm thử thứ nhất bằng một tác tử độc lập điều khiển trình duyệt. Tác tử truy cập từng trang ở các vai trò khách, người dùng và quản trị viên, chụp 27 ảnh và lập danh sách lỗi đánh số từ D1 đến D35 theo mức Critical, Major và Minor. Sinh viên đã sửa các lỗi Major D1 đến D8, D14 và D15, gồm dữ liệu demo không liên kết được với hồ sơ tài sản, trang còn tiếng Anh và trang gỡ bỏ chưa xử lý. Một lỗi hồi quy phát sinh sau đó (đường dẫn gốc hiện trang 404) do chính sinh viên phát hiện khi chạy thử và đã sửa kèm kiểm thử. Vòng kiểm thử thứ hai chưa thực hiện tại thời điểm viết báo cáo, và một số lỗi Minor còn mở (Phụ lục C).</w:t>
+        <w:t xml:space="preserve">Sau khi hoàn thành các chức năng chính, sinh viên chạy vòng kiểm thử thứ nhất bằng một tác tử độc lập điều khiển trình duyệt. Tác tử, một trợ lý AI Claude điều khiển trình duyệt, truy cập từng trang ở các vai trò khách, người dùng và quản trị viên, chụp 27 ảnh và lập danh sách lỗi đánh số từ D1 đến D35 theo mức Critical, Major và Minor. Sinh viên đã sửa các lỗi Major D1 đến D8, D14 và D15, gồm dữ liệu demo không liên kết được với hồ sơ tài sản, trang còn tiếng Anh và trang gỡ bỏ chưa xử lý. Một lỗi hồi quy phát sinh sau đó (đường dẫn gốc hiện trang 404) do chính sinh viên phát hiện khi chạy thử và đã sửa kèm kiểm thử. Vòng kiểm thử thứ hai chưa thực hiện tại thời điểm viết báo cáo, và một số lỗi Minor còn mở (Phụ lục C).</w:t>
       </w:r>
     </w:p>
     <w:p>
@@ -27632,7 +27902,7 @@
     </w:p>
     <w:tbl>
       <w:tblPr>
-        <w:tblW w:w="8788" w:type="dxa"/>
+        <w:tblW w:w="8786" w:type="dxa"/>
         <w:tblBorders>
           <w:top w:val="single" w:sz="4" w:space="0" w:color="808080"/>
           <w:left w:val="single" w:sz="4" w:space="0" w:color="808080"/>
@@ -27650,12 +27920,12 @@
         </w:tblCellMar>
       </w:tblPr>
       <w:tblGrid>
-        <w:gridCol w:w="2764"/>
-        <w:gridCol w:w="1229"/>
-        <w:gridCol w:w="1310"/>
-        <w:gridCol w:w="706"/>
-        <w:gridCol w:w="1310"/>
-        <w:gridCol w:w="1469"/>
+        <w:gridCol w:w="2636"/>
+        <w:gridCol w:w="1142"/>
+        <w:gridCol w:w="1230"/>
+        <w:gridCol w:w="1054"/>
+        <w:gridCol w:w="1318"/>
+        <w:gridCol w:w="1406"/>
       </w:tblGrid>
       <w:tr>
         <w:trPr>
@@ -27664,7 +27934,7 @@
         </w:trPr>
         <w:tc>
           <w:tcPr>
-            <w:tcW w:w="2764" w:type="dxa"/>
+            <w:tcW w:w="2636" w:type="dxa"/>
           </w:tcPr>
           <w:p>
             <w:pPr>
@@ -27684,7 +27954,7 @@
         </w:tc>
         <w:tc>
           <w:tcPr>
-            <w:tcW w:w="1229" w:type="dxa"/>
+            <w:tcW w:w="1142" w:type="dxa"/>
           </w:tcPr>
           <w:p>
             <w:pPr>
@@ -27704,7 +27974,7 @@
         </w:tc>
         <w:tc>
           <w:tcPr>
-            <w:tcW w:w="1310" w:type="dxa"/>
+            <w:tcW w:w="1230" w:type="dxa"/>
           </w:tcPr>
           <w:p>
             <w:pPr>
@@ -27724,7 +27994,7 @@
         </w:tc>
         <w:tc>
           <w:tcPr>
-            <w:tcW w:w="706" w:type="dxa"/>
+            <w:tcW w:w="1054" w:type="dxa"/>
           </w:tcPr>
           <w:p>
             <w:pPr>
@@ -27744,7 +28014,7 @@
         </w:tc>
         <w:tc>
           <w:tcPr>
-            <w:tcW w:w="1310" w:type="dxa"/>
+            <w:tcW w:w="1318" w:type="dxa"/>
           </w:tcPr>
           <w:p>
             <w:pPr>
@@ -27764,7 +28034,7 @@
         </w:tc>
         <w:tc>
           <w:tcPr>
-            <w:tcW w:w="1469" w:type="dxa"/>
+            <w:tcW w:w="1406" w:type="dxa"/>
           </w:tcPr>
           <w:p>
             <w:pPr>
@@ -27789,7 +28059,7 @@
         </w:trPr>
         <w:tc>
           <w:tcPr>
-            <w:tcW w:w="2764" w:type="dxa"/>
+            <w:tcW w:w="2636" w:type="dxa"/>
           </w:tcPr>
           <w:p>
             <w:pPr>
@@ -27806,7 +28076,7 @@
         </w:tc>
         <w:tc>
           <w:tcPr>
-            <w:tcW w:w="1229" w:type="dxa"/>
+            <w:tcW w:w="1142" w:type="dxa"/>
           </w:tcPr>
           <w:p>
             <w:pPr>
@@ -27823,7 +28093,7 @@
         </w:tc>
         <w:tc>
           <w:tcPr>
-            <w:tcW w:w="1310" w:type="dxa"/>
+            <w:tcW w:w="1230" w:type="dxa"/>
           </w:tcPr>
           <w:p>
             <w:pPr>
@@ -27840,7 +28110,7 @@
         </w:tc>
         <w:tc>
           <w:tcPr>
-            <w:tcW w:w="706" w:type="dxa"/>
+            <w:tcW w:w="1054" w:type="dxa"/>
           </w:tcPr>
           <w:p>
             <w:pPr>
@@ -27857,7 +28127,7 @@
         </w:tc>
         <w:tc>
           <w:tcPr>
-            <w:tcW w:w="1310" w:type="dxa"/>
+            <w:tcW w:w="1318" w:type="dxa"/>
           </w:tcPr>
           <w:p>
             <w:pPr>
@@ -27874,7 +28144,7 @@
         </w:tc>
         <w:tc>
           <w:tcPr>
-            <w:tcW w:w="1469" w:type="dxa"/>
+            <w:tcW w:w="1406" w:type="dxa"/>
           </w:tcPr>
           <w:p>
             <w:pPr>
@@ -27896,7 +28166,7 @@
         </w:trPr>
         <w:tc>
           <w:tcPr>
-            <w:tcW w:w="2764" w:type="dxa"/>
+            <w:tcW w:w="2636" w:type="dxa"/>
           </w:tcPr>
           <w:p>
             <w:pPr>
@@ -27913,7 +28183,7 @@
         </w:tc>
         <w:tc>
           <w:tcPr>
-            <w:tcW w:w="1229" w:type="dxa"/>
+            <w:tcW w:w="1142" w:type="dxa"/>
           </w:tcPr>
           <w:p>
             <w:pPr>
@@ -27930,7 +28200,7 @@
         </w:tc>
         <w:tc>
           <w:tcPr>
-            <w:tcW w:w="1310" w:type="dxa"/>
+            <w:tcW w:w="1230" w:type="dxa"/>
           </w:tcPr>
           <w:p>
             <w:pPr>
@@ -27947,7 +28217,7 @@
         </w:tc>
         <w:tc>
           <w:tcPr>
-            <w:tcW w:w="706" w:type="dxa"/>
+            <w:tcW w:w="1054" w:type="dxa"/>
           </w:tcPr>
           <w:p>
             <w:pPr>
@@ -27964,7 +28234,7 @@
         </w:tc>
         <w:tc>
           <w:tcPr>
-            <w:tcW w:w="1310" w:type="dxa"/>
+            <w:tcW w:w="1318" w:type="dxa"/>
           </w:tcPr>
           <w:p>
             <w:pPr>
@@ -27981,7 +28251,7 @@
         </w:tc>
         <w:tc>
           <w:tcPr>
-            <w:tcW w:w="1469" w:type="dxa"/>
+            <w:tcW w:w="1406" w:type="dxa"/>
           </w:tcPr>
           <w:p>
             <w:pPr>
@@ -28003,7 +28273,7 @@
         </w:trPr>
         <w:tc>
           <w:tcPr>
-            <w:tcW w:w="2764" w:type="dxa"/>
+            <w:tcW w:w="2636" w:type="dxa"/>
           </w:tcPr>
           <w:p>
             <w:pPr>
@@ -28020,7 +28290,7 @@
         </w:tc>
         <w:tc>
           <w:tcPr>
-            <w:tcW w:w="1229" w:type="dxa"/>
+            <w:tcW w:w="1142" w:type="dxa"/>
           </w:tcPr>
           <w:p>
             <w:pPr>
@@ -28037,7 +28307,7 @@
         </w:tc>
         <w:tc>
           <w:tcPr>
-            <w:tcW w:w="1310" w:type="dxa"/>
+            <w:tcW w:w="1230" w:type="dxa"/>
           </w:tcPr>
           <w:p>
             <w:pPr>
@@ -28054,7 +28324,7 @@
         </w:tc>
         <w:tc>
           <w:tcPr>
-            <w:tcW w:w="706" w:type="dxa"/>
+            <w:tcW w:w="1054" w:type="dxa"/>
           </w:tcPr>
           <w:p>
             <w:pPr>
@@ -28071,7 +28341,7 @@
         </w:tc>
         <w:tc>
           <w:tcPr>
-            <w:tcW w:w="1310" w:type="dxa"/>
+            <w:tcW w:w="1318" w:type="dxa"/>
           </w:tcPr>
           <w:p>
             <w:pPr>
@@ -28088,7 +28358,7 @@
         </w:tc>
         <w:tc>
           <w:tcPr>
-            <w:tcW w:w="1469" w:type="dxa"/>
+            <w:tcW w:w="1406" w:type="dxa"/>
           </w:tcPr>
           <w:p>
             <w:pPr>
@@ -28110,7 +28380,7 @@
         </w:trPr>
         <w:tc>
           <w:tcPr>
-            <w:tcW w:w="2764" w:type="dxa"/>
+            <w:tcW w:w="2636" w:type="dxa"/>
           </w:tcPr>
           <w:p>
             <w:pPr>
@@ -28127,7 +28397,7 @@
         </w:tc>
         <w:tc>
           <w:tcPr>
-            <w:tcW w:w="1229" w:type="dxa"/>
+            <w:tcW w:w="1142" w:type="dxa"/>
           </w:tcPr>
           <w:p>
             <w:pPr>
@@ -28144,7 +28414,7 @@
         </w:tc>
         <w:tc>
           <w:tcPr>
-            <w:tcW w:w="1310" w:type="dxa"/>
+            <w:tcW w:w="1230" w:type="dxa"/>
           </w:tcPr>
           <w:p>
             <w:pPr>
@@ -28161,7 +28431,7 @@
         </w:tc>
         <w:tc>
           <w:tcPr>
-            <w:tcW w:w="706" w:type="dxa"/>
+            <w:tcW w:w="1054" w:type="dxa"/>
           </w:tcPr>
           <w:p>
             <w:pPr>
@@ -28178,7 +28448,7 @@
         </w:tc>
         <w:tc>
           <w:tcPr>
-            <w:tcW w:w="1310" w:type="dxa"/>
+            <w:tcW w:w="1318" w:type="dxa"/>
           </w:tcPr>
           <w:p>
             <w:pPr>
@@ -28195,7 +28465,7 @@
         </w:tc>
         <w:tc>
           <w:tcPr>
-            <w:tcW w:w="1469" w:type="dxa"/>
+            <w:tcW w:w="1406" w:type="dxa"/>
           </w:tcPr>
           <w:p>
             <w:pPr>
@@ -28217,7 +28487,7 @@
         </w:trPr>
         <w:tc>
           <w:tcPr>
-            <w:tcW w:w="2764" w:type="dxa"/>
+            <w:tcW w:w="2636" w:type="dxa"/>
           </w:tcPr>
           <w:p>
             <w:pPr>
@@ -28234,7 +28504,7 @@
         </w:tc>
         <w:tc>
           <w:tcPr>
-            <w:tcW w:w="1229" w:type="dxa"/>
+            <w:tcW w:w="1142" w:type="dxa"/>
           </w:tcPr>
           <w:p>
             <w:pPr>
@@ -28251,7 +28521,7 @@
         </w:tc>
         <w:tc>
           <w:tcPr>
-            <w:tcW w:w="1310" w:type="dxa"/>
+            <w:tcW w:w="1230" w:type="dxa"/>
           </w:tcPr>
           <w:p>
             <w:pPr>
@@ -28268,7 +28538,7 @@
         </w:tc>
         <w:tc>
           <w:tcPr>
-            <w:tcW w:w="706" w:type="dxa"/>
+            <w:tcW w:w="1054" w:type="dxa"/>
           </w:tcPr>
           <w:p>
             <w:pPr>
@@ -28285,7 +28555,7 @@
         </w:tc>
         <w:tc>
           <w:tcPr>
-            <w:tcW w:w="1310" w:type="dxa"/>
+            <w:tcW w:w="1318" w:type="dxa"/>
           </w:tcPr>
           <w:p>
             <w:pPr>
@@ -28302,7 +28572,7 @@
         </w:tc>
         <w:tc>
           <w:tcPr>
-            <w:tcW w:w="1469" w:type="dxa"/>
+            <w:tcW w:w="1406" w:type="dxa"/>
           </w:tcPr>
           <w:p>
             <w:pPr>
@@ -28324,7 +28594,7 @@
         </w:trPr>
         <w:tc>
           <w:tcPr>
-            <w:tcW w:w="2764" w:type="dxa"/>
+            <w:tcW w:w="2636" w:type="dxa"/>
           </w:tcPr>
           <w:p>
             <w:pPr>
@@ -28341,7 +28611,7 @@
         </w:tc>
         <w:tc>
           <w:tcPr>
-            <w:tcW w:w="1229" w:type="dxa"/>
+            <w:tcW w:w="1142" w:type="dxa"/>
           </w:tcPr>
           <w:p>
             <w:pPr>
@@ -28358,7 +28628,7 @@
         </w:tc>
         <w:tc>
           <w:tcPr>
-            <w:tcW w:w="1310" w:type="dxa"/>
+            <w:tcW w:w="1230" w:type="dxa"/>
           </w:tcPr>
           <w:p>
             <w:pPr>
@@ -28375,7 +28645,7 @@
         </w:tc>
         <w:tc>
           <w:tcPr>
-            <w:tcW w:w="706" w:type="dxa"/>
+            <w:tcW w:w="1054" w:type="dxa"/>
           </w:tcPr>
           <w:p>
             <w:pPr>
@@ -28392,7 +28662,7 @@
         </w:tc>
         <w:tc>
           <w:tcPr>
-            <w:tcW w:w="1310" w:type="dxa"/>
+            <w:tcW w:w="1318" w:type="dxa"/>
           </w:tcPr>
           <w:p>
             <w:pPr>
@@ -28409,7 +28679,7 @@
         </w:tc>
         <w:tc>
           <w:tcPr>
-            <w:tcW w:w="1469" w:type="dxa"/>
+            <w:tcW w:w="1406" w:type="dxa"/>
           </w:tcPr>
           <w:p>
             <w:pPr>
@@ -28431,7 +28701,7 @@
         </w:trPr>
         <w:tc>
           <w:tcPr>
-            <w:tcW w:w="2764" w:type="dxa"/>
+            <w:tcW w:w="2636" w:type="dxa"/>
           </w:tcPr>
           <w:p>
             <w:pPr>
@@ -28448,7 +28718,7 @@
         </w:tc>
         <w:tc>
           <w:tcPr>
-            <w:tcW w:w="1229" w:type="dxa"/>
+            <w:tcW w:w="1142" w:type="dxa"/>
           </w:tcPr>
           <w:p>
             <w:pPr>
@@ -28465,7 +28735,7 @@
         </w:tc>
         <w:tc>
           <w:tcPr>
-            <w:tcW w:w="1310" w:type="dxa"/>
+            <w:tcW w:w="1230" w:type="dxa"/>
           </w:tcPr>
           <w:p>
             <w:pPr>
@@ -28482,7 +28752,7 @@
         </w:tc>
         <w:tc>
           <w:tcPr>
-            <w:tcW w:w="706" w:type="dxa"/>
+            <w:tcW w:w="1054" w:type="dxa"/>
           </w:tcPr>
           <w:p>
             <w:pPr>
@@ -28499,7 +28769,7 @@
         </w:tc>
         <w:tc>
           <w:tcPr>
-            <w:tcW w:w="1310" w:type="dxa"/>
+            <w:tcW w:w="1318" w:type="dxa"/>
           </w:tcPr>
           <w:p>
             <w:pPr>
@@ -28516,7 +28786,7 @@
         </w:tc>
         <w:tc>
           <w:tcPr>
-            <w:tcW w:w="1469" w:type="dxa"/>
+            <w:tcW w:w="1406" w:type="dxa"/>
           </w:tcPr>
           <w:p>
             <w:pPr>
@@ -28528,113 +28798,6 @@
                 <w:szCs w:val="20"/>
               </w:rPr>
               <w:t xml:space="preserve">7,1%</w:t>
-            </w:r>
-          </w:p>
-        </w:tc>
-      </w:tr>
-      <w:tr>
-        <w:trPr>
-          <w:cantSplit/>
-        </w:trPr>
-        <w:tc>
-          <w:tcPr>
-            <w:tcW w:w="2764" w:type="dxa"/>
-          </w:tcPr>
-          <w:p>
-            <w:pPr>
-              <w:spacing w:before="20" w:after="20"/>
-            </w:pPr>
-            <w:r>
-              <w:rPr>
-                <w:sz w:val="20"/>
-                <w:szCs w:val="20"/>
-              </w:rPr>
-              <w:t xml:space="preserve">Kết quả: Markowitz: Sharpe tối đa</w:t>
-            </w:r>
-          </w:p>
-        </w:tc>
-        <w:tc>
-          <w:tcPr>
-            <w:tcW w:w="1229" w:type="dxa"/>
-          </w:tcPr>
-          <w:p>
-            <w:pPr>
-              <w:spacing w:before="20" w:after="20"/>
-            </w:pPr>
-            <w:r>
-              <w:rPr>
-                <w:sz w:val="20"/>
-                <w:szCs w:val="20"/>
-              </w:rPr>
-              <w:t xml:space="preserve">11,2%</w:t>
-            </w:r>
-          </w:p>
-        </w:tc>
-        <w:tc>
-          <w:tcPr>
-            <w:tcW w:w="1310" w:type="dxa"/>
-          </w:tcPr>
-          <w:p>
-            <w:pPr>
-              <w:spacing w:before="20" w:after="20"/>
-            </w:pPr>
-            <w:r>
-              <w:rPr>
-                <w:sz w:val="20"/>
-                <w:szCs w:val="20"/>
-              </w:rPr>
-              <w:t xml:space="preserve">10,0%</w:t>
-            </w:r>
-          </w:p>
-        </w:tc>
-        <w:tc>
-          <w:tcPr>
-            <w:tcW w:w="706" w:type="dxa"/>
-          </w:tcPr>
-          <w:p>
-            <w:pPr>
-              <w:spacing w:before="20" w:after="20"/>
-            </w:pPr>
-            <w:r>
-              <w:rPr>
-                <w:sz w:val="20"/>
-                <w:szCs w:val="20"/>
-              </w:rPr>
-              <w:t xml:space="preserve">0,82</w:t>
-            </w:r>
-          </w:p>
-        </w:tc>
-        <w:tc>
-          <w:tcPr>
-            <w:tcW w:w="1310" w:type="dxa"/>
-          </w:tcPr>
-          <w:p>
-            <w:pPr>
-              <w:spacing w:before="20" w:after="20"/>
-            </w:pPr>
-            <w:r>
-              <w:rPr>
-                <w:sz w:val="20"/>
-                <w:szCs w:val="20"/>
-              </w:rPr>
-              <w:t xml:space="preserve">1,23%</w:t>
-            </w:r>
-          </w:p>
-        </w:tc>
-        <w:tc>
-          <w:tcPr>
-            <w:tcW w:w="1469" w:type="dxa"/>
-          </w:tcPr>
-          <w:p>
-            <w:pPr>
-              <w:spacing w:before="20" w:after="20"/>
-            </w:pPr>
-            <w:r>
-              <w:rPr>
-                <w:sz w:val="20"/>
-                <w:szCs w:val="20"/>
-              </w:rPr>
-              <w:t xml:space="preserve">8,8%</w:t>
             </w:r>
           </w:p>
         </w:tc>
@@ -28878,7 +29041,7 @@
                 <w:sz w:val="20"/>
                 <w:szCs w:val="20"/>
               </w:rPr>
-              <w:t xml:space="preserve">-4,5%</w:t>
+              <w:t xml:space="preserve">−4,5%</w:t>
             </w:r>
           </w:p>
         </w:tc>
@@ -28895,7 +29058,7 @@
                 <w:sz w:val="20"/>
                 <w:szCs w:val="20"/>
               </w:rPr>
-              <w:t xml:space="preserve">-3,4%</w:t>
+              <w:t xml:space="preserve">−3,4%</w:t>
             </w:r>
           </w:p>
         </w:tc>
@@ -28929,7 +29092,7 @@
                 <w:sz w:val="20"/>
                 <w:szCs w:val="20"/>
               </w:rPr>
-              <w:t xml:space="preserve">-0,48</w:t>
+              <w:t xml:space="preserve">−0,48</w:t>
             </w:r>
           </w:p>
         </w:tc>
@@ -29179,7 +29342,7 @@
         <w:jc w:val="both"/>
       </w:pPr>
       <w:r>
-        <w:t xml:space="preserve">Trong giai đoạn ngoài mẫu, chiến lược tối ưu không vượt được chiến lược chia đều. Điều này phù hợp với phát hiện của DeMiguel và cộng sự [14]: ước lượng lợi suất từ cửa sổ một năm nhiễu đến mức lợi thế trong mẫu của tối ưu hóa không giữ được ngoài mẫu. Sinh viên không kết luận rằng tối ưu hóa vô ích, vì đây là một cấu hình trên một bộ dữ liệu mô phỏng. Kết quả nhắc rằng các chỉ số trong mẫu ở Bảng 5.9 lạc quan hơn thực tế.</w:t>
+        <w:t xml:space="preserve">Trong giai đoạn ngoài mẫu, chiến lược tối ưu không vượt được chiến lược chia đều. Điều này phù hợp với phát hiện của DeMiguel và cộng sự [20]: ước lượng lợi suất từ cửa sổ một năm nhiễu đến mức lợi thế trong mẫu của tối ưu hóa không giữ được ngoài mẫu. Sinh viên không kết luận rằng tối ưu hóa vô ích, vì đây là một cấu hình trên một bộ dữ liệu mô phỏng. Kết quả nhắc rằng các chỉ số trong mẫu ở Bảng 5.9 lạc quan hơn thực tế.</w:t>
       </w:r>
     </w:p>
     <w:p>
@@ -29219,7 +29382,7 @@
         <w:jc w:val="both"/>
       </w:pPr>
       <w:r>
-        <w:t xml:space="preserve">Mục này minh họa các chức năng bằng ảnh chụp từ dữ liệu demo. Ảnh nào cũng lấy từ bản dựng cuối cùng ngày 29/09/2026. Bộ ảnh đầy đủ (41 ảnh) và chú thích nằm ở thư mục </w:t>
+        <w:t xml:space="preserve">Mục này minh họa các chức năng bằng ảnh chụp từ dữ liệu demo. Ảnh lấy từ bản dựng cuối của đợt thực tập, với dữ liệu demo. Bộ ảnh đầy đủ (41 ảnh) và chú thích nằm ở thư mục </w:t>
       </w:r>
       <w:r>
         <w:rPr>
@@ -29307,6 +29470,22 @@
     </w:p>
     <w:p>
       <w:pPr>
+        <w:keepLines/>
+        <w:spacing w:before="0" w:after="160"/>
+        <w:jc w:val="center"/>
+      </w:pPr>
+      <w:r>
+        <w:rPr>
+          <w:i/>
+          <w:iCs/>
+          <w:sz w:val="22"/>
+          <w:szCs w:val="22"/>
+        </w:rPr>
+        <w:t xml:space="preserve">Nguồn: Ảnh chụp màn hình BL Advisor do sinh viên thực hiện, bản dựng cuối của đợt thực tập, dữ liệu demo.</w:t>
+      </w:r>
+    </w:p>
+    <w:p>
+      <w:pPr>
         <w:keepNext/>
         <w:spacing w:before="120" w:after="40"/>
         <w:jc w:val="center"/>
@@ -29370,6 +29549,22 @@
     </w:p>
     <w:p>
       <w:pPr>
+        <w:keepLines/>
+        <w:spacing w:before="0" w:after="160"/>
+        <w:jc w:val="center"/>
+      </w:pPr>
+      <w:r>
+        <w:rPr>
+          <w:i/>
+          <w:iCs/>
+          <w:sz w:val="22"/>
+          <w:szCs w:val="22"/>
+        </w:rPr>
+        <w:t xml:space="preserve">Nguồn: Ảnh chụp màn hình BL Advisor do sinh viên thực hiện, bản dựng cuối của đợt thực tập, dữ liệu demo.</w:t>
+      </w:r>
+    </w:p>
+    <w:p>
+      <w:pPr>
         <w:pStyle w:val="Content"/>
         <w:spacing w:after="120"/>
         <w:ind w:firstLine="567"/>
@@ -29444,6 +29639,22 @@
     </w:p>
     <w:p>
       <w:pPr>
+        <w:keepLines/>
+        <w:spacing w:before="0" w:after="160"/>
+        <w:jc w:val="center"/>
+      </w:pPr>
+      <w:r>
+        <w:rPr>
+          <w:i/>
+          <w:iCs/>
+          <w:sz w:val="22"/>
+          <w:szCs w:val="22"/>
+        </w:rPr>
+        <w:t xml:space="preserve">Nguồn: Ảnh chụp màn hình BL Advisor do sinh viên thực hiện, bản dựng cuối của đợt thực tập, dữ liệu demo.</w:t>
+      </w:r>
+    </w:p>
+    <w:p>
+      <w:pPr>
         <w:pStyle w:val="Content"/>
         <w:spacing w:after="120"/>
         <w:ind w:firstLine="567"/>
@@ -29518,6 +29729,22 @@
     </w:p>
     <w:p>
       <w:pPr>
+        <w:keepLines/>
+        <w:spacing w:before="0" w:after="160"/>
+        <w:jc w:val="center"/>
+      </w:pPr>
+      <w:r>
+        <w:rPr>
+          <w:i/>
+          <w:iCs/>
+          <w:sz w:val="22"/>
+          <w:szCs w:val="22"/>
+        </w:rPr>
+        <w:t xml:space="preserve">Nguồn: Ảnh chụp màn hình BL Advisor do sinh viên thực hiện, bản dựng cuối của đợt thực tập, dữ liệu demo.</w:t>
+      </w:r>
+    </w:p>
+    <w:p>
+      <w:pPr>
         <w:keepNext/>
         <w:spacing w:before="120" w:after="40"/>
         <w:jc w:val="center"/>
@@ -29581,6 +29808,22 @@
     </w:p>
     <w:p>
       <w:pPr>
+        <w:keepLines/>
+        <w:spacing w:before="0" w:after="160"/>
+        <w:jc w:val="center"/>
+      </w:pPr>
+      <w:r>
+        <w:rPr>
+          <w:i/>
+          <w:iCs/>
+          <w:sz w:val="22"/>
+          <w:szCs w:val="22"/>
+        </w:rPr>
+        <w:t xml:space="preserve">Nguồn: Ảnh chụp màn hình BL Advisor do sinh viên thực hiện, bản dựng cuối của đợt thực tập, dữ liệu demo.</w:t>
+      </w:r>
+    </w:p>
+    <w:p>
+      <w:pPr>
         <w:pStyle w:val="Content"/>
         <w:spacing w:after="120"/>
         <w:ind w:firstLine="567"/>
@@ -29655,6 +29898,22 @@
     </w:p>
     <w:p>
       <w:pPr>
+        <w:keepLines/>
+        <w:spacing w:before="0" w:after="160"/>
+        <w:jc w:val="center"/>
+      </w:pPr>
+      <w:r>
+        <w:rPr>
+          <w:i/>
+          <w:iCs/>
+          <w:sz w:val="22"/>
+          <w:szCs w:val="22"/>
+        </w:rPr>
+        <w:t xml:space="preserve">Nguồn: Ảnh chụp màn hình BL Advisor do sinh viên thực hiện, bản dựng cuối của đợt thực tập, dữ liệu demo.</w:t>
+      </w:r>
+    </w:p>
+    <w:p>
+      <w:pPr>
         <w:pStyle w:val="Content"/>
         <w:spacing w:after="120"/>
         <w:ind w:firstLine="567"/>
@@ -29729,6 +29988,22 @@
     </w:p>
     <w:p>
       <w:pPr>
+        <w:keepLines/>
+        <w:spacing w:before="0" w:after="160"/>
+        <w:jc w:val="center"/>
+      </w:pPr>
+      <w:r>
+        <w:rPr>
+          <w:i/>
+          <w:iCs/>
+          <w:sz w:val="22"/>
+          <w:szCs w:val="22"/>
+        </w:rPr>
+        <w:t xml:space="preserve">Nguồn: Ảnh chụp màn hình BL Advisor do sinh viên thực hiện, bản dựng cuối của đợt thực tập, dữ liệu demo.</w:t>
+      </w:r>
+    </w:p>
+    <w:p>
+      <w:pPr>
         <w:keepNext/>
         <w:spacing w:before="120" w:after="40"/>
         <w:jc w:val="center"/>
@@ -29792,6 +30067,22 @@
     </w:p>
     <w:p>
       <w:pPr>
+        <w:keepLines/>
+        <w:spacing w:before="0" w:after="160"/>
+        <w:jc w:val="center"/>
+      </w:pPr>
+      <w:r>
+        <w:rPr>
+          <w:i/>
+          <w:iCs/>
+          <w:sz w:val="22"/>
+          <w:szCs w:val="22"/>
+        </w:rPr>
+        <w:t xml:space="preserve">Nguồn: Ảnh chụp màn hình BL Advisor do sinh viên thực hiện, bản dựng cuối của đợt thực tập, dữ liệu demo.</w:t>
+      </w:r>
+    </w:p>
+    <w:p>
+      <w:pPr>
         <w:pStyle w:val="Content"/>
         <w:spacing w:after="120"/>
         <w:ind w:firstLine="567"/>
@@ -29801,6 +30092,260 @@
         <w:t xml:space="preserve">Kết quả của phương pháp Sharpe tối đa (Hình 5.12) và CVaR tối thiểu (Hình 5.13) gồm biểu đồ tỷ trọng, bảng so sánh, đường biên hiệu quả và backtest. Kết quả Black-Litterman (Hình 5.14) có thêm bảng lợi suất cân bằng và lợi suất hậu nghiệm cho thấy quan điểm đã dịch chuyển kỳ vọng bao nhiêu.</w:t>
       </w:r>
     </w:p>
+    <w:tbl>
+      <w:tblPr>
+        <w:tblW w:w="7909" w:type="dxa"/>
+        <w:jc w:val="center"/>
+        <w:tblBorders>
+          <w:top w:val="dashed" w:sz="8" w:space="0" w:color="808080"/>
+          <w:left w:val="dashed" w:sz="8" w:space="0" w:color="808080"/>
+          <w:bottom w:val="dashed" w:sz="8" w:space="0" w:color="808080"/>
+          <w:right w:val="dashed" w:sz="8" w:space="0" w:color="808080"/>
+        </w:tblBorders>
+        <w:tblLayout w:type="fixed"/>
+      </w:tblPr>
+      <w:tblGrid>
+        <w:gridCol w:w="7909"/>
+      </w:tblGrid>
+      <w:tr>
+        <w:trPr>
+          <w:cantSplit/>
+          <w:trHeight w:val="4200" w:hRule="atLeast"/>
+        </w:trPr>
+        <w:tc>
+          <w:tcPr>
+            <w:tcW w:w="7909" w:type="dxa"/>
+            <w:vAlign w:val="center"/>
+          </w:tcPr>
+          <w:p>
+            <w:pPr>
+              <w:jc w:val="center"/>
+            </w:pPr>
+            <w:r>
+              <w:rPr>
+                <w:i/>
+                <w:iCs/>
+                <w:sz w:val="22"/>
+                <w:szCs w:val="22"/>
+              </w:rPr>
+              <w:t xml:space="preserve">[Chèn ảnh chụp toàn trang kết quả Sharpe tối đa: tám khoản nắm giữ lớn nhất, tỷ trọng tối đa 40%, backtest theo quý]</w:t>
+            </w:r>
+          </w:p>
+        </w:tc>
+      </w:tr>
+    </w:tbl>
+    <w:p>
+      <w:pPr>
+        <w:pStyle w:val="Heading5"/>
+        <w:numPr>
+          <w:ilvl w:val="0"/>
+          <w:numId w:val="0"/>
+        </w:numPr>
+        <w:spacing w:before="60" w:after="40"/>
+        <w:ind w:left="0" w:firstLine="0"/>
+        <w:jc w:val="center"/>
+      </w:pPr>
+      <w:r>
+        <w:rPr>
+          <w:b/>
+          <w:bCs/>
+          <w:i w:val="0"/>
+          <w:iCs w:val="0"/>
+          <w:sz w:val="24"/>
+          <w:szCs w:val="24"/>
+        </w:rPr>
+        <w:t xml:space="preserve">Hình 5.12. Kết quả Markowitz Sharpe tối đa.</w:t>
+      </w:r>
+    </w:p>
+    <w:p>
+      <w:pPr>
+        <w:keepLines/>
+        <w:spacing w:before="0" w:after="160"/>
+        <w:jc w:val="center"/>
+      </w:pPr>
+      <w:r>
+        <w:rPr>
+          <w:i/>
+          <w:iCs/>
+          <w:sz w:val="22"/>
+          <w:szCs w:val="22"/>
+        </w:rPr>
+        <w:t xml:space="preserve">Nguồn: Ảnh chụp màn hình BL Advisor do sinh viên thực hiện, bản dựng cuối của đợt thực tập, dữ liệu demo.</w:t>
+      </w:r>
+    </w:p>
+    <w:tbl>
+      <w:tblPr>
+        <w:tblW w:w="7909" w:type="dxa"/>
+        <w:jc w:val="center"/>
+        <w:tblBorders>
+          <w:top w:val="dashed" w:sz="8" w:space="0" w:color="808080"/>
+          <w:left w:val="dashed" w:sz="8" w:space="0" w:color="808080"/>
+          <w:bottom w:val="dashed" w:sz="8" w:space="0" w:color="808080"/>
+          <w:right w:val="dashed" w:sz="8" w:space="0" w:color="808080"/>
+        </w:tblBorders>
+        <w:tblLayout w:type="fixed"/>
+      </w:tblPr>
+      <w:tblGrid>
+        <w:gridCol w:w="7909"/>
+      </w:tblGrid>
+      <w:tr>
+        <w:trPr>
+          <w:cantSplit/>
+          <w:trHeight w:val="4200" w:hRule="atLeast"/>
+        </w:trPr>
+        <w:tc>
+          <w:tcPr>
+            <w:tcW w:w="7909" w:type="dxa"/>
+            <w:vAlign w:val="center"/>
+          </w:tcPr>
+          <w:p>
+            <w:pPr>
+              <w:jc w:val="center"/>
+            </w:pPr>
+            <w:r>
+              <w:rPr>
+                <w:i/>
+                <w:iCs/>
+                <w:sz w:val="22"/>
+                <w:szCs w:val="22"/>
+              </w:rPr>
+              <w:t xml:space="preserve">[Chèn ảnh chụp toàn trang kết quả CVaR tối thiểu: cùng cấu hình như Hình 5.12]</w:t>
+            </w:r>
+          </w:p>
+        </w:tc>
+      </w:tr>
+    </w:tbl>
+    <w:p>
+      <w:pPr>
+        <w:pStyle w:val="Heading5"/>
+        <w:numPr>
+          <w:ilvl w:val="0"/>
+          <w:numId w:val="0"/>
+        </w:numPr>
+        <w:spacing w:before="60" w:after="40"/>
+        <w:ind w:left="0" w:firstLine="0"/>
+        <w:jc w:val="center"/>
+      </w:pPr>
+      <w:r>
+        <w:rPr>
+          <w:b/>
+          <w:bCs/>
+          <w:i w:val="0"/>
+          <w:iCs w:val="0"/>
+          <w:sz w:val="24"/>
+          <w:szCs w:val="24"/>
+        </w:rPr>
+        <w:t xml:space="preserve">Hình 5.13. Kết quả CVaR tối thiểu.</w:t>
+      </w:r>
+    </w:p>
+    <w:p>
+      <w:pPr>
+        <w:keepLines/>
+        <w:spacing w:before="0" w:after="160"/>
+        <w:jc w:val="center"/>
+      </w:pPr>
+      <w:r>
+        <w:rPr>
+          <w:i/>
+          <w:iCs/>
+          <w:sz w:val="22"/>
+          <w:szCs w:val="22"/>
+        </w:rPr>
+        <w:t xml:space="preserve">Nguồn: Ảnh chụp màn hình BL Advisor do sinh viên thực hiện, bản dựng cuối của đợt thực tập, dữ liệu demo.</w:t>
+      </w:r>
+    </w:p>
+    <w:tbl>
+      <w:tblPr>
+        <w:tblW w:w="7909" w:type="dxa"/>
+        <w:jc w:val="center"/>
+        <w:tblBorders>
+          <w:top w:val="dashed" w:sz="8" w:space="0" w:color="808080"/>
+          <w:left w:val="dashed" w:sz="8" w:space="0" w:color="808080"/>
+          <w:bottom w:val="dashed" w:sz="8" w:space="0" w:color="808080"/>
+          <w:right w:val="dashed" w:sz="8" w:space="0" w:color="808080"/>
+        </w:tblBorders>
+        <w:tblLayout w:type="fixed"/>
+      </w:tblPr>
+      <w:tblGrid>
+        <w:gridCol w:w="7909"/>
+      </w:tblGrid>
+      <w:tr>
+        <w:trPr>
+          <w:cantSplit/>
+          <w:trHeight w:val="4200" w:hRule="atLeast"/>
+        </w:trPr>
+        <w:tc>
+          <w:tcPr>
+            <w:tcW w:w="7909" w:type="dxa"/>
+            <w:vAlign w:val="center"/>
+          </w:tcPr>
+          <w:p>
+            <w:pPr>
+              <w:jc w:val="center"/>
+            </w:pPr>
+            <w:r>
+              <w:rPr>
+                <w:i/>
+                <w:iCs/>
+                <w:sz w:val="22"/>
+                <w:szCs w:val="22"/>
+              </w:rPr>
+              <w:t xml:space="preserve">[Chèn ảnh chụp toàn trang kết quả Black-Litterman với hai quan điểm]</w:t>
+            </w:r>
+          </w:p>
+        </w:tc>
+      </w:tr>
+    </w:tbl>
+    <w:p>
+      <w:pPr>
+        <w:pStyle w:val="Heading5"/>
+        <w:numPr>
+          <w:ilvl w:val="0"/>
+          <w:numId w:val="0"/>
+        </w:numPr>
+        <w:spacing w:before="60" w:after="40"/>
+        <w:ind w:left="0" w:firstLine="0"/>
+        <w:jc w:val="center"/>
+      </w:pPr>
+      <w:r>
+        <w:rPr>
+          <w:b/>
+          <w:bCs/>
+          <w:i w:val="0"/>
+          <w:iCs w:val="0"/>
+          <w:sz w:val="24"/>
+          <w:szCs w:val="24"/>
+        </w:rPr>
+        <w:t xml:space="preserve">Hình 5.14. Kết quả Black-Litterman với hai quan điểm, kèm lợi suất hậu nghiệm và backtest.</w:t>
+      </w:r>
+    </w:p>
+    <w:p>
+      <w:pPr>
+        <w:keepLines/>
+        <w:spacing w:before="0" w:after="160"/>
+        <w:jc w:val="center"/>
+      </w:pPr>
+      <w:r>
+        <w:rPr>
+          <w:i/>
+          <w:iCs/>
+          <w:sz w:val="22"/>
+          <w:szCs w:val="22"/>
+        </w:rPr>
+        <w:t xml:space="preserve">Nguồn: Ảnh chụp màn hình BL Advisor do sinh viên thực hiện, bản dựng cuối của đợt thực tập, dữ liệu demo.</w:t>
+      </w:r>
+    </w:p>
+    <w:p>
+      <w:pPr>
+        <w:pStyle w:val="Content"/>
+        <w:spacing w:after="120"/>
+        <w:ind w:firstLine="567"/>
+        <w:jc w:val="both"/>
+      </w:pPr>
+      <w:r>
+        <w:t xml:space="preserve">Công cụ FIRE (Financial Independence, Retire Early: độc lập tài chính, nghỉ hưu sớm) của phần mềm gốc (Hình 5.15) ước tính tài sản khi nghỉ hưu và khoản rút bền vững theo tỷ lệ rút an toàn (SWR), mặc định 4%. Trang X-ray (Hình 5.16) kiểm tra danh mục theo 16 quy tắc rủi ro.</w:t>
+      </w:r>
+    </w:p>
     <w:p>
       <w:pPr>
         <w:keepNext/>
@@ -29811,7 +30356,7 @@
         <w:drawing>
           <wp:inline xmlns:wp="http://schemas.openxmlformats.org/drawingml/2006/wordprocessingDrawing" distT="0" distB="0" distL="0" distR="0">
             <wp:extent cx="5580000" cy="3985714"/>
-            <wp:docPr id="1013" name="Hình 1013" descr="Hình 5.12. Kết quả Markowitz Sharpe tối đa."/>
+            <wp:docPr id="1013" name="Hình 1013" descr="Hình 5.15. Công cụ FIRE với số tiết kiệm hằng tháng nhập theo định dạng Việt Nam."/>
             <a:graphic xmlns:a="http://schemas.openxmlformats.org/drawingml/2006/main">
               <a:graphicData uri="http://schemas.openxmlformats.org/drawingml/2006/picture">
                 <pic:pic xmlns:pic="http://schemas.openxmlformats.org/drawingml/2006/picture">
@@ -29861,7 +30406,23 @@
           <w:sz w:val="24"/>
           <w:szCs w:val="24"/>
         </w:rPr>
-        <w:t xml:space="preserve">Hình 5.12. Kết quả Markowitz Sharpe tối đa.</w:t>
+        <w:t xml:space="preserve">Hình 5.15. Công cụ FIRE với số tiết kiệm hằng tháng nhập theo định dạng Việt Nam.</w:t>
+      </w:r>
+    </w:p>
+    <w:p>
+      <w:pPr>
+        <w:keepLines/>
+        <w:spacing w:before="0" w:after="160"/>
+        <w:jc w:val="center"/>
+      </w:pPr>
+      <w:r>
+        <w:rPr>
+          <w:i/>
+          <w:iCs/>
+          <w:sz w:val="22"/>
+          <w:szCs w:val="22"/>
+        </w:rPr>
+        <w:t xml:space="preserve">Nguồn: Ảnh chụp màn hình BL Advisor do sinh viên thực hiện, bản dựng cuối của đợt thực tập, dữ liệu demo.</w:t>
       </w:r>
     </w:p>
     <w:p>
@@ -29874,7 +30435,7 @@
         <w:drawing>
           <wp:inline xmlns:wp="http://schemas.openxmlformats.org/drawingml/2006/wordprocessingDrawing" distT="0" distB="0" distL="0" distR="0">
             <wp:extent cx="5580000" cy="3985714"/>
-            <wp:docPr id="1014" name="Hình 1014" descr="Hình 5.13. Kết quả CVaR tối thiểu."/>
+            <wp:docPr id="1014" name="Hình 1014" descr="Hình 5.16. Trang X-ray: các quy tắc rủi ro và trạng thái."/>
             <a:graphic xmlns:a="http://schemas.openxmlformats.org/drawingml/2006/main">
               <a:graphicData uri="http://schemas.openxmlformats.org/drawingml/2006/picture">
                 <pic:pic xmlns:pic="http://schemas.openxmlformats.org/drawingml/2006/picture">
@@ -29924,207 +30485,23 @@
           <w:sz w:val="24"/>
           <w:szCs w:val="24"/>
         </w:rPr>
-        <w:t xml:space="preserve">Hình 5.13. Kết quả CVaR tối thiểu.</w:t>
-      </w:r>
-    </w:p>
-    <w:p>
-      <w:pPr>
-        <w:keepNext/>
-        <w:spacing w:before="120" w:after="40"/>
+        <w:t xml:space="preserve">Hình 5.16. Trang X-ray: các quy tắc rủi ro và trạng thái.</w:t>
+      </w:r>
+    </w:p>
+    <w:p>
+      <w:pPr>
+        <w:keepLines/>
+        <w:spacing w:before="0" w:after="160"/>
         <w:jc w:val="center"/>
       </w:pPr>
       <w:r>
-        <w:drawing>
-          <wp:inline xmlns:wp="http://schemas.openxmlformats.org/drawingml/2006/wordprocessingDrawing" distT="0" distB="0" distL="0" distR="0">
-            <wp:extent cx="5580000" cy="3985714"/>
-            <wp:docPr id="1015" name="Hình 1015" descr="Hình 5.14. Kết quả Black-Litterman với hai quan điểm, kèm lợi suất hậu nghiệm và backtest."/>
-            <a:graphic xmlns:a="http://schemas.openxmlformats.org/drawingml/2006/main">
-              <a:graphicData uri="http://schemas.openxmlformats.org/drawingml/2006/picture">
-                <pic:pic xmlns:pic="http://schemas.openxmlformats.org/drawingml/2006/picture">
-                  <pic:nvPicPr>
-                    <pic:cNvPr id="1015" name="image15.png"/>
-                    <pic:cNvPicPr/>
-                  </pic:nvPicPr>
-                  <pic:blipFill>
-                    <a:blip xmlns:r="http://schemas.openxmlformats.org/officeDocument/2006/relationships" r:embed="rId115"/>
-                    <a:stretch>
-                      <a:fillRect/>
-                    </a:stretch>
-                  </pic:blipFill>
-                  <pic:spPr>
-                    <a:xfrm>
-                      <a:off x="0" y="0"/>
-                      <a:ext cx="5580000" cy="3985714"/>
-                    </a:xfrm>
-                    <a:prstGeom prst="rect">
-                      <a:avLst/>
-                    </a:prstGeom>
-                  </pic:spPr>
-                </pic:pic>
-              </a:graphicData>
-            </a:graphic>
-          </wp:inline>
-        </w:drawing>
-      </w:r>
-    </w:p>
-    <w:p>
-      <w:pPr>
-        <w:pStyle w:val="Heading5"/>
-        <w:numPr>
-          <w:ilvl w:val="0"/>
-          <w:numId w:val="0"/>
-        </w:numPr>
-        <w:spacing w:before="60" w:after="40"/>
-        <w:ind w:left="0" w:firstLine="0"/>
-        <w:jc w:val="center"/>
-      </w:pPr>
-      <w:r>
         <w:rPr>
-          <w:b/>
-          <w:bCs/>
-          <w:i w:val="0"/>
-          <w:iCs w:val="0"/>
-          <w:sz w:val="24"/>
-          <w:szCs w:val="24"/>
+          <w:i/>
+          <w:iCs/>
+          <w:sz w:val="22"/>
+          <w:szCs w:val="22"/>
         </w:rPr>
-        <w:t xml:space="preserve">Hình 5.14. Kết quả Black-Litterman với hai quan điểm, kèm lợi suất hậu nghiệm và backtest.</w:t>
-      </w:r>
-    </w:p>
-    <w:p>
-      <w:pPr>
-        <w:pStyle w:val="Content"/>
-        <w:spacing w:after="120"/>
-        <w:ind w:firstLine="567"/>
-        <w:jc w:val="both"/>
-      </w:pPr>
-      <w:r>
-        <w:t xml:space="preserve">Công cụ FIRE (Financial Independence, Retire Early: độc lập tài chính, nghỉ hưu sớm) của phần mềm gốc (Hình 5.15) ước tính tài sản khi nghỉ hưu và khoản rút bền vững theo tỷ lệ rút an toàn (SWR), mặc định 4%. Trang X-ray (Hình 5.16) kiểm tra danh mục theo 16 quy tắc rủi ro.</w:t>
-      </w:r>
-    </w:p>
-    <w:p>
-      <w:pPr>
-        <w:keepNext/>
-        <w:spacing w:before="120" w:after="40"/>
-        <w:jc w:val="center"/>
-      </w:pPr>
-      <w:r>
-        <w:drawing>
-          <wp:inline xmlns:wp="http://schemas.openxmlformats.org/drawingml/2006/wordprocessingDrawing" distT="0" distB="0" distL="0" distR="0">
-            <wp:extent cx="5580000" cy="3985714"/>
-            <wp:docPr id="1016" name="Hình 1016" descr="Hình 5.15. Công cụ FIRE với số tiết kiệm hằng tháng nhập theo định dạng Việt Nam."/>
-            <a:graphic xmlns:a="http://schemas.openxmlformats.org/drawingml/2006/main">
-              <a:graphicData uri="http://schemas.openxmlformats.org/drawingml/2006/picture">
-                <pic:pic xmlns:pic="http://schemas.openxmlformats.org/drawingml/2006/picture">
-                  <pic:nvPicPr>
-                    <pic:cNvPr id="1016" name="image16.png"/>
-                    <pic:cNvPicPr/>
-                  </pic:nvPicPr>
-                  <pic:blipFill>
-                    <a:blip xmlns:r="http://schemas.openxmlformats.org/officeDocument/2006/relationships" r:embed="rId116"/>
-                    <a:stretch>
-                      <a:fillRect/>
-                    </a:stretch>
-                  </pic:blipFill>
-                  <pic:spPr>
-                    <a:xfrm>
-                      <a:off x="0" y="0"/>
-                      <a:ext cx="5580000" cy="3985714"/>
-                    </a:xfrm>
-                    <a:prstGeom prst="rect">
-                      <a:avLst/>
-                    </a:prstGeom>
-                  </pic:spPr>
-                </pic:pic>
-              </a:graphicData>
-            </a:graphic>
-          </wp:inline>
-        </w:drawing>
-      </w:r>
-    </w:p>
-    <w:p>
-      <w:pPr>
-        <w:pStyle w:val="Heading5"/>
-        <w:numPr>
-          <w:ilvl w:val="0"/>
-          <w:numId w:val="0"/>
-        </w:numPr>
-        <w:spacing w:before="60" w:after="40"/>
-        <w:ind w:left="0" w:firstLine="0"/>
-        <w:jc w:val="center"/>
-      </w:pPr>
-      <w:r>
-        <w:rPr>
-          <w:b/>
-          <w:bCs/>
-          <w:i w:val="0"/>
-          <w:iCs w:val="0"/>
-          <w:sz w:val="24"/>
-          <w:szCs w:val="24"/>
-        </w:rPr>
-        <w:t xml:space="preserve">Hình 5.15. Công cụ FIRE với số tiết kiệm hằng tháng nhập theo định dạng Việt Nam.</w:t>
-      </w:r>
-    </w:p>
-    <w:p>
-      <w:pPr>
-        <w:keepNext/>
-        <w:spacing w:before="120" w:after="40"/>
-        <w:jc w:val="center"/>
-      </w:pPr>
-      <w:r>
-        <w:drawing>
-          <wp:inline xmlns:wp="http://schemas.openxmlformats.org/drawingml/2006/wordprocessingDrawing" distT="0" distB="0" distL="0" distR="0">
-            <wp:extent cx="5580000" cy="3985714"/>
-            <wp:docPr id="1017" name="Hình 1017" descr="Hình 5.16. Trang X-ray: các quy tắc rủi ro và trạng thái."/>
-            <a:graphic xmlns:a="http://schemas.openxmlformats.org/drawingml/2006/main">
-              <a:graphicData uri="http://schemas.openxmlformats.org/drawingml/2006/picture">
-                <pic:pic xmlns:pic="http://schemas.openxmlformats.org/drawingml/2006/picture">
-                  <pic:nvPicPr>
-                    <pic:cNvPr id="1017" name="image17.png"/>
-                    <pic:cNvPicPr/>
-                  </pic:nvPicPr>
-                  <pic:blipFill>
-                    <a:blip xmlns:r="http://schemas.openxmlformats.org/officeDocument/2006/relationships" r:embed="rId117"/>
-                    <a:stretch>
-                      <a:fillRect/>
-                    </a:stretch>
-                  </pic:blipFill>
-                  <pic:spPr>
-                    <a:xfrm>
-                      <a:off x="0" y="0"/>
-                      <a:ext cx="5580000" cy="3985714"/>
-                    </a:xfrm>
-                    <a:prstGeom prst="rect">
-                      <a:avLst/>
-                    </a:prstGeom>
-                  </pic:spPr>
-                </pic:pic>
-              </a:graphicData>
-            </a:graphic>
-          </wp:inline>
-        </w:drawing>
-      </w:r>
-    </w:p>
-    <w:p>
-      <w:pPr>
-        <w:pStyle w:val="Heading5"/>
-        <w:numPr>
-          <w:ilvl w:val="0"/>
-          <w:numId w:val="0"/>
-        </w:numPr>
-        <w:spacing w:before="60" w:after="40"/>
-        <w:ind w:left="0" w:firstLine="0"/>
-        <w:jc w:val="center"/>
-      </w:pPr>
-      <w:r>
-        <w:rPr>
-          <w:b/>
-          <w:bCs/>
-          <w:i w:val="0"/>
-          <w:iCs w:val="0"/>
-          <w:sz w:val="24"/>
-          <w:szCs w:val="24"/>
-        </w:rPr>
-        <w:t xml:space="preserve">Hình 5.16. Trang X-ray: các quy tắc rủi ro và trạng thái.</w:t>
+        <w:t xml:space="preserve">Nguồn: Ảnh chụp màn hình BL Advisor do sinh viên thực hiện, bản dựng cuối của đợt thực tập, dữ liệu demo.</w:t>
       </w:r>
     </w:p>
     <w:p>
@@ -30216,7 +30593,7 @@
           <w:sz w:val="22"/>
           <w:szCs w:val="22"/>
         </w:rPr>
-        <w:t xml:space="preserve">Nguồn: Ảnh chụp màn hình BL Advisor do sinh viên thực hiện, bản dựng ngày 29/09/2026, dữ liệu demo.</w:t>
+        <w:t xml:space="preserve">Nguồn: Ảnh chụp màn hình BL Advisor do sinh viên thực hiện, bản dựng cuối của đợt thực tập, dữ liệu demo.</w:t>
       </w:r>
     </w:p>
     <w:p>
@@ -30239,16 +30616,16 @@
         <w:drawing>
           <wp:inline xmlns:wp="http://schemas.openxmlformats.org/drawingml/2006/wordprocessingDrawing" distT="0" distB="0" distL="0" distR="0">
             <wp:extent cx="3121875" cy="6660000"/>
-            <wp:docPr id="1018" name="Hình 1018" descr="Hình 5.18. Trang Tối ưu hóa trên màn hình 375 px."/>
+            <wp:docPr id="1015" name="Hình 1015" descr="Hình 5.18. Trang Tối ưu hóa trên màn hình 375 px."/>
             <a:graphic xmlns:a="http://schemas.openxmlformats.org/drawingml/2006/main">
               <a:graphicData uri="http://schemas.openxmlformats.org/drawingml/2006/picture">
                 <pic:pic xmlns:pic="http://schemas.openxmlformats.org/drawingml/2006/picture">
                   <pic:nvPicPr>
-                    <pic:cNvPr id="1018" name="image18.png"/>
+                    <pic:cNvPr id="1015" name="image15.png"/>
                     <pic:cNvPicPr/>
                   </pic:nvPicPr>
                   <pic:blipFill>
-                    <a:blip xmlns:r="http://schemas.openxmlformats.org/officeDocument/2006/relationships" r:embed="rId118"/>
+                    <a:blip xmlns:r="http://schemas.openxmlformats.org/officeDocument/2006/relationships" r:embed="rId115"/>
                     <a:stretch>
                       <a:fillRect/>
                     </a:stretch>
@@ -30294,6 +30671,22 @@
     </w:p>
     <w:p>
       <w:pPr>
+        <w:keepLines/>
+        <w:spacing w:before="0" w:after="160"/>
+        <w:jc w:val="center"/>
+      </w:pPr>
+      <w:r>
+        <w:rPr>
+          <w:i/>
+          <w:iCs/>
+          <w:sz w:val="22"/>
+          <w:szCs w:val="22"/>
+        </w:rPr>
+        <w:t xml:space="preserve">Nguồn: Ảnh chụp màn hình BL Advisor do sinh viên thực hiện, bản dựng cuối của đợt thực tập, dữ liệu demo.</w:t>
+      </w:r>
+    </w:p>
+    <w:p>
+      <w:pPr>
         <w:pStyle w:val="Heading2"/>
         <w:keepNext/>
       </w:pPr>
@@ -30318,7 +30711,7 @@
         <w:jc w:val="both"/>
       </w:pPr>
       <w:r>
-        <w:t xml:space="preserve">Kết quả trả lời ba câu hỏi ở Mục 5.1.2. Về câu hỏi 1, việc mở rộng nền tảng có sẵn khả thi: sinh viên không viết lại hệ thống mà thêm bốn nhóm thay đổi (bản địa hóa, directive nhập số, dữ liệu demo, mô-đun tối ưu), và giữ nguyên phần ghi nhận bản quyền theo AGPL-3.0. Chi phí của cách làm này là kế thừa các quyết định thiết kế của phần mềm gốc, ví dụ ràng buộc ký hiệu UUID ở Mục 5.3.3.</w:t>
+        <w:t xml:space="preserve">Kết quả trả lời ba câu hỏi ở Mục 5.1.2. Về câu hỏi 1, việc mở rộng nền tảng có sẵn khả thi: sinh viên không viết lại hệ thống mà thêm các nhóm thay đổi (bản địa hóa, directive nhập số, dữ liệu demo, mô-đun tối ưu), và giữ nguyên phần ghi nhận bản quyền theo AGPL-3.0. Chi phí của cách làm này là kế thừa các quyết định thiết kế của phần mềm gốc, ví dụ ràng buộc ký hiệu UUID ở Mục 5.3.3.</w:t>
       </w:r>
     </w:p>
     <w:p>
@@ -30329,7 +30722,7 @@
         <w:jc w:val="both"/>
       </w:pPr>
       <w:r>
-        <w:t xml:space="preserve">Về câu hỏi 2, cả sáu phương pháp chạy trong một máy chủ TypeScript với thời gian phản hồi từ 1,7 đến 3,5 giây ở quy mô đã đo. Không cần chạy thêm dịch vụ Python. Ngược lại, độ chính xác của bộ giải không sánh được với bộ giải chuyên dụng: CVaR dùng dưới gradient nên cho nghiệm gần tối ưu, không phải nghiệm chính xác như quy hoạch tuyến tính.</w:t>
+        <w:t xml:space="preserve">Về câu hỏi 2, sáu phương pháp cùng chạy trong một máy chủ TypeScript. Thời gian phản hồi đo cho ba phương pháp với sáu tài sản là từ 1,7 đến 3,5 giây. Không cần chạy thêm dịch vụ Python. Ngược lại, độ chính xác của bộ giải không sánh được với bộ giải chuyên dụng: CVaR dùng dưới gradient nên cho nghiệm gần tối ưu, không phải nghiệm chính xác như quy hoạch tuyến tính.</w:t>
       </w:r>
     </w:p>
     <w:p>
@@ -30377,7 +30770,7 @@
         <w:jc w:val="both"/>
       </w:pPr>
       <w:r>
-        <w:t xml:space="preserve">Lợi suất kỳ vọng ước lượng từ lịch sử nên nhiễu, nhất là khi có ít hơn hai năm dữ liệu. Hệ thống cảnh báo khi dưới 250 quan sát chung.</w:t>
+        <w:t xml:space="preserve">Lợi suất kỳ vọng ước lượng từ lịch sử nên nhiễu, nhất là khi có ít quan sát. Hệ thống cảnh báo khi dưới 250 quan sát chung, tương đương khoảng một năm giao dịch.</w:t>
       </w:r>
     </w:p>
     <w:p>
@@ -30391,7 +30784,7 @@
         <w:jc w:val="both"/>
       </w:pPr>
       <w:r>
-        <w:t xml:space="preserve">Backtest chưa tính phí giao dịch, thuế và độ trượt giá, nên kết quả thực tế thấp hơn.</w:t>
+        <w:t xml:space="preserve">Quy đổi hằng năm luôn dùng hệ số 252 ngày giao dịch. Khi danh mục có tiền mã hóa, chuỗi căn chỉnh gồm cả cuối tuần và có nhiều hơn 252 quan sát mỗi năm, nên lợi suất và độ biến động hằng năm bị ước lượng thấp. Cần suy hệ số này từ tần suất quan sát thực tế.</w:t>
       </w:r>
     </w:p>
     <w:p>
@@ -30405,7 +30798,7 @@
         <w:jc w:val="both"/>
       </w:pPr>
       <w:r>
-        <w:t xml:space="preserve">Các tài sản có lịch giao dịch khác nhau được điền giá gần nhất, làm giảm nhẹ độ biến động đo được của tài sản giao dịch ít ngày hơn.</w:t>
+        <w:t xml:space="preserve">Backtest chưa tính phí giao dịch, thuế và độ trượt giá, nên kết quả thực tế thấp hơn.</w:t>
       </w:r>
     </w:p>
     <w:p>
@@ -30419,7 +30812,7 @@
         <w:jc w:val="both"/>
       </w:pPr>
       <w:r>
-        <w:t xml:space="preserve">Khối Black-Litterman trên trang Phân bổ chưa nhận quan điểm. Chỉ trang Tối ưu hóa nhận quan điểm.</w:t>
+        <w:t xml:space="preserve">Chưa chặn phía giao diện đường dẫn quản trị đối với người dùng thường (mục D24) và chưa cấu hình địa chỉ gốc của ứng dụng (mục D20); cả hai còn mở ở Phụ lục C.</w:t>
       </w:r>
     </w:p>
     <w:p>
@@ -30433,7 +30826,7 @@
         <w:jc w:val="both"/>
       </w:pPr>
       <w:r>
-        <w:t xml:space="preserve">Dữ liệu demo là mô phỏng, nên kết quả chỉ minh họa cách dùng.</w:t>
+        <w:t xml:space="preserve">Các tài sản có lịch giao dịch khác nhau được điền giá gần nhất, làm giảm nhẹ độ biến động đo được của tài sản giao dịch ít ngày hơn.</w:t>
       </w:r>
     </w:p>
     <w:p>
@@ -30447,7 +30840,7 @@
         <w:jc w:val="both"/>
       </w:pPr>
       <w:r>
-        <w:t xml:space="preserve">Kiểm thử chất lượng độc lập mới chạy một vòng và kịch bản Cypress chưa chạy tự động.</w:t>
+        <w:t xml:space="preserve">Khối Black-Litterman trên trang Phân bổ chưa nhận quan điểm. Chỉ trang Tối ưu hóa nhận quan điểm.</w:t>
       </w:r>
     </w:p>
     <w:p>
@@ -30461,6 +30854,34 @@
         <w:jc w:val="both"/>
       </w:pPr>
       <w:r>
+        <w:t xml:space="preserve">Dữ liệu demo là mô phỏng, nên kết quả chỉ minh họa cách dùng.</w:t>
+      </w:r>
+    </w:p>
+    <w:p>
+      <w:pPr>
+        <w:pStyle w:val="ListParagraph"/>
+        <w:numPr>
+          <w:ilvl w:val="0"/>
+          <w:numId w:val="90"/>
+        </w:numPr>
+        <w:spacing w:after="60"/>
+        <w:jc w:val="both"/>
+      </w:pPr>
+      <w:r>
+        <w:t xml:space="preserve">Kiểm thử chất lượng độc lập mới chạy một vòng và kịch bản Cypress chưa chạy tự động.</w:t>
+      </w:r>
+    </w:p>
+    <w:p>
+      <w:pPr>
+        <w:pStyle w:val="ListParagraph"/>
+        <w:numPr>
+          <w:ilvl w:val="0"/>
+          <w:numId w:val="90"/>
+        </w:numPr>
+        <w:spacing w:after="60"/>
+        <w:jc w:val="both"/>
+      </w:pPr>
+      <w:r>
         <w:t xml:space="preserve">Tối đa 20 tài sản mỗi lần, và tài sản thêm phải có giá lịch sử trong hệ thống.</w:t>
       </w:r>
     </w:p>
@@ -30481,7 +30902,7 @@
         <w:jc w:val="both"/>
       </w:pPr>
       <w:r>
-        <w:t xml:space="preserve">Bốn hướng phát triển được ưu tiên. Một là thêm trần tỷ trọng cho cân bằng rủi ro để so sánh công bằng. Hai là thay ước lượng hiệp phương sai mẫu bằng ước lượng co rút của Ledoit và Wolf [16] và đánh giá độ nhạy theo tham số. Ba là đưa phí giao dịch và thuế vào backtest. Bốn là chạy kiểm thử đầu cuối bằng Cypress trong quy trình tích hợp liên tục và chạy vòng kiểm thử độc lập thứ hai. Phần lý thuyết cũng cho phép mở rộng sang Black-Litterman nghịch đảo và phân cụm tài sản, hướng mà sinh viên đang nghiên cứu ở một bài báo riêng (xem Danh mục công trình khoa học của sinh viên ở cuối phần nội dung).</w:t>
+        <w:t xml:space="preserve">Bốn hướng phát triển được ưu tiên. Một là thêm trần tỷ trọng cho cân bằng rủi ro để so sánh công bằng. Hai là thay ước lượng hiệp phương sai mẫu bằng ước lượng co rút của Ledoit và Wolf [22] và đánh giá độ nhạy theo tham số. Ba là đưa phí giao dịch và thuế vào backtest. Bốn là chạy kiểm thử đầu cuối bằng Cypress trong quy trình tích hợp liên tục và chạy vòng kiểm thử độc lập thứ hai. Phần lý thuyết cũng cho phép mở rộng sang Black-Litterman nghịch đảo và phân cụm tài sản, hướng mà sinh viên đang nghiên cứu ở một bài báo riêng (xem Danh mục công trình khoa học của sinh viên ở cuối phần nội dung).</w:t>
       </w:r>
     </w:p>
     <w:p>
@@ -30501,7 +30922,7 @@
         <w:jc w:val="both"/>
       </w:pPr>
       <w:r>
-        <w:t xml:space="preserve">Dự án BL Advisor đạt mục tiêu đặt ra: một hệ thống web tiếng Việt cho phép người dùng theo dõi danh mục bằng VND và chạy tối ưu hóa trên chính khoản nắm giữ của mình. Trong 13 tuần thực tập, sinh viên đã Việt hóa nền tảng Ghostfolio, cài đặt sáu phương pháp phân bổ cùng đường biên hiệu quả và kiểm tra ngược, và kiểm chứng bằng 501 kiểm thử tự động. Ba giả thuyết được ủng hộ trong phạm vi đã đo: H1, thời gian chạy từ 1,7 đến 3,5 giây dưới ngưỡng 5 giây; H2, mọi phương pháp có trần đều trả tỷ trọng không âm, cộng bằng 1 và không vượt trần; H3, quan điểm tăng giá với độ tin cậy cao làm tăng tỷ trọng.</w:t>
+        <w:t xml:space="preserve">Dự án BL Advisor đạt mục tiêu đặt ra: một hệ thống web tiếng Việt cho phép người dùng theo dõi danh mục bằng VND và chạy tối ưu hóa trên chính khoản nắm giữ của mình. Trong 13 tuần thực tập, sinh viên đã Việt hóa nền tảng Ghostfolio, cài đặt sáu phương pháp phân bổ cùng đường biên hiệu quả và kiểm tra ngược, và kiểm chứng bằng 501 kiểm thử tự động. Ba giả thuyết được ủng hộ trong phạm vi đã đo: H1, thời gian chạy của ba phương pháp được đo (sáu tài sản) từ 1,7 đến 3,5 giây, dưới ngưỡng 5 giây; H2, mọi phương pháp có trần đều trả tỷ trọng không âm, cộng bằng 1 và không vượt trần; H3, quan điểm tăng giá với độ tin cậy cao làm tăng tỷ trọng.</w:t>
       </w:r>
     </w:p>
     <w:p>
@@ -30629,7 +31050,7 @@
         <w:jc w:val="both"/>
       </w:pPr>
       <w:r>
-        <w:t xml:space="preserve">Ngoài dự án thực tập, sinh viên là tác giả liên hệ của 12 bản thảo nghiên cứu về tài chính, ngân hàng và quản trị doanh nghiệp. Bảng C.1 liệt kê các bản thảo theo mức độ tiến triển, lấy từ hồ sơ công bố trong tệp README của kho mã và hồ sơ ORCID (0009-0008-3307-6569). Hàng in đậm là bài đã công bố, đã được duyệt đăng hoặc đã sửa xong vòng 2, gồm cả bài có nội dung nối trực tiếp với dự án. Dấu * chỉ tác giả liên hệ, et al. thay cho danh sách đồng tác giả. Chỉ hai bài đầu là công bố chính thức, các bài còn lại có thể thay đổi sau phản biện.</w:t>
+        <w:t xml:space="preserve">Ngoài dự án thực tập, sinh viên là tác giả liên hệ của 12 bản thảo nghiên cứu về tài chính, ngân hàng và quản trị doanh nghiệp. Bảng C.1 liệt kê các bản thảo theo mức độ tiến triển, lấy từ hồ sơ công bố trong tệp README của kho mã và hồ sơ ORCID (0009-0008-3307-6569). Hàng in đậm là bài đã công bố, đã được duyệt đăng hoặc đã sửa xong vòng 2, gồm cả bài có nội dung nối trực tiếp với dự án. Sinh viên là tác giả liên hệ của cả 12 bài, danh sách đồng tác giả nằm trong từng bản thảo. Chỉ hai bài đầu là công bố chính thức, các bài còn lại có thể thay đổi sau phản biện.</w:t>
       </w:r>
     </w:p>
     <w:p>
@@ -30845,7 +31266,7 @@
                 <w:sz w:val="20"/>
                 <w:szCs w:val="20"/>
               </w:rPr>
-              <w:t xml:space="preserve">Journal of Policy and Development Research, tập 01, tr. 81-99, 2026, doi: 10.63640/3030-4091/jpd.apd.194</w:t>
+              <w:t xml:space="preserve">Journal of Policy and Development Research, tập 01, tr. 81-99, 2026, doi: 10.63640/​3030-4091/​jpd.apd.194</w:t>
             </w:r>
           </w:p>
         </w:tc>
@@ -30945,7 +31366,7 @@
                 <w:sz w:val="20"/>
                 <w:szCs w:val="20"/>
               </w:rPr>
-              <w:t xml:space="preserve">Tạp chí Kinh tế - Luật và Ngân hàng, 2026, doi: 10.59276/3030-4199/jelb.bav.895</w:t>
+              <w:t xml:space="preserve">Tạp chí Kinh tế - Luật và Ngân hàng, 2026, doi: 10.59276/​3030-4199/​jelb.bav.895</w:t>
             </w:r>
           </w:p>
         </w:tc>
@@ -31633,7 +32054,7 @@
                 <w:sz w:val="20"/>
                 <w:szCs w:val="20"/>
               </w:rPr>
-              <w:t xml:space="preserve">With Editor</w:t>
+              <w:t xml:space="preserve">Đang ở biên tập viên (With Editor)</w:t>
             </w:r>
           </w:p>
         </w:tc>
@@ -31723,7 +32144,7 @@
                 <w:sz w:val="20"/>
                 <w:szCs w:val="20"/>
               </w:rPr>
-              <w:t xml:space="preserve">With Editor</w:t>
+              <w:t xml:space="preserve">Đang ở biên tập viên (With Editor)</w:t>
             </w:r>
           </w:p>
         </w:tc>
@@ -31813,7 +32234,7 @@
                 <w:sz w:val="20"/>
                 <w:szCs w:val="20"/>
               </w:rPr>
-              <w:t xml:space="preserve">With Editor</w:t>
+              <w:t xml:space="preserve">Đang ở biên tập viên (With Editor)</w:t>
             </w:r>
           </w:p>
         </w:tc>
@@ -31903,7 +32324,7 @@
                 <w:sz w:val="20"/>
                 <w:szCs w:val="20"/>
               </w:rPr>
-              <w:t xml:space="preserve">With Editor</w:t>
+              <w:t xml:space="preserve">Đang ở biên tập viên (With Editor)</w:t>
             </w:r>
           </w:p>
         </w:tc>
@@ -31922,7 +32343,7 @@
         <w:jc w:val="both"/>
       </w:pPr>
       <w:r>
-        <w:t xml:space="preserve">Bài số 1 và bài số 4 gần với đề tài thực tập nhất: bài số 1 áp dụng Black-Litterman trên thị trường cổ phiếu Việt Nam [23], bài số 4 mở rộng sang khung Black-Litterman nghịch đảo kết hợp học máy phân cụm. BL Advisor đưa ý tưởng phân bổ ấy vào một công cụ cho người dùng cuối. Các bài còn lại thuộc mảng thị trường vốn, ngân hàng và kế toán, không liên quan đến mã nguồn của dự án.</w:t>
+        <w:t xml:space="preserve">Bài số 1 và bài số 4 gần với đề tài thực tập nhất: bài số 1 áp dụng Black-Litterman trên thị trường cổ phiếu Việt Nam [24], bài số 4 mở rộng sang khung Black-Litterman nghịch đảo kết hợp học máy phân cụm. BL Advisor đưa ý tưởng phân bổ ấy vào một công cụ cho người dùng cuối. Các bài còn lại thuộc mảng thị trường vốn, ngân hàng và kế toán, không liên quan đến mã nguồn của dự án.</w:t>
       </w:r>
     </w:p>
     <w:p>
@@ -31950,7 +32371,7 @@
         <w:tab/>
       </w:r>
       <w:r>
-        <w:t xml:space="preserve">Công ty TNHH ITM Semiconductor Vietnam, thông tin đăng ký doanh nghiệp, KCN VSIP Bắc Ninh, Bắc Ninh, Việt Nam. Truy cập: 29/09/2026.</w:t>
+        <w:t xml:space="preserve">Công ty TNHH ITM Semiconductor Vietnam, thông tin đăng ký doanh nghiệp, KCN VSIP Bắc Ninh, Bắc Ninh, Việt Nam. [Online]. Available: https://www.dnb.com/business-directory/company-profiles.itm_semiconductor_vietnam_company_limited.af4f8d1c2a2141731ea91a53901d3e4b.html. Accessed: Sep. 29, 2026.</w:t>
       </w:r>
     </w:p>
     <w:p>
@@ -31966,7 +32387,7 @@
         <w:tab/>
       </w:r>
       <w:r>
-        <w:t xml:space="preserve">Ban Quản lý các khu công nghiệp tỉnh Bắc Ninh, "Công ty TNHH ITM Semiconductor Việt Nam (KCN VSIP) tuyển dụng," Cổng thông tin điện tử tỉnh Bắc Ninh. Truy cập: 29/09/2026.</w:t>
+        <w:t xml:space="preserve">Ban Quản lý các khu công nghiệp tỉnh Bắc Ninh, "Công ty TNHH ITM Semiconductor Việt Nam (KCN VSIP) tuyển dụng," Cổng thông tin điện tử tỉnh Bắc Ninh. [Online]. Available: https://iza.bacninh.gov.vn/news/-/details/141248/cong-ty-tnhh-itm-semiconductor-viet-nam-kcn-vsip-tuyen-dung. Accessed: Sep. 29, 2026.</w:t>
       </w:r>
     </w:p>
     <w:p>
@@ -31998,7 +32419,7 @@
         <w:tab/>
       </w:r>
       <w:r>
-        <w:t xml:space="preserve">ITM Semiconductor Co., Ltd., hồ sơ doanh nghiệp, Dun &amp; Bradstreet và MarketScreener. Truy cập: 29/09/2026.</w:t>
+        <w:t xml:space="preserve">ITM Semiconductor Co., Ltd., hồ sơ doanh nghiệp, Dun &amp; Bradstreet và MarketScreener. [Online]. Available: https://in.marketscreener.com/quote/stock/ITM-SEMICONDUCTOR-CO-LTD-120976052/. Accessed: Sep. 29, 2026.</w:t>
       </w:r>
     </w:p>
     <w:p>
@@ -32014,7 +32435,7 @@
         <w:tab/>
       </w:r>
       <w:r>
-        <w:t xml:space="preserve">THE ELEC, "ITM to build 5th factory for battery protection IC in Vietnam," Korea Electronics Industry Media. Truy cập: 29/09/2026.</w:t>
+        <w:t xml:space="preserve">THE ELEC, "ITM to build 5th factory for battery protection IC in Vietnam," Korea Electronics Industry Media. [Online]. Available: https://thelec.net/news/articleView.html?idxno=1978. Accessed: Sep. 29, 2026.</w:t>
       </w:r>
     </w:p>
     <w:p>
@@ -32030,7 +32451,7 @@
         <w:tab/>
       </w:r>
       <w:r>
-        <w:t xml:space="preserve">ITM Semiconductor Co., Ltd., "World's Leading Company," trang web doanh nghiệp. Truy cập: 29/09/2026.</w:t>
+        <w:t xml:space="preserve">Nguyễn Bá Luận, "Báo cáo tổng hợp thực tập tại Công ty TNHH ITM Semiconductor Vietnam," Đại học Kinh tế Quốc dân, tài liệu chưa công bố, sinh viên cùng đơn vị cung cấp.</w:t>
       </w:r>
     </w:p>
     <w:p>
@@ -32046,7 +32467,7 @@
         <w:tab/>
       </w:r>
       <w:r>
-        <w:t xml:space="preserve">Nguyễn Bá Luận, "Báo cáo tổng hợp thực tập tại Công ty TNHH ITM Semiconductor Vietnam," Đại học Kinh tế Quốc dân, tài liệu chưa công bố, sinh viên cùng đơn vị cung cấp.</w:t>
+        <w:t xml:space="preserve">ITM Semiconductor Co., Ltd., "World's Leading Company," trang web doanh nghiệp. Truy cập: 29/09/2026 (địa chỉ trang không được lưu lại).</w:t>
       </w:r>
     </w:p>
     <w:p>
@@ -32062,7 +32483,17 @@
         <w:tab/>
       </w:r>
       <w:r>
-        <w:t xml:space="preserve">H. Markowitz, "Portfolio selection," The Journal of Finance, vol. 7, no. 1, pp. 77-91, Mar. 1952, doi: 10.1111/j.1540-6261.1952.tb01525.x.</w:t>
+        <w:t xml:space="preserve">H. Markowitz, "Portfolio selection," </w:t>
+      </w:r>
+      <w:r>
+        <w:rPr>
+          <w:i/>
+          <w:iCs/>
+        </w:rPr>
+        <w:t xml:space="preserve">The Journal of Finance</w:t>
+      </w:r>
+      <w:r>
+        <w:t xml:space="preserve">, vol. 7, no. 1, pp. 77-91, Mar. 1952, doi: 10.1111/j.1540-6261.1952.tb01525.x.</w:t>
       </w:r>
     </w:p>
     <w:p>
@@ -32078,7 +32509,17 @@
         <w:tab/>
       </w:r>
       <w:r>
-        <w:t xml:space="preserve">R. T. Rockafellar and S. Uryasev, "Optimization of conditional value-at-risk," The Journal of Risk, vol. 2, no. 3, pp. 21-41, 2000, doi: 10.21314/JOR.2000.038.</w:t>
+        <w:t xml:space="preserve">R. O. Michaud, "The Markowitz optimization enigma: Is 'optimized' optimal?" </w:t>
+      </w:r>
+      <w:r>
+        <w:rPr>
+          <w:i/>
+          <w:iCs/>
+        </w:rPr>
+        <w:t xml:space="preserve">Financial Analysts Journal</w:t>
+      </w:r>
+      <w:r>
+        <w:t xml:space="preserve">, vol. 45, no. 1, pp. 31-42, Jan. 1989, doi: 10.2469/faj.v45.n1.31.</w:t>
       </w:r>
     </w:p>
     <w:p>
@@ -32094,7 +32535,17 @@
         <w:tab/>
       </w:r>
       <w:r>
-        <w:t xml:space="preserve">F. Black and R. Litterman, "Global portfolio optimization," Financial Analysts Journal, vol. 48, no. 5, pp. 28-43, Sep. 1992, doi: 10.2469/faj.v48.n5.28.</w:t>
+        <w:t xml:space="preserve">R. T. Rockafellar and S. Uryasev, "Optimization of conditional value-at-risk," </w:t>
+      </w:r>
+      <w:r>
+        <w:rPr>
+          <w:i/>
+          <w:iCs/>
+        </w:rPr>
+        <w:t xml:space="preserve">The Journal of Risk</w:t>
+      </w:r>
+      <w:r>
+        <w:t xml:space="preserve">, vol. 2, no. 3, pp. 21-41, 2000, doi: 10.21314/JOR.2000.038.</w:t>
       </w:r>
     </w:p>
     <w:p>
@@ -32110,7 +32561,17 @@
         <w:tab/>
       </w:r>
       <w:r>
-        <w:t xml:space="preserve">Free Software Foundation, GNU Affero General Public License, version 3, Nov. 2007. [Online]. Available: https://www.gnu.org/licenses/agpl-3.0.html</w:t>
+        <w:t xml:space="preserve">R. T. Rockafellar and S. Uryasev, "Conditional value-at-risk for general loss distributions," </w:t>
+      </w:r>
+      <w:r>
+        <w:rPr>
+          <w:i/>
+          <w:iCs/>
+        </w:rPr>
+        <w:t xml:space="preserve">Journal of Banking &amp; Finance</w:t>
+      </w:r>
+      <w:r>
+        <w:t xml:space="preserve">, vol. 26, no. 7, pp. 1443-1471, 2002, doi: 10.1016/S0378-4266(02)00271-6.</w:t>
       </w:r>
     </w:p>
     <w:p>
@@ -32126,7 +32587,17 @@
         <w:tab/>
       </w:r>
       <w:r>
-        <w:t xml:space="preserve">W. F. Sharpe, "Mutual fund performance," The Journal of Business, vol. 39, no. 1, pp. 119-138, Jan. 1966, doi: 10.1086/294846.</w:t>
+        <w:t xml:space="preserve">F. Black and R. Litterman, "Global portfolio optimization," </w:t>
+      </w:r>
+      <w:r>
+        <w:rPr>
+          <w:i/>
+          <w:iCs/>
+        </w:rPr>
+        <w:t xml:space="preserve">Financial Analysts Journal</w:t>
+      </w:r>
+      <w:r>
+        <w:t xml:space="preserve">, vol. 48, no. 5, pp. 28-43, Sep. 1992, doi: 10.2469/faj.v48.n5.28.</w:t>
       </w:r>
     </w:p>
     <w:p>
@@ -32142,7 +32613,7 @@
         <w:tab/>
       </w:r>
       <w:r>
-        <w:t xml:space="preserve">R. O. Michaud, "The Markowitz optimization enigma: Is 'optimized' optimal?" Financial Analysts Journal, vol. 45, no. 1, pp. 31-42, Jan. 1989, doi: 10.2469/faj.v45.n1.31.</w:t>
+        <w:t xml:space="preserve">G. He and R. Litterman, "The intuition behind Black-Litterman model portfolios," Goldman Sachs Investment Management Research, working paper, 1999, doi: 10.2139/ssrn.334304.</w:t>
       </w:r>
     </w:p>
     <w:p>
@@ -32158,7 +32629,17 @@
         <w:tab/>
       </w:r>
       <w:r>
-        <w:t xml:space="preserve">V. DeMiguel, L. Garlappi, and R. Uppal, "Optimal versus naive diversification: How inefficient is the 1/N portfolio strategy?" The Review of Financial Studies, vol. 22, no. 5, pp. 1915-1953, May 2009, doi: 10.1093/rfs/hhm075.</w:t>
+        <w:t xml:space="preserve">K. Beck, </w:t>
+      </w:r>
+      <w:r>
+        <w:rPr>
+          <w:i/>
+          <w:iCs/>
+        </w:rPr>
+        <w:t xml:space="preserve">Test-Driven Development: By Example</w:t>
+      </w:r>
+      <w:r>
+        <w:t xml:space="preserve">. Boston, MA, USA: Addison-Wesley, 2003.</w:t>
       </w:r>
     </w:p>
     <w:p>
@@ -32174,7 +32655,17 @@
         <w:tab/>
       </w:r>
       <w:r>
-        <w:t xml:space="preserve">P. N. Kolm, R. Tütüncü, and F. J. Fabozzi, "60 years of portfolio optimization: Practical challenges and current trends," European Journal of Operational Research, vol. 234, no. 2, pp. 356-371, 2014, doi: 10.1016/j.ejor.2013.10.060.</w:t>
+        <w:t xml:space="preserve">W. F. Sharpe, "Mutual fund performance," </w:t>
+      </w:r>
+      <w:r>
+        <w:rPr>
+          <w:i/>
+          <w:iCs/>
+        </w:rPr>
+        <w:t xml:space="preserve">The Journal of Business</w:t>
+      </w:r>
+      <w:r>
+        <w:t xml:space="preserve">, vol. 39, no. 1, pp. 119-138, Jan. 1966, doi: 10.1086/294846.</w:t>
       </w:r>
     </w:p>
     <w:p>
@@ -32190,7 +32681,17 @@
         <w:tab/>
       </w:r>
       <w:r>
-        <w:t xml:space="preserve">O. Ledoit and M. Wolf, "A well-conditioned estimator for large-dimensional covariance matrices," Journal of Multivariate Analysis, vol. 88, no. 2, pp. 365-411, 2004, doi: 10.1016/S0047-259X(03)00096-4.</w:t>
+        <w:t xml:space="preserve">S. Maillard, T. Roncalli, and J. Teïletche, "The properties of equally weighted risk contribution portfolios," </w:t>
+      </w:r>
+      <w:r>
+        <w:rPr>
+          <w:i/>
+          <w:iCs/>
+        </w:rPr>
+        <w:t xml:space="preserve">The Journal of Portfolio Management</w:t>
+      </w:r>
+      <w:r>
+        <w:t xml:space="preserve">, vol. 36, no. 4, pp. 60-70, 2010, doi: 10.3905/jpm.2010.36.4.060.</w:t>
       </w:r>
     </w:p>
     <w:p>
@@ -32206,7 +32707,17 @@
         <w:tab/>
       </w:r>
       <w:r>
-        <w:t xml:space="preserve">R. T. Rockafellar and S. Uryasev, "Conditional value-at-risk for general loss distributions," Journal of Banking &amp; Finance, vol. 26, no. 7, pp. 1443-1471, 2002, doi: 10.1016/S0378-4266(02)00271-6.</w:t>
+        <w:t xml:space="preserve">T. M. Idzorek, "A step-by-step guide to the Black-Litterman model: Incorporating user-specified confidence levels," in </w:t>
+      </w:r>
+      <w:r>
+        <w:rPr>
+          <w:i/>
+          <w:iCs/>
+        </w:rPr>
+        <w:t xml:space="preserve">Forecasting Expected Returns in the Financial Markets</w:t>
+      </w:r>
+      <w:r>
+        <w:t xml:space="preserve">, S. Satchell, Ed. Oxford, U.K.: Elsevier, 2007, pp. 17-38.</w:t>
       </w:r>
     </w:p>
     <w:p>
@@ -32222,7 +32733,17 @@
         <w:tab/>
       </w:r>
       <w:r>
-        <w:t xml:space="preserve">S. Maillard, T. Roncalli, and J. Teiletche, "The properties of equally weighted risk contribution portfolios," The Journal of Portfolio Management, vol. 36, no. 4, pp. 60-70, 2010, doi: 10.3905/jpm.2010.36.4.060.</w:t>
+        <w:t xml:space="preserve">D. H. Bailey, J. M. Borwein, M. López de Prado, and Q. J. Zhu, "The probability of backtest overfitting," </w:t>
+      </w:r>
+      <w:r>
+        <w:rPr>
+          <w:i/>
+          <w:iCs/>
+        </w:rPr>
+        <w:t xml:space="preserve">The Journal of Computational Finance</w:t>
+      </w:r>
+      <w:r>
+        <w:t xml:space="preserve">, vol. 20, no. 4, pp. 39-69, 2017, doi: 10.21314/JCF.2016.322.</w:t>
       </w:r>
     </w:p>
     <w:p>
@@ -32238,7 +32759,7 @@
         <w:tab/>
       </w:r>
       <w:r>
-        <w:t xml:space="preserve">G. He and R. Litterman, "The intuition behind Black-Litterman model portfolios," Goldman Sachs Investment Management Research, working paper, 1999, doi: 10.2139/ssrn.334304.</w:t>
+        <w:t xml:space="preserve">Free Software Foundation, GNU Affero General Public License, version 3, Nov. 2007. [Online]. Available: https://www.gnu.org/licenses/agpl-3.0.html</w:t>
       </w:r>
     </w:p>
     <w:p>
@@ -32254,7 +32775,17 @@
         <w:tab/>
       </w:r>
       <w:r>
-        <w:t xml:space="preserve">T. M. Idzorek, "A step-by-step guide to the Black-Litterman model: Incorporating user-specified confidence levels," in Forecasting Expected Returns in the Financial Markets, S. Satchell, Ed. Oxford, U.K.: Elsevier, 2007, pp. 17-38.</w:t>
+        <w:t xml:space="preserve">V. DeMiguel, L. Garlappi, and R. Uppal, "Optimal versus naive diversification: How inefficient is the 1/N portfolio strategy?" </w:t>
+      </w:r>
+      <w:r>
+        <w:rPr>
+          <w:i/>
+          <w:iCs/>
+        </w:rPr>
+        <w:t xml:space="preserve">The Review of Financial Studies</w:t>
+      </w:r>
+      <w:r>
+        <w:t xml:space="preserve">, vol. 22, no. 5, pp. 1915-1953, May 2009, doi: 10.1093/rfs/hhm075.</w:t>
       </w:r>
     </w:p>
     <w:p>
@@ -32270,7 +32801,17 @@
         <w:tab/>
       </w:r>
       <w:r>
-        <w:t xml:space="preserve">D. H. Bailey, J. M. Borwein, M. López de Prado, and Q. J. Zhu, "The probability of backtest overfitting," The Journal of Computational Finance, vol. 20, no. 4, pp. 39-69, 2017, doi: 10.21314/JCF.2016.322.</w:t>
+        <w:t xml:space="preserve">P. N. Kolm, R. Tütüncü, and F. J. Fabozzi, "60 years of portfolio optimization: Practical challenges and current trends," </w:t>
+      </w:r>
+      <w:r>
+        <w:rPr>
+          <w:i/>
+          <w:iCs/>
+        </w:rPr>
+        <w:t xml:space="preserve">European Journal of Operational Research</w:t>
+      </w:r>
+      <w:r>
+        <w:t xml:space="preserve">, vol. 234, no. 2, pp. 356-371, 2014, doi: 10.1016/j.ejor.2013.10.060.</w:t>
       </w:r>
     </w:p>
     <w:p>
@@ -32286,7 +32827,17 @@
         <w:tab/>
       </w:r>
       <w:r>
-        <w:t xml:space="preserve">T. Kaul et al., Ghostfolio: Open source wealth management software, GitHub repository. [Online]. Available: https://github.com/ghostfolio/ghostfolio</w:t>
+        <w:t xml:space="preserve">O. Ledoit and M. Wolf, "A well-conditioned estimator for large-dimensional covariance matrices," </w:t>
+      </w:r>
+      <w:r>
+        <w:rPr>
+          <w:i/>
+          <w:iCs/>
+        </w:rPr>
+        <w:t xml:space="preserve">Journal of Multivariate Analysis</w:t>
+      </w:r>
+      <w:r>
+        <w:t xml:space="preserve">, vol. 88, no. 2, pp. 365-411, 2004, doi: 10.1016/S0047-259X(03)00096-4.</w:t>
       </w:r>
     </w:p>
     <w:p>
@@ -32302,7 +32853,17 @@
         <w:tab/>
       </w:r>
       <w:r>
-        <w:t xml:space="preserve">T. V. Nguyen et al., "Black-Litterman portfolio optimization using regime switching CAPM and ABC-MCMC: Empirical evidence from the Vietnamese stock market period 2019-2025," Journal of Policy and Development Research, vol. 01, pp. 81-99, 2026, doi: 10.63640/3030-4091/jpd.apd.194.</w:t>
+        <w:t xml:space="preserve">T. Kaul et al., </w:t>
+      </w:r>
+      <w:r>
+        <w:rPr>
+          <w:i/>
+          <w:iCs/>
+        </w:rPr>
+        <w:t xml:space="preserve">Ghostfolio: Open source wealth management software</w:t>
+      </w:r>
+      <w:r>
+        <w:t xml:space="preserve">, GitHub repository. [Online]. Available: https://github.com/ghostfolio/ghostfolio</w:t>
       </w:r>
     </w:p>
     <w:p>
@@ -32318,7 +32879,17 @@
         <w:tab/>
       </w:r>
       <w:r>
-        <w:t xml:space="preserve">ISO/IEC, Systems and software engineering: Systems and software Quality Requirements and Evaluation (SQuaRE): System and software quality models, ISO/IEC 25010:2011, 2011.</w:t>
+        <w:t xml:space="preserve">T. V. Nguyen et al., "Black-Litterman portfolio optimization using regime switching CAPM and ABC-MCMC: Empirical evidence from the Vietnamese stock market period 2019-2025," </w:t>
+      </w:r>
+      <w:r>
+        <w:rPr>
+          <w:i/>
+          <w:iCs/>
+        </w:rPr>
+        <w:t xml:space="preserve">Journal of Policy and Development Research</w:t>
+      </w:r>
+      <w:r>
+        <w:t xml:space="preserve">, vol. 01, pp. 81-99, 2026, doi: 10.63640/3030-4091/jpd.apd.194.</w:t>
       </w:r>
     </w:p>
     <w:p>
@@ -32334,7 +32905,7 @@
         <w:tab/>
       </w:r>
       <w:r>
-        <w:t xml:space="preserve">Chính phủ nước Cộng hòa xã hội chủ nghĩa Việt Nam, Nghị định số 13/2023/NĐ-CP về bảo vệ dữ liệu cá nhân, ngày 17 tháng 4 năm 2023.</w:t>
+        <w:t xml:space="preserve">ISO/IEC, Systems and software engineering: Systems and software Quality Requirements and Evaluation (SQuaRE): System and software quality models, ISO/IEC 25010:2011, 2011.</w:t>
       </w:r>
     </w:p>
     <w:p>
@@ -32350,7 +32921,7 @@
         <w:tab/>
       </w:r>
       <w:r>
-        <w:t xml:space="preserve">K. Beck, Test-Driven Development: By Example. Boston, MA, USA: Addison-Wesley, 2003.</w:t>
+        <w:t xml:space="preserve">Chính phủ nước Cộng hòa xã hội chủ nghĩa Việt Nam, Nghị định số 13/2023/NĐ-CP về bảo vệ dữ liệu cá nhân, ngày 17 tháng 4 năm 2023.</w:t>
       </w:r>
     </w:p>
     <w:p>
@@ -33466,7 +34037,7 @@
         <w:t xml:space="preserve">/api/v1/info</w:t>
       </w:r>
       <w:r>
-        <w:t xml:space="preserve">. Trong số đó có việc cấu hình địa chỉ gốc của ứng dụng (D20) và bảo vệ đường dẫn quản trị đối với người dùng không phải quản trị viên (D24). Mô tả chi tiết của từng mục nằm trong sổ lỗi của vòng 1. Vòng kiểm thử thứ hai sẽ xác nhận mục nào còn lại.</w:t>
+        <w:t xml:space="preserve">. Trong số đó có việc cấu hình địa chỉ gốc của ứng dụng (D20) và bảo vệ đường dẫn quản trị đối với người dùng không phải quản trị viên (D24). Sổ lỗi chi tiết là sản phẩm của tác tử kiểm thử và chưa đưa vào kho mã. Vòng kiểm thử thứ hai sẽ xác nhận mục nào còn lại.</w:t>
       </w:r>
     </w:p>
     <w:p>
@@ -33509,7 +34080,7 @@
         <w:t xml:space="preserve">INDEX.md</w:t>
       </w:r>
       <w:r>
-        <w:t xml:space="preserve"> ghi đường dẫn trang, tài khoản và chú thích của từng ảnh. Ảnh chụp bằng Chromium ở chiều rộng 1400 px (ảnh điện thoại 375 px) trên bản dựng ngày 29/09/2026 với dữ liệu demo.</w:t>
+        <w:t xml:space="preserve"> ghi đường dẫn trang, tài khoản và chú thích của từng ảnh. Ảnh chụp bằng Chromium ở chiều rộng 1400 px (ảnh điện thoại 375 px) trên bản dựng cuối của đợt thực tập với dữ liệu demo.</w:t>
       </w:r>
     </w:p>
     <w:p>
@@ -33828,7 +34399,7 @@
     </w:tbl>
     <w:p>
       <w:pPr>
-        <w:spacing w:after="60"/>
+        <w:spacing w:before="0" w:after="0" w:line="20" w:lineRule="exact"/>
       </w:pPr>
     </w:p>
     <w:sectPr>
